--- a/documentation/quickstart/quickstart_en.docx
+++ b/documentation/quickstart/quickstart_en.docx
@@ -45,7 +45,7 @@
             <v:path o:extrusionok="f" gradientshapeok="t" o:connecttype="rect"/>
             <o:lock v:ext="edit" aspectratio="t"/>
           </v:shapetype>
-          <v:shape id="_x0000_s2074" type="#_x0000_t75" style="position:absolute;left:0;text-align:left;margin-left:178.7pt;margin-top:22.35pt;width:352.45pt;height:342.5pt;z-index:-251611648;mso-position-horizontal-relative:text;mso-position-vertical-relative:text">
+          <v:shape id="_x0000_s2074" type="#_x0000_t75" style="position:absolute;left:0;text-align:left;margin-left:178.7pt;margin-top:22.35pt;width:352.45pt;height:342.5pt;z-index:-251611136;mso-position-horizontal-relative:text;mso-position-vertical-relative:text">
             <v:imagedata r:id="rId7" o:title="Picture"/>
           </v:shape>
         </w:pict>
@@ -64,7 +64,7 @@
         <mc:AlternateContent>
           <mc:Choice Requires="wps">
             <w:drawing>
-              <wp:anchor distT="0" distB="0" distL="114300" distR="114300" simplePos="0" relativeHeight="251635200" behindDoc="0" locked="0" layoutInCell="1" allowOverlap="1" wp14:anchorId="2F4430F6" wp14:editId="6EEA6F7B">
+              <wp:anchor distT="0" distB="0" distL="114300" distR="114300" simplePos="0" relativeHeight="251645952" behindDoc="0" locked="0" layoutInCell="1" allowOverlap="1" wp14:anchorId="2F4430F6" wp14:editId="11A570F6">
                 <wp:simplePos x="0" y="0"/>
                 <wp:positionH relativeFrom="column">
                   <wp:posOffset>6210300</wp:posOffset>
@@ -155,7 +155,7 @@
                 <v:stroke joinstyle="miter"/>
                 <v:path gradientshapeok="t" o:connecttype="rect"/>
               </v:shapetype>
-              <v:shape id="Zone de texte 8" o:spid="_x0000_s1026" type="#_x0000_t202" style="position:absolute;left:0;text-align:left;margin-left:489pt;margin-top:81.2pt;width:113.25pt;height:21pt;z-index:251635200;visibility:visible;mso-wrap-style:square;mso-width-percent:0;mso-height-percent:0;mso-wrap-distance-left:9pt;mso-wrap-distance-top:0;mso-wrap-distance-right:9pt;mso-wrap-distance-bottom:0;mso-position-horizontal:absolute;mso-position-horizontal-relative:text;mso-position-vertical:absolute;mso-position-vertical-relative:text;mso-width-percent:0;mso-height-percent:0;mso-width-relative:margin;mso-height-relative:margin;v-text-anchor:top" o:gfxdata="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" filled="f" stroked="f" strokeweight=".5pt">
+              <v:shape id="Zone de texte 8" o:spid="_x0000_s1026" type="#_x0000_t202" style="position:absolute;left:0;text-align:left;margin-left:489pt;margin-top:81.2pt;width:113.25pt;height:21pt;z-index:251645952;visibility:visible;mso-wrap-style:square;mso-width-percent:0;mso-height-percent:0;mso-wrap-distance-left:9pt;mso-wrap-distance-top:0;mso-wrap-distance-right:9pt;mso-wrap-distance-bottom:0;mso-position-horizontal:absolute;mso-position-horizontal-relative:text;mso-position-vertical:absolute;mso-position-vertical-relative:text;mso-width-percent:0;mso-height-percent:0;mso-width-relative:margin;mso-height-relative:margin;v-text-anchor:top" o:gfxdata="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" filled="f" stroked="f" strokeweight=".5pt">
                 <v:textbox>
                   <w:txbxContent>
                     <w:p>
@@ -192,7 +192,7 @@
         <mc:AlternateContent>
           <mc:Choice Requires="wps">
             <w:drawing>
-              <wp:anchor distT="0" distB="0" distL="114300" distR="114300" simplePos="0" relativeHeight="251634176" behindDoc="0" locked="0" layoutInCell="1" allowOverlap="1" wp14:anchorId="20E91232" wp14:editId="370FA99B">
+              <wp:anchor distT="0" distB="0" distL="114300" distR="114300" simplePos="0" relativeHeight="251644928" behindDoc="0" locked="0" layoutInCell="1" allowOverlap="1" wp14:anchorId="20E91232" wp14:editId="65F20B39">
                 <wp:simplePos x="0" y="0"/>
                 <wp:positionH relativeFrom="column">
                   <wp:posOffset>5181600</wp:posOffset>
@@ -279,7 +279,7 @@
           </mc:Choice>
           <mc:Fallback>
             <w:pict>
-              <v:shape w14:anchorId="20E91232" id="Zone de texte 7" o:spid="_x0000_s1027" type="#_x0000_t202" style="position:absolute;left:0;text-align:left;margin-left:408pt;margin-top:160.7pt;width:113.25pt;height:21pt;z-index:251634176;visibility:visible;mso-wrap-style:square;mso-width-percent:0;mso-height-percent:0;mso-wrap-distance-left:9pt;mso-wrap-distance-top:0;mso-wrap-distance-right:9pt;mso-wrap-distance-bottom:0;mso-position-horizontal:absolute;mso-position-horizontal-relative:text;mso-position-vertical:absolute;mso-position-vertical-relative:text;mso-width-percent:0;mso-height-percent:0;mso-width-relative:margin;mso-height-relative:margin;v-text-anchor:top" o:gfxdata="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" filled="f" stroked="f" strokeweight=".5pt">
+              <v:shape w14:anchorId="20E91232" id="Zone de texte 7" o:spid="_x0000_s1027" type="#_x0000_t202" style="position:absolute;left:0;text-align:left;margin-left:408pt;margin-top:160.7pt;width:113.25pt;height:21pt;z-index:251644928;visibility:visible;mso-wrap-style:square;mso-width-percent:0;mso-height-percent:0;mso-wrap-distance-left:9pt;mso-wrap-distance-top:0;mso-wrap-distance-right:9pt;mso-wrap-distance-bottom:0;mso-position-horizontal:absolute;mso-position-horizontal-relative:text;mso-position-vertical:absolute;mso-position-vertical-relative:text;mso-width-percent:0;mso-height-percent:0;mso-width-relative:margin;mso-height-relative:margin;v-text-anchor:top" o:gfxdata="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" filled="f" stroked="f" strokeweight=".5pt">
                 <v:textbox>
                   <w:txbxContent>
                     <w:p>
@@ -316,7 +316,7 @@
         <mc:AlternateContent>
           <mc:Choice Requires="wps">
             <w:drawing>
-              <wp:anchor distT="0" distB="0" distL="114300" distR="114300" simplePos="0" relativeHeight="251633152" behindDoc="0" locked="0" layoutInCell="1" allowOverlap="1" wp14:anchorId="4B1B10F2" wp14:editId="240A37E9">
+              <wp:anchor distT="0" distB="0" distL="114300" distR="114300" simplePos="0" relativeHeight="251643904" behindDoc="0" locked="0" layoutInCell="1" allowOverlap="1" wp14:anchorId="4B1B10F2" wp14:editId="0ADE9C8E">
                 <wp:simplePos x="0" y="0"/>
                 <wp:positionH relativeFrom="column">
                   <wp:posOffset>6610350</wp:posOffset>
@@ -398,7 +398,7 @@
           </mc:Choice>
           <mc:Fallback>
             <w:pict>
-              <v:shape w14:anchorId="4B1B10F2" id="Zone de texte 6" o:spid="_x0000_s1028" type="#_x0000_t202" style="position:absolute;left:0;text-align:left;margin-left:520.5pt;margin-top:61.1pt;width:113.25pt;height:21pt;z-index:251633152;visibility:visible;mso-wrap-style:square;mso-width-percent:0;mso-height-percent:0;mso-wrap-distance-left:9pt;mso-wrap-distance-top:0;mso-wrap-distance-right:9pt;mso-wrap-distance-bottom:0;mso-position-horizontal:absolute;mso-position-horizontal-relative:text;mso-position-vertical:absolute;mso-position-vertical-relative:text;mso-width-percent:0;mso-height-percent:0;mso-width-relative:margin;mso-height-relative:margin;v-text-anchor:top" o:gfxdata="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" filled="f" stroked="f" strokeweight=".5pt">
+              <v:shape w14:anchorId="4B1B10F2" id="Zone de texte 6" o:spid="_x0000_s1028" type="#_x0000_t202" style="position:absolute;left:0;text-align:left;margin-left:520.5pt;margin-top:61.1pt;width:113.25pt;height:21pt;z-index:251643904;visibility:visible;mso-wrap-style:square;mso-width-percent:0;mso-height-percent:0;mso-wrap-distance-left:9pt;mso-wrap-distance-top:0;mso-wrap-distance-right:9pt;mso-wrap-distance-bottom:0;mso-position-horizontal:absolute;mso-position-horizontal-relative:text;mso-position-vertical:absolute;mso-position-vertical-relative:text;mso-width-percent:0;mso-height-percent:0;mso-width-relative:margin;mso-height-relative:margin;v-text-anchor:top" o:gfxdata="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" filled="f" stroked="f" strokeweight=".5pt">
                 <v:textbox>
                   <w:txbxContent>
                     <w:p>
@@ -430,7 +430,7 @@
         <mc:AlternateContent>
           <mc:Choice Requires="wps">
             <w:drawing>
-              <wp:anchor distT="0" distB="0" distL="114300" distR="114300" simplePos="0" relativeHeight="251631104" behindDoc="0" locked="0" layoutInCell="1" allowOverlap="1" wp14:anchorId="276D8D29" wp14:editId="41AD6EFA">
+              <wp:anchor distT="0" distB="0" distL="114300" distR="114300" simplePos="0" relativeHeight="251642880" behindDoc="0" locked="0" layoutInCell="1" allowOverlap="1" wp14:anchorId="276D8D29" wp14:editId="0B2AFAA7">
                 <wp:simplePos x="0" y="0"/>
                 <wp:positionH relativeFrom="column">
                   <wp:posOffset>5276850</wp:posOffset>
@@ -520,7 +520,7 @@
           </mc:Choice>
           <mc:Fallback>
             <w:pict>
-              <v:shape w14:anchorId="276D8D29" id="Zone de texte 5" o:spid="_x0000_s1029" type="#_x0000_t202" style="position:absolute;left:0;text-align:left;margin-left:415.5pt;margin-top:141.35pt;width:113.25pt;height:21pt;z-index:251631104;visibility:visible;mso-wrap-style:square;mso-width-percent:0;mso-height-percent:0;mso-wrap-distance-left:9pt;mso-wrap-distance-top:0;mso-wrap-distance-right:9pt;mso-wrap-distance-bottom:0;mso-position-horizontal:absolute;mso-position-horizontal-relative:text;mso-position-vertical:absolute;mso-position-vertical-relative:text;mso-width-percent:0;mso-height-percent:0;mso-width-relative:margin;mso-height-relative:margin;v-text-anchor:top" o:gfxdata="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" filled="f" stroked="f" strokeweight=".5pt">
+              <v:shape w14:anchorId="276D8D29" id="Zone de texte 5" o:spid="_x0000_s1029" type="#_x0000_t202" style="position:absolute;left:0;text-align:left;margin-left:415.5pt;margin-top:141.35pt;width:113.25pt;height:21pt;z-index:251642880;visibility:visible;mso-wrap-style:square;mso-width-percent:0;mso-height-percent:0;mso-wrap-distance-left:9pt;mso-wrap-distance-top:0;mso-wrap-distance-right:9pt;mso-wrap-distance-bottom:0;mso-position-horizontal:absolute;mso-position-horizontal-relative:text;mso-position-vertical:absolute;mso-position-vertical-relative:text;mso-width-percent:0;mso-height-percent:0;mso-width-relative:margin;mso-height-relative:margin;v-text-anchor:top" o:gfxdata="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" filled="f" stroked="f" strokeweight=".5pt">
                 <v:textbox>
                   <w:txbxContent>
                     <w:p>
@@ -560,7 +560,7 @@
         <mc:AlternateContent>
           <mc:Choice Requires="wps">
             <w:drawing>
-              <wp:anchor distT="0" distB="0" distL="114300" distR="114300" simplePos="0" relativeHeight="251629056" behindDoc="0" locked="0" layoutInCell="1" allowOverlap="1" wp14:anchorId="496A754A" wp14:editId="5C8787DE">
+              <wp:anchor distT="0" distB="0" distL="114300" distR="114300" simplePos="0" relativeHeight="251639808" behindDoc="0" locked="0" layoutInCell="1" allowOverlap="1" wp14:anchorId="496A754A" wp14:editId="6264F9D5">
                 <wp:simplePos x="0" y="0"/>
                 <wp:positionH relativeFrom="column">
                   <wp:posOffset>5772150</wp:posOffset>
@@ -621,11 +621,11 @@
           </mc:Choice>
           <mc:Fallback>
             <w:pict>
-              <v:shapetype w14:anchorId="61F87A93" id="_x0000_t32" coordsize="21600,21600" o:spt="32" o:oned="t" path="m,l21600,21600e" filled="f">
+              <v:shapetype w14:anchorId="6B97CD97" id="_x0000_t32" coordsize="21600,21600" o:spt="32" o:oned="t" path="m,l21600,21600e" filled="f">
                 <v:path arrowok="t" fillok="f" o:connecttype="none"/>
                 <o:lock v:ext="edit" shapetype="t"/>
               </v:shapetype>
-              <v:shape id="Connecteur droit avec flèche 3" o:spid="_x0000_s1026" type="#_x0000_t32" style="position:absolute;margin-left:454.5pt;margin-top:52.1pt;width:67.5pt;height:16.5pt;flip:x y;z-index:251629056;visibility:visible;mso-wrap-style:square;mso-width-percent:0;mso-height-percent:0;mso-wrap-distance-left:9pt;mso-wrap-distance-top:0;mso-wrap-distance-right:9pt;mso-wrap-distance-bottom:0;mso-position-horizontal:absolute;mso-position-horizontal-relative:text;mso-position-vertical:absolute;mso-position-vertical-relative:text;mso-width-percent:0;mso-height-percent:0;mso-width-relative:margin;mso-height-relative:margin" o:gfxdata="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" strokecolor="#324b9b" strokeweight="2pt">
+              <v:shape id="Connecteur droit avec flèche 3" o:spid="_x0000_s1026" type="#_x0000_t32" style="position:absolute;margin-left:454.5pt;margin-top:52.1pt;width:67.5pt;height:16.5pt;flip:x y;z-index:251639808;visibility:visible;mso-wrap-style:square;mso-width-percent:0;mso-height-percent:0;mso-wrap-distance-left:9pt;mso-wrap-distance-top:0;mso-wrap-distance-right:9pt;mso-wrap-distance-bottom:0;mso-position-horizontal:absolute;mso-position-horizontal-relative:text;mso-position-vertical:absolute;mso-position-vertical-relative:text;mso-width-percent:0;mso-height-percent:0;mso-width-relative:margin;mso-height-relative:margin" o:gfxdata="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" strokecolor="#324b9b" strokeweight="2pt">
                 <v:stroke endarrow="open" joinstyle="miter"/>
               </v:shape>
             </w:pict>
@@ -641,7 +641,7 @@
         <mc:AlternateContent>
           <mc:Choice Requires="wps">
             <w:drawing>
-              <wp:anchor distT="0" distB="0" distL="114300" distR="114300" simplePos="0" relativeHeight="251630080" behindDoc="0" locked="0" layoutInCell="1" allowOverlap="1" wp14:anchorId="0B6595DF" wp14:editId="56742B49">
+              <wp:anchor distT="0" distB="0" distL="114300" distR="114300" simplePos="0" relativeHeight="251641856" behindDoc="0" locked="0" layoutInCell="1" allowOverlap="1" wp14:anchorId="0B6595DF" wp14:editId="4BC2CC78">
                 <wp:simplePos x="0" y="0"/>
                 <wp:positionH relativeFrom="column">
                   <wp:posOffset>4486275</wp:posOffset>
@@ -702,7 +702,7 @@
           </mc:Choice>
           <mc:Fallback>
             <w:pict>
-              <v:shape w14:anchorId="1CFC3084" id="Connecteur droit avec flèche 4" o:spid="_x0000_s1026" type="#_x0000_t32" style="position:absolute;margin-left:353.25pt;margin-top:83.6pt;width:66pt;height:60pt;flip:x y;z-index:251630080;visibility:visible;mso-wrap-style:square;mso-width-percent:0;mso-height-percent:0;mso-wrap-distance-left:9pt;mso-wrap-distance-top:0;mso-wrap-distance-right:9pt;mso-wrap-distance-bottom:0;mso-position-horizontal:absolute;mso-position-horizontal-relative:text;mso-position-vertical:absolute;mso-position-vertical-relative:text;mso-width-percent:0;mso-height-percent:0;mso-width-relative:margin;mso-height-relative:margin" o:gfxdata="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" strokecolor="#324b9b" strokeweight="2pt">
+              <v:shape w14:anchorId="6AAA9083" id="Connecteur droit avec flèche 4" o:spid="_x0000_s1026" type="#_x0000_t32" style="position:absolute;margin-left:353.25pt;margin-top:83.6pt;width:66pt;height:60pt;flip:x y;z-index:251641856;visibility:visible;mso-wrap-style:square;mso-width-percent:0;mso-height-percent:0;mso-wrap-distance-left:9pt;mso-wrap-distance-top:0;mso-wrap-distance-right:9pt;mso-wrap-distance-bottom:0;mso-position-horizontal:absolute;mso-position-horizontal-relative:text;mso-position-vertical:absolute;mso-position-vertical-relative:text;mso-width-percent:0;mso-height-percent:0;mso-width-relative:margin;mso-height-relative:margin" o:gfxdata="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" strokecolor="#324b9b" strokeweight="2pt">
                 <v:stroke endarrow="open" joinstyle="miter"/>
               </v:shape>
             </w:pict>
@@ -755,6 +755,64 @@
         <w:jc w:val="center"/>
       </w:pPr>
       <w:r>
+        <w:drawing>
+          <wp:anchor distT="0" distB="0" distL="114300" distR="114300" simplePos="0" relativeHeight="251678720" behindDoc="1" locked="0" layoutInCell="1" allowOverlap="1" wp14:anchorId="541EA40D" wp14:editId="19F22B5A">
+            <wp:simplePos x="0" y="0"/>
+            <wp:positionH relativeFrom="column">
+              <wp:posOffset>1062038</wp:posOffset>
+            </wp:positionH>
+            <wp:positionV relativeFrom="paragraph">
+              <wp:posOffset>188595</wp:posOffset>
+            </wp:positionV>
+            <wp:extent cx="7962900" cy="4536857"/>
+            <wp:effectExtent l="0" t="0" r="0" b="0"/>
+            <wp:wrapNone/>
+            <wp:docPr id="69364743" name="Image 1"/>
+            <wp:cNvGraphicFramePr>
+              <a:graphicFrameLocks xmlns:a="http://schemas.openxmlformats.org/drawingml/2006/main" noChangeAspect="1"/>
+            </wp:cNvGraphicFramePr>
+            <a:graphic xmlns:a="http://schemas.openxmlformats.org/drawingml/2006/main">
+              <a:graphicData uri="http://schemas.openxmlformats.org/drawingml/2006/picture">
+                <pic:pic xmlns:pic="http://schemas.openxmlformats.org/drawingml/2006/picture">
+                  <pic:nvPicPr>
+                    <pic:cNvPr id="69364743" name=""/>
+                    <pic:cNvPicPr/>
+                  </pic:nvPicPr>
+                  <pic:blipFill>
+                    <a:blip r:embed="rId8"/>
+                    <a:stretch>
+                      <a:fillRect/>
+                    </a:stretch>
+                  </pic:blipFill>
+                  <pic:spPr>
+                    <a:xfrm>
+                      <a:off x="0" y="0"/>
+                      <a:ext cx="7962900" cy="4536857"/>
+                    </a:xfrm>
+                    <a:prstGeom prst="rect">
+                      <a:avLst/>
+                    </a:prstGeom>
+                  </pic:spPr>
+                </pic:pic>
+              </a:graphicData>
+            </a:graphic>
+            <wp14:sizeRelH relativeFrom="page">
+              <wp14:pctWidth>0</wp14:pctWidth>
+            </wp14:sizeRelH>
+            <wp14:sizeRelV relativeFrom="page">
+              <wp14:pctHeight>0</wp14:pctHeight>
+            </wp14:sizeRelV>
+          </wp:anchor>
+        </w:drawing>
+      </w:r>
+    </w:p>
+    <w:p>
+      <w:pPr>
+        <w:jc w:val="center"/>
+      </w:pPr>
+    </w:p>
+    <w:p>
+      <w:r>
         <w:rPr>
           <w:noProof/>
           <w:lang w:eastAsia="fr-FR"/>
@@ -762,13 +820,13 @@
         <mc:AlternateContent>
           <mc:Choice Requires="wps">
             <w:drawing>
-              <wp:anchor distT="0" distB="0" distL="114300" distR="114300" simplePos="0" relativeHeight="251754496" behindDoc="0" locked="0" layoutInCell="1" allowOverlap="1" wp14:anchorId="2711D7C8" wp14:editId="6069DA4F">
+              <wp:anchor distT="0" distB="0" distL="114300" distR="114300" simplePos="0" relativeHeight="251661312" behindDoc="0" locked="0" layoutInCell="1" allowOverlap="1" wp14:anchorId="2711D7C8" wp14:editId="3748398A">
                 <wp:simplePos x="0" y="0"/>
                 <wp:positionH relativeFrom="column">
-                  <wp:posOffset>3674745</wp:posOffset>
+                  <wp:posOffset>3098483</wp:posOffset>
                 </wp:positionH>
                 <wp:positionV relativeFrom="paragraph">
-                  <wp:posOffset>831215</wp:posOffset>
+                  <wp:posOffset>417195</wp:posOffset>
                 </wp:positionV>
                 <wp:extent cx="209550" cy="1114425"/>
                 <wp:effectExtent l="76200" t="38100" r="19050" b="28575"/>
@@ -823,57 +881,13 @@
           </mc:Choice>
           <mc:Fallback>
             <w:pict>
-              <v:shape w14:anchorId="7148EAFA" id="Connecteur droit avec flèche 9" o:spid="_x0000_s1026" type="#_x0000_t32" style="position:absolute;margin-left:289.35pt;margin-top:65.45pt;width:16.5pt;height:87.75pt;flip:x y;z-index:251754496;visibility:visible;mso-wrap-style:square;mso-width-percent:0;mso-height-percent:0;mso-wrap-distance-left:9pt;mso-wrap-distance-top:0;mso-wrap-distance-right:9pt;mso-wrap-distance-bottom:0;mso-position-horizontal:absolute;mso-position-horizontal-relative:text;mso-position-vertical:absolute;mso-position-vertical-relative:text;mso-width-percent:0;mso-height-percent:0;mso-width-relative:margin;mso-height-relative:margin" o:gfxdata="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" strokecolor="#324b9b" strokeweight="2pt">
+              <v:shape w14:anchorId="7530F580" id="Connecteur droit avec flèche 9" o:spid="_x0000_s1026" type="#_x0000_t32" style="position:absolute;margin-left:244pt;margin-top:32.85pt;width:16.5pt;height:87.75pt;flip:x y;z-index:251661312;visibility:visible;mso-wrap-style:square;mso-width-percent:0;mso-height-percent:0;mso-wrap-distance-left:9pt;mso-wrap-distance-top:0;mso-wrap-distance-right:9pt;mso-wrap-distance-bottom:0;mso-position-horizontal:absolute;mso-position-horizontal-relative:text;mso-position-vertical:absolute;mso-position-vertical-relative:text;mso-width-percent:0;mso-height-percent:0;mso-width-relative:margin;mso-height-relative:margin" o:gfxdata="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" strokecolor="#324b9b" strokeweight="2pt">
                 <v:stroke endarrow="open" joinstyle="miter"/>
               </v:shape>
             </w:pict>
           </mc:Fallback>
         </mc:AlternateContent>
       </w:r>
-      <w:r>
-        <w:drawing>
-          <wp:inline distT="0" distB="0" distL="0" distR="0" wp14:anchorId="123F8E89" wp14:editId="128F9D75">
-            <wp:extent cx="6648450" cy="4382934"/>
-            <wp:effectExtent l="0" t="0" r="0" b="0"/>
-            <wp:docPr id="403881646" name="Image 1"/>
-            <wp:cNvGraphicFramePr>
-              <a:graphicFrameLocks xmlns:a="http://schemas.openxmlformats.org/drawingml/2006/main" noChangeAspect="1"/>
-            </wp:cNvGraphicFramePr>
-            <a:graphic xmlns:a="http://schemas.openxmlformats.org/drawingml/2006/main">
-              <a:graphicData uri="http://schemas.openxmlformats.org/drawingml/2006/picture">
-                <pic:pic xmlns:pic="http://schemas.openxmlformats.org/drawingml/2006/picture">
-                  <pic:nvPicPr>
-                    <pic:cNvPr id="403881646" name=""/>
-                    <pic:cNvPicPr/>
-                  </pic:nvPicPr>
-                  <pic:blipFill>
-                    <a:blip r:embed="rId8"/>
-                    <a:stretch>
-                      <a:fillRect/>
-                    </a:stretch>
-                  </pic:blipFill>
-                  <pic:spPr>
-                    <a:xfrm>
-                      <a:off x="0" y="0"/>
-                      <a:ext cx="6650929" cy="4384568"/>
-                    </a:xfrm>
-                    <a:prstGeom prst="rect">
-                      <a:avLst/>
-                    </a:prstGeom>
-                  </pic:spPr>
-                </pic:pic>
-              </a:graphicData>
-            </a:graphic>
-          </wp:inline>
-        </w:drawing>
-      </w:r>
-    </w:p>
-    <w:p>
-      <w:pPr>
-        <w:jc w:val="center"/>
-      </w:pPr>
-    </w:p>
-    <w:p>
       <w:r>
         <w:br w:type="page"/>
       </w:r>
@@ -956,7 +970,83 @@
         <mc:AlternateContent>
           <mc:Choice Requires="wps">
             <w:drawing>
-              <wp:anchor distT="0" distB="0" distL="114300" distR="114300" simplePos="0" relativeHeight="251654656" behindDoc="0" locked="0" layoutInCell="1" allowOverlap="1" wp14:anchorId="1903134B" wp14:editId="15A63744">
+              <wp:anchor distT="0" distB="0" distL="114300" distR="114300" simplePos="0" relativeHeight="251576320" behindDoc="0" locked="0" layoutInCell="1" allowOverlap="1" wp14:anchorId="409A015D" wp14:editId="6060EA2C">
+                <wp:simplePos x="0" y="0"/>
+                <wp:positionH relativeFrom="column">
+                  <wp:posOffset>4786312</wp:posOffset>
+                </wp:positionH>
+                <wp:positionV relativeFrom="paragraph">
+                  <wp:posOffset>701358</wp:posOffset>
+                </wp:positionV>
+                <wp:extent cx="1652587" cy="233362"/>
+                <wp:effectExtent l="38100" t="76200" r="24130" b="33655"/>
+                <wp:wrapNone/>
+                <wp:docPr id="11" name="Connecteur droit avec flèche 11"/>
+                <wp:cNvGraphicFramePr/>
+                <a:graphic xmlns:a="http://schemas.openxmlformats.org/drawingml/2006/main">
+                  <a:graphicData uri="http://schemas.microsoft.com/office/word/2010/wordprocessingShape">
+                    <wps:wsp>
+                      <wps:cNvCnPr/>
+                      <wps:spPr>
+                        <a:xfrm flipH="1" flipV="1">
+                          <a:off x="0" y="0"/>
+                          <a:ext cx="1652587" cy="233362"/>
+                        </a:xfrm>
+                        <a:prstGeom prst="straightConnector1">
+                          <a:avLst/>
+                        </a:prstGeom>
+                        <a:ln w="25400">
+                          <a:solidFill>
+                            <a:srgbClr val="324B9B"/>
+                          </a:solidFill>
+                          <a:tailEnd type="arrow"/>
+                        </a:ln>
+                      </wps:spPr>
+                      <wps:style>
+                        <a:lnRef idx="1">
+                          <a:schemeClr val="accent1"/>
+                        </a:lnRef>
+                        <a:fillRef idx="0">
+                          <a:schemeClr val="accent1"/>
+                        </a:fillRef>
+                        <a:effectRef idx="0">
+                          <a:schemeClr val="accent1"/>
+                        </a:effectRef>
+                        <a:fontRef idx="minor">
+                          <a:schemeClr val="tx1"/>
+                        </a:fontRef>
+                      </wps:style>
+                      <wps:bodyPr/>
+                    </wps:wsp>
+                  </a:graphicData>
+                </a:graphic>
+                <wp14:sizeRelH relativeFrom="margin">
+                  <wp14:pctWidth>0</wp14:pctWidth>
+                </wp14:sizeRelH>
+                <wp14:sizeRelV relativeFrom="margin">
+                  <wp14:pctHeight>0</wp14:pctHeight>
+                </wp14:sizeRelV>
+              </wp:anchor>
+            </w:drawing>
+          </mc:Choice>
+          <mc:Fallback>
+            <w:pict>
+              <v:shape w14:anchorId="7F392276" id="Connecteur droit avec flèche 11" o:spid="_x0000_s1026" type="#_x0000_t32" style="position:absolute;margin-left:376.85pt;margin-top:55.25pt;width:130.1pt;height:18.35pt;flip:x y;z-index:251576320;visibility:visible;mso-wrap-style:square;mso-width-percent:0;mso-height-percent:0;mso-wrap-distance-left:9pt;mso-wrap-distance-top:0;mso-wrap-distance-right:9pt;mso-wrap-distance-bottom:0;mso-position-horizontal:absolute;mso-position-horizontal-relative:text;mso-position-vertical:absolute;mso-position-vertical-relative:text;mso-width-percent:0;mso-height-percent:0;mso-width-relative:margin;mso-height-relative:margin" o:gfxdata="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" strokecolor="#324b9b" strokeweight="2pt">
+                <v:stroke endarrow="open" joinstyle="miter"/>
+              </v:shape>
+            </w:pict>
+          </mc:Fallback>
+        </mc:AlternateContent>
+      </w:r>
+      <w:r>
+        <w:rPr>
+          <w:noProof/>
+          <w:lang w:eastAsia="fr-FR"/>
+        </w:rPr>
+        <mc:AlternateContent>
+          <mc:Choice Requires="wps">
+            <w:drawing>
+              <wp:anchor distT="0" distB="0" distL="114300" distR="114300" simplePos="0" relativeHeight="251641856" behindDoc="0" locked="0" layoutInCell="1" allowOverlap="1" wp14:anchorId="1903134B" wp14:editId="1C341591">
                 <wp:simplePos x="0" y="0"/>
                 <wp:positionH relativeFrom="column">
                   <wp:posOffset>6515100</wp:posOffset>
@@ -1068,7 +1158,7 @@
           </mc:Choice>
           <mc:Fallback>
             <w:pict>
-              <v:shape w14:anchorId="1903134B" id="Zone de texte 14" o:spid="_x0000_s1030" type="#_x0000_t202" style="position:absolute;left:0;text-align:left;margin-left:513pt;margin-top:168.95pt;width:143.25pt;height:42.75pt;z-index:251654656;visibility:visible;mso-wrap-style:square;mso-width-percent:0;mso-height-percent:0;mso-wrap-distance-left:9pt;mso-wrap-distance-top:0;mso-wrap-distance-right:9pt;mso-wrap-distance-bottom:0;mso-position-horizontal:absolute;mso-position-horizontal-relative:text;mso-position-vertical:absolute;mso-position-vertical-relative:text;mso-width-percent:0;mso-height-percent:0;mso-width-relative:margin;mso-height-relative:margin;v-text-anchor:top" o:gfxdata="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" filled="f" stroked="f" strokeweight=".5pt">
+              <v:shape w14:anchorId="1903134B" id="Zone de texte 14" o:spid="_x0000_s1030" type="#_x0000_t202" style="position:absolute;left:0;text-align:left;margin-left:513pt;margin-top:168.95pt;width:143.25pt;height:42.75pt;z-index:251641856;visibility:visible;mso-wrap-style:square;mso-width-percent:0;mso-height-percent:0;mso-wrap-distance-left:9pt;mso-wrap-distance-top:0;mso-wrap-distance-right:9pt;mso-wrap-distance-bottom:0;mso-position-horizontal:absolute;mso-position-horizontal-relative:text;mso-position-vertical:absolute;mso-position-vertical-relative:text;mso-width-percent:0;mso-height-percent:0;mso-width-relative:margin;mso-height-relative:margin;v-text-anchor:top" o:gfxdata="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" filled="f" stroked="f" strokeweight=".5pt">
                 <v:textbox>
                   <w:txbxContent>
                     <w:p>
@@ -1129,7 +1219,7 @@
         <mc:AlternateContent>
           <mc:Choice Requires="wps">
             <w:drawing>
-              <wp:anchor distT="0" distB="0" distL="114300" distR="114300" simplePos="0" relativeHeight="251651584" behindDoc="0" locked="0" layoutInCell="1" allowOverlap="1" wp14:anchorId="15C64790" wp14:editId="3487E190">
+              <wp:anchor distT="0" distB="0" distL="114300" distR="114300" simplePos="0" relativeHeight="251585536" behindDoc="0" locked="0" layoutInCell="1" allowOverlap="1" wp14:anchorId="15C64790" wp14:editId="2648EFE2">
                 <wp:simplePos x="0" y="0"/>
                 <wp:positionH relativeFrom="column">
                   <wp:posOffset>6438900</wp:posOffset>
@@ -1225,7 +1315,7 @@
           </mc:Choice>
           <mc:Fallback>
             <w:pict>
-              <v:shape w14:anchorId="15C64790" id="Zone de texte 12" o:spid="_x0000_s1031" type="#_x0000_t202" style="position:absolute;left:0;text-align:left;margin-left:507pt;margin-top:53.45pt;width:143.25pt;height:42.75pt;z-index:251651584;visibility:visible;mso-wrap-style:square;mso-width-percent:0;mso-height-percent:0;mso-wrap-distance-left:9pt;mso-wrap-distance-top:0;mso-wrap-distance-right:9pt;mso-wrap-distance-bottom:0;mso-position-horizontal:absolute;mso-position-horizontal-relative:text;mso-position-vertical:absolute;mso-position-vertical-relative:text;mso-width-percent:0;mso-height-percent:0;mso-width-relative:margin;mso-height-relative:margin;v-text-anchor:top" o:gfxdata="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" filled="f" stroked="f" strokeweight=".5pt">
+              <v:shape w14:anchorId="15C64790" id="Zone de texte 12" o:spid="_x0000_s1031" type="#_x0000_t202" style="position:absolute;left:0;text-align:left;margin-left:507pt;margin-top:53.45pt;width:143.25pt;height:42.75pt;z-index:251585536;visibility:visible;mso-wrap-style:square;mso-width-percent:0;mso-height-percent:0;mso-wrap-distance-left:9pt;mso-wrap-distance-top:0;mso-wrap-distance-right:9pt;mso-wrap-distance-bottom:0;mso-position-horizontal:absolute;mso-position-horizontal-relative:text;mso-position-vertical:absolute;mso-position-vertical-relative:text;mso-width-percent:0;mso-height-percent:0;mso-width-relative:margin;mso-height-relative:margin;v-text-anchor:top" o:gfxdata="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" filled="f" stroked="f" strokeweight=".5pt">
                 <v:textbox>
                   <w:txbxContent>
                     <w:p>
@@ -1270,7 +1360,7 @@
         <mc:AlternateContent>
           <mc:Choice Requires="wps">
             <w:drawing>
-              <wp:anchor distT="0" distB="0" distL="114300" distR="114300" simplePos="0" relativeHeight="251653632" behindDoc="0" locked="0" layoutInCell="1" allowOverlap="1" wp14:anchorId="0377E795" wp14:editId="7D6B3A3D">
+              <wp:anchor distT="0" distB="0" distL="114300" distR="114300" simplePos="0" relativeHeight="251587584" behindDoc="0" locked="0" layoutInCell="1" allowOverlap="1" wp14:anchorId="0377E795" wp14:editId="57276D32">
                 <wp:simplePos x="0" y="0"/>
                 <wp:positionH relativeFrom="column">
                   <wp:posOffset>4972050</wp:posOffset>
@@ -1331,7 +1421,7 @@
           </mc:Choice>
           <mc:Fallback>
             <w:pict>
-              <v:shape w14:anchorId="325BD7DD" id="Connecteur droit avec flèche 13" o:spid="_x0000_s1026" type="#_x0000_t32" style="position:absolute;margin-left:391.5pt;margin-top:186.2pt;width:120.75pt;height:3.6pt;flip:x y;z-index:251653632;visibility:visible;mso-wrap-style:square;mso-width-percent:0;mso-height-percent:0;mso-wrap-distance-left:9pt;mso-wrap-distance-top:0;mso-wrap-distance-right:9pt;mso-wrap-distance-bottom:0;mso-position-horizontal:absolute;mso-position-horizontal-relative:text;mso-position-vertical:absolute;mso-position-vertical-relative:text;mso-width-percent:0;mso-height-percent:0;mso-width-relative:margin;mso-height-relative:margin" o:gfxdata="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" strokecolor="#324b9b" strokeweight="2pt">
+              <v:shape w14:anchorId="5B13EF61" id="Connecteur droit avec flèche 13" o:spid="_x0000_s1026" type="#_x0000_t32" style="position:absolute;margin-left:391.5pt;margin-top:186.2pt;width:120.75pt;height:3.6pt;flip:x y;z-index:251587584;visibility:visible;mso-wrap-style:square;mso-width-percent:0;mso-height-percent:0;mso-wrap-distance-left:9pt;mso-wrap-distance-top:0;mso-wrap-distance-right:9pt;mso-wrap-distance-bottom:0;mso-position-horizontal:absolute;mso-position-horizontal-relative:text;mso-position-vertical:absolute;mso-position-vertical-relative:text;mso-width-percent:0;mso-height-percent:0;mso-width-relative:margin;mso-height-relative:margin" o:gfxdata="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" strokecolor="#324b9b" strokeweight="2pt">
                 <v:stroke endarrow="open" joinstyle="miter"/>
               </v:shape>
             </w:pict>
@@ -1341,91 +1431,18 @@
       <w:r>
         <w:rPr>
           <w:noProof/>
-          <w:lang w:eastAsia="fr-FR"/>
-        </w:rPr>
-        <mc:AlternateContent>
-          <mc:Choice Requires="wps">
-            <w:drawing>
-              <wp:anchor distT="0" distB="0" distL="114300" distR="114300" simplePos="0" relativeHeight="251650560" behindDoc="0" locked="0" layoutInCell="1" allowOverlap="1" wp14:anchorId="409A015D" wp14:editId="5D482A33">
-                <wp:simplePos x="0" y="0"/>
-                <wp:positionH relativeFrom="column">
-                  <wp:posOffset>4686299</wp:posOffset>
-                </wp:positionH>
-                <wp:positionV relativeFrom="paragraph">
-                  <wp:posOffset>574039</wp:posOffset>
-                </wp:positionV>
-                <wp:extent cx="1752600" cy="361950"/>
-                <wp:effectExtent l="19050" t="57150" r="19050" b="19050"/>
-                <wp:wrapNone/>
-                <wp:docPr id="11" name="Connecteur droit avec flèche 11"/>
-                <wp:cNvGraphicFramePr/>
-                <a:graphic xmlns:a="http://schemas.openxmlformats.org/drawingml/2006/main">
-                  <a:graphicData uri="http://schemas.microsoft.com/office/word/2010/wordprocessingShape">
-                    <wps:wsp>
-                      <wps:cNvCnPr/>
-                      <wps:spPr>
-                        <a:xfrm flipH="1" flipV="1">
-                          <a:off x="0" y="0"/>
-                          <a:ext cx="1752600" cy="361950"/>
-                        </a:xfrm>
-                        <a:prstGeom prst="straightConnector1">
-                          <a:avLst/>
-                        </a:prstGeom>
-                        <a:ln w="25400">
-                          <a:solidFill>
-                            <a:srgbClr val="324B9B"/>
-                          </a:solidFill>
-                          <a:tailEnd type="arrow"/>
-                        </a:ln>
-                      </wps:spPr>
-                      <wps:style>
-                        <a:lnRef idx="1">
-                          <a:schemeClr val="accent1"/>
-                        </a:lnRef>
-                        <a:fillRef idx="0">
-                          <a:schemeClr val="accent1"/>
-                        </a:fillRef>
-                        <a:effectRef idx="0">
-                          <a:schemeClr val="accent1"/>
-                        </a:effectRef>
-                        <a:fontRef idx="minor">
-                          <a:schemeClr val="tx1"/>
-                        </a:fontRef>
-                      </wps:style>
-                      <wps:bodyPr/>
-                    </wps:wsp>
-                  </a:graphicData>
-                </a:graphic>
-                <wp14:sizeRelH relativeFrom="margin">
-                  <wp14:pctWidth>0</wp14:pctWidth>
-                </wp14:sizeRelH>
-                <wp14:sizeRelV relativeFrom="margin">
-                  <wp14:pctHeight>0</wp14:pctHeight>
-                </wp14:sizeRelV>
-              </wp:anchor>
-            </w:drawing>
-          </mc:Choice>
-          <mc:Fallback>
-            <w:pict>
-              <v:shape w14:anchorId="5C7B5452" id="Connecteur droit avec flèche 11" o:spid="_x0000_s1026" type="#_x0000_t32" style="position:absolute;margin-left:369pt;margin-top:45.2pt;width:138pt;height:28.5pt;flip:x y;z-index:251650560;visibility:visible;mso-wrap-style:square;mso-width-percent:0;mso-height-percent:0;mso-wrap-distance-left:9pt;mso-wrap-distance-top:0;mso-wrap-distance-right:9pt;mso-wrap-distance-bottom:0;mso-position-horizontal:absolute;mso-position-horizontal-relative:text;mso-position-vertical:absolute;mso-position-vertical-relative:text;mso-width-percent:0;mso-height-percent:0;mso-width-relative:margin;mso-height-relative:margin" o:gfxdata="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" strokecolor="#324b9b" strokeweight="2pt">
-                <v:stroke endarrow="open" joinstyle="miter"/>
-              </v:shape>
-            </w:pict>
-          </mc:Fallback>
-        </mc:AlternateContent>
+        </w:rPr>
+        <w:t xml:space="preserve"> </w:t>
       </w:r>
       <w:r>
         <w:rPr>
           <w:noProof/>
         </w:rPr>
-        <w:t xml:space="preserve"> </w:t>
-      </w:r>
-      <w:r>
         <w:drawing>
-          <wp:inline distT="0" distB="0" distL="0" distR="0" wp14:anchorId="07663937" wp14:editId="4BF05890">
-            <wp:extent cx="2449830" cy="3018665"/>
-            <wp:effectExtent l="0" t="0" r="7620" b="0"/>
-            <wp:docPr id="745736678" name="Image 1"/>
+          <wp:inline distT="0" distB="0" distL="0" distR="0" wp14:anchorId="59EABE2A" wp14:editId="1D8E3331">
+            <wp:extent cx="2667231" cy="3570279"/>
+            <wp:effectExtent l="0" t="0" r="0" b="0"/>
+            <wp:docPr id="974402998" name="Image 1"/>
             <wp:cNvGraphicFramePr>
               <a:graphicFrameLocks xmlns:a="http://schemas.openxmlformats.org/drawingml/2006/main" noChangeAspect="1"/>
             </wp:cNvGraphicFramePr>
@@ -1433,7 +1450,7 @@
               <a:graphicData uri="http://schemas.openxmlformats.org/drawingml/2006/picture">
                 <pic:pic xmlns:pic="http://schemas.openxmlformats.org/drawingml/2006/picture">
                   <pic:nvPicPr>
-                    <pic:cNvPr id="745736678" name=""/>
+                    <pic:cNvPr id="974402998" name=""/>
                     <pic:cNvPicPr/>
                   </pic:nvPicPr>
                   <pic:blipFill>
@@ -1445,7 +1462,7 @@
                   <pic:spPr>
                     <a:xfrm>
                       <a:off x="0" y="0"/>
-                      <a:ext cx="2453778" cy="3023530"/>
+                      <a:ext cx="2667231" cy="3570279"/>
                     </a:xfrm>
                     <a:prstGeom prst="rect">
                       <a:avLst/>
@@ -1591,88 +1608,66 @@
       <w:r>
         <w:rPr>
           <w:noProof/>
+        </w:rPr>
+        <w:drawing>
+          <wp:anchor distT="0" distB="0" distL="114300" distR="114300" simplePos="0" relativeHeight="251691008" behindDoc="1" locked="0" layoutInCell="1" allowOverlap="1" wp14:anchorId="01AD5CF0" wp14:editId="7D781BB8">
+            <wp:simplePos x="0" y="0"/>
+            <wp:positionH relativeFrom="column">
+              <wp:posOffset>1233488</wp:posOffset>
+            </wp:positionH>
+            <wp:positionV relativeFrom="paragraph">
+              <wp:posOffset>154940</wp:posOffset>
+            </wp:positionV>
+            <wp:extent cx="7553325" cy="4275050"/>
+            <wp:effectExtent l="0" t="0" r="0" b="0"/>
+            <wp:wrapNone/>
+            <wp:docPr id="339567422" name="Image 1"/>
+            <wp:cNvGraphicFramePr>
+              <a:graphicFrameLocks xmlns:a="http://schemas.openxmlformats.org/drawingml/2006/main" noChangeAspect="1"/>
+            </wp:cNvGraphicFramePr>
+            <a:graphic xmlns:a="http://schemas.openxmlformats.org/drawingml/2006/main">
+              <a:graphicData uri="http://schemas.openxmlformats.org/drawingml/2006/picture">
+                <pic:pic xmlns:pic="http://schemas.openxmlformats.org/drawingml/2006/picture">
+                  <pic:nvPicPr>
+                    <pic:cNvPr id="339567422" name=""/>
+                    <pic:cNvPicPr/>
+                  </pic:nvPicPr>
+                  <pic:blipFill>
+                    <a:blip r:embed="rId10"/>
+                    <a:stretch>
+                      <a:fillRect/>
+                    </a:stretch>
+                  </pic:blipFill>
+                  <pic:spPr>
+                    <a:xfrm>
+                      <a:off x="0" y="0"/>
+                      <a:ext cx="7553325" cy="4275050"/>
+                    </a:xfrm>
+                    <a:prstGeom prst="rect">
+                      <a:avLst/>
+                    </a:prstGeom>
+                  </pic:spPr>
+                </pic:pic>
+              </a:graphicData>
+            </a:graphic>
+            <wp14:sizeRelH relativeFrom="page">
+              <wp14:pctWidth>0</wp14:pctWidth>
+            </wp14:sizeRelH>
+            <wp14:sizeRelV relativeFrom="page">
+              <wp14:pctHeight>0</wp14:pctHeight>
+            </wp14:sizeRelV>
+          </wp:anchor>
+        </w:drawing>
+      </w:r>
+      <w:r>
+        <w:rPr>
+          <w:noProof/>
           <w:lang w:eastAsia="fr-FR"/>
         </w:rPr>
         <mc:AlternateContent>
           <mc:Choice Requires="wps">
             <w:drawing>
-              <wp:anchor distT="0" distB="0" distL="114300" distR="114300" simplePos="0" relativeHeight="251636224" behindDoc="0" locked="0" layoutInCell="1" allowOverlap="1" wp14:anchorId="272521B3" wp14:editId="32C3A929">
-                <wp:simplePos x="0" y="0"/>
-                <wp:positionH relativeFrom="column">
-                  <wp:posOffset>6211018</wp:posOffset>
-                </wp:positionH>
-                <wp:positionV relativeFrom="paragraph">
-                  <wp:posOffset>1508413</wp:posOffset>
-                </wp:positionV>
-                <wp:extent cx="2700068" cy="609060"/>
-                <wp:effectExtent l="38100" t="0" r="24130" b="95885"/>
-                <wp:wrapNone/>
-                <wp:docPr id="16" name="Connecteur droit avec flèche 16"/>
-                <wp:cNvGraphicFramePr/>
-                <a:graphic xmlns:a="http://schemas.openxmlformats.org/drawingml/2006/main">
-                  <a:graphicData uri="http://schemas.microsoft.com/office/word/2010/wordprocessingShape">
-                    <wps:wsp>
-                      <wps:cNvCnPr/>
-                      <wps:spPr>
-                        <a:xfrm flipH="1">
-                          <a:off x="0" y="0"/>
-                          <a:ext cx="2700068" cy="609060"/>
-                        </a:xfrm>
-                        <a:prstGeom prst="straightConnector1">
-                          <a:avLst/>
-                        </a:prstGeom>
-                        <a:ln w="25400">
-                          <a:solidFill>
-                            <a:srgbClr val="324B9B"/>
-                          </a:solidFill>
-                          <a:tailEnd type="arrow"/>
-                        </a:ln>
-                      </wps:spPr>
-                      <wps:style>
-                        <a:lnRef idx="1">
-                          <a:schemeClr val="accent1"/>
-                        </a:lnRef>
-                        <a:fillRef idx="0">
-                          <a:schemeClr val="accent1"/>
-                        </a:fillRef>
-                        <a:effectRef idx="0">
-                          <a:schemeClr val="accent1"/>
-                        </a:effectRef>
-                        <a:fontRef idx="minor">
-                          <a:schemeClr val="tx1"/>
-                        </a:fontRef>
-                      </wps:style>
-                      <wps:bodyPr/>
-                    </wps:wsp>
-                  </a:graphicData>
-                </a:graphic>
-                <wp14:sizeRelH relativeFrom="margin">
-                  <wp14:pctWidth>0</wp14:pctWidth>
-                </wp14:sizeRelH>
-                <wp14:sizeRelV relativeFrom="margin">
-                  <wp14:pctHeight>0</wp14:pctHeight>
-                </wp14:sizeRelV>
-              </wp:anchor>
-            </w:drawing>
-          </mc:Choice>
-          <mc:Fallback>
-            <w:pict>
-              <v:shape w14:anchorId="7A488FAD" id="Connecteur droit avec flèche 16" o:spid="_x0000_s1026" type="#_x0000_t32" style="position:absolute;margin-left:489.05pt;margin-top:118.75pt;width:212.6pt;height:47.95pt;flip:x;z-index:251636224;visibility:visible;mso-wrap-style:square;mso-width-percent:0;mso-height-percent:0;mso-wrap-distance-left:9pt;mso-wrap-distance-top:0;mso-wrap-distance-right:9pt;mso-wrap-distance-bottom:0;mso-position-horizontal:absolute;mso-position-horizontal-relative:text;mso-position-vertical:absolute;mso-position-vertical-relative:text;mso-width-percent:0;mso-height-percent:0;mso-width-relative:margin;mso-height-relative:margin" o:gfxdata="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" strokecolor="#324b9b" strokeweight="2pt">
-                <v:stroke endarrow="open" joinstyle="miter"/>
-              </v:shape>
-            </w:pict>
-          </mc:Fallback>
-        </mc:AlternateContent>
-      </w:r>
-      <w:r>
-        <w:rPr>
-          <w:noProof/>
-          <w:lang w:eastAsia="fr-FR"/>
-        </w:rPr>
-        <mc:AlternateContent>
-          <mc:Choice Requires="wps">
-            <w:drawing>
-              <wp:anchor distT="0" distB="0" distL="114300" distR="114300" simplePos="0" relativeHeight="251639296" behindDoc="0" locked="0" layoutInCell="1" allowOverlap="1" wp14:anchorId="2737B3C5" wp14:editId="63796402">
+              <wp:anchor distT="0" distB="0" distL="114300" distR="114300" simplePos="0" relativeHeight="251572224" behindDoc="0" locked="0" layoutInCell="1" allowOverlap="1" wp14:anchorId="2737B3C5" wp14:editId="42F45961">
                 <wp:simplePos x="0" y="0"/>
                 <wp:positionH relativeFrom="column">
                   <wp:posOffset>8912800</wp:posOffset>
@@ -1784,7 +1779,7 @@
           </mc:Choice>
           <mc:Fallback>
             <w:pict>
-              <v:shape w14:anchorId="2737B3C5" id="Zone de texte 18" o:spid="_x0000_s1032" type="#_x0000_t202" style="position:absolute;left:0;text-align:left;margin-left:701.8pt;margin-top:85.5pt;width:102.75pt;height:63.75pt;z-index:251639296;visibility:visible;mso-wrap-style:square;mso-width-percent:0;mso-height-percent:0;mso-wrap-distance-left:9pt;mso-wrap-distance-top:0;mso-wrap-distance-right:9pt;mso-wrap-distance-bottom:0;mso-position-horizontal:absolute;mso-position-horizontal-relative:text;mso-position-vertical:absolute;mso-position-vertical-relative:text;mso-width-percent:0;mso-height-percent:0;mso-width-relative:margin;mso-height-relative:margin;v-text-anchor:top" o:gfxdata="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" filled="f" stroked="f" strokeweight=".5pt">
+              <v:shape w14:anchorId="2737B3C5" id="Zone de texte 18" o:spid="_x0000_s1032" type="#_x0000_t202" style="position:absolute;left:0;text-align:left;margin-left:701.8pt;margin-top:85.5pt;width:102.75pt;height:63.75pt;z-index:251572224;visibility:visible;mso-wrap-style:square;mso-width-percent:0;mso-height-percent:0;mso-wrap-distance-left:9pt;mso-wrap-distance-top:0;mso-wrap-distance-right:9pt;mso-wrap-distance-bottom:0;mso-position-horizontal:absolute;mso-position-horizontal-relative:text;mso-position-vertical:absolute;mso-position-vertical-relative:text;mso-width-percent:0;mso-height-percent:0;mso-width-relative:margin;mso-height-relative:margin;v-text-anchor:top" o:gfxdata="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" filled="f" stroked="f" strokeweight=".5pt">
                 <v:textbox>
                   <w:txbxContent>
                     <w:p>
@@ -1845,7 +1840,7 @@
         <mc:AlternateContent>
           <mc:Choice Requires="wps">
             <w:drawing>
-              <wp:anchor distT="0" distB="0" distL="114300" distR="114300" simplePos="0" relativeHeight="251637248" behindDoc="0" locked="0" layoutInCell="1" allowOverlap="1" wp14:anchorId="39F09BCA" wp14:editId="173D5DE4">
+              <wp:anchor distT="0" distB="0" distL="114300" distR="114300" simplePos="0" relativeHeight="251566080" behindDoc="0" locked="0" layoutInCell="1" allowOverlap="1" wp14:anchorId="39F09BCA" wp14:editId="38FE37DD">
                 <wp:simplePos x="0" y="0"/>
                 <wp:positionH relativeFrom="column">
                   <wp:posOffset>-1000125</wp:posOffset>
@@ -1944,7 +1939,7 @@
           </mc:Choice>
           <mc:Fallback>
             <w:pict>
-              <v:shape w14:anchorId="39F09BCA" id="Zone de texte 17" o:spid="_x0000_s1033" type="#_x0000_t202" style="position:absolute;left:0;text-align:left;margin-left:-78.75pt;margin-top:207pt;width:143.25pt;height:42.75pt;z-index:251637248;visibility:visible;mso-wrap-style:square;mso-width-percent:0;mso-height-percent:0;mso-wrap-distance-left:9pt;mso-wrap-distance-top:0;mso-wrap-distance-right:9pt;mso-wrap-distance-bottom:0;mso-position-horizontal:absolute;mso-position-horizontal-relative:text;mso-position-vertical:absolute;mso-position-vertical-relative:text;mso-width-percent:0;mso-height-percent:0;mso-width-relative:margin;mso-height-relative:margin;v-text-anchor:top" o:gfxdata="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" filled="f" stroked="f" strokeweight=".5pt">
+              <v:shape w14:anchorId="39F09BCA" id="Zone de texte 17" o:spid="_x0000_s1033" type="#_x0000_t202" style="position:absolute;left:0;text-align:left;margin-left:-78.75pt;margin-top:207pt;width:143.25pt;height:42.75pt;z-index:251566080;visibility:visible;mso-wrap-style:square;mso-width-percent:0;mso-height-percent:0;mso-wrap-distance-left:9pt;mso-wrap-distance-top:0;mso-wrap-distance-right:9pt;mso-wrap-distance-bottom:0;mso-position-horizontal:absolute;mso-position-horizontal-relative:text;mso-position-vertical:absolute;mso-position-vertical-relative:text;mso-width-percent:0;mso-height-percent:0;mso-width-relative:margin;mso-height-relative:margin;v-text-anchor:top" o:gfxdata="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" filled="f" stroked="f" strokeweight=".5pt">
                 <v:textbox>
                   <w:txbxContent>
                     <w:p>
@@ -1987,32 +1982,66 @@
       <w:r>
         <w:rPr>
           <w:noProof/>
+        </w:rPr>
+        <w:t xml:space="preserve"> </w:t>
+      </w:r>
+    </w:p>
+    <w:p/>
+    <w:p>
+      <w:pPr>
+        <w:jc w:val="center"/>
+      </w:pPr>
+    </w:p>
+    <w:p>
+      <w:pPr>
+        <w:jc w:val="center"/>
+      </w:pPr>
+      <w:r>
+        <w:rPr>
+          <w:rFonts w:ascii="Times New Roman" w:eastAsia="Times New Roman" w:hAnsi="Times New Roman" w:cs="Times New Roman"/>
+          <w:snapToGrid w:val="0"/>
+          <w:color w:val="000000"/>
+          <w:w w:val="0"/>
+          <w:sz w:val="0"/>
+          <w:szCs w:val="0"/>
+          <w:u w:color="000000"/>
+          <w:bdr w:val="none" w:sz="0" w:space="0" w:color="000000"/>
+          <w:shd w:val="clear" w:color="000000" w:fill="000000"/>
+          <w:lang w:eastAsia="x-none" w:bidi="x-none"/>
+        </w:rPr>
+        <w:t>Les</w:t>
+      </w:r>
+    </w:p>
+    <w:p>
+      <w:r>
+        <w:rPr>
+          <w:noProof/>
           <w:lang w:eastAsia="fr-FR"/>
         </w:rPr>
         <mc:AlternateContent>
           <mc:Choice Requires="wps">
             <w:drawing>
-              <wp:anchor distT="0" distB="0" distL="114300" distR="114300" simplePos="0" relativeHeight="251655680" behindDoc="0" locked="0" layoutInCell="1" allowOverlap="1" wp14:anchorId="1BA454DF" wp14:editId="24A2DDFB">
+              <wp:anchor distT="0" distB="0" distL="114300" distR="114300" simplePos="0" relativeHeight="251525120" behindDoc="0" locked="0" layoutInCell="1" allowOverlap="1" wp14:anchorId="272521B3" wp14:editId="5867FD1B">
                 <wp:simplePos x="0" y="0"/>
                 <wp:positionH relativeFrom="column">
-                  <wp:posOffset>828675</wp:posOffset>
+                  <wp:posOffset>5891213</wp:posOffset>
                 </wp:positionH>
                 <wp:positionV relativeFrom="paragraph">
-                  <wp:posOffset>2921000</wp:posOffset>
+                  <wp:posOffset>390843</wp:posOffset>
                 </wp:positionV>
-                <wp:extent cx="1647825" cy="1050290"/>
-                <wp:effectExtent l="0" t="0" r="66675" b="54610"/>
+                <wp:extent cx="3019107" cy="542925"/>
+                <wp:effectExtent l="38100" t="0" r="29210" b="85725"/>
                 <wp:wrapNone/>
-                <wp:docPr id="15" name="Connecteur droit avec flèche 15"/>
+                <wp:docPr id="16" name="Connecteur droit avec flèche 16"/>
                 <wp:cNvGraphicFramePr/>
                 <a:graphic xmlns:a="http://schemas.openxmlformats.org/drawingml/2006/main">
                   <a:graphicData uri="http://schemas.microsoft.com/office/word/2010/wordprocessingShape">
                     <wps:wsp>
                       <wps:cNvCnPr/>
                       <wps:spPr>
-                        <a:xfrm>
+                        <a:xfrm flipH="1">
                           <a:off x="0" y="0"/>
-                          <a:ext cx="1647825" cy="1050290"/>
+                          <a:ext cx="3019107" cy="542925"/>
                         </a:xfrm>
                         <a:prstGeom prst="straightConnector1">
                           <a:avLst/>
@@ -2053,7 +2082,7 @@
           </mc:Choice>
           <mc:Fallback>
             <w:pict>
-              <v:shape w14:anchorId="248A3B54" id="Connecteur droit avec flèche 15" o:spid="_x0000_s1026" type="#_x0000_t32" style="position:absolute;margin-left:65.25pt;margin-top:230pt;width:129.75pt;height:82.7pt;z-index:251655680;visibility:visible;mso-wrap-style:square;mso-width-percent:0;mso-height-percent:0;mso-wrap-distance-left:9pt;mso-wrap-distance-top:0;mso-wrap-distance-right:9pt;mso-wrap-distance-bottom:0;mso-position-horizontal:absolute;mso-position-horizontal-relative:text;mso-position-vertical:absolute;mso-position-vertical-relative:text;mso-width-percent:0;mso-height-percent:0;mso-width-relative:margin;mso-height-relative:margin" o:gfxdata="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" strokecolor="#324b9b" strokeweight="2pt">
+              <v:shape w14:anchorId="62A254F3" id="Connecteur droit avec flèche 16" o:spid="_x0000_s1026" type="#_x0000_t32" style="position:absolute;margin-left:463.9pt;margin-top:30.8pt;width:237.7pt;height:42.75pt;flip:x;z-index:251525120;visibility:visible;mso-wrap-style:square;mso-width-percent:0;mso-height-percent:0;mso-wrap-distance-left:9pt;mso-wrap-distance-top:0;mso-wrap-distance-right:9pt;mso-wrap-distance-bottom:0;mso-position-horizontal:absolute;mso-position-horizontal-relative:text;mso-position-vertical:absolute;mso-position-vertical-relative:text;mso-width-percent:0;mso-height-percent:0;mso-width-relative:margin;mso-height-relative:margin" o:gfxdata="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" strokecolor="#324b9b" strokeweight="2pt">
                 <v:stroke endarrow="open" joinstyle="miter"/>
               </v:shape>
             </w:pict>
@@ -2063,45 +2092,81 @@
       <w:r>
         <w:rPr>
           <w:noProof/>
-        </w:rPr>
-        <w:t xml:space="preserve"> </w:t>
-      </w:r>
-      <w:r>
-        <w:drawing>
-          <wp:inline distT="0" distB="0" distL="0" distR="0" wp14:anchorId="05180E8B" wp14:editId="73704554">
-            <wp:extent cx="7791450" cy="5127339"/>
-            <wp:effectExtent l="0" t="0" r="0" b="0"/>
-            <wp:docPr id="308978933" name="Image 1"/>
-            <wp:cNvGraphicFramePr>
-              <a:graphicFrameLocks xmlns:a="http://schemas.openxmlformats.org/drawingml/2006/main" noChangeAspect="1"/>
-            </wp:cNvGraphicFramePr>
-            <a:graphic xmlns:a="http://schemas.openxmlformats.org/drawingml/2006/main">
-              <a:graphicData uri="http://schemas.openxmlformats.org/drawingml/2006/picture">
-                <pic:pic xmlns:pic="http://schemas.openxmlformats.org/drawingml/2006/picture">
-                  <pic:nvPicPr>
-                    <pic:cNvPr id="308978933" name=""/>
-                    <pic:cNvPicPr/>
-                  </pic:nvPicPr>
-                  <pic:blipFill>
-                    <a:blip r:embed="rId10"/>
-                    <a:stretch>
-                      <a:fillRect/>
-                    </a:stretch>
-                  </pic:blipFill>
-                  <pic:spPr>
-                    <a:xfrm>
-                      <a:off x="0" y="0"/>
-                      <a:ext cx="7808060" cy="5138270"/>
-                    </a:xfrm>
-                    <a:prstGeom prst="rect">
-                      <a:avLst/>
-                    </a:prstGeom>
-                  </pic:spPr>
-                </pic:pic>
-              </a:graphicData>
-            </a:graphic>
-          </wp:inline>
-        </w:drawing>
+          <w:lang w:eastAsia="fr-FR"/>
+        </w:rPr>
+        <mc:AlternateContent>
+          <mc:Choice Requires="wps">
+            <w:drawing>
+              <wp:anchor distT="0" distB="0" distL="114300" distR="114300" simplePos="0" relativeHeight="251614208" behindDoc="0" locked="0" layoutInCell="1" allowOverlap="1" wp14:anchorId="1BA454DF" wp14:editId="183BF64A">
+                <wp:simplePos x="0" y="0"/>
+                <wp:positionH relativeFrom="column">
+                  <wp:posOffset>828675</wp:posOffset>
+                </wp:positionH>
+                <wp:positionV relativeFrom="paragraph">
+                  <wp:posOffset>1805305</wp:posOffset>
+                </wp:positionV>
+                <wp:extent cx="1038225" cy="519113"/>
+                <wp:effectExtent l="0" t="0" r="66675" b="71755"/>
+                <wp:wrapNone/>
+                <wp:docPr id="15" name="Connecteur droit avec flèche 15"/>
+                <wp:cNvGraphicFramePr/>
+                <a:graphic xmlns:a="http://schemas.openxmlformats.org/drawingml/2006/main">
+                  <a:graphicData uri="http://schemas.microsoft.com/office/word/2010/wordprocessingShape">
+                    <wps:wsp>
+                      <wps:cNvCnPr/>
+                      <wps:spPr>
+                        <a:xfrm>
+                          <a:off x="0" y="0"/>
+                          <a:ext cx="1038225" cy="519113"/>
+                        </a:xfrm>
+                        <a:prstGeom prst="straightConnector1">
+                          <a:avLst/>
+                        </a:prstGeom>
+                        <a:ln w="25400">
+                          <a:solidFill>
+                            <a:srgbClr val="324B9B"/>
+                          </a:solidFill>
+                          <a:tailEnd type="arrow"/>
+                        </a:ln>
+                      </wps:spPr>
+                      <wps:style>
+                        <a:lnRef idx="1">
+                          <a:schemeClr val="accent1"/>
+                        </a:lnRef>
+                        <a:fillRef idx="0">
+                          <a:schemeClr val="accent1"/>
+                        </a:fillRef>
+                        <a:effectRef idx="0">
+                          <a:schemeClr val="accent1"/>
+                        </a:effectRef>
+                        <a:fontRef idx="minor">
+                          <a:schemeClr val="tx1"/>
+                        </a:fontRef>
+                      </wps:style>
+                      <wps:bodyPr/>
+                    </wps:wsp>
+                  </a:graphicData>
+                </a:graphic>
+                <wp14:sizeRelH relativeFrom="margin">
+                  <wp14:pctWidth>0</wp14:pctWidth>
+                </wp14:sizeRelH>
+                <wp14:sizeRelV relativeFrom="margin">
+                  <wp14:pctHeight>0</wp14:pctHeight>
+                </wp14:sizeRelV>
+              </wp:anchor>
+            </w:drawing>
+          </mc:Choice>
+          <mc:Fallback>
+            <w:pict>
+              <v:shape w14:anchorId="57155C10" id="Connecteur droit avec flèche 15" o:spid="_x0000_s1026" type="#_x0000_t32" style="position:absolute;margin-left:65.25pt;margin-top:142.15pt;width:81.75pt;height:40.9pt;z-index:251614208;visibility:visible;mso-wrap-style:square;mso-width-percent:0;mso-height-percent:0;mso-wrap-distance-left:9pt;mso-wrap-distance-top:0;mso-wrap-distance-right:9pt;mso-wrap-distance-bottom:0;mso-position-horizontal:absolute;mso-position-horizontal-relative:text;mso-position-vertical:absolute;mso-position-vertical-relative:text;mso-width-percent:0;mso-height-percent:0;mso-width-relative:margin;mso-height-relative:margin" o:gfxdata="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" strokecolor="#324b9b" strokeweight="2pt">
+                <v:stroke endarrow="open" joinstyle="miter"/>
+              </v:shape>
+            </w:pict>
+          </mc:Fallback>
+        </mc:AlternateContent>
+      </w:r>
+      <w:r>
+        <w:br w:type="page"/>
       </w:r>
     </w:p>
     <w:p/>
@@ -2109,202 +2174,72 @@
       <w:pPr>
         <w:jc w:val="center"/>
       </w:pPr>
+      <w:proofErr w:type="spellStart"/>
+      <w:r>
+        <w:t>Clicking</w:t>
+      </w:r>
+      <w:proofErr w:type="spellEnd"/>
+      <w:r>
+        <w:t xml:space="preserve"> the star of a </w:t>
+      </w:r>
+      <w:proofErr w:type="spellStart"/>
+      <w:r>
+        <w:t>material</w:t>
+      </w:r>
+      <w:proofErr w:type="spellEnd"/>
+      <w:r>
+        <w:t xml:space="preserve"> marks </w:t>
+      </w:r>
+      <w:proofErr w:type="spellStart"/>
+      <w:r>
+        <w:t>it</w:t>
+      </w:r>
+      <w:proofErr w:type="spellEnd"/>
+      <w:r>
+        <w:t xml:space="preserve"> as </w:t>
+      </w:r>
+      <w:proofErr w:type="gramStart"/>
+      <w:r>
+        <w:t>a</w:t>
+      </w:r>
+      <w:proofErr w:type="gramEnd"/>
+      <w:r>
+        <w:t xml:space="preserve"> favorite.</w:t>
+      </w:r>
+      <w:r>
+        <w:br/>
+        <w:t xml:space="preserve">Favorite </w:t>
+      </w:r>
+      <w:proofErr w:type="spellStart"/>
+      <w:r>
+        <w:t>materials</w:t>
+      </w:r>
+      <w:proofErr w:type="spellEnd"/>
+      <w:r>
+        <w:t xml:space="preserve"> are </w:t>
+      </w:r>
+      <w:proofErr w:type="spellStart"/>
+      <w:r>
+        <w:t>displayed</w:t>
+      </w:r>
+      <w:proofErr w:type="spellEnd"/>
+      <w:r>
+        <w:t xml:space="preserve"> at the top of the </w:t>
+      </w:r>
+      <w:proofErr w:type="spellStart"/>
+      <w:r>
+        <w:t>list</w:t>
+      </w:r>
+      <w:proofErr w:type="spellEnd"/>
+      <w:r>
+        <w:t>.</w:t>
+      </w:r>
     </w:p>
+    <w:p/>
     <w:p>
       <w:pPr>
         <w:jc w:val="center"/>
       </w:pPr>
-      <w:proofErr w:type="spellStart"/>
-      <w:r>
-        <w:t>Clicking</w:t>
-      </w:r>
-      <w:proofErr w:type="spellEnd"/>
-      <w:r>
-        <w:t xml:space="preserve"> the star of a </w:t>
-      </w:r>
-      <w:proofErr w:type="spellStart"/>
-      <w:r>
-        <w:t>material</w:t>
-      </w:r>
-      <w:proofErr w:type="spellEnd"/>
-      <w:r>
-        <w:t xml:space="preserve"> marks </w:t>
-      </w:r>
-      <w:proofErr w:type="spellStart"/>
-      <w:r>
-        <w:t>it</w:t>
-      </w:r>
-      <w:proofErr w:type="spellEnd"/>
-      <w:r>
-        <w:t xml:space="preserve"> as a favorite.</w:t>
-      </w:r>
-      <w:r>
-        <w:br/>
-        <w:t xml:space="preserve">Favorite </w:t>
-      </w:r>
-      <w:proofErr w:type="spellStart"/>
-      <w:r>
-        <w:t>materials</w:t>
-      </w:r>
-      <w:proofErr w:type="spellEnd"/>
-      <w:r>
-        <w:t xml:space="preserve"> are </w:t>
-      </w:r>
-      <w:proofErr w:type="spellStart"/>
-      <w:r>
-        <w:t>displayed</w:t>
-      </w:r>
-      <w:proofErr w:type="spellEnd"/>
-      <w:r>
-        <w:t xml:space="preserve"> at the top of the </w:t>
-      </w:r>
-      <w:proofErr w:type="spellStart"/>
-      <w:r>
-        <w:t>list</w:t>
-      </w:r>
-      <w:proofErr w:type="spellEnd"/>
-      <w:r>
-        <w:t>.</w:t>
-      </w:r>
-      <w:r>
-        <w:rPr>
-          <w:rFonts w:ascii="Times New Roman" w:eastAsia="Times New Roman" w:hAnsi="Times New Roman" w:cs="Times New Roman"/>
-          <w:snapToGrid w:val="0"/>
-          <w:color w:val="000000"/>
-          <w:w w:val="0"/>
-          <w:sz w:val="0"/>
-          <w:szCs w:val="0"/>
-          <w:u w:color="000000"/>
-          <w:bdr w:val="none" w:sz="0" w:space="0" w:color="000000"/>
-          <w:shd w:val="clear" w:color="000000" w:fill="000000"/>
-          <w:lang w:val="x-none" w:eastAsia="x-none" w:bidi="x-none"/>
-        </w:rPr>
-        <w:br/>
-      </w:r>
-      <w:r>
-        <w:rPr>
-          <w:rFonts w:ascii="Times New Roman" w:eastAsia="Times New Roman" w:hAnsi="Times New Roman" w:cs="Times New Roman"/>
-          <w:snapToGrid w:val="0"/>
-          <w:color w:val="000000"/>
-          <w:w w:val="0"/>
-          <w:sz w:val="0"/>
-          <w:szCs w:val="0"/>
-          <w:u w:color="000000"/>
-          <w:bdr w:val="none" w:sz="0" w:space="0" w:color="000000"/>
-          <w:shd w:val="clear" w:color="000000" w:fill="000000"/>
-          <w:lang w:eastAsia="x-none" w:bidi="x-none"/>
-        </w:rPr>
-        <w:t>Les</w:t>
-      </w:r>
-    </w:p>
-    <w:p>
-      <w:r>
-        <w:drawing>
-          <wp:anchor distT="0" distB="0" distL="114300" distR="114300" simplePos="0" relativeHeight="251752448" behindDoc="0" locked="0" layoutInCell="1" allowOverlap="1" wp14:anchorId="1A364DE0" wp14:editId="14497067">
-            <wp:simplePos x="0" y="0"/>
-            <wp:positionH relativeFrom="column">
-              <wp:posOffset>2468880</wp:posOffset>
-            </wp:positionH>
-            <wp:positionV relativeFrom="paragraph">
-              <wp:posOffset>332105</wp:posOffset>
-            </wp:positionV>
-            <wp:extent cx="2500630" cy="2882265"/>
-            <wp:effectExtent l="0" t="0" r="0" b="0"/>
-            <wp:wrapSquare wrapText="bothSides"/>
-            <wp:docPr id="437492698" name="Image 1"/>
-            <wp:cNvGraphicFramePr>
-              <a:graphicFrameLocks xmlns:a="http://schemas.openxmlformats.org/drawingml/2006/main" noChangeAspect="1"/>
-            </wp:cNvGraphicFramePr>
-            <a:graphic xmlns:a="http://schemas.openxmlformats.org/drawingml/2006/main">
-              <a:graphicData uri="http://schemas.openxmlformats.org/drawingml/2006/picture">
-                <pic:pic xmlns:pic="http://schemas.openxmlformats.org/drawingml/2006/picture">
-                  <pic:nvPicPr>
-                    <pic:cNvPr id="437492698" name=""/>
-                    <pic:cNvPicPr/>
-                  </pic:nvPicPr>
-                  <pic:blipFill>
-                    <a:blip r:embed="rId11"/>
-                    <a:stretch>
-                      <a:fillRect/>
-                    </a:stretch>
-                  </pic:blipFill>
-                  <pic:spPr>
-                    <a:xfrm>
-                      <a:off x="0" y="0"/>
-                      <a:ext cx="2500630" cy="2882265"/>
-                    </a:xfrm>
-                    <a:prstGeom prst="rect">
-                      <a:avLst/>
-                    </a:prstGeom>
-                  </pic:spPr>
-                </pic:pic>
-              </a:graphicData>
-            </a:graphic>
-            <wp14:sizeRelH relativeFrom="page">
-              <wp14:pctWidth>0</wp14:pctWidth>
-            </wp14:sizeRelH>
-            <wp14:sizeRelV relativeFrom="page">
-              <wp14:pctHeight>0</wp14:pctHeight>
-            </wp14:sizeRelV>
-          </wp:anchor>
-        </w:drawing>
-      </w:r>
-    </w:p>
-    <w:p>
-      <w:pPr>
-        <w:jc w:val="center"/>
-      </w:pPr>
-      <w:r>
-        <w:drawing>
-          <wp:anchor distT="0" distB="0" distL="114300" distR="114300" simplePos="0" relativeHeight="251747328" behindDoc="0" locked="0" layoutInCell="1" allowOverlap="1" wp14:anchorId="7B60E040" wp14:editId="17B84C07">
-            <wp:simplePos x="0" y="0"/>
-            <wp:positionH relativeFrom="column">
-              <wp:posOffset>5215890</wp:posOffset>
-            </wp:positionH>
-            <wp:positionV relativeFrom="paragraph">
-              <wp:posOffset>2540</wp:posOffset>
-            </wp:positionV>
-            <wp:extent cx="2350770" cy="2840355"/>
-            <wp:effectExtent l="0" t="0" r="0" b="0"/>
-            <wp:wrapSquare wrapText="bothSides"/>
-            <wp:docPr id="657022076" name="Image 1"/>
-            <wp:cNvGraphicFramePr>
-              <a:graphicFrameLocks xmlns:a="http://schemas.openxmlformats.org/drawingml/2006/main" noChangeAspect="1"/>
-            </wp:cNvGraphicFramePr>
-            <a:graphic xmlns:a="http://schemas.openxmlformats.org/drawingml/2006/main">
-              <a:graphicData uri="http://schemas.openxmlformats.org/drawingml/2006/picture">
-                <pic:pic xmlns:pic="http://schemas.openxmlformats.org/drawingml/2006/picture">
-                  <pic:nvPicPr>
-                    <pic:cNvPr id="657022076" name=""/>
-                    <pic:cNvPicPr/>
-                  </pic:nvPicPr>
-                  <pic:blipFill>
-                    <a:blip r:embed="rId12"/>
-                    <a:stretch>
-                      <a:fillRect/>
-                    </a:stretch>
-                  </pic:blipFill>
-                  <pic:spPr>
-                    <a:xfrm>
-                      <a:off x="0" y="0"/>
-                      <a:ext cx="2350770" cy="2840355"/>
-                    </a:xfrm>
-                    <a:prstGeom prst="rect">
-                      <a:avLst/>
-                    </a:prstGeom>
-                  </pic:spPr>
-                </pic:pic>
-              </a:graphicData>
-            </a:graphic>
-            <wp14:sizeRelH relativeFrom="page">
-              <wp14:pctWidth>0</wp14:pctWidth>
-            </wp14:sizeRelH>
-            <wp14:sizeRelV relativeFrom="page">
-              <wp14:pctHeight>0</wp14:pctHeight>
-            </wp14:sizeRelV>
-          </wp:anchor>
-        </w:drawing>
-      </w:r>
       <w:r>
         <w:rPr>
           <w:noProof/>
@@ -2313,13 +2248,13 @@
         <mc:AlternateContent>
           <mc:Choice Requires="wps">
             <w:drawing>
-              <wp:anchor distT="0" distB="0" distL="114300" distR="114300" simplePos="0" relativeHeight="251658752" behindDoc="0" locked="0" layoutInCell="1" allowOverlap="1" wp14:anchorId="71457514" wp14:editId="31DC8441">
+              <wp:anchor distT="0" distB="0" distL="114300" distR="114300" simplePos="0" relativeHeight="251633664" behindDoc="0" locked="0" layoutInCell="1" allowOverlap="1" wp14:anchorId="71457514" wp14:editId="1928BCCB">
                 <wp:simplePos x="0" y="0"/>
                 <wp:positionH relativeFrom="column">
-                  <wp:posOffset>7981950</wp:posOffset>
+                  <wp:posOffset>8034338</wp:posOffset>
                 </wp:positionH>
                 <wp:positionV relativeFrom="paragraph">
-                  <wp:posOffset>1760220</wp:posOffset>
+                  <wp:posOffset>2034858</wp:posOffset>
                 </wp:positionV>
                 <wp:extent cx="1533525" cy="809625"/>
                 <wp:effectExtent l="0" t="0" r="0" b="0"/>
@@ -2417,7 +2352,7 @@
           </mc:Choice>
           <mc:Fallback>
             <w:pict>
-              <v:shape w14:anchorId="71457514" id="Zone de texte 26" o:spid="_x0000_s1034" type="#_x0000_t202" style="position:absolute;left:0;text-align:left;margin-left:628.5pt;margin-top:138.6pt;width:120.75pt;height:63.75pt;z-index:251658752;visibility:visible;mso-wrap-style:square;mso-width-percent:0;mso-height-percent:0;mso-wrap-distance-left:9pt;mso-wrap-distance-top:0;mso-wrap-distance-right:9pt;mso-wrap-distance-bottom:0;mso-position-horizontal:absolute;mso-position-horizontal-relative:text;mso-position-vertical:absolute;mso-position-vertical-relative:text;mso-width-percent:0;mso-height-percent:0;mso-width-relative:margin;mso-height-relative:margin;v-text-anchor:top" o:gfxdata="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" filled="f" stroked="f" strokeweight=".5pt">
+              <v:shape w14:anchorId="71457514" id="Zone de texte 26" o:spid="_x0000_s1034" type="#_x0000_t202" style="position:absolute;left:0;text-align:left;margin-left:632.65pt;margin-top:160.25pt;width:120.75pt;height:63.75pt;z-index:251633664;visibility:visible;mso-wrap-style:square;mso-width-percent:0;mso-height-percent:0;mso-wrap-distance-left:9pt;mso-wrap-distance-top:0;mso-wrap-distance-right:9pt;mso-wrap-distance-bottom:0;mso-position-horizontal:absolute;mso-position-horizontal-relative:text;mso-position-vertical:absolute;mso-position-vertical-relative:text;mso-width-percent:0;mso-height-percent:0;mso-width-relative:margin;mso-height-relative:margin;v-text-anchor:top" o:gfxdata="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" filled="f" stroked="f" strokeweight=".5pt">
                 <v:textbox>
                   <w:txbxContent>
                     <w:p>
@@ -2470,13 +2405,322 @@
         <mc:AlternateContent>
           <mc:Choice Requires="wps">
             <w:drawing>
-              <wp:anchor distT="0" distB="0" distL="114300" distR="114300" simplePos="0" relativeHeight="251641344" behindDoc="0" locked="0" layoutInCell="1" allowOverlap="1" wp14:anchorId="79DC11BE" wp14:editId="3D11C067">
+              <wp:anchor distT="0" distB="0" distL="114300" distR="114300" simplePos="0" relativeHeight="251721728" behindDoc="0" locked="0" layoutInCell="1" allowOverlap="1" wp14:anchorId="73005871" wp14:editId="0C63502A">
                 <wp:simplePos x="0" y="0"/>
                 <wp:positionH relativeFrom="column">
-                  <wp:posOffset>-428625</wp:posOffset>
+                  <wp:posOffset>6608445</wp:posOffset>
                 </wp:positionH>
                 <wp:positionV relativeFrom="paragraph">
-                  <wp:posOffset>1112520</wp:posOffset>
+                  <wp:posOffset>2262823</wp:posOffset>
+                </wp:positionV>
+                <wp:extent cx="1264920" cy="83820"/>
+                <wp:effectExtent l="19050" t="76200" r="11430" b="30480"/>
+                <wp:wrapNone/>
+                <wp:docPr id="23" name="Connecteur droit avec flèche 23"/>
+                <wp:cNvGraphicFramePr/>
+                <a:graphic xmlns:a="http://schemas.openxmlformats.org/drawingml/2006/main">
+                  <a:graphicData uri="http://schemas.microsoft.com/office/word/2010/wordprocessingShape">
+                    <wps:wsp>
+                      <wps:cNvCnPr/>
+                      <wps:spPr>
+                        <a:xfrm flipH="1" flipV="1">
+                          <a:off x="0" y="0"/>
+                          <a:ext cx="1264920" cy="83820"/>
+                        </a:xfrm>
+                        <a:prstGeom prst="straightConnector1">
+                          <a:avLst/>
+                        </a:prstGeom>
+                        <a:ln w="25400">
+                          <a:solidFill>
+                            <a:srgbClr val="324B9B"/>
+                          </a:solidFill>
+                          <a:tailEnd type="arrow"/>
+                        </a:ln>
+                      </wps:spPr>
+                      <wps:style>
+                        <a:lnRef idx="1">
+                          <a:schemeClr val="accent1"/>
+                        </a:lnRef>
+                        <a:fillRef idx="0">
+                          <a:schemeClr val="accent1"/>
+                        </a:fillRef>
+                        <a:effectRef idx="0">
+                          <a:schemeClr val="accent1"/>
+                        </a:effectRef>
+                        <a:fontRef idx="minor">
+                          <a:schemeClr val="tx1"/>
+                        </a:fontRef>
+                      </wps:style>
+                      <wps:bodyPr/>
+                    </wps:wsp>
+                  </a:graphicData>
+                </a:graphic>
+                <wp14:sizeRelH relativeFrom="margin">
+                  <wp14:pctWidth>0</wp14:pctWidth>
+                </wp14:sizeRelH>
+                <wp14:sizeRelV relativeFrom="margin">
+                  <wp14:pctHeight>0</wp14:pctHeight>
+                </wp14:sizeRelV>
+              </wp:anchor>
+            </w:drawing>
+          </mc:Choice>
+          <mc:Fallback>
+            <w:pict>
+              <v:shape w14:anchorId="1A51AA65" id="Connecteur droit avec flèche 23" o:spid="_x0000_s1026" type="#_x0000_t32" style="position:absolute;margin-left:520.35pt;margin-top:178.2pt;width:99.6pt;height:6.6pt;flip:x y;z-index:251721728;visibility:visible;mso-wrap-style:square;mso-width-percent:0;mso-height-percent:0;mso-wrap-distance-left:9pt;mso-wrap-distance-top:0;mso-wrap-distance-right:9pt;mso-wrap-distance-bottom:0;mso-position-horizontal:absolute;mso-position-horizontal-relative:text;mso-position-vertical:absolute;mso-position-vertical-relative:text;mso-width-percent:0;mso-height-percent:0;mso-width-relative:margin;mso-height-relative:margin" o:gfxdata="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" strokecolor="#324b9b" strokeweight="2pt">
+                <v:stroke endarrow="open" joinstyle="miter"/>
+              </v:shape>
+            </w:pict>
+          </mc:Fallback>
+        </mc:AlternateContent>
+      </w:r>
+      <w:r>
+        <w:rPr>
+          <w:noProof/>
+          <w:lang w:eastAsia="fr-FR"/>
+        </w:rPr>
+        <mc:AlternateContent>
+          <mc:Choice Requires="wps">
+            <w:drawing>
+              <wp:anchor distT="0" distB="0" distL="114300" distR="114300" simplePos="0" relativeHeight="251737088" behindDoc="0" locked="0" layoutInCell="1" allowOverlap="1" wp14:anchorId="52956333" wp14:editId="57655900">
+                <wp:simplePos x="0" y="0"/>
+                <wp:positionH relativeFrom="column">
+                  <wp:posOffset>8128953</wp:posOffset>
+                </wp:positionH>
+                <wp:positionV relativeFrom="paragraph">
+                  <wp:posOffset>989965</wp:posOffset>
+                </wp:positionV>
+                <wp:extent cx="1304925" cy="809625"/>
+                <wp:effectExtent l="0" t="0" r="0" b="0"/>
+                <wp:wrapNone/>
+                <wp:docPr id="25" name="Zone de texte 25"/>
+                <wp:cNvGraphicFramePr/>
+                <a:graphic xmlns:a="http://schemas.openxmlformats.org/drawingml/2006/main">
+                  <a:graphicData uri="http://schemas.microsoft.com/office/word/2010/wordprocessingShape">
+                    <wps:wsp>
+                      <wps:cNvSpPr txBox="1"/>
+                      <wps:spPr>
+                        <a:xfrm>
+                          <a:off x="0" y="0"/>
+                          <a:ext cx="1304925" cy="809625"/>
+                        </a:xfrm>
+                        <a:prstGeom prst="rect">
+                          <a:avLst/>
+                        </a:prstGeom>
+                        <a:noFill/>
+                        <a:ln w="6350">
+                          <a:noFill/>
+                        </a:ln>
+                        <a:effectLst/>
+                      </wps:spPr>
+                      <wps:style>
+                        <a:lnRef idx="0">
+                          <a:schemeClr val="accent1"/>
+                        </a:lnRef>
+                        <a:fillRef idx="0">
+                          <a:schemeClr val="accent1"/>
+                        </a:fillRef>
+                        <a:effectRef idx="0">
+                          <a:schemeClr val="accent1"/>
+                        </a:effectRef>
+                        <a:fontRef idx="minor">
+                          <a:schemeClr val="dk1"/>
+                        </a:fontRef>
+                      </wps:style>
+                      <wps:txbx>
+                        <w:txbxContent>
+                          <w:p>
+                            <w:pPr>
+                              <w:rPr>
+                                <w:color w:val="324B9B"/>
+                              </w:rPr>
+                            </w:pPr>
+                            <w:r>
+                              <w:rPr>
+                                <w:color w:val="324B9B"/>
+                              </w:rPr>
+                              <w:t xml:space="preserve">Clear </w:t>
+                            </w:r>
+                            <w:proofErr w:type="spellStart"/>
+                            <w:r>
+                              <w:rPr>
+                                <w:color w:val="324B9B"/>
+                              </w:rPr>
+                              <w:t>search</w:t>
+                            </w:r>
+                            <w:proofErr w:type="spellEnd"/>
+                            <w:r>
+                              <w:rPr>
+                                <w:color w:val="324B9B"/>
+                              </w:rPr>
+                              <w:t xml:space="preserve"> </w:t>
+                            </w:r>
+                            <w:proofErr w:type="spellStart"/>
+                            <w:r>
+                              <w:rPr>
+                                <w:color w:val="324B9B"/>
+                              </w:rPr>
+                              <w:t>field</w:t>
+                            </w:r>
+                            <w:proofErr w:type="spellEnd"/>
+                          </w:p>
+                        </w:txbxContent>
+                      </wps:txbx>
+                      <wps:bodyPr rot="0" spcFirstLastPara="0" vertOverflow="overflow" horzOverflow="overflow" vert="horz" wrap="square" lIns="91440" tIns="45720" rIns="91440" bIns="45720" numCol="1" spcCol="0" rtlCol="0" fromWordArt="0" anchor="t" anchorCtr="0" forceAA="0" compatLnSpc="1">
+                        <a:prstTxWarp prst="textNoShape">
+                          <a:avLst/>
+                        </a:prstTxWarp>
+                        <a:noAutofit/>
+                      </wps:bodyPr>
+                    </wps:wsp>
+                  </a:graphicData>
+                </a:graphic>
+                <wp14:sizeRelH relativeFrom="margin">
+                  <wp14:pctWidth>0</wp14:pctWidth>
+                </wp14:sizeRelH>
+                <wp14:sizeRelV relativeFrom="margin">
+                  <wp14:pctHeight>0</wp14:pctHeight>
+                </wp14:sizeRelV>
+              </wp:anchor>
+            </w:drawing>
+          </mc:Choice>
+          <mc:Fallback>
+            <w:pict>
+              <v:shape w14:anchorId="52956333" id="Zone de texte 25" o:spid="_x0000_s1035" type="#_x0000_t202" style="position:absolute;left:0;text-align:left;margin-left:640.1pt;margin-top:77.95pt;width:102.75pt;height:63.75pt;z-index:251737088;visibility:visible;mso-wrap-style:square;mso-width-percent:0;mso-height-percent:0;mso-wrap-distance-left:9pt;mso-wrap-distance-top:0;mso-wrap-distance-right:9pt;mso-wrap-distance-bottom:0;mso-position-horizontal:absolute;mso-position-horizontal-relative:text;mso-position-vertical:absolute;mso-position-vertical-relative:text;mso-width-percent:0;mso-height-percent:0;mso-width-relative:margin;mso-height-relative:margin;v-text-anchor:top" o:gfxdata="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" filled="f" stroked="f" strokeweight=".5pt">
+                <v:textbox>
+                  <w:txbxContent>
+                    <w:p>
+                      <w:pPr>
+                        <w:rPr>
+                          <w:color w:val="324B9B"/>
+                        </w:rPr>
+                      </w:pPr>
+                      <w:r>
+                        <w:rPr>
+                          <w:color w:val="324B9B"/>
+                        </w:rPr>
+                        <w:t xml:space="preserve">Clear </w:t>
+                      </w:r>
+                      <w:proofErr w:type="spellStart"/>
+                      <w:r>
+                        <w:rPr>
+                          <w:color w:val="324B9B"/>
+                        </w:rPr>
+                        <w:t>search</w:t>
+                      </w:r>
+                      <w:proofErr w:type="spellEnd"/>
+                      <w:r>
+                        <w:rPr>
+                          <w:color w:val="324B9B"/>
+                        </w:rPr>
+                        <w:t xml:space="preserve"> </w:t>
+                      </w:r>
+                      <w:proofErr w:type="spellStart"/>
+                      <w:r>
+                        <w:rPr>
+                          <w:color w:val="324B9B"/>
+                        </w:rPr>
+                        <w:t>field</w:t>
+                      </w:r>
+                      <w:proofErr w:type="spellEnd"/>
+                    </w:p>
+                  </w:txbxContent>
+                </v:textbox>
+              </v:shape>
+            </w:pict>
+          </mc:Fallback>
+        </mc:AlternateContent>
+      </w:r>
+      <w:r>
+        <w:rPr>
+          <w:noProof/>
+          <w:lang w:eastAsia="fr-FR"/>
+        </w:rPr>
+        <mc:AlternateContent>
+          <mc:Choice Requires="wps">
+            <w:drawing>
+              <wp:anchor distT="0" distB="0" distL="114300" distR="114300" simplePos="0" relativeHeight="251713536" behindDoc="0" locked="0" layoutInCell="1" allowOverlap="1" wp14:anchorId="1A7C9CA3" wp14:editId="3F074596">
+                <wp:simplePos x="0" y="0"/>
+                <wp:positionH relativeFrom="column">
+                  <wp:posOffset>5983922</wp:posOffset>
+                </wp:positionH>
+                <wp:positionV relativeFrom="paragraph">
+                  <wp:posOffset>735965</wp:posOffset>
+                </wp:positionV>
+                <wp:extent cx="1998345" cy="502920"/>
+                <wp:effectExtent l="38100" t="57150" r="20955" b="30480"/>
+                <wp:wrapNone/>
+                <wp:docPr id="22" name="Connecteur droit avec flèche 22"/>
+                <wp:cNvGraphicFramePr/>
+                <a:graphic xmlns:a="http://schemas.openxmlformats.org/drawingml/2006/main">
+                  <a:graphicData uri="http://schemas.microsoft.com/office/word/2010/wordprocessingShape">
+                    <wps:wsp>
+                      <wps:cNvCnPr/>
+                      <wps:spPr>
+                        <a:xfrm flipH="1" flipV="1">
+                          <a:off x="0" y="0"/>
+                          <a:ext cx="1998345" cy="502920"/>
+                        </a:xfrm>
+                        <a:prstGeom prst="straightConnector1">
+                          <a:avLst/>
+                        </a:prstGeom>
+                        <a:ln w="25400">
+                          <a:solidFill>
+                            <a:srgbClr val="324B9B"/>
+                          </a:solidFill>
+                          <a:tailEnd type="arrow"/>
+                        </a:ln>
+                      </wps:spPr>
+                      <wps:style>
+                        <a:lnRef idx="1">
+                          <a:schemeClr val="accent1"/>
+                        </a:lnRef>
+                        <a:fillRef idx="0">
+                          <a:schemeClr val="accent1"/>
+                        </a:fillRef>
+                        <a:effectRef idx="0">
+                          <a:schemeClr val="accent1"/>
+                        </a:effectRef>
+                        <a:fontRef idx="minor">
+                          <a:schemeClr val="tx1"/>
+                        </a:fontRef>
+                      </wps:style>
+                      <wps:bodyPr/>
+                    </wps:wsp>
+                  </a:graphicData>
+                </a:graphic>
+                <wp14:sizeRelH relativeFrom="margin">
+                  <wp14:pctWidth>0</wp14:pctWidth>
+                </wp14:sizeRelH>
+                <wp14:sizeRelV relativeFrom="margin">
+                  <wp14:pctHeight>0</wp14:pctHeight>
+                </wp14:sizeRelV>
+              </wp:anchor>
+            </w:drawing>
+          </mc:Choice>
+          <mc:Fallback>
+            <w:pict>
+              <v:shape w14:anchorId="3C165393" id="Connecteur droit avec flèche 22" o:spid="_x0000_s1026" type="#_x0000_t32" style="position:absolute;margin-left:471.15pt;margin-top:57.95pt;width:157.35pt;height:39.6pt;flip:x y;z-index:251713536;visibility:visible;mso-wrap-style:square;mso-width-percent:0;mso-height-percent:0;mso-wrap-distance-left:9pt;mso-wrap-distance-top:0;mso-wrap-distance-right:9pt;mso-wrap-distance-bottom:0;mso-position-horizontal:absolute;mso-position-horizontal-relative:text;mso-position-vertical:absolute;mso-position-vertical-relative:text;mso-width-percent:0;mso-height-percent:0;mso-width-relative:margin;mso-height-relative:margin" o:gfxdata="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" strokecolor="#324b9b" strokeweight="2pt">
+                <v:stroke endarrow="open" joinstyle="miter"/>
+              </v:shape>
+            </w:pict>
+          </mc:Fallback>
+        </mc:AlternateContent>
+      </w:r>
+      <w:r>
+        <w:rPr>
+          <w:noProof/>
+          <w:lang w:eastAsia="fr-FR"/>
+        </w:rPr>
+        <mc:AlternateContent>
+          <mc:Choice Requires="wps">
+            <w:drawing>
+              <wp:anchor distT="0" distB="0" distL="114300" distR="114300" simplePos="0" relativeHeight="251561984" behindDoc="0" locked="0" layoutInCell="1" allowOverlap="1" wp14:anchorId="79DC11BE" wp14:editId="30975755">
+                <wp:simplePos x="0" y="0"/>
+                <wp:positionH relativeFrom="column">
+                  <wp:posOffset>-119063</wp:posOffset>
+                </wp:positionH>
+                <wp:positionV relativeFrom="paragraph">
+                  <wp:posOffset>1163320</wp:posOffset>
                 </wp:positionV>
                 <wp:extent cx="1819275" cy="542925"/>
                 <wp:effectExtent l="0" t="0" r="0" b="0"/>
@@ -2581,7 +2825,7 @@
           </mc:Choice>
           <mc:Fallback>
             <w:pict>
-              <v:shape w14:anchorId="79DC11BE" id="Zone de texte 24" o:spid="_x0000_s1035" type="#_x0000_t202" style="position:absolute;left:0;text-align:left;margin-left:-33.75pt;margin-top:87.6pt;width:143.25pt;height:42.75pt;z-index:251641344;visibility:visible;mso-wrap-style:square;mso-width-percent:0;mso-height-percent:0;mso-wrap-distance-left:9pt;mso-wrap-distance-top:0;mso-wrap-distance-right:9pt;mso-wrap-distance-bottom:0;mso-position-horizontal:absolute;mso-position-horizontal-relative:text;mso-position-vertical:absolute;mso-position-vertical-relative:text;mso-width-percent:0;mso-height-percent:0;mso-width-relative:margin;mso-height-relative:margin;v-text-anchor:top" o:gfxdata="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" filled="f" stroked="f" strokeweight=".5pt">
+              <v:shape w14:anchorId="79DC11BE" id="Zone de texte 24" o:spid="_x0000_s1036" type="#_x0000_t202" style="position:absolute;left:0;text-align:left;margin-left:-9.4pt;margin-top:91.6pt;width:143.25pt;height:42.75pt;z-index:251561984;visibility:visible;mso-wrap-style:square;mso-width-percent:0;mso-height-percent:0;mso-wrap-distance-left:9pt;mso-wrap-distance-top:0;mso-wrap-distance-right:9pt;mso-wrap-distance-bottom:0;mso-position-horizontal:absolute;mso-position-horizontal-relative:text;mso-position-vertical:absolute;mso-position-vertical-relative:text;mso-width-percent:0;mso-height-percent:0;mso-width-relative:margin;mso-height-relative:margin;v-text-anchor:top" o:gfxdata="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" filled="f" stroked="f" strokeweight=".5pt">
                 <v:textbox>
                   <w:txbxContent>
                     <w:p>
@@ -2641,13 +2885,13 @@
         <mc:AlternateContent>
           <mc:Choice Requires="wps">
             <w:drawing>
-              <wp:anchor distT="0" distB="0" distL="114300" distR="114300" simplePos="0" relativeHeight="251640320" behindDoc="0" locked="0" layoutInCell="1" allowOverlap="1" wp14:anchorId="2A6EE814" wp14:editId="42FE9E75">
+              <wp:anchor distT="0" distB="0" distL="114300" distR="114300" simplePos="0" relativeHeight="251543552" behindDoc="0" locked="0" layoutInCell="1" allowOverlap="1" wp14:anchorId="2A6EE814" wp14:editId="33D50F87">
                 <wp:simplePos x="0" y="0"/>
                 <wp:positionH relativeFrom="column">
-                  <wp:posOffset>1419226</wp:posOffset>
+                  <wp:posOffset>1743075</wp:posOffset>
                 </wp:positionH>
                 <wp:positionV relativeFrom="paragraph">
-                  <wp:posOffset>1360169</wp:posOffset>
+                  <wp:posOffset>1481772</wp:posOffset>
                 </wp:positionV>
                 <wp:extent cx="2438400" cy="735965"/>
                 <wp:effectExtent l="0" t="0" r="57150" b="83185"/>
@@ -2702,334 +2946,114 @@
           </mc:Choice>
           <mc:Fallback>
             <w:pict>
-              <v:shape w14:anchorId="7A42C9A6" id="Connecteur droit avec flèche 21" o:spid="_x0000_s1026" type="#_x0000_t32" style="position:absolute;margin-left:111.75pt;margin-top:107.1pt;width:192pt;height:57.95pt;z-index:251640320;visibility:visible;mso-wrap-style:square;mso-width-percent:0;mso-height-percent:0;mso-wrap-distance-left:9pt;mso-wrap-distance-top:0;mso-wrap-distance-right:9pt;mso-wrap-distance-bottom:0;mso-position-horizontal:absolute;mso-position-horizontal-relative:text;mso-position-vertical:absolute;mso-position-vertical-relative:text;mso-width-percent:0;mso-height-percent:0;mso-width-relative:margin;mso-height-relative:margin" o:gfxdata="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" strokecolor="#324b9b" strokeweight="2pt">
+              <v:shape w14:anchorId="437BB80F" id="Connecteur droit avec flèche 21" o:spid="_x0000_s1026" type="#_x0000_t32" style="position:absolute;margin-left:137.25pt;margin-top:116.65pt;width:192pt;height:57.95pt;z-index:251543552;visibility:visible;mso-wrap-style:square;mso-width-percent:0;mso-height-percent:0;mso-wrap-distance-left:9pt;mso-wrap-distance-top:0;mso-wrap-distance-right:9pt;mso-wrap-distance-bottom:0;mso-position-horizontal:absolute;mso-position-horizontal-relative:text;mso-position-vertical:absolute;mso-position-vertical-relative:text;mso-width-percent:0;mso-height-percent:0;mso-width-relative:margin;mso-height-relative:margin" o:gfxdata="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" strokecolor="#324b9b" strokeweight="2pt">
                 <v:stroke endarrow="open" joinstyle="miter"/>
               </v:shape>
             </w:pict>
           </mc:Fallback>
         </mc:AlternateContent>
       </w:r>
+      <w:r>
+        <w:rPr>
+          <w:rFonts w:ascii="Times New Roman" w:eastAsia="Times New Roman" w:hAnsi="Times New Roman" w:cs="Times New Roman"/>
+          <w:snapToGrid w:val="0"/>
+          <w:color w:val="000000"/>
+          <w:w w:val="0"/>
+          <w:sz w:val="0"/>
+          <w:szCs w:val="0"/>
+          <w:u w:color="000000"/>
+          <w:bdr w:val="none" w:sz="0" w:space="0" w:color="000000"/>
+          <w:shd w:val="clear" w:color="000000" w:fill="000000"/>
+          <w:lang w:val="x-none" w:eastAsia="x-none" w:bidi="x-none"/>
+        </w:rPr>
+        <w:br/>
+      </w:r>
+      <w:r>
+        <w:drawing>
+          <wp:inline distT="0" distB="0" distL="0" distR="0" wp14:anchorId="495B1E59" wp14:editId="47A812F3">
+            <wp:extent cx="2648179" cy="3379763"/>
+            <wp:effectExtent l="0" t="0" r="0" b="0"/>
+            <wp:docPr id="1890827618" name="Image 1"/>
+            <wp:cNvGraphicFramePr>
+              <a:graphicFrameLocks xmlns:a="http://schemas.openxmlformats.org/drawingml/2006/main" noChangeAspect="1"/>
+            </wp:cNvGraphicFramePr>
+            <a:graphic xmlns:a="http://schemas.openxmlformats.org/drawingml/2006/main">
+              <a:graphicData uri="http://schemas.openxmlformats.org/drawingml/2006/picture">
+                <pic:pic xmlns:pic="http://schemas.openxmlformats.org/drawingml/2006/picture">
+                  <pic:nvPicPr>
+                    <pic:cNvPr id="1890827618" name=""/>
+                    <pic:cNvPicPr/>
+                  </pic:nvPicPr>
+                  <pic:blipFill>
+                    <a:blip r:embed="rId11"/>
+                    <a:stretch>
+                      <a:fillRect/>
+                    </a:stretch>
+                  </pic:blipFill>
+                  <pic:spPr>
+                    <a:xfrm>
+                      <a:off x="0" y="0"/>
+                      <a:ext cx="2648179" cy="3379763"/>
+                    </a:xfrm>
+                    <a:prstGeom prst="rect">
+                      <a:avLst/>
+                    </a:prstGeom>
+                  </pic:spPr>
+                </pic:pic>
+              </a:graphicData>
+            </a:graphic>
+          </wp:inline>
+        </w:drawing>
+      </w:r>
+      <w:r>
+        <w:rPr>
+          <w:noProof/>
+        </w:rPr>
+        <w:t xml:space="preserve"> </w:t>
+      </w:r>
+      <w:r>
+        <w:drawing>
+          <wp:inline distT="0" distB="0" distL="0" distR="0" wp14:anchorId="43273CCA" wp14:editId="5353EFB7">
+            <wp:extent cx="2705334" cy="3391194"/>
+            <wp:effectExtent l="0" t="0" r="0" b="0"/>
+            <wp:docPr id="2128568945" name="Image 1"/>
+            <wp:cNvGraphicFramePr>
+              <a:graphicFrameLocks xmlns:a="http://schemas.openxmlformats.org/drawingml/2006/main" noChangeAspect="1"/>
+            </wp:cNvGraphicFramePr>
+            <a:graphic xmlns:a="http://schemas.openxmlformats.org/drawingml/2006/main">
+              <a:graphicData uri="http://schemas.openxmlformats.org/drawingml/2006/picture">
+                <pic:pic xmlns:pic="http://schemas.openxmlformats.org/drawingml/2006/picture">
+                  <pic:nvPicPr>
+                    <pic:cNvPr id="2128568945" name=""/>
+                    <pic:cNvPicPr/>
+                  </pic:nvPicPr>
+                  <pic:blipFill>
+                    <a:blip r:embed="rId12"/>
+                    <a:stretch>
+                      <a:fillRect/>
+                    </a:stretch>
+                  </pic:blipFill>
+                  <pic:spPr>
+                    <a:xfrm>
+                      <a:off x="0" y="0"/>
+                      <a:ext cx="2705334" cy="3391194"/>
+                    </a:xfrm>
+                    <a:prstGeom prst="rect">
+                      <a:avLst/>
+                    </a:prstGeom>
+                  </pic:spPr>
+                </pic:pic>
+              </a:graphicData>
+            </a:graphic>
+          </wp:inline>
+        </w:drawing>
+      </w:r>
     </w:p>
     <w:p>
-      <w:r>
-        <w:rPr>
-          <w:noProof/>
-          <w:lang w:eastAsia="fr-FR"/>
-        </w:rPr>
-        <mc:AlternateContent>
-          <mc:Choice Requires="wps">
-            <w:drawing>
-              <wp:anchor distT="0" distB="0" distL="114300" distR="114300" simplePos="0" relativeHeight="251755520" behindDoc="0" locked="0" layoutInCell="1" allowOverlap="1" wp14:anchorId="1A7C9CA3" wp14:editId="57E9000F">
-                <wp:simplePos x="0" y="0"/>
-                <wp:positionH relativeFrom="column">
-                  <wp:posOffset>6092189</wp:posOffset>
-                </wp:positionH>
-                <wp:positionV relativeFrom="paragraph">
-                  <wp:posOffset>311150</wp:posOffset>
-                </wp:positionV>
-                <wp:extent cx="1998345" cy="502920"/>
-                <wp:effectExtent l="38100" t="57150" r="20955" b="30480"/>
-                <wp:wrapNone/>
-                <wp:docPr id="22" name="Connecteur droit avec flèche 22"/>
-                <wp:cNvGraphicFramePr/>
-                <a:graphic xmlns:a="http://schemas.openxmlformats.org/drawingml/2006/main">
-                  <a:graphicData uri="http://schemas.microsoft.com/office/word/2010/wordprocessingShape">
-                    <wps:wsp>
-                      <wps:cNvCnPr/>
-                      <wps:spPr>
-                        <a:xfrm flipH="1" flipV="1">
-                          <a:off x="0" y="0"/>
-                          <a:ext cx="1998345" cy="502920"/>
-                        </a:xfrm>
-                        <a:prstGeom prst="straightConnector1">
-                          <a:avLst/>
-                        </a:prstGeom>
-                        <a:ln w="25400">
-                          <a:solidFill>
-                            <a:srgbClr val="324B9B"/>
-                          </a:solidFill>
-                          <a:tailEnd type="arrow"/>
-                        </a:ln>
-                      </wps:spPr>
-                      <wps:style>
-                        <a:lnRef idx="1">
-                          <a:schemeClr val="accent1"/>
-                        </a:lnRef>
-                        <a:fillRef idx="0">
-                          <a:schemeClr val="accent1"/>
-                        </a:fillRef>
-                        <a:effectRef idx="0">
-                          <a:schemeClr val="accent1"/>
-                        </a:effectRef>
-                        <a:fontRef idx="minor">
-                          <a:schemeClr val="tx1"/>
-                        </a:fontRef>
-                      </wps:style>
-                      <wps:bodyPr/>
-                    </wps:wsp>
-                  </a:graphicData>
-                </a:graphic>
-                <wp14:sizeRelH relativeFrom="margin">
-                  <wp14:pctWidth>0</wp14:pctWidth>
-                </wp14:sizeRelH>
-                <wp14:sizeRelV relativeFrom="margin">
-                  <wp14:pctHeight>0</wp14:pctHeight>
-                </wp14:sizeRelV>
-              </wp:anchor>
-            </w:drawing>
-          </mc:Choice>
-          <mc:Fallback>
-            <w:pict>
-              <v:shape w14:anchorId="50509B1B" id="Connecteur droit avec flèche 22" o:spid="_x0000_s1026" type="#_x0000_t32" style="position:absolute;margin-left:479.7pt;margin-top:24.5pt;width:157.35pt;height:39.6pt;flip:x y;z-index:251755520;visibility:visible;mso-wrap-style:square;mso-width-percent:0;mso-height-percent:0;mso-wrap-distance-left:9pt;mso-wrap-distance-top:0;mso-wrap-distance-right:9pt;mso-wrap-distance-bottom:0;mso-position-horizontal:absolute;mso-position-horizontal-relative:text;mso-position-vertical:absolute;mso-position-vertical-relative:text;mso-width-percent:0;mso-height-percent:0;mso-width-relative:margin;mso-height-relative:margin" o:gfxdata="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" strokecolor="#324b9b" strokeweight="2pt">
-                <v:stroke endarrow="open" joinstyle="miter"/>
-              </v:shape>
-            </w:pict>
-          </mc:Fallback>
-        </mc:AlternateContent>
-      </w:r>
+      <w:pPr>
+        <w:jc w:val="center"/>
+      </w:pPr>
     </w:p>
-    <w:p>
-      <w:r>
-        <w:rPr>
-          <w:noProof/>
-          <w:lang w:eastAsia="fr-FR"/>
-        </w:rPr>
-        <mc:AlternateContent>
-          <mc:Choice Requires="wps">
-            <w:drawing>
-              <wp:anchor distT="0" distB="0" distL="114300" distR="114300" simplePos="0" relativeHeight="251758592" behindDoc="0" locked="0" layoutInCell="1" allowOverlap="1" wp14:anchorId="52956333" wp14:editId="3A434626">
-                <wp:simplePos x="0" y="0"/>
-                <wp:positionH relativeFrom="column">
-                  <wp:posOffset>8162566</wp:posOffset>
-                </wp:positionH>
-                <wp:positionV relativeFrom="paragraph">
-                  <wp:posOffset>77590</wp:posOffset>
-                </wp:positionV>
-                <wp:extent cx="1304925" cy="809625"/>
-                <wp:effectExtent l="0" t="0" r="0" b="0"/>
-                <wp:wrapNone/>
-                <wp:docPr id="25" name="Zone de texte 25"/>
-                <wp:cNvGraphicFramePr/>
-                <a:graphic xmlns:a="http://schemas.openxmlformats.org/drawingml/2006/main">
-                  <a:graphicData uri="http://schemas.microsoft.com/office/word/2010/wordprocessingShape">
-                    <wps:wsp>
-                      <wps:cNvSpPr txBox="1"/>
-                      <wps:spPr>
-                        <a:xfrm>
-                          <a:off x="0" y="0"/>
-                          <a:ext cx="1304925" cy="809625"/>
-                        </a:xfrm>
-                        <a:prstGeom prst="rect">
-                          <a:avLst/>
-                        </a:prstGeom>
-                        <a:noFill/>
-                        <a:ln w="6350">
-                          <a:noFill/>
-                        </a:ln>
-                        <a:effectLst/>
-                      </wps:spPr>
-                      <wps:style>
-                        <a:lnRef idx="0">
-                          <a:schemeClr val="accent1"/>
-                        </a:lnRef>
-                        <a:fillRef idx="0">
-                          <a:schemeClr val="accent1"/>
-                        </a:fillRef>
-                        <a:effectRef idx="0">
-                          <a:schemeClr val="accent1"/>
-                        </a:effectRef>
-                        <a:fontRef idx="minor">
-                          <a:schemeClr val="dk1"/>
-                        </a:fontRef>
-                      </wps:style>
-                      <wps:txbx>
-                        <w:txbxContent>
-                          <w:p>
-                            <w:pPr>
-                              <w:rPr>
-                                <w:color w:val="324B9B"/>
-                              </w:rPr>
-                            </w:pPr>
-                            <w:r>
-                              <w:rPr>
-                                <w:color w:val="324B9B"/>
-                              </w:rPr>
-                              <w:t xml:space="preserve">Clear </w:t>
-                            </w:r>
-                            <w:proofErr w:type="spellStart"/>
-                            <w:r>
-                              <w:rPr>
-                                <w:color w:val="324B9B"/>
-                              </w:rPr>
-                              <w:t>search</w:t>
-                            </w:r>
-                            <w:proofErr w:type="spellEnd"/>
-                            <w:r>
-                              <w:rPr>
-                                <w:color w:val="324B9B"/>
-                              </w:rPr>
-                              <w:t xml:space="preserve"> </w:t>
-                            </w:r>
-                            <w:proofErr w:type="spellStart"/>
-                            <w:r>
-                              <w:rPr>
-                                <w:color w:val="324B9B"/>
-                              </w:rPr>
-                              <w:t>field</w:t>
-                            </w:r>
-                            <w:proofErr w:type="spellEnd"/>
-                          </w:p>
-                        </w:txbxContent>
-                      </wps:txbx>
-                      <wps:bodyPr rot="0" spcFirstLastPara="0" vertOverflow="overflow" horzOverflow="overflow" vert="horz" wrap="square" lIns="91440" tIns="45720" rIns="91440" bIns="45720" numCol="1" spcCol="0" rtlCol="0" fromWordArt="0" anchor="t" anchorCtr="0" forceAA="0" compatLnSpc="1">
-                        <a:prstTxWarp prst="textNoShape">
-                          <a:avLst/>
-                        </a:prstTxWarp>
-                        <a:noAutofit/>
-                      </wps:bodyPr>
-                    </wps:wsp>
-                  </a:graphicData>
-                </a:graphic>
-                <wp14:sizeRelH relativeFrom="margin">
-                  <wp14:pctWidth>0</wp14:pctWidth>
-                </wp14:sizeRelH>
-                <wp14:sizeRelV relativeFrom="margin">
-                  <wp14:pctHeight>0</wp14:pctHeight>
-                </wp14:sizeRelV>
-              </wp:anchor>
-            </w:drawing>
-          </mc:Choice>
-          <mc:Fallback>
-            <w:pict>
-              <v:shape w14:anchorId="52956333" id="Zone de texte 25" o:spid="_x0000_s1036" type="#_x0000_t202" style="position:absolute;margin-left:642.7pt;margin-top:6.1pt;width:102.75pt;height:63.75pt;z-index:251758592;visibility:visible;mso-wrap-style:square;mso-width-percent:0;mso-height-percent:0;mso-wrap-distance-left:9pt;mso-wrap-distance-top:0;mso-wrap-distance-right:9pt;mso-wrap-distance-bottom:0;mso-position-horizontal:absolute;mso-position-horizontal-relative:text;mso-position-vertical:absolute;mso-position-vertical-relative:text;mso-width-percent:0;mso-height-percent:0;mso-width-relative:margin;mso-height-relative:margin;v-text-anchor:top" o:gfxdata="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" filled="f" stroked="f" strokeweight=".5pt">
-                <v:textbox>
-                  <w:txbxContent>
-                    <w:p>
-                      <w:pPr>
-                        <w:rPr>
-                          <w:color w:val="324B9B"/>
-                        </w:rPr>
-                      </w:pPr>
-                      <w:r>
-                        <w:rPr>
-                          <w:color w:val="324B9B"/>
-                        </w:rPr>
-                        <w:t xml:space="preserve">Clear </w:t>
-                      </w:r>
-                      <w:proofErr w:type="spellStart"/>
-                      <w:r>
-                        <w:rPr>
-                          <w:color w:val="324B9B"/>
-                        </w:rPr>
-                        <w:t>search</w:t>
-                      </w:r>
-                      <w:proofErr w:type="spellEnd"/>
-                      <w:r>
-                        <w:rPr>
-                          <w:color w:val="324B9B"/>
-                        </w:rPr>
-                        <w:t xml:space="preserve"> </w:t>
-                      </w:r>
-                      <w:proofErr w:type="spellStart"/>
-                      <w:r>
-                        <w:rPr>
-                          <w:color w:val="324B9B"/>
-                        </w:rPr>
-                        <w:t>field</w:t>
-                      </w:r>
-                      <w:proofErr w:type="spellEnd"/>
-                    </w:p>
-                  </w:txbxContent>
-                </v:textbox>
-              </v:shape>
-            </w:pict>
-          </mc:Fallback>
-        </mc:AlternateContent>
-      </w:r>
-    </w:p>
-    <w:p/>
-    <w:p/>
-    <w:p>
-      <w:r>
-        <w:rPr>
-          <w:noProof/>
-          <w:lang w:eastAsia="fr-FR"/>
-        </w:rPr>
-        <mc:AlternateContent>
-          <mc:Choice Requires="wps">
-            <w:drawing>
-              <wp:anchor distT="0" distB="0" distL="114300" distR="114300" simplePos="0" relativeHeight="251757568" behindDoc="0" locked="0" layoutInCell="1" allowOverlap="1" wp14:anchorId="73005871" wp14:editId="20B426DA">
-                <wp:simplePos x="0" y="0"/>
-                <wp:positionH relativeFrom="column">
-                  <wp:posOffset>6675120</wp:posOffset>
-                </wp:positionH>
-                <wp:positionV relativeFrom="paragraph">
-                  <wp:posOffset>270510</wp:posOffset>
-                </wp:positionV>
-                <wp:extent cx="1264920" cy="83820"/>
-                <wp:effectExtent l="19050" t="76200" r="11430" b="30480"/>
-                <wp:wrapNone/>
-                <wp:docPr id="23" name="Connecteur droit avec flèche 23"/>
-                <wp:cNvGraphicFramePr/>
-                <a:graphic xmlns:a="http://schemas.openxmlformats.org/drawingml/2006/main">
-                  <a:graphicData uri="http://schemas.microsoft.com/office/word/2010/wordprocessingShape">
-                    <wps:wsp>
-                      <wps:cNvCnPr/>
-                      <wps:spPr>
-                        <a:xfrm flipH="1" flipV="1">
-                          <a:off x="0" y="0"/>
-                          <a:ext cx="1264920" cy="83820"/>
-                        </a:xfrm>
-                        <a:prstGeom prst="straightConnector1">
-                          <a:avLst/>
-                        </a:prstGeom>
-                        <a:ln w="25400">
-                          <a:solidFill>
-                            <a:srgbClr val="324B9B"/>
-                          </a:solidFill>
-                          <a:tailEnd type="arrow"/>
-                        </a:ln>
-                      </wps:spPr>
-                      <wps:style>
-                        <a:lnRef idx="1">
-                          <a:schemeClr val="accent1"/>
-                        </a:lnRef>
-                        <a:fillRef idx="0">
-                          <a:schemeClr val="accent1"/>
-                        </a:fillRef>
-                        <a:effectRef idx="0">
-                          <a:schemeClr val="accent1"/>
-                        </a:effectRef>
-                        <a:fontRef idx="minor">
-                          <a:schemeClr val="tx1"/>
-                        </a:fontRef>
-                      </wps:style>
-                      <wps:bodyPr/>
-                    </wps:wsp>
-                  </a:graphicData>
-                </a:graphic>
-                <wp14:sizeRelH relativeFrom="margin">
-                  <wp14:pctWidth>0</wp14:pctWidth>
-                </wp14:sizeRelH>
-                <wp14:sizeRelV relativeFrom="margin">
-                  <wp14:pctHeight>0</wp14:pctHeight>
-                </wp14:sizeRelV>
-              </wp:anchor>
-            </w:drawing>
-          </mc:Choice>
-          <mc:Fallback>
-            <w:pict>
-              <v:shape w14:anchorId="003B72FA" id="Connecteur droit avec flèche 23" o:spid="_x0000_s1026" type="#_x0000_t32" style="position:absolute;margin-left:525.6pt;margin-top:21.3pt;width:99.6pt;height:6.6pt;flip:x y;z-index:251757568;visibility:visible;mso-wrap-style:square;mso-width-percent:0;mso-height-percent:0;mso-wrap-distance-left:9pt;mso-wrap-distance-top:0;mso-wrap-distance-right:9pt;mso-wrap-distance-bottom:0;mso-position-horizontal:absolute;mso-position-horizontal-relative:text;mso-position-vertical:absolute;mso-position-vertical-relative:text;mso-width-percent:0;mso-height-percent:0;mso-width-relative:margin;mso-height-relative:margin" o:gfxdata="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" strokecolor="#324b9b" strokeweight="2pt">
-                <v:stroke endarrow="open" joinstyle="miter"/>
-              </v:shape>
-            </w:pict>
-          </mc:Fallback>
-        </mc:AlternateContent>
-      </w:r>
-    </w:p>
-    <w:p/>
-    <w:p/>
-    <w:p/>
     <w:p/>
     <w:p/>
     <w:p/>
@@ -3041,12 +3065,8 @@
         </w:tabs>
       </w:pPr>
       <w:r>
+        <w:lastRenderedPageBreak/>
         <w:tab/>
-      </w:r>
-    </w:p>
-    <w:p>
-      <w:r>
-        <w:br w:type="page"/>
       </w:r>
     </w:p>
     <w:p>
@@ -3062,18 +3082,6 @@
           <w:tab w:val="left" w:pos="3975"/>
         </w:tabs>
         <w:jc w:val="center"/>
-        <w:rPr>
-          <w:rFonts w:ascii="Times New Roman" w:eastAsia="Times New Roman" w:hAnsi="Times New Roman" w:cs="Times New Roman"/>
-          <w:snapToGrid w:val="0"/>
-          <w:color w:val="000000"/>
-          <w:w w:val="0"/>
-          <w:sz w:val="0"/>
-          <w:szCs w:val="0"/>
-          <w:u w:color="000000"/>
-          <w:bdr w:val="none" w:sz="0" w:space="0" w:color="000000"/>
-          <w:shd w:val="clear" w:color="000000" w:fill="000000"/>
-          <w:lang w:val="x-none" w:eastAsia="x-none" w:bidi="x-none"/>
-        </w:rPr>
       </w:pPr>
       <w:r>
         <w:rPr>
@@ -3083,7 +3091,7 @@
         <mc:AlternateContent>
           <mc:Choice Requires="wps">
             <w:drawing>
-              <wp:anchor distT="0" distB="0" distL="114300" distR="114300" simplePos="0" relativeHeight="251736064" behindDoc="0" locked="0" layoutInCell="1" allowOverlap="1" wp14:anchorId="51B67C42" wp14:editId="09FE3A41">
+              <wp:anchor distT="0" distB="0" distL="114300" distR="114300" simplePos="0" relativeHeight="251725824" behindDoc="0" locked="0" layoutInCell="1" allowOverlap="1" wp14:anchorId="51B67C42" wp14:editId="5907169A">
                 <wp:simplePos x="0" y="0"/>
                 <wp:positionH relativeFrom="column">
                   <wp:posOffset>1192530</wp:posOffset>
@@ -3144,7 +3152,7 @@
           </mc:Choice>
           <mc:Fallback>
             <w:pict>
-              <v:shape w14:anchorId="5A259BB2" id="Connecteur droit avec flèche 33" o:spid="_x0000_s1026" type="#_x0000_t32" style="position:absolute;margin-left:93.9pt;margin-top:142.95pt;width:90pt;height:20.1pt;flip:y;z-index:251736064;visibility:visible;mso-wrap-style:square;mso-width-percent:0;mso-height-percent:0;mso-wrap-distance-left:9pt;mso-wrap-distance-top:0;mso-wrap-distance-right:9pt;mso-wrap-distance-bottom:0;mso-position-horizontal:absolute;mso-position-horizontal-relative:text;mso-position-vertical:absolute;mso-position-vertical-relative:text;mso-width-percent:0;mso-height-percent:0;mso-width-relative:margin;mso-height-relative:margin" o:gfxdata="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" strokecolor="#324b9b" strokeweight="2pt">
+              <v:shape w14:anchorId="31B526FE" id="Connecteur droit avec flèche 33" o:spid="_x0000_s1026" type="#_x0000_t32" style="position:absolute;margin-left:93.9pt;margin-top:142.95pt;width:90pt;height:20.1pt;flip:y;z-index:251725824;visibility:visible;mso-wrap-style:square;mso-width-percent:0;mso-height-percent:0;mso-wrap-distance-left:9pt;mso-wrap-distance-top:0;mso-wrap-distance-right:9pt;mso-wrap-distance-bottom:0;mso-position-horizontal:absolute;mso-position-horizontal-relative:text;mso-position-vertical:absolute;mso-position-vertical-relative:text;mso-width-percent:0;mso-height-percent:0;mso-width-relative:margin;mso-height-relative:margin" o:gfxdata="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" strokecolor="#324b9b" strokeweight="2pt">
                 <v:stroke endarrow="open" joinstyle="miter"/>
               </v:shape>
             </w:pict>
@@ -3159,146 +3167,7 @@
         <mc:AlternateContent>
           <mc:Choice Requires="wps">
             <w:drawing>
-              <wp:anchor distT="0" distB="0" distL="114300" distR="114300" simplePos="0" relativeHeight="251599872" behindDoc="0" locked="0" layoutInCell="1" allowOverlap="1" wp14:anchorId="29170F00" wp14:editId="35875665">
-                <wp:simplePos x="0" y="0"/>
-                <wp:positionH relativeFrom="column">
-                  <wp:posOffset>8286750</wp:posOffset>
-                </wp:positionH>
-                <wp:positionV relativeFrom="paragraph">
-                  <wp:posOffset>1590674</wp:posOffset>
-                </wp:positionV>
-                <wp:extent cx="811530" cy="299085"/>
-                <wp:effectExtent l="38100" t="57150" r="26670" b="24765"/>
-                <wp:wrapNone/>
-                <wp:docPr id="29" name="Connecteur droit avec flèche 29"/>
-                <wp:cNvGraphicFramePr/>
-                <a:graphic xmlns:a="http://schemas.openxmlformats.org/drawingml/2006/main">
-                  <a:graphicData uri="http://schemas.microsoft.com/office/word/2010/wordprocessingShape">
-                    <wps:wsp>
-                      <wps:cNvCnPr/>
-                      <wps:spPr>
-                        <a:xfrm flipH="1" flipV="1">
-                          <a:off x="0" y="0"/>
-                          <a:ext cx="811530" cy="299085"/>
-                        </a:xfrm>
-                        <a:prstGeom prst="straightConnector1">
-                          <a:avLst/>
-                        </a:prstGeom>
-                        <a:ln w="25400">
-                          <a:solidFill>
-                            <a:srgbClr val="324B9B"/>
-                          </a:solidFill>
-                          <a:tailEnd type="arrow"/>
-                        </a:ln>
-                      </wps:spPr>
-                      <wps:style>
-                        <a:lnRef idx="1">
-                          <a:schemeClr val="accent1"/>
-                        </a:lnRef>
-                        <a:fillRef idx="0">
-                          <a:schemeClr val="accent1"/>
-                        </a:fillRef>
-                        <a:effectRef idx="0">
-                          <a:schemeClr val="accent1"/>
-                        </a:effectRef>
-                        <a:fontRef idx="minor">
-                          <a:schemeClr val="tx1"/>
-                        </a:fontRef>
-                      </wps:style>
-                      <wps:bodyPr/>
-                    </wps:wsp>
-                  </a:graphicData>
-                </a:graphic>
-                <wp14:sizeRelH relativeFrom="margin">
-                  <wp14:pctWidth>0</wp14:pctWidth>
-                </wp14:sizeRelH>
-                <wp14:sizeRelV relativeFrom="margin">
-                  <wp14:pctHeight>0</wp14:pctHeight>
-                </wp14:sizeRelV>
-              </wp:anchor>
-            </w:drawing>
-          </mc:Choice>
-          <mc:Fallback>
-            <w:pict>
-              <v:shape w14:anchorId="2FF8B440" id="Connecteur droit avec flèche 29" o:spid="_x0000_s1026" type="#_x0000_t32" style="position:absolute;margin-left:652.5pt;margin-top:125.25pt;width:63.9pt;height:23.55pt;flip:x y;z-index:251599872;visibility:visible;mso-wrap-style:square;mso-width-percent:0;mso-height-percent:0;mso-wrap-distance-left:9pt;mso-wrap-distance-top:0;mso-wrap-distance-right:9pt;mso-wrap-distance-bottom:0;mso-position-horizontal:absolute;mso-position-horizontal-relative:text;mso-position-vertical:absolute;mso-position-vertical-relative:text;mso-width-percent:0;mso-height-percent:0;mso-width-relative:margin;mso-height-relative:margin" o:gfxdata="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" strokecolor="#324b9b" strokeweight="2pt">
-                <v:stroke endarrow="open" joinstyle="miter"/>
-              </v:shape>
-            </w:pict>
-          </mc:Fallback>
-        </mc:AlternateContent>
-      </w:r>
-      <w:r>
-        <w:rPr>
-          <w:rFonts w:ascii="Times New Roman" w:eastAsia="Times New Roman" w:hAnsi="Times New Roman" w:cs="Times New Roman"/>
-          <w:snapToGrid w:val="0"/>
-          <w:color w:val="000000"/>
-          <w:w w:val="0"/>
-          <w:sz w:val="0"/>
-          <w:szCs w:val="0"/>
-          <w:u w:color="000000"/>
-          <w:bdr w:val="none" w:sz="0" w:space="0" w:color="000000"/>
-          <w:shd w:val="clear" w:color="000000" w:fill="000000"/>
-          <w:lang w:val="x-none" w:eastAsia="x-none" w:bidi="x-none"/>
-        </w:rPr>
-        <w:drawing>
-          <wp:anchor distT="0" distB="0" distL="114300" distR="114300" simplePos="0" relativeHeight="251579392" behindDoc="0" locked="0" layoutInCell="1" allowOverlap="1" wp14:anchorId="3F8B81E2" wp14:editId="5B48AFB2">
-            <wp:simplePos x="0" y="0"/>
-            <wp:positionH relativeFrom="column">
-              <wp:posOffset>1314450</wp:posOffset>
-            </wp:positionH>
-            <wp:positionV relativeFrom="paragraph">
-              <wp:posOffset>601980</wp:posOffset>
-            </wp:positionV>
-            <wp:extent cx="7368540" cy="4857115"/>
-            <wp:effectExtent l="0" t="0" r="3810" b="635"/>
-            <wp:wrapSquare wrapText="bothSides"/>
-            <wp:docPr id="1867028393" name="Image 1"/>
-            <wp:cNvGraphicFramePr>
-              <a:graphicFrameLocks xmlns:a="http://schemas.openxmlformats.org/drawingml/2006/main" noChangeAspect="1"/>
-            </wp:cNvGraphicFramePr>
-            <a:graphic xmlns:a="http://schemas.openxmlformats.org/drawingml/2006/main">
-              <a:graphicData uri="http://schemas.openxmlformats.org/drawingml/2006/picture">
-                <pic:pic xmlns:pic="http://schemas.openxmlformats.org/drawingml/2006/picture">
-                  <pic:nvPicPr>
-                    <pic:cNvPr id="1867028393" name=""/>
-                    <pic:cNvPicPr/>
-                  </pic:nvPicPr>
-                  <pic:blipFill>
-                    <a:blip r:embed="rId13"/>
-                    <a:stretch>
-                      <a:fillRect/>
-                    </a:stretch>
-                  </pic:blipFill>
-                  <pic:spPr>
-                    <a:xfrm>
-                      <a:off x="0" y="0"/>
-                      <a:ext cx="7368540" cy="4857115"/>
-                    </a:xfrm>
-                    <a:prstGeom prst="rect">
-                      <a:avLst/>
-                    </a:prstGeom>
-                  </pic:spPr>
-                </pic:pic>
-              </a:graphicData>
-            </a:graphic>
-            <wp14:sizeRelH relativeFrom="page">
-              <wp14:pctWidth>0</wp14:pctWidth>
-            </wp14:sizeRelH>
-            <wp14:sizeRelV relativeFrom="page">
-              <wp14:pctHeight>0</wp14:pctHeight>
-            </wp14:sizeRelV>
-          </wp:anchor>
-        </w:drawing>
-      </w:r>
-      <w:r>
-        <w:rPr>
-          <w:noProof/>
-          <w:lang w:eastAsia="fr-FR"/>
-        </w:rPr>
-        <mc:AlternateContent>
-          <mc:Choice Requires="wps">
-            <w:drawing>
-              <wp:anchor distT="0" distB="0" distL="114300" distR="114300" simplePos="0" relativeHeight="251726848" behindDoc="0" locked="0" layoutInCell="1" allowOverlap="1" wp14:anchorId="3C32BBDA" wp14:editId="20AA328A">
+              <wp:anchor distT="0" distB="0" distL="114300" distR="114300" simplePos="0" relativeHeight="251718656" behindDoc="0" locked="0" layoutInCell="1" allowOverlap="1" wp14:anchorId="3C32BBDA" wp14:editId="15056E40">
                 <wp:simplePos x="0" y="0"/>
                 <wp:positionH relativeFrom="column">
                   <wp:posOffset>4657725</wp:posOffset>
@@ -3417,7 +3286,7 @@
           </mc:Choice>
           <mc:Fallback>
             <w:pict>
-              <v:shape w14:anchorId="3C32BBDA" id="Zone de texte 32" o:spid="_x0000_s1037" type="#_x0000_t202" style="position:absolute;left:0;text-align:left;margin-left:366.75pt;margin-top:257.05pt;width:146.25pt;height:63.75pt;z-index:251726848;visibility:visible;mso-wrap-style:square;mso-width-percent:0;mso-height-percent:0;mso-wrap-distance-left:9pt;mso-wrap-distance-top:0;mso-wrap-distance-right:9pt;mso-wrap-distance-bottom:0;mso-position-horizontal:absolute;mso-position-horizontal-relative:text;mso-position-vertical:absolute;mso-position-vertical-relative:text;mso-width-percent:0;mso-height-percent:0;mso-width-relative:margin;mso-height-relative:margin;v-text-anchor:top" o:gfxdata="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" filled="f" stroked="f" strokeweight=".5pt">
+              <v:shape w14:anchorId="3C32BBDA" id="Zone de texte 32" o:spid="_x0000_s1037" type="#_x0000_t202" style="position:absolute;left:0;text-align:left;margin-left:366.75pt;margin-top:257.05pt;width:146.25pt;height:63.75pt;z-index:251718656;visibility:visible;mso-wrap-style:square;mso-width-percent:0;mso-height-percent:0;mso-wrap-distance-left:9pt;mso-wrap-distance-top:0;mso-wrap-distance-right:9pt;mso-wrap-distance-bottom:0;mso-position-horizontal:absolute;mso-position-horizontal-relative:text;mso-position-vertical:absolute;mso-position-vertical-relative:text;mso-width-percent:0;mso-height-percent:0;mso-width-relative:margin;mso-height-relative:margin;v-text-anchor:top" o:gfxdata="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" filled="f" stroked="f" strokeweight=".5pt">
                 <v:textbox>
                   <w:txbxContent>
                     <w:p>
@@ -3478,6 +3347,65 @@
         </mc:AlternateContent>
       </w:r>
       <w:r>
+        <w:t xml:space="preserve">By </w:t>
+      </w:r>
+      <w:proofErr w:type="spellStart"/>
+      <w:r>
+        <w:t>selecting</w:t>
+      </w:r>
+      <w:proofErr w:type="spellEnd"/>
+      <w:r>
+        <w:t xml:space="preserve"> the “</w:t>
+      </w:r>
+      <w:proofErr w:type="spellStart"/>
+      <w:r>
+        <w:t>Draw</w:t>
+      </w:r>
+      <w:proofErr w:type="spellEnd"/>
+      <w:r>
+        <w:t xml:space="preserve"> rectangle” option, </w:t>
+      </w:r>
+      <w:proofErr w:type="spellStart"/>
+      <w:r>
+        <w:t>it</w:t>
+      </w:r>
+      <w:proofErr w:type="spellEnd"/>
+      <w:r>
+        <w:t xml:space="preserve"> </w:t>
+      </w:r>
+      <w:proofErr w:type="spellStart"/>
+      <w:r>
+        <w:t>is</w:t>
+      </w:r>
+      <w:proofErr w:type="spellEnd"/>
+      <w:r>
+        <w:t xml:space="preserve"> possible to </w:t>
+      </w:r>
+      <w:proofErr w:type="spellStart"/>
+      <w:r>
+        <w:t>add</w:t>
+      </w:r>
+      <w:proofErr w:type="spellEnd"/>
+      <w:r>
+        <w:t xml:space="preserve"> </w:t>
+      </w:r>
+      <w:proofErr w:type="spellStart"/>
+      <w:r>
+        <w:t>rectangular</w:t>
+      </w:r>
+      <w:proofErr w:type="spellEnd"/>
+      <w:r>
+        <w:t xml:space="preserve"> volumes </w:t>
+      </w:r>
+      <w:proofErr w:type="spellStart"/>
+      <w:r>
+        <w:t>with</w:t>
+      </w:r>
+      <w:proofErr w:type="spellEnd"/>
+      <w:r>
+        <w:t xml:space="preserve"> the mouse in the model</w:t>
+      </w:r>
+      <w:r>
         <w:rPr>
           <w:noProof/>
           <w:lang w:eastAsia="fr-FR"/>
@@ -3485,148 +3413,7 @@
         <mc:AlternateContent>
           <mc:Choice Requires="wps">
             <w:drawing>
-              <wp:anchor distT="0" distB="0" distL="114300" distR="114300" simplePos="0" relativeHeight="251627520" behindDoc="0" locked="0" layoutInCell="1" allowOverlap="1" wp14:anchorId="3FA5C0BC" wp14:editId="73CA8F59">
-                <wp:simplePos x="0" y="0"/>
-                <wp:positionH relativeFrom="column">
-                  <wp:posOffset>5238749</wp:posOffset>
-                </wp:positionH>
-                <wp:positionV relativeFrom="paragraph">
-                  <wp:posOffset>2531110</wp:posOffset>
-                </wp:positionV>
-                <wp:extent cx="314325" cy="752475"/>
-                <wp:effectExtent l="57150" t="38100" r="28575" b="28575"/>
-                <wp:wrapNone/>
-                <wp:docPr id="30" name="Connecteur droit avec flèche 30"/>
-                <wp:cNvGraphicFramePr/>
-                <a:graphic xmlns:a="http://schemas.openxmlformats.org/drawingml/2006/main">
-                  <a:graphicData uri="http://schemas.microsoft.com/office/word/2010/wordprocessingShape">
-                    <wps:wsp>
-                      <wps:cNvCnPr/>
-                      <wps:spPr>
-                        <a:xfrm flipH="1" flipV="1">
-                          <a:off x="0" y="0"/>
-                          <a:ext cx="314325" cy="752475"/>
-                        </a:xfrm>
-                        <a:prstGeom prst="straightConnector1">
-                          <a:avLst/>
-                        </a:prstGeom>
-                        <a:ln w="25400">
-                          <a:solidFill>
-                            <a:srgbClr val="324B9B"/>
-                          </a:solidFill>
-                          <a:tailEnd type="arrow"/>
-                        </a:ln>
-                      </wps:spPr>
-                      <wps:style>
-                        <a:lnRef idx="1">
-                          <a:schemeClr val="accent1"/>
-                        </a:lnRef>
-                        <a:fillRef idx="0">
-                          <a:schemeClr val="accent1"/>
-                        </a:fillRef>
-                        <a:effectRef idx="0">
-                          <a:schemeClr val="accent1"/>
-                        </a:effectRef>
-                        <a:fontRef idx="minor">
-                          <a:schemeClr val="tx1"/>
-                        </a:fontRef>
-                      </wps:style>
-                      <wps:bodyPr/>
-                    </wps:wsp>
-                  </a:graphicData>
-                </a:graphic>
-                <wp14:sizeRelH relativeFrom="margin">
-                  <wp14:pctWidth>0</wp14:pctWidth>
-                </wp14:sizeRelH>
-                <wp14:sizeRelV relativeFrom="margin">
-                  <wp14:pctHeight>0</wp14:pctHeight>
-                </wp14:sizeRelV>
-              </wp:anchor>
-            </w:drawing>
-          </mc:Choice>
-          <mc:Fallback>
-            <w:pict>
-              <v:shape w14:anchorId="335BBAEB" id="Connecteur droit avec flèche 30" o:spid="_x0000_s1026" type="#_x0000_t32" style="position:absolute;margin-left:412.5pt;margin-top:199.3pt;width:24.75pt;height:59.25pt;flip:x y;z-index:251627520;visibility:visible;mso-wrap-style:square;mso-width-percent:0;mso-height-percent:0;mso-wrap-distance-left:9pt;mso-wrap-distance-top:0;mso-wrap-distance-right:9pt;mso-wrap-distance-bottom:0;mso-position-horizontal:absolute;mso-position-horizontal-relative:text;mso-position-vertical:absolute;mso-position-vertical-relative:text;mso-width-percent:0;mso-height-percent:0;mso-width-relative:margin;mso-height-relative:margin" o:gfxdata="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" strokecolor="#324b9b" strokeweight="2pt">
-                <v:stroke endarrow="open" joinstyle="miter"/>
-              </v:shape>
-            </w:pict>
-          </mc:Fallback>
-        </mc:AlternateContent>
-      </w:r>
-      <w:r>
-        <w:t>E</w:t>
-      </w:r>
-      <w:r>
-        <w:t xml:space="preserve"> </w:t>
-      </w:r>
-      <w:r>
-        <w:t xml:space="preserve">By </w:t>
-      </w:r>
-      <w:proofErr w:type="spellStart"/>
-      <w:r>
-        <w:t>selecting</w:t>
-      </w:r>
-      <w:proofErr w:type="spellEnd"/>
-      <w:r>
-        <w:t xml:space="preserve"> the “</w:t>
-      </w:r>
-      <w:proofErr w:type="spellStart"/>
-      <w:r>
-        <w:t>Draw</w:t>
-      </w:r>
-      <w:proofErr w:type="spellEnd"/>
-      <w:r>
-        <w:t xml:space="preserve"> rectangle” option, </w:t>
-      </w:r>
-      <w:proofErr w:type="spellStart"/>
-      <w:r>
-        <w:t>it</w:t>
-      </w:r>
-      <w:proofErr w:type="spellEnd"/>
-      <w:r>
-        <w:t xml:space="preserve"> </w:t>
-      </w:r>
-      <w:proofErr w:type="spellStart"/>
-      <w:r>
-        <w:t>is</w:t>
-      </w:r>
-      <w:proofErr w:type="spellEnd"/>
-      <w:r>
-        <w:t xml:space="preserve"> possible to </w:t>
-      </w:r>
-      <w:proofErr w:type="spellStart"/>
-      <w:r>
-        <w:t>add</w:t>
-      </w:r>
-      <w:proofErr w:type="spellEnd"/>
-      <w:r>
-        <w:t xml:space="preserve"> </w:t>
-      </w:r>
-      <w:proofErr w:type="spellStart"/>
-      <w:r>
-        <w:t>rectangular</w:t>
-      </w:r>
-      <w:proofErr w:type="spellEnd"/>
-      <w:r>
-        <w:t xml:space="preserve"> volumes </w:t>
-      </w:r>
-      <w:proofErr w:type="spellStart"/>
-      <w:r>
-        <w:t>with</w:t>
-      </w:r>
-      <w:proofErr w:type="spellEnd"/>
-      <w:r>
-        <w:t xml:space="preserve"> the mouse in the model</w:t>
-      </w:r>
-      <w:r>
-        <w:rPr>
-          <w:noProof/>
-          <w:lang w:eastAsia="fr-FR"/>
-        </w:rPr>
-        <mc:AlternateContent>
-          <mc:Choice Requires="wps">
-            <w:drawing>
-              <wp:anchor distT="0" distB="0" distL="114300" distR="114300" simplePos="0" relativeHeight="251743232" behindDoc="0" locked="0" layoutInCell="1" allowOverlap="1" wp14:anchorId="0F4055B7" wp14:editId="790D8BC7">
+              <wp:anchor distT="0" distB="0" distL="114300" distR="114300" simplePos="0" relativeHeight="251732992" behindDoc="0" locked="0" layoutInCell="1" allowOverlap="1" wp14:anchorId="0F4055B7" wp14:editId="7FFAE663">
                 <wp:simplePos x="0" y="0"/>
                 <wp:positionH relativeFrom="column">
                   <wp:posOffset>-744388</wp:posOffset>
@@ -3721,7 +3508,7 @@
           </mc:Choice>
           <mc:Fallback>
             <w:pict>
-              <v:shape w14:anchorId="0F4055B7" id="Zone de texte 34" o:spid="_x0000_s1038" type="#_x0000_t202" style="position:absolute;left:0;text-align:left;margin-left:-58.6pt;margin-top:141.85pt;width:143.25pt;height:42.75pt;z-index:251743232;visibility:visible;mso-wrap-style:square;mso-width-percent:0;mso-height-percent:0;mso-wrap-distance-left:9pt;mso-wrap-distance-top:0;mso-wrap-distance-right:9pt;mso-wrap-distance-bottom:0;mso-position-horizontal:absolute;mso-position-horizontal-relative:text;mso-position-vertical:absolute;mso-position-vertical-relative:text;mso-width-percent:0;mso-height-percent:0;mso-width-relative:margin;mso-height-relative:margin;v-text-anchor:top" o:gfxdata="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" filled="f" stroked="f" strokeweight=".5pt">
+              <v:shape w14:anchorId="0F4055B7" id="Zone de texte 34" o:spid="_x0000_s1038" type="#_x0000_t202" style="position:absolute;left:0;text-align:left;margin-left:-58.6pt;margin-top:141.85pt;width:143.25pt;height:42.75pt;z-index:251732992;visibility:visible;mso-wrap-style:square;mso-width-percent:0;mso-height-percent:0;mso-wrap-distance-left:9pt;mso-wrap-distance-top:0;mso-wrap-distance-right:9pt;mso-wrap-distance-bottom:0;mso-position-horizontal:absolute;mso-position-horizontal-relative:text;mso-position-vertical:absolute;mso-position-vertical-relative:text;mso-width-percent:0;mso-height-percent:0;mso-width-relative:margin;mso-height-relative:margin;v-text-anchor:top" o:gfxdata="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" filled="f" stroked="f" strokeweight=".5pt">
                 <v:textbox>
                   <w:txbxContent>
                     <w:p>
@@ -3765,7 +3552,7 @@
         <mc:AlternateContent>
           <mc:Choice Requires="wps">
             <w:drawing>
-              <wp:anchor distT="0" distB="0" distL="114300" distR="114300" simplePos="0" relativeHeight="251715584" behindDoc="0" locked="0" layoutInCell="1" allowOverlap="1" wp14:anchorId="7830DAD6" wp14:editId="72F29864">
+              <wp:anchor distT="0" distB="0" distL="114300" distR="114300" simplePos="0" relativeHeight="251707392" behindDoc="0" locked="0" layoutInCell="1" allowOverlap="1" wp14:anchorId="7830DAD6" wp14:editId="0EE695A3">
                 <wp:simplePos x="0" y="0"/>
                 <wp:positionH relativeFrom="column">
                   <wp:posOffset>8818892</wp:posOffset>
@@ -3855,7 +3642,7 @@
           </mc:Choice>
           <mc:Fallback>
             <w:pict>
-              <v:shape w14:anchorId="7830DAD6" id="Zone de texte 31" o:spid="_x0000_s1039" type="#_x0000_t202" style="position:absolute;left:0;text-align:left;margin-left:694.4pt;margin-top:156.25pt;width:102.75pt;height:63.75pt;z-index:251715584;visibility:visible;mso-wrap-style:square;mso-width-percent:0;mso-height-percent:0;mso-wrap-distance-left:9pt;mso-wrap-distance-top:0;mso-wrap-distance-right:9pt;mso-wrap-distance-bottom:0;mso-position-horizontal:absolute;mso-position-horizontal-relative:text;mso-position-vertical:absolute;mso-position-vertical-relative:text;mso-width-percent:0;mso-height-percent:0;mso-width-relative:margin;mso-height-relative:margin;v-text-anchor:top" o:gfxdata="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" filled="f" stroked="f" strokeweight=".5pt">
+              <v:shape w14:anchorId="7830DAD6" id="Zone de texte 31" o:spid="_x0000_s1039" type="#_x0000_t202" style="position:absolute;left:0;text-align:left;margin-left:694.4pt;margin-top:156.25pt;width:102.75pt;height:63.75pt;z-index:251707392;visibility:visible;mso-wrap-style:square;mso-width-percent:0;mso-height-percent:0;mso-wrap-distance-left:9pt;mso-wrap-distance-top:0;mso-wrap-distance-right:9pt;mso-wrap-distance-bottom:0;mso-position-horizontal:absolute;mso-position-horizontal-relative:text;mso-position-vertical:absolute;mso-position-vertical-relative:text;mso-width-percent:0;mso-height-percent:0;mso-width-relative:margin;mso-height-relative:margin;v-text-anchor:top" o:gfxdata="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" filled="f" stroked="f" strokeweight=".5pt">
                 <v:textbox>
                   <w:txbxContent>
                     <w:p>
@@ -3888,6 +3675,241 @@
       </w:r>
       <w:r>
         <w:t>.</w:t>
+      </w:r>
+    </w:p>
+    <w:p>
+      <w:pPr>
+        <w:tabs>
+          <w:tab w:val="left" w:pos="3975"/>
+        </w:tabs>
+        <w:jc w:val="center"/>
+        <w:rPr>
+          <w:rFonts w:ascii="Times New Roman" w:eastAsia="Times New Roman" w:hAnsi="Times New Roman" w:cs="Times New Roman"/>
+          <w:snapToGrid w:val="0"/>
+          <w:color w:val="000000"/>
+          <w:w w:val="0"/>
+          <w:sz w:val="0"/>
+          <w:szCs w:val="0"/>
+          <w:u w:color="000000"/>
+          <w:bdr w:val="none" w:sz="0" w:space="0" w:color="000000"/>
+          <w:shd w:val="clear" w:color="000000" w:fill="000000"/>
+          <w:lang w:val="x-none" w:eastAsia="x-none" w:bidi="x-none"/>
+        </w:rPr>
+      </w:pPr>
+      <w:r>
+        <w:rPr>
+          <w:noProof/>
+          <w:lang w:eastAsia="fr-FR"/>
+        </w:rPr>
+        <mc:AlternateContent>
+          <mc:Choice Requires="wps">
+            <w:drawing>
+              <wp:anchor distT="0" distB="0" distL="114300" distR="114300" simplePos="0" relativeHeight="251554816" behindDoc="0" locked="0" layoutInCell="1" allowOverlap="1" wp14:anchorId="3FA5C0BC" wp14:editId="0DE8A1E4">
+                <wp:simplePos x="0" y="0"/>
+                <wp:positionH relativeFrom="column">
+                  <wp:posOffset>5272087</wp:posOffset>
+                </wp:positionH>
+                <wp:positionV relativeFrom="paragraph">
+                  <wp:posOffset>2020570</wp:posOffset>
+                </wp:positionV>
+                <wp:extent cx="280987" cy="928688"/>
+                <wp:effectExtent l="57150" t="38100" r="24130" b="24130"/>
+                <wp:wrapNone/>
+                <wp:docPr id="30" name="Connecteur droit avec flèche 30"/>
+                <wp:cNvGraphicFramePr/>
+                <a:graphic xmlns:a="http://schemas.openxmlformats.org/drawingml/2006/main">
+                  <a:graphicData uri="http://schemas.microsoft.com/office/word/2010/wordprocessingShape">
+                    <wps:wsp>
+                      <wps:cNvCnPr/>
+                      <wps:spPr>
+                        <a:xfrm flipH="1" flipV="1">
+                          <a:off x="0" y="0"/>
+                          <a:ext cx="280987" cy="928688"/>
+                        </a:xfrm>
+                        <a:prstGeom prst="straightConnector1">
+                          <a:avLst/>
+                        </a:prstGeom>
+                        <a:ln w="25400">
+                          <a:solidFill>
+                            <a:srgbClr val="324B9B"/>
+                          </a:solidFill>
+                          <a:tailEnd type="arrow"/>
+                        </a:ln>
+                      </wps:spPr>
+                      <wps:style>
+                        <a:lnRef idx="1">
+                          <a:schemeClr val="accent1"/>
+                        </a:lnRef>
+                        <a:fillRef idx="0">
+                          <a:schemeClr val="accent1"/>
+                        </a:fillRef>
+                        <a:effectRef idx="0">
+                          <a:schemeClr val="accent1"/>
+                        </a:effectRef>
+                        <a:fontRef idx="minor">
+                          <a:schemeClr val="tx1"/>
+                        </a:fontRef>
+                      </wps:style>
+                      <wps:bodyPr/>
+                    </wps:wsp>
+                  </a:graphicData>
+                </a:graphic>
+                <wp14:sizeRelH relativeFrom="margin">
+                  <wp14:pctWidth>0</wp14:pctWidth>
+                </wp14:sizeRelH>
+                <wp14:sizeRelV relativeFrom="margin">
+                  <wp14:pctHeight>0</wp14:pctHeight>
+                </wp14:sizeRelV>
+              </wp:anchor>
+            </w:drawing>
+          </mc:Choice>
+          <mc:Fallback>
+            <w:pict>
+              <v:shape w14:anchorId="0AC0601F" id="Connecteur droit avec flèche 30" o:spid="_x0000_s1026" type="#_x0000_t32" style="position:absolute;margin-left:415.1pt;margin-top:159.1pt;width:22.1pt;height:73.15pt;flip:x y;z-index:251554816;visibility:visible;mso-wrap-style:square;mso-width-percent:0;mso-height-percent:0;mso-wrap-distance-left:9pt;mso-wrap-distance-top:0;mso-wrap-distance-right:9pt;mso-wrap-distance-bottom:0;mso-position-horizontal:absolute;mso-position-horizontal-relative:text;mso-position-vertical:absolute;mso-position-vertical-relative:text;mso-width-percent:0;mso-height-percent:0;mso-width-relative:margin;mso-height-relative:margin" o:gfxdata="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" strokecolor="#324b9b" strokeweight="2pt">
+                <v:stroke endarrow="open" joinstyle="miter"/>
+              </v:shape>
+            </w:pict>
+          </mc:Fallback>
+        </mc:AlternateContent>
+      </w:r>
+      <w:r>
+        <w:rPr>
+          <w:noProof/>
+          <w:lang w:eastAsia="fr-FR"/>
+        </w:rPr>
+        <mc:AlternateContent>
+          <mc:Choice Requires="wps">
+            <w:drawing>
+              <wp:anchor distT="0" distB="0" distL="114300" distR="114300" simplePos="0" relativeHeight="251530240" behindDoc="0" locked="0" layoutInCell="1" allowOverlap="1" wp14:anchorId="29170F00" wp14:editId="2865D432">
+                <wp:simplePos x="0" y="0"/>
+                <wp:positionH relativeFrom="column">
+                  <wp:posOffset>8520112</wp:posOffset>
+                </wp:positionH>
+                <wp:positionV relativeFrom="paragraph">
+                  <wp:posOffset>1163319</wp:posOffset>
+                </wp:positionV>
+                <wp:extent cx="578167" cy="389573"/>
+                <wp:effectExtent l="38100" t="38100" r="31750" b="29845"/>
+                <wp:wrapNone/>
+                <wp:docPr id="29" name="Connecteur droit avec flèche 29"/>
+                <wp:cNvGraphicFramePr/>
+                <a:graphic xmlns:a="http://schemas.openxmlformats.org/drawingml/2006/main">
+                  <a:graphicData uri="http://schemas.microsoft.com/office/word/2010/wordprocessingShape">
+                    <wps:wsp>
+                      <wps:cNvCnPr/>
+                      <wps:spPr>
+                        <a:xfrm flipH="1" flipV="1">
+                          <a:off x="0" y="0"/>
+                          <a:ext cx="578167" cy="389573"/>
+                        </a:xfrm>
+                        <a:prstGeom prst="straightConnector1">
+                          <a:avLst/>
+                        </a:prstGeom>
+                        <a:ln w="25400">
+                          <a:solidFill>
+                            <a:srgbClr val="324B9B"/>
+                          </a:solidFill>
+                          <a:tailEnd type="arrow"/>
+                        </a:ln>
+                      </wps:spPr>
+                      <wps:style>
+                        <a:lnRef idx="1">
+                          <a:schemeClr val="accent1"/>
+                        </a:lnRef>
+                        <a:fillRef idx="0">
+                          <a:schemeClr val="accent1"/>
+                        </a:fillRef>
+                        <a:effectRef idx="0">
+                          <a:schemeClr val="accent1"/>
+                        </a:effectRef>
+                        <a:fontRef idx="minor">
+                          <a:schemeClr val="tx1"/>
+                        </a:fontRef>
+                      </wps:style>
+                      <wps:bodyPr/>
+                    </wps:wsp>
+                  </a:graphicData>
+                </a:graphic>
+                <wp14:sizeRelH relativeFrom="margin">
+                  <wp14:pctWidth>0</wp14:pctWidth>
+                </wp14:sizeRelH>
+                <wp14:sizeRelV relativeFrom="margin">
+                  <wp14:pctHeight>0</wp14:pctHeight>
+                </wp14:sizeRelV>
+              </wp:anchor>
+            </w:drawing>
+          </mc:Choice>
+          <mc:Fallback>
+            <w:pict>
+              <v:shape w14:anchorId="480C1AFE" id="Connecteur droit avec flèche 29" o:spid="_x0000_s1026" type="#_x0000_t32" style="position:absolute;margin-left:670.85pt;margin-top:91.6pt;width:45.5pt;height:30.7pt;flip:x y;z-index:251530240;visibility:visible;mso-wrap-style:square;mso-width-percent:0;mso-height-percent:0;mso-wrap-distance-left:9pt;mso-wrap-distance-top:0;mso-wrap-distance-right:9pt;mso-wrap-distance-bottom:0;mso-position-horizontal:absolute;mso-position-horizontal-relative:text;mso-position-vertical:absolute;mso-position-vertical-relative:text;mso-width-percent:0;mso-height-percent:0;mso-width-relative:margin;mso-height-relative:margin" o:gfxdata="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" strokecolor="#324b9b" strokeweight="2pt">
+                <v:stroke endarrow="open" joinstyle="miter"/>
+              </v:shape>
+            </w:pict>
+          </mc:Fallback>
+        </mc:AlternateContent>
+      </w:r>
+      <w:r>
+        <w:rPr>
+          <w:rFonts w:ascii="Times New Roman" w:eastAsia="Times New Roman" w:hAnsi="Times New Roman" w:cs="Times New Roman"/>
+          <w:snapToGrid w:val="0"/>
+          <w:color w:val="000000"/>
+          <w:w w:val="0"/>
+          <w:sz w:val="0"/>
+          <w:szCs w:val="0"/>
+          <w:u w:color="000000"/>
+          <w:bdr w:val="none" w:sz="0" w:space="0" w:color="000000"/>
+          <w:shd w:val="clear" w:color="000000" w:fill="000000"/>
+          <w:lang w:val="x-none" w:eastAsia="x-none" w:bidi="x-none"/>
+        </w:rPr>
+        <w:drawing>
+          <wp:anchor distT="0" distB="0" distL="114300" distR="114300" simplePos="0" relativeHeight="251741184" behindDoc="1" locked="0" layoutInCell="1" allowOverlap="1" wp14:anchorId="657E2D17" wp14:editId="66144AB6">
+            <wp:simplePos x="0" y="0"/>
+            <wp:positionH relativeFrom="column">
+              <wp:posOffset>1409700</wp:posOffset>
+            </wp:positionH>
+            <wp:positionV relativeFrom="paragraph">
+              <wp:posOffset>215582</wp:posOffset>
+            </wp:positionV>
+            <wp:extent cx="7315200" cy="4169731"/>
+            <wp:effectExtent l="0" t="0" r="0" b="2540"/>
+            <wp:wrapNone/>
+            <wp:docPr id="211205977" name="Image 1"/>
+            <wp:cNvGraphicFramePr>
+              <a:graphicFrameLocks xmlns:a="http://schemas.openxmlformats.org/drawingml/2006/main" noChangeAspect="1"/>
+            </wp:cNvGraphicFramePr>
+            <a:graphic xmlns:a="http://schemas.openxmlformats.org/drawingml/2006/main">
+              <a:graphicData uri="http://schemas.openxmlformats.org/drawingml/2006/picture">
+                <pic:pic xmlns:pic="http://schemas.openxmlformats.org/drawingml/2006/picture">
+                  <pic:nvPicPr>
+                    <pic:cNvPr id="211205977" name=""/>
+                    <pic:cNvPicPr/>
+                  </pic:nvPicPr>
+                  <pic:blipFill>
+                    <a:blip r:embed="rId13"/>
+                    <a:stretch>
+                      <a:fillRect/>
+                    </a:stretch>
+                  </pic:blipFill>
+                  <pic:spPr>
+                    <a:xfrm>
+                      <a:off x="0" y="0"/>
+                      <a:ext cx="7315200" cy="4169731"/>
+                    </a:xfrm>
+                    <a:prstGeom prst="rect">
+                      <a:avLst/>
+                    </a:prstGeom>
+                  </pic:spPr>
+                </pic:pic>
+              </a:graphicData>
+            </a:graphic>
+            <wp14:sizeRelH relativeFrom="page">
+              <wp14:pctWidth>0</wp14:pctWidth>
+            </wp14:sizeRelH>
+            <wp14:sizeRelV relativeFrom="page">
+              <wp14:pctHeight>0</wp14:pctHeight>
+            </wp14:sizeRelV>
+          </wp:anchor>
+        </w:drawing>
       </w:r>
       <w:r>
         <w:rPr>
@@ -3989,18 +4011,18 @@
       </w:pPr>
       <w:r>
         <w:drawing>
-          <wp:anchor distT="0" distB="0" distL="114300" distR="114300" simplePos="0" relativeHeight="251534336" behindDoc="0" locked="0" layoutInCell="1" allowOverlap="1" wp14:anchorId="64CA6D11" wp14:editId="4207121C">
+          <wp:anchor distT="0" distB="0" distL="114300" distR="114300" simplePos="0" relativeHeight="251744256" behindDoc="1" locked="0" layoutInCell="1" allowOverlap="1" wp14:anchorId="535A6B93" wp14:editId="33830FAB">
             <wp:simplePos x="0" y="0"/>
             <wp:positionH relativeFrom="column">
-              <wp:posOffset>1528445</wp:posOffset>
+              <wp:posOffset>1423987</wp:posOffset>
             </wp:positionH>
             <wp:positionV relativeFrom="paragraph">
-              <wp:posOffset>3810</wp:posOffset>
+              <wp:posOffset>269558</wp:posOffset>
             </wp:positionV>
-            <wp:extent cx="6724650" cy="4418330"/>
-            <wp:effectExtent l="0" t="0" r="0" b="1270"/>
-            <wp:wrapSquare wrapText="bothSides"/>
-            <wp:docPr id="2020640012" name="Image 1"/>
+            <wp:extent cx="7353300" cy="4180464"/>
+            <wp:effectExtent l="0" t="0" r="0" b="0"/>
+            <wp:wrapNone/>
+            <wp:docPr id="164233500" name="Image 1"/>
             <wp:cNvGraphicFramePr>
               <a:graphicFrameLocks xmlns:a="http://schemas.openxmlformats.org/drawingml/2006/main" noChangeAspect="1"/>
             </wp:cNvGraphicFramePr>
@@ -4008,7 +4030,7 @@
               <a:graphicData uri="http://schemas.openxmlformats.org/drawingml/2006/picture">
                 <pic:pic xmlns:pic="http://schemas.openxmlformats.org/drawingml/2006/picture">
                   <pic:nvPicPr>
-                    <pic:cNvPr id="2020640012" name=""/>
+                    <pic:cNvPr id="164233500" name=""/>
                     <pic:cNvPicPr/>
                   </pic:nvPicPr>
                   <pic:blipFill>
@@ -4020,7 +4042,7 @@
                   <pic:spPr>
                     <a:xfrm>
                       <a:off x="0" y="0"/>
-                      <a:ext cx="6724650" cy="4418330"/>
+                      <a:ext cx="7353300" cy="4180464"/>
                     </a:xfrm>
                     <a:prstGeom prst="rect">
                       <a:avLst/>
@@ -4058,7 +4080,7 @@
         <mc:AlternateContent>
           <mc:Choice Requires="wps">
             <w:drawing>
-              <wp:anchor distT="0" distB="0" distL="114300" distR="114300" simplePos="0" relativeHeight="251553792" behindDoc="0" locked="0" layoutInCell="1" allowOverlap="1" wp14:anchorId="7C5E1124" wp14:editId="4BEAF322">
+              <wp:anchor distT="0" distB="0" distL="114300" distR="114300" simplePos="0" relativeHeight="251680768" behindDoc="0" locked="0" layoutInCell="1" allowOverlap="1" wp14:anchorId="7C5E1124" wp14:editId="6DA8BD6E">
                 <wp:simplePos x="0" y="0"/>
                 <wp:positionH relativeFrom="column">
                   <wp:posOffset>6467475</wp:posOffset>
@@ -4119,7 +4141,7 @@
           </mc:Choice>
           <mc:Fallback>
             <w:pict>
-              <v:shape w14:anchorId="3034A3EF" id="Connecteur droit avec flèche 40" o:spid="_x0000_s1026" type="#_x0000_t32" style="position:absolute;margin-left:509.25pt;margin-top:328.25pt;width:82.5pt;height:48.75pt;flip:y;z-index:251553792;visibility:visible;mso-wrap-style:square;mso-width-percent:0;mso-height-percent:0;mso-wrap-distance-left:9pt;mso-wrap-distance-top:0;mso-wrap-distance-right:9pt;mso-wrap-distance-bottom:0;mso-position-horizontal:absolute;mso-position-horizontal-relative:text;mso-position-vertical:absolute;mso-position-vertical-relative:text;mso-width-percent:0;mso-height-percent:0;mso-width-relative:margin;mso-height-relative:margin" o:gfxdata="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" strokecolor="#324b9b" strokeweight="2pt">
+              <v:shape w14:anchorId="7B4C2CF2" id="Connecteur droit avec flèche 40" o:spid="_x0000_s1026" type="#_x0000_t32" style="position:absolute;margin-left:509.25pt;margin-top:328.25pt;width:82.5pt;height:48.75pt;flip:y;z-index:251680768;visibility:visible;mso-wrap-style:square;mso-width-percent:0;mso-height-percent:0;mso-wrap-distance-left:9pt;mso-wrap-distance-top:0;mso-wrap-distance-right:9pt;mso-wrap-distance-bottom:0;mso-position-horizontal:absolute;mso-position-horizontal-relative:text;mso-position-vertical:absolute;mso-position-vertical-relative:text;mso-width-percent:0;mso-height-percent:0;mso-width-relative:margin;mso-height-relative:margin" o:gfxdata="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" strokecolor="#324b9b" strokeweight="2pt">
                 <v:stroke endarrow="open" joinstyle="miter"/>
               </v:shape>
             </w:pict>
@@ -4129,6 +4151,57 @@
     </w:p>
     <w:p>
       <w:r>
+        <w:drawing>
+          <wp:anchor distT="0" distB="0" distL="114300" distR="114300" simplePos="0" relativeHeight="251679744" behindDoc="0" locked="0" layoutInCell="1" allowOverlap="1" wp14:anchorId="12351679" wp14:editId="7A5017AA">
+            <wp:simplePos x="0" y="0"/>
+            <wp:positionH relativeFrom="column">
+              <wp:posOffset>7324408</wp:posOffset>
+            </wp:positionH>
+            <wp:positionV relativeFrom="paragraph">
+              <wp:posOffset>2008505</wp:posOffset>
+            </wp:positionV>
+            <wp:extent cx="2000250" cy="2908164"/>
+            <wp:effectExtent l="0" t="0" r="0" b="6985"/>
+            <wp:wrapNone/>
+            <wp:docPr id="19312444" name="Image 1"/>
+            <wp:cNvGraphicFramePr>
+              <a:graphicFrameLocks xmlns:a="http://schemas.openxmlformats.org/drawingml/2006/main" noChangeAspect="1"/>
+            </wp:cNvGraphicFramePr>
+            <a:graphic xmlns:a="http://schemas.openxmlformats.org/drawingml/2006/main">
+              <a:graphicData uri="http://schemas.openxmlformats.org/drawingml/2006/picture">
+                <pic:pic xmlns:pic="http://schemas.openxmlformats.org/drawingml/2006/picture">
+                  <pic:nvPicPr>
+                    <pic:cNvPr id="19312444" name=""/>
+                    <pic:cNvPicPr/>
+                  </pic:nvPicPr>
+                  <pic:blipFill>
+                    <a:blip r:embed="rId15"/>
+                    <a:stretch>
+                      <a:fillRect/>
+                    </a:stretch>
+                  </pic:blipFill>
+                  <pic:spPr>
+                    <a:xfrm>
+                      <a:off x="0" y="0"/>
+                      <a:ext cx="2000250" cy="2908164"/>
+                    </a:xfrm>
+                    <a:prstGeom prst="rect">
+                      <a:avLst/>
+                    </a:prstGeom>
+                  </pic:spPr>
+                </pic:pic>
+              </a:graphicData>
+            </a:graphic>
+            <wp14:sizeRelH relativeFrom="page">
+              <wp14:pctWidth>0</wp14:pctWidth>
+            </wp14:sizeRelH>
+            <wp14:sizeRelV relativeFrom="page">
+              <wp14:pctHeight>0</wp14:pctHeight>
+            </wp14:sizeRelV>
+          </wp:anchor>
+        </w:drawing>
+      </w:r>
+      <w:r>
         <w:rPr>
           <w:noProof/>
           <w:lang w:eastAsia="fr-FR"/>
@@ -4136,7 +4209,7 @@
         <mc:AlternateContent>
           <mc:Choice Requires="wps">
             <w:drawing>
-              <wp:anchor distT="0" distB="0" distL="114300" distR="114300" simplePos="0" relativeHeight="251551744" behindDoc="0" locked="0" layoutInCell="1" allowOverlap="1" wp14:anchorId="47A09523" wp14:editId="53B7C41A">
+              <wp:anchor distT="0" distB="0" distL="114300" distR="114300" simplePos="0" relativeHeight="251532288" behindDoc="0" locked="0" layoutInCell="1" allowOverlap="1" wp14:anchorId="47A09523" wp14:editId="0388F71F">
                 <wp:simplePos x="0" y="0"/>
                 <wp:positionH relativeFrom="column">
                   <wp:posOffset>-795655</wp:posOffset>
@@ -4227,7 +4300,7 @@
           </mc:Choice>
           <mc:Fallback>
             <w:pict>
-              <v:shape w14:anchorId="47A09523" id="Zone de texte 37" o:spid="_x0000_s1040" type="#_x0000_t202" style="position:absolute;margin-left:-62.65pt;margin-top:188.8pt;width:143.25pt;height:42.75pt;z-index:251551744;visibility:visible;mso-wrap-style:square;mso-width-percent:0;mso-height-percent:0;mso-wrap-distance-left:9pt;mso-wrap-distance-top:0;mso-wrap-distance-right:9pt;mso-wrap-distance-bottom:0;mso-position-horizontal:absolute;mso-position-horizontal-relative:text;mso-position-vertical:absolute;mso-position-vertical-relative:text;mso-width-percent:0;mso-height-percent:0;mso-width-relative:margin;mso-height-relative:margin;v-text-anchor:top" o:gfxdata="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" filled="f" stroked="f" strokeweight=".5pt">
+              <v:shape w14:anchorId="47A09523" id="Zone de texte 37" o:spid="_x0000_s1040" type="#_x0000_t202" style="position:absolute;margin-left:-62.65pt;margin-top:188.8pt;width:143.25pt;height:42.75pt;z-index:251532288;visibility:visible;mso-wrap-style:square;mso-width-percent:0;mso-height-percent:0;mso-wrap-distance-left:9pt;mso-wrap-distance-top:0;mso-wrap-distance-right:9pt;mso-wrap-distance-bottom:0;mso-position-horizontal:absolute;mso-position-horizontal-relative:text;mso-position-vertical:absolute;mso-position-vertical-relative:text;mso-width-percent:0;mso-height-percent:0;mso-width-relative:margin;mso-height-relative:margin;v-text-anchor:top" o:gfxdata="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" filled="f" stroked="f" strokeweight=".5pt">
                 <v:textbox>
                   <w:txbxContent>
                     <w:p>
@@ -4267,7 +4340,7 @@
         <mc:AlternateContent>
           <mc:Choice Requires="wps">
             <w:drawing>
-              <wp:anchor distT="0" distB="0" distL="114300" distR="114300" simplePos="0" relativeHeight="251546624" behindDoc="0" locked="0" layoutInCell="1" allowOverlap="1" wp14:anchorId="1629F076" wp14:editId="750ECC12">
+              <wp:anchor distT="0" distB="0" distL="114300" distR="114300" simplePos="0" relativeHeight="251531264" behindDoc="0" locked="0" layoutInCell="1" allowOverlap="1" wp14:anchorId="1629F076" wp14:editId="658A3E68">
                 <wp:simplePos x="0" y="0"/>
                 <wp:positionH relativeFrom="column">
                   <wp:posOffset>1146810</wp:posOffset>
@@ -4328,7 +4401,7 @@
           </mc:Choice>
           <mc:Fallback>
             <w:pict>
-              <v:shape w14:anchorId="5B35002F" id="Connecteur droit avec flèche 36" o:spid="_x0000_s1026" type="#_x0000_t32" style="position:absolute;margin-left:90.3pt;margin-top:165.25pt;width:59.4pt;height:41.7pt;flip:y;z-index:251546624;visibility:visible;mso-wrap-style:square;mso-width-percent:0;mso-height-percent:0;mso-wrap-distance-left:9pt;mso-wrap-distance-top:0;mso-wrap-distance-right:9pt;mso-wrap-distance-bottom:0;mso-position-horizontal:absolute;mso-position-horizontal-relative:text;mso-position-vertical:absolute;mso-position-vertical-relative:text;mso-width-percent:0;mso-height-percent:0;mso-width-relative:margin;mso-height-relative:margin" o:gfxdata="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" strokecolor="#324b9b" strokeweight="2pt">
+              <v:shape w14:anchorId="7CFC13A1" id="Connecteur droit avec flèche 36" o:spid="_x0000_s1026" type="#_x0000_t32" style="position:absolute;margin-left:90.3pt;margin-top:165.25pt;width:59.4pt;height:41.7pt;flip:y;z-index:251531264;visibility:visible;mso-wrap-style:square;mso-width-percent:0;mso-height-percent:0;mso-wrap-distance-left:9pt;mso-wrap-distance-top:0;mso-wrap-distance-right:9pt;mso-wrap-distance-bottom:0;mso-position-horizontal:absolute;mso-position-horizontal-relative:text;mso-position-vertical:absolute;mso-position-vertical-relative:text;mso-width-percent:0;mso-height-percent:0;mso-width-relative:margin;mso-height-relative:margin" o:gfxdata="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" strokecolor="#324b9b" strokeweight="2pt">
                 <v:stroke endarrow="open" joinstyle="miter"/>
               </v:shape>
             </w:pict>
@@ -4336,57 +4409,6 @@
         </mc:AlternateContent>
       </w:r>
       <w:r>
-        <w:drawing>
-          <wp:anchor distT="0" distB="0" distL="114300" distR="114300" simplePos="0" relativeHeight="251539456" behindDoc="0" locked="0" layoutInCell="1" allowOverlap="1" wp14:anchorId="71C98E76" wp14:editId="244E909E">
-            <wp:simplePos x="0" y="0"/>
-            <wp:positionH relativeFrom="column">
-              <wp:posOffset>7418070</wp:posOffset>
-            </wp:positionH>
-            <wp:positionV relativeFrom="paragraph">
-              <wp:posOffset>2149475</wp:posOffset>
-            </wp:positionV>
-            <wp:extent cx="1824990" cy="2631138"/>
-            <wp:effectExtent l="0" t="0" r="3810" b="0"/>
-            <wp:wrapNone/>
-            <wp:docPr id="1810629949" name="Image 1"/>
-            <wp:cNvGraphicFramePr>
-              <a:graphicFrameLocks xmlns:a="http://schemas.openxmlformats.org/drawingml/2006/main" noChangeAspect="1"/>
-            </wp:cNvGraphicFramePr>
-            <a:graphic xmlns:a="http://schemas.openxmlformats.org/drawingml/2006/main">
-              <a:graphicData uri="http://schemas.openxmlformats.org/drawingml/2006/picture">
-                <pic:pic xmlns:pic="http://schemas.openxmlformats.org/drawingml/2006/picture">
-                  <pic:nvPicPr>
-                    <pic:cNvPr id="1810629949" name=""/>
-                    <pic:cNvPicPr/>
-                  </pic:nvPicPr>
-                  <pic:blipFill>
-                    <a:blip r:embed="rId15"/>
-                    <a:stretch>
-                      <a:fillRect/>
-                    </a:stretch>
-                  </pic:blipFill>
-                  <pic:spPr>
-                    <a:xfrm>
-                      <a:off x="0" y="0"/>
-                      <a:ext cx="1824990" cy="2631138"/>
-                    </a:xfrm>
-                    <a:prstGeom prst="rect">
-                      <a:avLst/>
-                    </a:prstGeom>
-                  </pic:spPr>
-                </pic:pic>
-              </a:graphicData>
-            </a:graphic>
-            <wp14:sizeRelH relativeFrom="page">
-              <wp14:pctWidth>0</wp14:pctWidth>
-            </wp14:sizeRelH>
-            <wp14:sizeRelV relativeFrom="page">
-              <wp14:pctHeight>0</wp14:pctHeight>
-            </wp14:sizeRelV>
-          </wp:anchor>
-        </w:drawing>
-      </w:r>
-      <w:r>
         <w:rPr>
           <w:noProof/>
           <w:lang w:eastAsia="fr-FR"/>
@@ -4394,7 +4416,7 @@
         <mc:AlternateContent>
           <mc:Choice Requires="wps">
             <w:drawing>
-              <wp:anchor distT="0" distB="0" distL="114300" distR="114300" simplePos="0" relativeHeight="251728896" behindDoc="0" locked="0" layoutInCell="1" allowOverlap="1" wp14:anchorId="0AE96443" wp14:editId="3C61AB87">
+              <wp:anchor distT="0" distB="0" distL="114300" distR="114300" simplePos="0" relativeHeight="251675648" behindDoc="0" locked="0" layoutInCell="1" allowOverlap="1" wp14:anchorId="0AE96443" wp14:editId="718B0C0C">
                 <wp:simplePos x="0" y="0"/>
                 <wp:positionH relativeFrom="column">
                   <wp:posOffset>4633643</wp:posOffset>
@@ -4499,7 +4521,7 @@
           </mc:Choice>
           <mc:Fallback>
             <w:pict>
-              <v:shape w14:anchorId="0AE96443" id="Zone de texte 41" o:spid="_x0000_s1041" type="#_x0000_t202" style="position:absolute;margin-left:364.85pt;margin-top:353.15pt;width:143.25pt;height:42.75pt;z-index:251728896;visibility:visible;mso-wrap-style:square;mso-width-percent:0;mso-height-percent:0;mso-wrap-distance-left:9pt;mso-wrap-distance-top:0;mso-wrap-distance-right:9pt;mso-wrap-distance-bottom:0;mso-position-horizontal:absolute;mso-position-horizontal-relative:text;mso-position-vertical:absolute;mso-position-vertical-relative:text;mso-width-percent:0;mso-height-percent:0;mso-width-relative:margin;mso-height-relative:margin;v-text-anchor:top" o:gfxdata="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" filled="f" stroked="f" strokeweight=".5pt">
+              <v:shape w14:anchorId="0AE96443" id="Zone de texte 41" o:spid="_x0000_s1041" type="#_x0000_t202" style="position:absolute;margin-left:364.85pt;margin-top:353.15pt;width:143.25pt;height:42.75pt;z-index:251675648;visibility:visible;mso-wrap-style:square;mso-width-percent:0;mso-height-percent:0;mso-wrap-distance-left:9pt;mso-wrap-distance-top:0;mso-wrap-distance-right:9pt;mso-wrap-distance-bottom:0;mso-position-horizontal:absolute;mso-position-horizontal-relative:text;mso-position-vertical:absolute;mso-position-vertical-relative:text;mso-width-percent:0;mso-height-percent:0;mso-width-relative:margin;mso-height-relative:margin;v-text-anchor:top" o:gfxdata="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" filled="f" stroked="f" strokeweight=".5pt">
                 <v:textbox>
                   <w:txbxContent>
                     <w:p>
@@ -4682,6 +4704,60 @@
         </w:tabs>
         <w:jc w:val="center"/>
       </w:pPr>
+      <w:r>
+        <w:rPr>
+          <w:noProof/>
+        </w:rPr>
+        <w:drawing>
+          <wp:anchor distT="0" distB="0" distL="114300" distR="114300" simplePos="0" relativeHeight="251748352" behindDoc="1" locked="0" layoutInCell="1" allowOverlap="1" wp14:anchorId="474E3AEB" wp14:editId="45FCEE02">
+            <wp:simplePos x="0" y="0"/>
+            <wp:positionH relativeFrom="column">
+              <wp:posOffset>895350</wp:posOffset>
+            </wp:positionH>
+            <wp:positionV relativeFrom="paragraph">
+              <wp:posOffset>140970</wp:posOffset>
+            </wp:positionV>
+            <wp:extent cx="8195945" cy="4643120"/>
+            <wp:effectExtent l="0" t="0" r="0" b="5080"/>
+            <wp:wrapNone/>
+            <wp:docPr id="2057236621" name="Image 1"/>
+            <wp:cNvGraphicFramePr>
+              <a:graphicFrameLocks xmlns:a="http://schemas.openxmlformats.org/drawingml/2006/main" noChangeAspect="1"/>
+            </wp:cNvGraphicFramePr>
+            <a:graphic xmlns:a="http://schemas.openxmlformats.org/drawingml/2006/main">
+              <a:graphicData uri="http://schemas.openxmlformats.org/drawingml/2006/picture">
+                <pic:pic xmlns:pic="http://schemas.openxmlformats.org/drawingml/2006/picture">
+                  <pic:nvPicPr>
+                    <pic:cNvPr id="2057236621" name=""/>
+                    <pic:cNvPicPr/>
+                  </pic:nvPicPr>
+                  <pic:blipFill>
+                    <a:blip r:embed="rId16"/>
+                    <a:stretch>
+                      <a:fillRect/>
+                    </a:stretch>
+                  </pic:blipFill>
+                  <pic:spPr>
+                    <a:xfrm>
+                      <a:off x="0" y="0"/>
+                      <a:ext cx="8195945" cy="4643120"/>
+                    </a:xfrm>
+                    <a:prstGeom prst="rect">
+                      <a:avLst/>
+                    </a:prstGeom>
+                  </pic:spPr>
+                </pic:pic>
+              </a:graphicData>
+            </a:graphic>
+            <wp14:sizeRelH relativeFrom="page">
+              <wp14:pctWidth>0</wp14:pctWidth>
+            </wp14:sizeRelH>
+            <wp14:sizeRelV relativeFrom="page">
+              <wp14:pctHeight>0</wp14:pctHeight>
+            </wp14:sizeRelV>
+          </wp:anchor>
+        </w:drawing>
+      </w:r>
     </w:p>
     <w:p>
       <w:pPr>
@@ -4702,256 +4778,7 @@
         <mc:AlternateContent>
           <mc:Choice Requires="wps">
             <w:drawing>
-              <wp:anchor distT="0" distB="0" distL="114300" distR="114300" simplePos="0" relativeHeight="251554816" behindDoc="0" locked="0" layoutInCell="1" allowOverlap="1" wp14:anchorId="3E841023" wp14:editId="0F7E4974">
-                <wp:simplePos x="0" y="0"/>
-                <wp:positionH relativeFrom="column">
-                  <wp:posOffset>8225789</wp:posOffset>
-                </wp:positionH>
-                <wp:positionV relativeFrom="paragraph">
-                  <wp:posOffset>1355724</wp:posOffset>
-                </wp:positionV>
-                <wp:extent cx="581025" cy="694055"/>
-                <wp:effectExtent l="38100" t="38100" r="28575" b="29845"/>
-                <wp:wrapNone/>
-                <wp:docPr id="43" name="Connecteur droit avec flèche 43"/>
-                <wp:cNvGraphicFramePr/>
-                <a:graphic xmlns:a="http://schemas.openxmlformats.org/drawingml/2006/main">
-                  <a:graphicData uri="http://schemas.microsoft.com/office/word/2010/wordprocessingShape">
-                    <wps:wsp>
-                      <wps:cNvCnPr/>
-                      <wps:spPr>
-                        <a:xfrm flipH="1" flipV="1">
-                          <a:off x="0" y="0"/>
-                          <a:ext cx="581025" cy="694055"/>
-                        </a:xfrm>
-                        <a:prstGeom prst="straightConnector1">
-                          <a:avLst/>
-                        </a:prstGeom>
-                        <a:ln w="25400">
-                          <a:solidFill>
-                            <a:srgbClr val="324B9B"/>
-                          </a:solidFill>
-                          <a:tailEnd type="arrow"/>
-                        </a:ln>
-                      </wps:spPr>
-                      <wps:style>
-                        <a:lnRef idx="1">
-                          <a:schemeClr val="accent1"/>
-                        </a:lnRef>
-                        <a:fillRef idx="0">
-                          <a:schemeClr val="accent1"/>
-                        </a:fillRef>
-                        <a:effectRef idx="0">
-                          <a:schemeClr val="accent1"/>
-                        </a:effectRef>
-                        <a:fontRef idx="minor">
-                          <a:schemeClr val="tx1"/>
-                        </a:fontRef>
-                      </wps:style>
-                      <wps:bodyPr/>
-                    </wps:wsp>
-                  </a:graphicData>
-                </a:graphic>
-                <wp14:sizeRelH relativeFrom="margin">
-                  <wp14:pctWidth>0</wp14:pctWidth>
-                </wp14:sizeRelH>
-                <wp14:sizeRelV relativeFrom="margin">
-                  <wp14:pctHeight>0</wp14:pctHeight>
-                </wp14:sizeRelV>
-              </wp:anchor>
-            </w:drawing>
-          </mc:Choice>
-          <mc:Fallback>
-            <w:pict>
-              <v:shape w14:anchorId="4328E927" id="Connecteur droit avec flèche 43" o:spid="_x0000_s1026" type="#_x0000_t32" style="position:absolute;margin-left:647.7pt;margin-top:106.75pt;width:45.75pt;height:54.65pt;flip:x y;z-index:251554816;visibility:visible;mso-wrap-style:square;mso-width-percent:0;mso-height-percent:0;mso-wrap-distance-left:9pt;mso-wrap-distance-top:0;mso-wrap-distance-right:9pt;mso-wrap-distance-bottom:0;mso-position-horizontal:absolute;mso-position-horizontal-relative:text;mso-position-vertical:absolute;mso-position-vertical-relative:text;mso-width-percent:0;mso-height-percent:0;mso-width-relative:margin;mso-height-relative:margin" o:gfxdata="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" strokecolor="#324b9b" strokeweight="2pt">
-                <v:stroke endarrow="open" joinstyle="miter"/>
-              </v:shape>
-            </w:pict>
-          </mc:Fallback>
-        </mc:AlternateContent>
-      </w:r>
-      <w:r>
-        <w:rPr>
-          <w:noProof/>
-          <w:lang w:eastAsia="fr-FR"/>
-        </w:rPr>
-        <mc:AlternateContent>
-          <mc:Choice Requires="wps">
-            <w:drawing>
-              <wp:anchor distT="0" distB="0" distL="114300" distR="114300" simplePos="0" relativeHeight="251556864" behindDoc="0" locked="0" layoutInCell="1" allowOverlap="1" wp14:anchorId="456EF508" wp14:editId="7AD4A268">
-                <wp:simplePos x="0" y="0"/>
-                <wp:positionH relativeFrom="column">
-                  <wp:posOffset>8692191</wp:posOffset>
-                </wp:positionH>
-                <wp:positionV relativeFrom="paragraph">
-                  <wp:posOffset>2101251</wp:posOffset>
-                </wp:positionV>
-                <wp:extent cx="1304925" cy="809625"/>
-                <wp:effectExtent l="0" t="0" r="0" b="0"/>
-                <wp:wrapNone/>
-                <wp:docPr id="44" name="Zone de texte 44"/>
-                <wp:cNvGraphicFramePr/>
-                <a:graphic xmlns:a="http://schemas.openxmlformats.org/drawingml/2006/main">
-                  <a:graphicData uri="http://schemas.microsoft.com/office/word/2010/wordprocessingShape">
-                    <wps:wsp>
-                      <wps:cNvSpPr txBox="1"/>
-                      <wps:spPr>
-                        <a:xfrm>
-                          <a:off x="0" y="0"/>
-                          <a:ext cx="1304925" cy="809625"/>
-                        </a:xfrm>
-                        <a:prstGeom prst="rect">
-                          <a:avLst/>
-                        </a:prstGeom>
-                        <a:noFill/>
-                        <a:ln w="6350">
-                          <a:noFill/>
-                        </a:ln>
-                        <a:effectLst/>
-                      </wps:spPr>
-                      <wps:style>
-                        <a:lnRef idx="0">
-                          <a:schemeClr val="accent1"/>
-                        </a:lnRef>
-                        <a:fillRef idx="0">
-                          <a:schemeClr val="accent1"/>
-                        </a:fillRef>
-                        <a:effectRef idx="0">
-                          <a:schemeClr val="accent1"/>
-                        </a:effectRef>
-                        <a:fontRef idx="minor">
-                          <a:schemeClr val="dk1"/>
-                        </a:fontRef>
-                      </wps:style>
-                      <wps:txbx>
-                        <w:txbxContent>
-                          <w:p>
-                            <w:pPr>
-                              <w:rPr>
-                                <w:color w:val="324B9B"/>
-                              </w:rPr>
-                            </w:pPr>
-                            <w:proofErr w:type="spellStart"/>
-                            <w:r>
-                              <w:rPr>
-                                <w:color w:val="324B9B"/>
-                              </w:rPr>
-                              <w:t>Draw</w:t>
-                            </w:r>
-                            <w:proofErr w:type="spellEnd"/>
-                            <w:r>
-                              <w:rPr>
-                                <w:color w:val="324B9B"/>
-                              </w:rPr>
-                              <w:t xml:space="preserve"> </w:t>
-                            </w:r>
-                            <w:proofErr w:type="spellStart"/>
-                            <w:r>
-                              <w:rPr>
-                                <w:color w:val="324B9B"/>
-                              </w:rPr>
-                              <w:t>closed</w:t>
-                            </w:r>
-                            <w:proofErr w:type="spellEnd"/>
-                            <w:r>
-                              <w:rPr>
-                                <w:color w:val="324B9B"/>
-                              </w:rPr>
-                              <w:t xml:space="preserve"> </w:t>
-                            </w:r>
-                            <w:proofErr w:type="spellStart"/>
-                            <w:r>
-                              <w:rPr>
-                                <w:color w:val="324B9B"/>
-                              </w:rPr>
-                              <w:t>polyline</w:t>
-                            </w:r>
-                            <w:proofErr w:type="spellEnd"/>
-                          </w:p>
-                        </w:txbxContent>
-                      </wps:txbx>
-                      <wps:bodyPr rot="0" spcFirstLastPara="0" vertOverflow="overflow" horzOverflow="overflow" vert="horz" wrap="square" lIns="91440" tIns="45720" rIns="91440" bIns="45720" numCol="1" spcCol="0" rtlCol="0" fromWordArt="0" anchor="t" anchorCtr="0" forceAA="0" compatLnSpc="1">
-                        <a:prstTxWarp prst="textNoShape">
-                          <a:avLst/>
-                        </a:prstTxWarp>
-                        <a:noAutofit/>
-                      </wps:bodyPr>
-                    </wps:wsp>
-                  </a:graphicData>
-                </a:graphic>
-                <wp14:sizeRelH relativeFrom="margin">
-                  <wp14:pctWidth>0</wp14:pctWidth>
-                </wp14:sizeRelH>
-                <wp14:sizeRelV relativeFrom="margin">
-                  <wp14:pctHeight>0</wp14:pctHeight>
-                </wp14:sizeRelV>
-              </wp:anchor>
-            </w:drawing>
-          </mc:Choice>
-          <mc:Fallback>
-            <w:pict>
-              <v:shape w14:anchorId="456EF508" id="Zone de texte 44" o:spid="_x0000_s1042" type="#_x0000_t202" style="position:absolute;left:0;text-align:left;margin-left:684.4pt;margin-top:165.45pt;width:102.75pt;height:63.75pt;z-index:251556864;visibility:visible;mso-wrap-style:square;mso-width-percent:0;mso-height-percent:0;mso-wrap-distance-left:9pt;mso-wrap-distance-top:0;mso-wrap-distance-right:9pt;mso-wrap-distance-bottom:0;mso-position-horizontal:absolute;mso-position-horizontal-relative:text;mso-position-vertical:absolute;mso-position-vertical-relative:text;mso-width-percent:0;mso-height-percent:0;mso-width-relative:margin;mso-height-relative:margin;v-text-anchor:top" o:gfxdata="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" filled="f" stroked="f" strokeweight=".5pt">
-                <v:textbox>
-                  <w:txbxContent>
-                    <w:p>
-                      <w:pPr>
-                        <w:rPr>
-                          <w:color w:val="324B9B"/>
-                        </w:rPr>
-                      </w:pPr>
-                      <w:proofErr w:type="spellStart"/>
-                      <w:r>
-                        <w:rPr>
-                          <w:color w:val="324B9B"/>
-                        </w:rPr>
-                        <w:t>Draw</w:t>
-                      </w:r>
-                      <w:proofErr w:type="spellEnd"/>
-                      <w:r>
-                        <w:rPr>
-                          <w:color w:val="324B9B"/>
-                        </w:rPr>
-                        <w:t xml:space="preserve"> </w:t>
-                      </w:r>
-                      <w:proofErr w:type="spellStart"/>
-                      <w:r>
-                        <w:rPr>
-                          <w:color w:val="324B9B"/>
-                        </w:rPr>
-                        <w:t>closed</w:t>
-                      </w:r>
-                      <w:proofErr w:type="spellEnd"/>
-                      <w:r>
-                        <w:rPr>
-                          <w:color w:val="324B9B"/>
-                        </w:rPr>
-                        <w:t xml:space="preserve"> </w:t>
-                      </w:r>
-                      <w:proofErr w:type="spellStart"/>
-                      <w:r>
-                        <w:rPr>
-                          <w:color w:val="324B9B"/>
-                        </w:rPr>
-                        <w:t>polyline</w:t>
-                      </w:r>
-                      <w:proofErr w:type="spellEnd"/>
-                    </w:p>
-                  </w:txbxContent>
-                </v:textbox>
-              </v:shape>
-            </w:pict>
-          </mc:Fallback>
-        </mc:AlternateContent>
-      </w:r>
-      <w:r>
-        <w:rPr>
-          <w:noProof/>
-          <w:lang w:eastAsia="fr-FR"/>
-        </w:rPr>
-        <mc:AlternateContent>
-          <mc:Choice Requires="wps">
-            <w:drawing>
-              <wp:anchor distT="0" distB="0" distL="114300" distR="114300" simplePos="0" relativeHeight="251643392" behindDoc="0" locked="0" layoutInCell="1" allowOverlap="1" wp14:anchorId="50117F44" wp14:editId="7233F98E">
+              <wp:anchor distT="0" distB="0" distL="114300" distR="114300" simplePos="0" relativeHeight="251599872" behindDoc="0" locked="0" layoutInCell="1" allowOverlap="1" wp14:anchorId="50117F44" wp14:editId="52CA96B0">
                 <wp:simplePos x="0" y="0"/>
                 <wp:positionH relativeFrom="margin">
                   <wp:posOffset>5604319</wp:posOffset>
@@ -5083,7 +4910,7 @@
           </mc:Choice>
           <mc:Fallback>
             <w:pict>
-              <v:shape w14:anchorId="50117F44" id="Zone de texte 46" o:spid="_x0000_s1043" type="#_x0000_t202" style="position:absolute;left:0;text-align:left;margin-left:441.3pt;margin-top:224.85pt;width:118.5pt;height:63.75pt;z-index:251643392;visibility:visible;mso-wrap-style:square;mso-width-percent:0;mso-height-percent:0;mso-wrap-distance-left:9pt;mso-wrap-distance-top:0;mso-wrap-distance-right:9pt;mso-wrap-distance-bottom:0;mso-position-horizontal:absolute;mso-position-horizontal-relative:margin;mso-position-vertical:absolute;mso-position-vertical-relative:text;mso-width-percent:0;mso-height-percent:0;mso-width-relative:margin;mso-height-relative:margin;v-text-anchor:top" o:gfxdata="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" filled="f" stroked="f" strokeweight=".5pt">
+              <v:shape w14:anchorId="50117F44" id="Zone de texte 46" o:spid="_x0000_s1042" type="#_x0000_t202" style="position:absolute;left:0;text-align:left;margin-left:441.3pt;margin-top:224.85pt;width:118.5pt;height:63.75pt;z-index:251599872;visibility:visible;mso-wrap-style:square;mso-width-percent:0;mso-height-percent:0;mso-wrap-distance-left:9pt;mso-wrap-distance-top:0;mso-wrap-distance-right:9pt;mso-wrap-distance-bottom:0;mso-position-horizontal:absolute;mso-position-horizontal-relative:margin;mso-position-vertical:absolute;mso-position-vertical-relative:text;mso-width-percent:0;mso-height-percent:0;mso-width-relative:margin;mso-height-relative:margin;v-text-anchor:top" o:gfxdata="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" filled="f" stroked="f" strokeweight=".5pt">
                 <v:textbox>
                   <w:txbxContent>
                     <w:p>
@@ -5165,7 +4992,7 @@
         <mc:AlternateContent>
           <mc:Choice Requires="wps">
             <w:drawing>
-              <wp:anchor distT="0" distB="0" distL="114300" distR="114300" simplePos="0" relativeHeight="251642368" behindDoc="0" locked="0" layoutInCell="1" allowOverlap="1" wp14:anchorId="6AE5D7DA" wp14:editId="6D0EF759">
+              <wp:anchor distT="0" distB="0" distL="114300" distR="114300" simplePos="0" relativeHeight="251593728" behindDoc="0" locked="0" layoutInCell="1" allowOverlap="1" wp14:anchorId="6AE5D7DA" wp14:editId="1E94F012">
                 <wp:simplePos x="0" y="0"/>
                 <wp:positionH relativeFrom="column">
                   <wp:posOffset>4770767</wp:posOffset>
@@ -5226,7 +5053,7 @@
           </mc:Choice>
           <mc:Fallback>
             <w:pict>
-              <v:shape w14:anchorId="7D8EB4EE" id="Connecteur droit avec flèche 45" o:spid="_x0000_s1026" type="#_x0000_t32" style="position:absolute;margin-left:375.65pt;margin-top:209.1pt;width:66pt;height:33pt;flip:x y;z-index:251642368;visibility:visible;mso-wrap-style:square;mso-width-percent:0;mso-height-percent:0;mso-wrap-distance-left:9pt;mso-wrap-distance-top:0;mso-wrap-distance-right:9pt;mso-wrap-distance-bottom:0;mso-position-horizontal:absolute;mso-position-horizontal-relative:text;mso-position-vertical:absolute;mso-position-vertical-relative:text;mso-width-percent:0;mso-height-percent:0;mso-width-relative:margin;mso-height-relative:margin" o:gfxdata="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" strokecolor="#324b9b" strokeweight="2pt">
+              <v:shape w14:anchorId="7C1F83B0" id="Connecteur droit avec flèche 45" o:spid="_x0000_s1026" type="#_x0000_t32" style="position:absolute;margin-left:375.65pt;margin-top:209.1pt;width:66pt;height:33pt;flip:x y;z-index:251593728;visibility:visible;mso-wrap-style:square;mso-width-percent:0;mso-height-percent:0;mso-wrap-distance-left:9pt;mso-wrap-distance-top:0;mso-wrap-distance-right:9pt;mso-wrap-distance-bottom:0;mso-position-horizontal:absolute;mso-position-horizontal-relative:text;mso-position-vertical:absolute;mso-position-vertical-relative:text;mso-width-percent:0;mso-height-percent:0;mso-width-relative:margin;mso-height-relative:margin" o:gfxdata="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" strokecolor="#324b9b" strokeweight="2pt">
                 <v:stroke endarrow="open" joinstyle="miter"/>
               </v:shape>
             </w:pict>
@@ -5239,59 +5066,265 @@
         </w:rPr>
         <w:t xml:space="preserve"> </w:t>
       </w:r>
-      <w:r>
+    </w:p>
+    <w:p>
+      <w:pPr>
         <w:rPr>
           <w:rFonts w:ascii="Times New Roman" w:eastAsia="Times New Roman" w:hAnsi="Times New Roman" w:cs="Times New Roman"/>
           <w:sz w:val="24"/>
           <w:szCs w:val="24"/>
           <w:lang w:eastAsia="fr-FR"/>
         </w:rPr>
-        <w:drawing>
-          <wp:inline distT="0" distB="0" distL="0" distR="0" wp14:anchorId="4A8A895A" wp14:editId="13CB9091">
-            <wp:extent cx="7395210" cy="4891558"/>
-            <wp:effectExtent l="0" t="0" r="0" b="4445"/>
-            <wp:docPr id="492374265" name="Image 1"/>
-            <wp:cNvGraphicFramePr>
-              <a:graphicFrameLocks xmlns:a="http://schemas.openxmlformats.org/drawingml/2006/main" noChangeAspect="1"/>
-            </wp:cNvGraphicFramePr>
-            <a:graphic xmlns:a="http://schemas.openxmlformats.org/drawingml/2006/main">
-              <a:graphicData uri="http://schemas.openxmlformats.org/drawingml/2006/picture">
-                <pic:pic xmlns:pic="http://schemas.openxmlformats.org/drawingml/2006/picture">
-                  <pic:nvPicPr>
-                    <pic:cNvPr id="492374265" name=""/>
-                    <pic:cNvPicPr/>
-                  </pic:nvPicPr>
-                  <pic:blipFill>
-                    <a:blip r:embed="rId16"/>
-                    <a:stretch>
-                      <a:fillRect/>
-                    </a:stretch>
-                  </pic:blipFill>
-                  <pic:spPr>
-                    <a:xfrm>
-                      <a:off x="0" y="0"/>
-                      <a:ext cx="7400678" cy="4895175"/>
-                    </a:xfrm>
-                    <a:prstGeom prst="rect">
-                      <a:avLst/>
-                    </a:prstGeom>
-                  </pic:spPr>
-                </pic:pic>
-              </a:graphicData>
-            </a:graphic>
-          </wp:inline>
-        </w:drawing>
-      </w:r>
-    </w:p>
-    <w:p>
-      <w:pPr>
-        <w:rPr>
-          <w:rFonts w:ascii="Times New Roman" w:eastAsia="Times New Roman" w:hAnsi="Times New Roman" w:cs="Times New Roman"/>
-          <w:sz w:val="24"/>
-          <w:szCs w:val="24"/>
-          <w:lang w:eastAsia="fr-FR"/>
-        </w:rPr>
       </w:pPr>
+      <w:r>
+        <w:rPr>
+          <w:noProof/>
+          <w:lang w:eastAsia="fr-FR"/>
+        </w:rPr>
+        <mc:AlternateContent>
+          <mc:Choice Requires="wps">
+            <w:drawing>
+              <wp:anchor distT="0" distB="0" distL="114300" distR="114300" simplePos="0" relativeHeight="251536384" behindDoc="0" locked="0" layoutInCell="1" allowOverlap="1" wp14:anchorId="3E841023" wp14:editId="387D23D9">
+                <wp:simplePos x="0" y="0"/>
+                <wp:positionH relativeFrom="column">
+                  <wp:posOffset>7672388</wp:posOffset>
+                </wp:positionH>
+                <wp:positionV relativeFrom="paragraph">
+                  <wp:posOffset>863283</wp:posOffset>
+                </wp:positionV>
+                <wp:extent cx="819150" cy="733425"/>
+                <wp:effectExtent l="0" t="38100" r="57150" b="28575"/>
+                <wp:wrapNone/>
+                <wp:docPr id="43" name="Connecteur droit avec flèche 43"/>
+                <wp:cNvGraphicFramePr/>
+                <a:graphic xmlns:a="http://schemas.openxmlformats.org/drawingml/2006/main">
+                  <a:graphicData uri="http://schemas.microsoft.com/office/word/2010/wordprocessingShape">
+                    <wps:wsp>
+                      <wps:cNvCnPr/>
+                      <wps:spPr>
+                        <a:xfrm flipV="1">
+                          <a:off x="0" y="0"/>
+                          <a:ext cx="819150" cy="733425"/>
+                        </a:xfrm>
+                        <a:prstGeom prst="straightConnector1">
+                          <a:avLst/>
+                        </a:prstGeom>
+                        <a:ln w="25400">
+                          <a:solidFill>
+                            <a:srgbClr val="324B9B"/>
+                          </a:solidFill>
+                          <a:tailEnd type="arrow"/>
+                        </a:ln>
+                      </wps:spPr>
+                      <wps:style>
+                        <a:lnRef idx="1">
+                          <a:schemeClr val="accent1"/>
+                        </a:lnRef>
+                        <a:fillRef idx="0">
+                          <a:schemeClr val="accent1"/>
+                        </a:fillRef>
+                        <a:effectRef idx="0">
+                          <a:schemeClr val="accent1"/>
+                        </a:effectRef>
+                        <a:fontRef idx="minor">
+                          <a:schemeClr val="tx1"/>
+                        </a:fontRef>
+                      </wps:style>
+                      <wps:bodyPr/>
+                    </wps:wsp>
+                  </a:graphicData>
+                </a:graphic>
+                <wp14:sizeRelH relativeFrom="margin">
+                  <wp14:pctWidth>0</wp14:pctWidth>
+                </wp14:sizeRelH>
+                <wp14:sizeRelV relativeFrom="margin">
+                  <wp14:pctHeight>0</wp14:pctHeight>
+                </wp14:sizeRelV>
+              </wp:anchor>
+            </w:drawing>
+          </mc:Choice>
+          <mc:Fallback>
+            <w:pict>
+              <v:shape w14:anchorId="68B67E04" id="Connecteur droit avec flèche 43" o:spid="_x0000_s1026" type="#_x0000_t32" style="position:absolute;margin-left:604.15pt;margin-top:68pt;width:64.5pt;height:57.75pt;flip:y;z-index:251536384;visibility:visible;mso-wrap-style:square;mso-width-percent:0;mso-height-percent:0;mso-wrap-distance-left:9pt;mso-wrap-distance-top:0;mso-wrap-distance-right:9pt;mso-wrap-distance-bottom:0;mso-position-horizontal:absolute;mso-position-horizontal-relative:text;mso-position-vertical:absolute;mso-position-vertical-relative:text;mso-width-percent:0;mso-height-percent:0;mso-width-relative:margin;mso-height-relative:margin" o:gfxdata="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" strokecolor="#324b9b" strokeweight="2pt">
+                <v:stroke endarrow="open" joinstyle="miter"/>
+              </v:shape>
+            </w:pict>
+          </mc:Fallback>
+        </mc:AlternateContent>
+      </w:r>
+      <w:r>
+        <w:rPr>
+          <w:noProof/>
+          <w:lang w:eastAsia="fr-FR"/>
+        </w:rPr>
+        <mc:AlternateContent>
+          <mc:Choice Requires="wps">
+            <w:drawing>
+              <wp:anchor distT="0" distB="0" distL="114300" distR="114300" simplePos="0" relativeHeight="251547648" behindDoc="0" locked="0" layoutInCell="1" allowOverlap="1" wp14:anchorId="456EF508" wp14:editId="0FC183C4">
+                <wp:simplePos x="0" y="0"/>
+                <wp:positionH relativeFrom="column">
+                  <wp:posOffset>7067867</wp:posOffset>
+                </wp:positionH>
+                <wp:positionV relativeFrom="paragraph">
+                  <wp:posOffset>1587818</wp:posOffset>
+                </wp:positionV>
+                <wp:extent cx="1304925" cy="809625"/>
+                <wp:effectExtent l="0" t="0" r="0" b="0"/>
+                <wp:wrapNone/>
+                <wp:docPr id="44" name="Zone de texte 44"/>
+                <wp:cNvGraphicFramePr/>
+                <a:graphic xmlns:a="http://schemas.openxmlformats.org/drawingml/2006/main">
+                  <a:graphicData uri="http://schemas.microsoft.com/office/word/2010/wordprocessingShape">
+                    <wps:wsp>
+                      <wps:cNvSpPr txBox="1"/>
+                      <wps:spPr>
+                        <a:xfrm>
+                          <a:off x="0" y="0"/>
+                          <a:ext cx="1304925" cy="809625"/>
+                        </a:xfrm>
+                        <a:prstGeom prst="rect">
+                          <a:avLst/>
+                        </a:prstGeom>
+                        <a:noFill/>
+                        <a:ln w="6350">
+                          <a:noFill/>
+                        </a:ln>
+                        <a:effectLst/>
+                      </wps:spPr>
+                      <wps:style>
+                        <a:lnRef idx="0">
+                          <a:schemeClr val="accent1"/>
+                        </a:lnRef>
+                        <a:fillRef idx="0">
+                          <a:schemeClr val="accent1"/>
+                        </a:fillRef>
+                        <a:effectRef idx="0">
+                          <a:schemeClr val="accent1"/>
+                        </a:effectRef>
+                        <a:fontRef idx="minor">
+                          <a:schemeClr val="dk1"/>
+                        </a:fontRef>
+                      </wps:style>
+                      <wps:txbx>
+                        <w:txbxContent>
+                          <w:p>
+                            <w:pPr>
+                              <w:rPr>
+                                <w:color w:val="324B9B"/>
+                              </w:rPr>
+                            </w:pPr>
+                            <w:proofErr w:type="spellStart"/>
+                            <w:r>
+                              <w:rPr>
+                                <w:color w:val="324B9B"/>
+                              </w:rPr>
+                              <w:t>Draw</w:t>
+                            </w:r>
+                            <w:proofErr w:type="spellEnd"/>
+                            <w:r>
+                              <w:rPr>
+                                <w:color w:val="324B9B"/>
+                              </w:rPr>
+                              <w:t xml:space="preserve"> </w:t>
+                            </w:r>
+                            <w:proofErr w:type="spellStart"/>
+                            <w:r>
+                              <w:rPr>
+                                <w:color w:val="324B9B"/>
+                              </w:rPr>
+                              <w:t>closed</w:t>
+                            </w:r>
+                            <w:proofErr w:type="spellEnd"/>
+                            <w:r>
+                              <w:rPr>
+                                <w:color w:val="324B9B"/>
+                              </w:rPr>
+                              <w:t xml:space="preserve"> </w:t>
+                            </w:r>
+                            <w:proofErr w:type="spellStart"/>
+                            <w:r>
+                              <w:rPr>
+                                <w:color w:val="324B9B"/>
+                              </w:rPr>
+                              <w:t>polyline</w:t>
+                            </w:r>
+                            <w:proofErr w:type="spellEnd"/>
+                          </w:p>
+                        </w:txbxContent>
+                      </wps:txbx>
+                      <wps:bodyPr rot="0" spcFirstLastPara="0" vertOverflow="overflow" horzOverflow="overflow" vert="horz" wrap="square" lIns="91440" tIns="45720" rIns="91440" bIns="45720" numCol="1" spcCol="0" rtlCol="0" fromWordArt="0" anchor="t" anchorCtr="0" forceAA="0" compatLnSpc="1">
+                        <a:prstTxWarp prst="textNoShape">
+                          <a:avLst/>
+                        </a:prstTxWarp>
+                        <a:noAutofit/>
+                      </wps:bodyPr>
+                    </wps:wsp>
+                  </a:graphicData>
+                </a:graphic>
+                <wp14:sizeRelH relativeFrom="margin">
+                  <wp14:pctWidth>0</wp14:pctWidth>
+                </wp14:sizeRelH>
+                <wp14:sizeRelV relativeFrom="margin">
+                  <wp14:pctHeight>0</wp14:pctHeight>
+                </wp14:sizeRelV>
+              </wp:anchor>
+            </w:drawing>
+          </mc:Choice>
+          <mc:Fallback>
+            <w:pict>
+              <v:shape w14:anchorId="456EF508" id="Zone de texte 44" o:spid="_x0000_s1043" type="#_x0000_t202" style="position:absolute;margin-left:556.5pt;margin-top:125.05pt;width:102.75pt;height:63.75pt;z-index:251547648;visibility:visible;mso-wrap-style:square;mso-width-percent:0;mso-height-percent:0;mso-wrap-distance-left:9pt;mso-wrap-distance-top:0;mso-wrap-distance-right:9pt;mso-wrap-distance-bottom:0;mso-position-horizontal:absolute;mso-position-horizontal-relative:text;mso-position-vertical:absolute;mso-position-vertical-relative:text;mso-width-percent:0;mso-height-percent:0;mso-width-relative:margin;mso-height-relative:margin;v-text-anchor:top" o:gfxdata="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" filled="f" stroked="f" strokeweight=".5pt">
+                <v:textbox>
+                  <w:txbxContent>
+                    <w:p>
+                      <w:pPr>
+                        <w:rPr>
+                          <w:color w:val="324B9B"/>
+                        </w:rPr>
+                      </w:pPr>
+                      <w:proofErr w:type="spellStart"/>
+                      <w:r>
+                        <w:rPr>
+                          <w:color w:val="324B9B"/>
+                        </w:rPr>
+                        <w:t>Draw</w:t>
+                      </w:r>
+                      <w:proofErr w:type="spellEnd"/>
+                      <w:r>
+                        <w:rPr>
+                          <w:color w:val="324B9B"/>
+                        </w:rPr>
+                        <w:t xml:space="preserve"> </w:t>
+                      </w:r>
+                      <w:proofErr w:type="spellStart"/>
+                      <w:r>
+                        <w:rPr>
+                          <w:color w:val="324B9B"/>
+                        </w:rPr>
+                        <w:t>closed</w:t>
+                      </w:r>
+                      <w:proofErr w:type="spellEnd"/>
+                      <w:r>
+                        <w:rPr>
+                          <w:color w:val="324B9B"/>
+                        </w:rPr>
+                        <w:t xml:space="preserve"> </w:t>
+                      </w:r>
+                      <w:proofErr w:type="spellStart"/>
+                      <w:r>
+                        <w:rPr>
+                          <w:color w:val="324B9B"/>
+                        </w:rPr>
+                        <w:t>polyline</w:t>
+                      </w:r>
+                      <w:proofErr w:type="spellEnd"/>
+                    </w:p>
+                  </w:txbxContent>
+                </v:textbox>
+              </v:shape>
+            </w:pict>
+          </mc:Fallback>
+        </mc:AlternateContent>
+      </w:r>
       <w:r>
         <w:rPr>
           <w:rFonts w:ascii="Times New Roman" w:eastAsia="Times New Roman" w:hAnsi="Times New Roman" w:cs="Times New Roman"/>
@@ -5444,23 +5477,18 @@
         </w:tabs>
         <w:jc w:val="center"/>
       </w:pPr>
-    </w:p>
-    <w:p>
-      <w:pPr>
-        <w:tabs>
-          <w:tab w:val="left" w:pos="3975"/>
-        </w:tabs>
-        <w:jc w:val="center"/>
-      </w:pPr>
-      <w:r>
+      <w:r>
+        <w:rPr>
+          <w:noProof/>
+        </w:rPr>
         <w:drawing>
-          <wp:anchor distT="0" distB="0" distL="114300" distR="114300" simplePos="0" relativeHeight="251676160" behindDoc="0" locked="0" layoutInCell="1" allowOverlap="1" wp14:anchorId="10F3F869" wp14:editId="7F2AB023">
+          <wp:anchor distT="0" distB="0" distL="114300" distR="114300" simplePos="0" relativeHeight="251654144" behindDoc="0" locked="0" layoutInCell="1" allowOverlap="1" wp14:anchorId="10F3F869" wp14:editId="2E86D702">
             <wp:simplePos x="0" y="0"/>
             <wp:positionH relativeFrom="column">
-              <wp:posOffset>3204210</wp:posOffset>
+              <wp:posOffset>2670810</wp:posOffset>
             </wp:positionH>
             <wp:positionV relativeFrom="paragraph">
-              <wp:posOffset>-1270</wp:posOffset>
+              <wp:posOffset>248920</wp:posOffset>
             </wp:positionV>
             <wp:extent cx="3372142" cy="3238781"/>
             <wp:effectExtent l="0" t="0" r="0" b="0"/>
@@ -5503,15 +5531,64 @@
           </wp:anchor>
         </w:drawing>
       </w:r>
-      <w:r>
-        <w:rPr>
-          <w:noProof/>
-        </w:rPr>
-        <w:pict w14:anchorId="1A6CC19B">
-          <v:shape id="_x0000_s2061" type="#_x0000_t75" style="position:absolute;left:0;text-align:left;margin-left:531.9pt;margin-top:24.05pt;width:43.45pt;height:96.45pt;z-index:-251614720;mso-position-horizontal-relative:text;mso-position-vertical-relative:text">
-            <v:imagedata r:id="rId18" o:title="Picture"/>
-          </v:shape>
-        </w:pict>
+    </w:p>
+    <w:p>
+      <w:pPr>
+        <w:tabs>
+          <w:tab w:val="left" w:pos="3975"/>
+        </w:tabs>
+        <w:jc w:val="center"/>
+      </w:pPr>
+      <w:r>
+        <w:drawing>
+          <wp:anchor distT="0" distB="0" distL="114300" distR="114300" simplePos="0" relativeHeight="251752448" behindDoc="1" locked="0" layoutInCell="1" allowOverlap="1" wp14:anchorId="3F1BD9F0" wp14:editId="1343A93B">
+            <wp:simplePos x="0" y="0"/>
+            <wp:positionH relativeFrom="column">
+              <wp:posOffset>6729095</wp:posOffset>
+            </wp:positionH>
+            <wp:positionV relativeFrom="paragraph">
+              <wp:posOffset>336867</wp:posOffset>
+            </wp:positionV>
+            <wp:extent cx="381000" cy="1085850"/>
+            <wp:effectExtent l="0" t="0" r="0" b="0"/>
+            <wp:wrapNone/>
+            <wp:docPr id="1774072164" name="Image 1"/>
+            <wp:cNvGraphicFramePr>
+              <a:graphicFrameLocks xmlns:a="http://schemas.openxmlformats.org/drawingml/2006/main" noChangeAspect="1"/>
+            </wp:cNvGraphicFramePr>
+            <a:graphic xmlns:a="http://schemas.openxmlformats.org/drawingml/2006/main">
+              <a:graphicData uri="http://schemas.openxmlformats.org/drawingml/2006/picture">
+                <pic:pic xmlns:pic="http://schemas.openxmlformats.org/drawingml/2006/picture">
+                  <pic:nvPicPr>
+                    <pic:cNvPr id="1774072164" name=""/>
+                    <pic:cNvPicPr/>
+                  </pic:nvPicPr>
+                  <pic:blipFill>
+                    <a:blip r:embed="rId18"/>
+                    <a:stretch>
+                      <a:fillRect/>
+                    </a:stretch>
+                  </pic:blipFill>
+                  <pic:spPr>
+                    <a:xfrm>
+                      <a:off x="0" y="0"/>
+                      <a:ext cx="381000" cy="1085850"/>
+                    </a:xfrm>
+                    <a:prstGeom prst="rect">
+                      <a:avLst/>
+                    </a:prstGeom>
+                  </pic:spPr>
+                </pic:pic>
+              </a:graphicData>
+            </a:graphic>
+            <wp14:sizeRelH relativeFrom="page">
+              <wp14:pctWidth>0</wp14:pctWidth>
+            </wp14:sizeRelH>
+            <wp14:sizeRelV relativeFrom="page">
+              <wp14:pctHeight>0</wp14:pctHeight>
+            </wp14:sizeRelV>
+          </wp:anchor>
+        </w:drawing>
       </w:r>
       <w:r>
         <w:rPr>
@@ -5521,7 +5598,7 @@
         <mc:AlternateContent>
           <mc:Choice Requires="wps">
             <w:drawing>
-              <wp:anchor distT="0" distB="0" distL="114300" distR="114300" simplePos="0" relativeHeight="251647488" behindDoc="0" locked="0" layoutInCell="1" allowOverlap="1" wp14:anchorId="50AE8A19" wp14:editId="460A428F">
+              <wp:anchor distT="0" distB="0" distL="114300" distR="114300" simplePos="0" relativeHeight="251651072" behindDoc="0" locked="0" layoutInCell="1" allowOverlap="1" wp14:anchorId="50AE8A19" wp14:editId="71F01BEB">
                 <wp:simplePos x="0" y="0"/>
                 <wp:positionH relativeFrom="column">
                   <wp:posOffset>8162925</wp:posOffset>
@@ -5611,7 +5688,7 @@
           </mc:Choice>
           <mc:Fallback>
             <w:pict>
-              <v:shape w14:anchorId="50AE8A19" id="Zone de texte 51" o:spid="_x0000_s1044" type="#_x0000_t202" style="position:absolute;left:0;text-align:left;margin-left:642.75pt;margin-top:15.15pt;width:113.25pt;height:24pt;z-index:251647488;visibility:visible;mso-wrap-style:square;mso-width-percent:0;mso-height-percent:0;mso-wrap-distance-left:9pt;mso-wrap-distance-top:0;mso-wrap-distance-right:9pt;mso-wrap-distance-bottom:0;mso-position-horizontal:absolute;mso-position-horizontal-relative:text;mso-position-vertical:absolute;mso-position-vertical-relative:text;mso-width-percent:0;mso-height-percent:0;mso-width-relative:margin;mso-height-relative:margin;v-text-anchor:top" o:gfxdata="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" filled="f" stroked="f" strokeweight=".5pt">
+              <v:shape w14:anchorId="50AE8A19" id="Zone de texte 51" o:spid="_x0000_s1044" type="#_x0000_t202" style="position:absolute;left:0;text-align:left;margin-left:642.75pt;margin-top:15.15pt;width:113.25pt;height:24pt;z-index:251651072;visibility:visible;mso-wrap-style:square;mso-width-percent:0;mso-height-percent:0;mso-wrap-distance-left:9pt;mso-wrap-distance-top:0;mso-wrap-distance-right:9pt;mso-wrap-distance-bottom:0;mso-position-horizontal:absolute;mso-position-horizontal-relative:text;mso-position-vertical:absolute;mso-position-vertical-relative:text;mso-width-percent:0;mso-height-percent:0;mso-width-relative:margin;mso-height-relative:margin;v-text-anchor:top" o:gfxdata="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" filled="f" stroked="f" strokeweight=".5pt">
                 <v:textbox>
                   <w:txbxContent>
                     <w:p>
@@ -5658,7 +5735,7 @@
         <mc:AlternateContent>
           <mc:Choice Requires="wps">
             <w:drawing>
-              <wp:anchor distT="0" distB="0" distL="114300" distR="114300" simplePos="0" relativeHeight="251648512" behindDoc="0" locked="0" layoutInCell="1" allowOverlap="1" wp14:anchorId="1071CFE5" wp14:editId="12A8526D">
+              <wp:anchor distT="0" distB="0" distL="114300" distR="114300" simplePos="0" relativeHeight="251653120" behindDoc="0" locked="0" layoutInCell="1" allowOverlap="1" wp14:anchorId="1071CFE5" wp14:editId="7DE6D987">
                 <wp:simplePos x="0" y="0"/>
                 <wp:positionH relativeFrom="column">
                   <wp:posOffset>8010525</wp:posOffset>
@@ -5740,7 +5817,7 @@
           </mc:Choice>
           <mc:Fallback>
             <w:pict>
-              <v:shape w14:anchorId="1071CFE5" id="Zone de texte 52" o:spid="_x0000_s1045" type="#_x0000_t202" style="position:absolute;left:0;text-align:left;margin-left:630.75pt;margin-top:47.2pt;width:126.75pt;height:24pt;z-index:251648512;visibility:visible;mso-wrap-style:square;mso-width-percent:0;mso-height-percent:0;mso-wrap-distance-left:9pt;mso-wrap-distance-top:0;mso-wrap-distance-right:9pt;mso-wrap-distance-bottom:0;mso-position-horizontal:absolute;mso-position-horizontal-relative:text;mso-position-vertical:absolute;mso-position-vertical-relative:text;mso-width-percent:0;mso-height-percent:0;mso-width-relative:margin;mso-height-relative:margin;v-text-anchor:top" o:gfxdata="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" filled="f" stroked="f" strokeweight=".5pt">
+              <v:shape w14:anchorId="1071CFE5" id="Zone de texte 52" o:spid="_x0000_s1045" type="#_x0000_t202" style="position:absolute;left:0;text-align:left;margin-left:630.75pt;margin-top:47.2pt;width:126.75pt;height:24pt;z-index:251653120;visibility:visible;mso-wrap-style:square;mso-width-percent:0;mso-height-percent:0;mso-wrap-distance-left:9pt;mso-wrap-distance-top:0;mso-wrap-distance-right:9pt;mso-wrap-distance-bottom:0;mso-position-horizontal:absolute;mso-position-horizontal-relative:text;mso-position-vertical:absolute;mso-position-vertical-relative:text;mso-width-percent:0;mso-height-percent:0;mso-width-relative:margin;mso-height-relative:margin;v-text-anchor:top" o:gfxdata="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" filled="f" stroked="f" strokeweight=".5pt">
                 <v:textbox>
                   <w:txbxContent>
                     <w:p>
@@ -5771,7 +5848,7 @@
         <mc:AlternateContent>
           <mc:Choice Requires="wps">
             <w:drawing>
-              <wp:anchor distT="0" distB="0" distL="114300" distR="114300" simplePos="0" relativeHeight="251645440" behindDoc="0" locked="0" layoutInCell="1" allowOverlap="1" wp14:anchorId="561E2B80" wp14:editId="5BDDF95F">
+              <wp:anchor distT="0" distB="0" distL="114300" distR="114300" simplePos="0" relativeHeight="251649024" behindDoc="0" locked="0" layoutInCell="1" allowOverlap="1" wp14:anchorId="561E2B80" wp14:editId="7ACA7CBA">
                 <wp:simplePos x="0" y="0"/>
                 <wp:positionH relativeFrom="column">
                   <wp:posOffset>7105015</wp:posOffset>
@@ -5832,7 +5909,7 @@
           </mc:Choice>
           <mc:Fallback>
             <w:pict>
-              <v:shape w14:anchorId="2BFFB4D1" id="Connecteur droit avec flèche 49" o:spid="_x0000_s1026" type="#_x0000_t32" style="position:absolute;margin-left:559.45pt;margin-top:59.9pt;width:71.25pt;height:3.75pt;flip:x;z-index:251645440;visibility:visible;mso-wrap-style:square;mso-width-percent:0;mso-height-percent:0;mso-wrap-distance-left:9pt;mso-wrap-distance-top:0;mso-wrap-distance-right:9pt;mso-wrap-distance-bottom:0;mso-position-horizontal:absolute;mso-position-horizontal-relative:text;mso-position-vertical:absolute;mso-position-vertical-relative:text;mso-width-percent:0;mso-height-percent:0;mso-width-relative:margin;mso-height-relative:margin" o:gfxdata="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" strokecolor="#324b9b" strokeweight="2pt">
+              <v:shape w14:anchorId="7063842B" id="Connecteur droit avec flèche 49" o:spid="_x0000_s1026" type="#_x0000_t32" style="position:absolute;margin-left:559.45pt;margin-top:59.9pt;width:71.25pt;height:3.75pt;flip:x;z-index:251649024;visibility:visible;mso-wrap-style:square;mso-width-percent:0;mso-height-percent:0;mso-wrap-distance-left:9pt;mso-wrap-distance-top:0;mso-wrap-distance-right:9pt;mso-wrap-distance-bottom:0;mso-position-horizontal:absolute;mso-position-horizontal-relative:text;mso-position-vertical:absolute;mso-position-vertical-relative:text;mso-width-percent:0;mso-height-percent:0;mso-width-relative:margin;mso-height-relative:margin" o:gfxdata="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" strokecolor="#324b9b" strokeweight="2pt">
                 <v:stroke endarrow="open" joinstyle="miter"/>
               </v:shape>
             </w:pict>
@@ -5847,7 +5924,7 @@
         <mc:AlternateContent>
           <mc:Choice Requires="wps">
             <w:drawing>
-              <wp:anchor distT="0" distB="0" distL="114300" distR="114300" simplePos="0" relativeHeight="251644416" behindDoc="0" locked="0" layoutInCell="1" allowOverlap="1" wp14:anchorId="2EDD0BF8" wp14:editId="4EF9AFE6">
+              <wp:anchor distT="0" distB="0" distL="114300" distR="114300" simplePos="0" relativeHeight="251648000" behindDoc="0" locked="0" layoutInCell="1" allowOverlap="1" wp14:anchorId="2EDD0BF8" wp14:editId="4ADF7CFB">
                 <wp:simplePos x="0" y="0"/>
                 <wp:positionH relativeFrom="column">
                   <wp:posOffset>7191375</wp:posOffset>
@@ -5908,7 +5985,7 @@
           </mc:Choice>
           <mc:Fallback>
             <w:pict>
-              <v:shape w14:anchorId="0D4929FF" id="Connecteur droit avec flèche 48" o:spid="_x0000_s1026" type="#_x0000_t32" style="position:absolute;margin-left:566.25pt;margin-top:.7pt;width:77.25pt;height:21pt;flip:x;z-index:251644416;visibility:visible;mso-wrap-style:square;mso-width-percent:0;mso-height-percent:0;mso-wrap-distance-left:9pt;mso-wrap-distance-top:0;mso-wrap-distance-right:9pt;mso-wrap-distance-bottom:0;mso-position-horizontal:absolute;mso-position-horizontal-relative:text;mso-position-vertical:absolute;mso-position-vertical-relative:text;mso-width-percent:0;mso-height-percent:0;mso-width-relative:margin;mso-height-relative:margin" o:gfxdata="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" strokecolor="#324b9b" strokeweight="2pt">
+              <v:shape w14:anchorId="5BDEB4FD" id="Connecteur droit avec flèche 48" o:spid="_x0000_s1026" type="#_x0000_t32" style="position:absolute;margin-left:566.25pt;margin-top:.7pt;width:77.25pt;height:21pt;flip:x;z-index:251648000;visibility:visible;mso-wrap-style:square;mso-width-percent:0;mso-height-percent:0;mso-wrap-distance-left:9pt;mso-wrap-distance-top:0;mso-wrap-distance-right:9pt;mso-wrap-distance-bottom:0;mso-position-horizontal:absolute;mso-position-horizontal-relative:text;mso-position-vertical:absolute;mso-position-vertical-relative:text;mso-width-percent:0;mso-height-percent:0;mso-width-relative:margin;mso-height-relative:margin" o:gfxdata="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" strokecolor="#324b9b" strokeweight="2pt">
                 <v:stroke endarrow="open" joinstyle="miter"/>
               </v:shape>
             </w:pict>
@@ -6035,20 +6112,28 @@
         </w:tabs>
         <w:jc w:val="center"/>
       </w:pPr>
+    </w:p>
+    <w:p>
+      <w:pPr>
+        <w:tabs>
+          <w:tab w:val="left" w:pos="3975"/>
+        </w:tabs>
+        <w:jc w:val="center"/>
+      </w:pPr>
       <w:r>
         <w:drawing>
-          <wp:anchor distT="0" distB="0" distL="114300" distR="114300" simplePos="0" relativeHeight="251762688" behindDoc="1" locked="0" layoutInCell="1" allowOverlap="1" wp14:anchorId="142AD5EB" wp14:editId="41E6E830">
+          <wp:anchor distT="0" distB="0" distL="114300" distR="114300" simplePos="0" relativeHeight="251755520" behindDoc="1" locked="0" layoutInCell="1" allowOverlap="1" wp14:anchorId="180C05FC" wp14:editId="25C0027E">
             <wp:simplePos x="0" y="0"/>
             <wp:positionH relativeFrom="column">
-              <wp:posOffset>1108710</wp:posOffset>
+              <wp:posOffset>1166813</wp:posOffset>
             </wp:positionH>
             <wp:positionV relativeFrom="paragraph">
-              <wp:posOffset>110490</wp:posOffset>
+              <wp:posOffset>243205</wp:posOffset>
             </wp:positionV>
-            <wp:extent cx="7578090" cy="4991362"/>
-            <wp:effectExtent l="0" t="0" r="3810" b="0"/>
+            <wp:extent cx="7529513" cy="4288957"/>
+            <wp:effectExtent l="0" t="0" r="0" b="0"/>
             <wp:wrapNone/>
-            <wp:docPr id="15823996" name="Image 1"/>
+            <wp:docPr id="781445897" name="Image 1"/>
             <wp:cNvGraphicFramePr>
               <a:graphicFrameLocks xmlns:a="http://schemas.openxmlformats.org/drawingml/2006/main" noChangeAspect="1"/>
             </wp:cNvGraphicFramePr>
@@ -6056,7 +6141,7 @@
               <a:graphicData uri="http://schemas.openxmlformats.org/drawingml/2006/picture">
                 <pic:pic xmlns:pic="http://schemas.openxmlformats.org/drawingml/2006/picture">
                   <pic:nvPicPr>
-                    <pic:cNvPr id="15823996" name=""/>
+                    <pic:cNvPr id="781445897" name=""/>
                     <pic:cNvPicPr/>
                   </pic:nvPicPr>
                   <pic:blipFill>
@@ -6068,7 +6153,7 @@
                   <pic:spPr>
                     <a:xfrm>
                       <a:off x="0" y="0"/>
-                      <a:ext cx="7578090" cy="4991362"/>
+                      <a:ext cx="7529513" cy="4288957"/>
                     </a:xfrm>
                     <a:prstGeom prst="rect">
                       <a:avLst/>
@@ -6086,14 +6171,6 @@
           </wp:anchor>
         </w:drawing>
       </w:r>
-    </w:p>
-    <w:p>
-      <w:pPr>
-        <w:tabs>
-          <w:tab w:val="left" w:pos="3975"/>
-        </w:tabs>
-        <w:jc w:val="center"/>
-      </w:pPr>
       <w:r>
         <w:rPr>
           <w:noProof/>
@@ -6102,7 +6179,7 @@
         <mc:AlternateContent>
           <mc:Choice Requires="wps">
             <w:drawing>
-              <wp:anchor distT="0" distB="0" distL="114300" distR="114300" simplePos="0" relativeHeight="251662848" behindDoc="0" locked="0" layoutInCell="1" allowOverlap="1" wp14:anchorId="2F50BED1" wp14:editId="13D5994A">
+              <wp:anchor distT="0" distB="0" distL="114300" distR="114300" simplePos="0" relativeHeight="251659264" behindDoc="0" locked="0" layoutInCell="1" allowOverlap="1" wp14:anchorId="2F50BED1" wp14:editId="5A41EF51">
                 <wp:simplePos x="0" y="0"/>
                 <wp:positionH relativeFrom="margin">
                   <wp:posOffset>-342900</wp:posOffset>
@@ -6201,7 +6278,7 @@
           </mc:Choice>
           <mc:Fallback>
             <w:pict>
-              <v:shape w14:anchorId="2F50BED1" id="Zone de texte 59" o:spid="_x0000_s1046" type="#_x0000_t202" style="position:absolute;left:0;text-align:left;margin-left:-27pt;margin-top:225.5pt;width:93pt;height:70.5pt;z-index:251662848;visibility:visible;mso-wrap-style:square;mso-width-percent:0;mso-height-percent:0;mso-wrap-distance-left:9pt;mso-wrap-distance-top:0;mso-wrap-distance-right:9pt;mso-wrap-distance-bottom:0;mso-position-horizontal:absolute;mso-position-horizontal-relative:margin;mso-position-vertical:absolute;mso-position-vertical-relative:text;mso-width-percent:0;mso-height-percent:0;mso-width-relative:margin;mso-height-relative:margin;v-text-anchor:top" o:gfxdata="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" filled="f" stroked="f" strokeweight=".5pt">
+              <v:shape w14:anchorId="2F50BED1" id="Zone de texte 59" o:spid="_x0000_s1046" type="#_x0000_t202" style="position:absolute;left:0;text-align:left;margin-left:-27pt;margin-top:225.5pt;width:93pt;height:70.5pt;z-index:251659264;visibility:visible;mso-wrap-style:square;mso-width-percent:0;mso-height-percent:0;mso-wrap-distance-left:9pt;mso-wrap-distance-top:0;mso-wrap-distance-right:9pt;mso-wrap-distance-bottom:0;mso-position-horizontal:absolute;mso-position-horizontal-relative:margin;mso-position-vertical:absolute;mso-position-vertical-relative:text;mso-width-percent:0;mso-height-percent:0;mso-width-relative:margin;mso-height-relative:margin;v-text-anchor:top" o:gfxdata="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" filled="f" stroked="f" strokeweight=".5pt">
                 <v:textbox>
                   <w:txbxContent>
                     <w:p>
@@ -6272,7 +6349,7 @@
         <mc:AlternateContent>
           <mc:Choice Requires="wps">
             <w:drawing>
-              <wp:anchor distT="0" distB="0" distL="114300" distR="114300" simplePos="0" relativeHeight="251563008" behindDoc="0" locked="0" layoutInCell="1" allowOverlap="1" wp14:anchorId="4BCA97B6" wp14:editId="7B659DB4">
+              <wp:anchor distT="0" distB="0" distL="114300" distR="114300" simplePos="0" relativeHeight="251633664" behindDoc="0" locked="0" layoutInCell="1" allowOverlap="1" wp14:anchorId="4BCA97B6" wp14:editId="4F6420DD">
                 <wp:simplePos x="0" y="0"/>
                 <wp:positionH relativeFrom="column">
                   <wp:posOffset>830581</wp:posOffset>
@@ -6333,7 +6410,7 @@
           </mc:Choice>
           <mc:Fallback>
             <w:pict>
-              <v:shape w14:anchorId="40D0E732" id="Connecteur droit avec flèche 55" o:spid="_x0000_s1026" type="#_x0000_t32" style="position:absolute;margin-left:65.4pt;margin-top:189.45pt;width:46.5pt;height:49.8pt;z-index:251563008;visibility:visible;mso-wrap-style:square;mso-width-percent:0;mso-height-percent:0;mso-wrap-distance-left:9pt;mso-wrap-distance-top:0;mso-wrap-distance-right:9pt;mso-wrap-distance-bottom:0;mso-position-horizontal:absolute;mso-position-horizontal-relative:text;mso-position-vertical:absolute;mso-position-vertical-relative:text;mso-width-percent:0;mso-height-percent:0;mso-width-relative:margin;mso-height-relative:margin" o:gfxdata="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" strokecolor="#324b9b" strokeweight="2pt">
+              <v:shape w14:anchorId="36BDDE4C" id="Connecteur droit avec flèche 55" o:spid="_x0000_s1026" type="#_x0000_t32" style="position:absolute;margin-left:65.4pt;margin-top:189.45pt;width:46.5pt;height:49.8pt;z-index:251633664;visibility:visible;mso-wrap-style:square;mso-width-percent:0;mso-height-percent:0;mso-wrap-distance-left:9pt;mso-wrap-distance-top:0;mso-wrap-distance-right:9pt;mso-wrap-distance-bottom:0;mso-position-horizontal:absolute;mso-position-horizontal-relative:text;mso-position-vertical:absolute;mso-position-vertical-relative:text;mso-width-percent:0;mso-height-percent:0;mso-width-relative:margin;mso-height-relative:margin" o:gfxdata="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" strokecolor="#324b9b" strokeweight="2pt">
                 <v:stroke endarrow="open" joinstyle="miter"/>
               </v:shape>
             </w:pict>
@@ -6348,7 +6425,7 @@
         <mc:AlternateContent>
           <mc:Choice Requires="wps">
             <w:drawing>
-              <wp:anchor distT="0" distB="0" distL="114300" distR="114300" simplePos="0" relativeHeight="251567104" behindDoc="0" locked="0" layoutInCell="1" allowOverlap="1" wp14:anchorId="59E6979A" wp14:editId="04600585">
+              <wp:anchor distT="0" distB="0" distL="114300" distR="114300" simplePos="0" relativeHeight="251634688" behindDoc="0" locked="0" layoutInCell="1" allowOverlap="1" wp14:anchorId="59E6979A" wp14:editId="4F4DB007">
                 <wp:simplePos x="0" y="0"/>
                 <wp:positionH relativeFrom="column">
                   <wp:posOffset>5276849</wp:posOffset>
@@ -6409,7 +6486,7 @@
           </mc:Choice>
           <mc:Fallback>
             <w:pict>
-              <v:shape w14:anchorId="2EB09F35" id="Connecteur droit avec flèche 56" o:spid="_x0000_s1026" type="#_x0000_t32" style="position:absolute;margin-left:415.5pt;margin-top:101.55pt;width:28.95pt;height:45.75pt;flip:x y;z-index:251567104;visibility:visible;mso-wrap-style:square;mso-width-percent:0;mso-height-percent:0;mso-wrap-distance-left:9pt;mso-wrap-distance-top:0;mso-wrap-distance-right:9pt;mso-wrap-distance-bottom:0;mso-position-horizontal:absolute;mso-position-horizontal-relative:text;mso-position-vertical:absolute;mso-position-vertical-relative:text;mso-width-percent:0;mso-height-percent:0;mso-width-relative:margin;mso-height-relative:margin" o:gfxdata="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" strokecolor="#324b9b" strokeweight="2pt">
+              <v:shape w14:anchorId="7F1C48E6" id="Connecteur droit avec flèche 56" o:spid="_x0000_s1026" type="#_x0000_t32" style="position:absolute;margin-left:415.5pt;margin-top:101.55pt;width:28.95pt;height:45.75pt;flip:x y;z-index:251634688;visibility:visible;mso-wrap-style:square;mso-width-percent:0;mso-height-percent:0;mso-wrap-distance-left:9pt;mso-wrap-distance-top:0;mso-wrap-distance-right:9pt;mso-wrap-distance-bottom:0;mso-position-horizontal:absolute;mso-position-horizontal-relative:text;mso-position-vertical:absolute;mso-position-vertical-relative:text;mso-width-percent:0;mso-height-percent:0;mso-width-relative:margin;mso-height-relative:margin" o:gfxdata="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" strokecolor="#324b9b" strokeweight="2pt">
                 <v:stroke endarrow="open" joinstyle="miter"/>
               </v:shape>
             </w:pict>
@@ -6424,7 +6501,7 @@
         <mc:AlternateContent>
           <mc:Choice Requires="wps">
             <w:drawing>
-              <wp:anchor distT="0" distB="0" distL="114300" distR="114300" simplePos="0" relativeHeight="251560960" behindDoc="0" locked="0" layoutInCell="1" allowOverlap="1" wp14:anchorId="2D59F31A" wp14:editId="4A67639F">
+              <wp:anchor distT="0" distB="0" distL="114300" distR="114300" simplePos="0" relativeHeight="251631616" behindDoc="0" locked="0" layoutInCell="1" allowOverlap="1" wp14:anchorId="2D59F31A" wp14:editId="2C501B81">
                 <wp:simplePos x="0" y="0"/>
                 <wp:positionH relativeFrom="column">
                   <wp:posOffset>8393429</wp:posOffset>
@@ -6485,7 +6562,7 @@
           </mc:Choice>
           <mc:Fallback>
             <w:pict>
-              <v:shape w14:anchorId="1375C687" id="Connecteur droit avec flèche 54" o:spid="_x0000_s1026" type="#_x0000_t32" style="position:absolute;margin-left:660.9pt;margin-top:158.25pt;width:49.35pt;height:6.3pt;flip:x;z-index:251560960;visibility:visible;mso-wrap-style:square;mso-width-percent:0;mso-height-percent:0;mso-wrap-distance-left:9pt;mso-wrap-distance-top:0;mso-wrap-distance-right:9pt;mso-wrap-distance-bottom:0;mso-position-horizontal:absolute;mso-position-horizontal-relative:text;mso-position-vertical:absolute;mso-position-vertical-relative:text;mso-width-percent:0;mso-height-percent:0;mso-width-relative:margin;mso-height-relative:margin" o:gfxdata="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" strokecolor="#324b9b" strokeweight="2pt">
+              <v:shape w14:anchorId="6105D313" id="Connecteur droit avec flèche 54" o:spid="_x0000_s1026" type="#_x0000_t32" style="position:absolute;margin-left:660.9pt;margin-top:158.25pt;width:49.35pt;height:6.3pt;flip:x;z-index:251631616;visibility:visible;mso-wrap-style:square;mso-width-percent:0;mso-height-percent:0;mso-wrap-distance-left:9pt;mso-wrap-distance-top:0;mso-wrap-distance-right:9pt;mso-wrap-distance-bottom:0;mso-position-horizontal:absolute;mso-position-horizontal-relative:text;mso-position-vertical:absolute;mso-position-vertical-relative:text;mso-width-percent:0;mso-height-percent:0;mso-width-relative:margin;mso-height-relative:margin" o:gfxdata="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" strokecolor="#324b9b" strokeweight="2pt">
                 <v:stroke endarrow="open" joinstyle="miter"/>
               </v:shape>
             </w:pict>
@@ -6500,7 +6577,7 @@
         <mc:AlternateContent>
           <mc:Choice Requires="wps">
             <w:drawing>
-              <wp:anchor distT="0" distB="0" distL="114300" distR="114300" simplePos="0" relativeHeight="251585536" behindDoc="0" locked="0" layoutInCell="1" allowOverlap="1" wp14:anchorId="0CA4E4FE" wp14:editId="3BE0C454">
+              <wp:anchor distT="0" distB="0" distL="114300" distR="114300" simplePos="0" relativeHeight="251636736" behindDoc="0" locked="0" layoutInCell="1" allowOverlap="1" wp14:anchorId="0CA4E4FE" wp14:editId="6CAE911E">
                 <wp:simplePos x="0" y="0"/>
                 <wp:positionH relativeFrom="column">
                   <wp:posOffset>4691511</wp:posOffset>
@@ -6611,7 +6688,7 @@
           </mc:Choice>
           <mc:Fallback>
             <w:pict>
-              <v:shape w14:anchorId="0CA4E4FE" id="Zone de texte 58" o:spid="_x0000_s1047" type="#_x0000_t202" style="position:absolute;margin-left:369.4pt;margin-top:144.85pt;width:168.75pt;height:59.25pt;z-index:251585536;visibility:visible;mso-wrap-style:square;mso-width-percent:0;mso-height-percent:0;mso-wrap-distance-left:9pt;mso-wrap-distance-top:0;mso-wrap-distance-right:9pt;mso-wrap-distance-bottom:0;mso-position-horizontal:absolute;mso-position-horizontal-relative:text;mso-position-vertical:absolute;mso-position-vertical-relative:text;mso-width-percent:0;mso-height-percent:0;mso-width-relative:margin;mso-height-relative:margin;v-text-anchor:top" o:gfxdata="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" filled="f" stroked="f" strokeweight=".5pt">
+              <v:shape w14:anchorId="0CA4E4FE" id="Zone de texte 58" o:spid="_x0000_s1047" type="#_x0000_t202" style="position:absolute;margin-left:369.4pt;margin-top:144.85pt;width:168.75pt;height:59.25pt;z-index:251636736;visibility:visible;mso-wrap-style:square;mso-width-percent:0;mso-height-percent:0;mso-wrap-distance-left:9pt;mso-wrap-distance-top:0;mso-wrap-distance-right:9pt;mso-wrap-distance-bottom:0;mso-position-horizontal:absolute;mso-position-horizontal-relative:text;mso-position-vertical:absolute;mso-position-vertical-relative:text;mso-width-percent:0;mso-height-percent:0;mso-width-relative:margin;mso-height-relative:margin;v-text-anchor:top" o:gfxdata="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" filled="f" stroked="f" strokeweight=".5pt">
                 <v:textbox>
                   <w:txbxContent>
                     <w:p>
@@ -6671,7 +6748,7 @@
         <mc:AlternateContent>
           <mc:Choice Requires="wps">
             <w:drawing>
-              <wp:anchor distT="0" distB="0" distL="114300" distR="114300" simplePos="0" relativeHeight="251569152" behindDoc="0" locked="0" layoutInCell="1" allowOverlap="1" wp14:anchorId="4ABF1947" wp14:editId="72C06DFE">
+              <wp:anchor distT="0" distB="0" distL="114300" distR="114300" simplePos="0" relativeHeight="251635712" behindDoc="0" locked="0" layoutInCell="1" allowOverlap="1" wp14:anchorId="4ABF1947" wp14:editId="7266CC0A">
                 <wp:simplePos x="0" y="0"/>
                 <wp:positionH relativeFrom="column">
                   <wp:posOffset>8590807</wp:posOffset>
@@ -6768,7 +6845,7 @@
           </mc:Choice>
           <mc:Fallback>
             <w:pict>
-              <v:shape w14:anchorId="4ABF1947" id="Zone de texte 57" o:spid="_x0000_s1048" type="#_x0000_t202" style="position:absolute;margin-left:676.45pt;margin-top:99.95pt;width:126.75pt;height:86.25pt;z-index:251569152;visibility:visible;mso-wrap-style:square;mso-width-percent:0;mso-height-percent:0;mso-wrap-distance-left:9pt;mso-wrap-distance-top:0;mso-wrap-distance-right:9pt;mso-wrap-distance-bottom:0;mso-position-horizontal:absolute;mso-position-horizontal-relative:text;mso-position-vertical:absolute;mso-position-vertical-relative:text;mso-width-percent:0;mso-height-percent:0;mso-width-relative:margin;mso-height-relative:margin;v-text-anchor:top" o:gfxdata="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" filled="f" stroked="f" strokeweight=".5pt">
+              <v:shape w14:anchorId="4ABF1947" id="Zone de texte 57" o:spid="_x0000_s1048" type="#_x0000_t202" style="position:absolute;margin-left:676.45pt;margin-top:99.95pt;width:126.75pt;height:86.25pt;z-index:251635712;visibility:visible;mso-wrap-style:square;mso-width-percent:0;mso-height-percent:0;mso-wrap-distance-left:9pt;mso-wrap-distance-top:0;mso-wrap-distance-right:9pt;mso-wrap-distance-bottom:0;mso-position-horizontal:absolute;mso-position-horizontal-relative:text;mso-position-vertical:absolute;mso-position-vertical-relative:text;mso-width-percent:0;mso-height-percent:0;mso-width-relative:margin;mso-height-relative:margin;v-text-anchor:top" o:gfxdata="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" filled="f" stroked="f" strokeweight=".5pt">
                 <v:textbox>
                   <w:txbxContent>
                     <w:p>
@@ -6904,18 +6981,18 @@
       </w:pPr>
       <w:r>
         <w:drawing>
-          <wp:anchor distT="0" distB="0" distL="114300" distR="114300" simplePos="0" relativeHeight="251678208" behindDoc="1" locked="0" layoutInCell="1" allowOverlap="1" wp14:anchorId="344CA9E1" wp14:editId="535EB4C5">
+          <wp:anchor distT="0" distB="0" distL="114300" distR="114300" simplePos="0" relativeHeight="251758592" behindDoc="1" locked="0" layoutInCell="1" allowOverlap="1" wp14:anchorId="589B67CC" wp14:editId="522C6F3E">
             <wp:simplePos x="0" y="0"/>
             <wp:positionH relativeFrom="column">
-              <wp:posOffset>1489710</wp:posOffset>
+              <wp:posOffset>1471613</wp:posOffset>
             </wp:positionH>
             <wp:positionV relativeFrom="paragraph">
-              <wp:posOffset>0</wp:posOffset>
+              <wp:posOffset>145733</wp:posOffset>
             </wp:positionV>
-            <wp:extent cx="6797040" cy="4473828"/>
-            <wp:effectExtent l="0" t="0" r="3810" b="3175"/>
+            <wp:extent cx="7896225" cy="4493228"/>
+            <wp:effectExtent l="0" t="0" r="0" b="3175"/>
             <wp:wrapNone/>
-            <wp:docPr id="1671830413" name="Image 1"/>
+            <wp:docPr id="380109798" name="Image 1"/>
             <wp:cNvGraphicFramePr>
               <a:graphicFrameLocks xmlns:a="http://schemas.openxmlformats.org/drawingml/2006/main" noChangeAspect="1"/>
             </wp:cNvGraphicFramePr>
@@ -6923,7 +7000,7 @@
               <a:graphicData uri="http://schemas.openxmlformats.org/drawingml/2006/picture">
                 <pic:pic xmlns:pic="http://schemas.openxmlformats.org/drawingml/2006/picture">
                   <pic:nvPicPr>
-                    <pic:cNvPr id="1671830413" name=""/>
+                    <pic:cNvPr id="380109798" name=""/>
                     <pic:cNvPicPr/>
                   </pic:nvPicPr>
                   <pic:blipFill>
@@ -6935,7 +7012,7 @@
                   <pic:spPr>
                     <a:xfrm>
                       <a:off x="0" y="0"/>
-                      <a:ext cx="6797040" cy="4473828"/>
+                      <a:ext cx="7896225" cy="4493228"/>
                     </a:xfrm>
                     <a:prstGeom prst="rect">
                       <a:avLst/>
@@ -6965,7 +7042,7 @@
         <mc:AlternateContent>
           <mc:Choice Requires="wps">
             <w:drawing>
-              <wp:anchor distT="0" distB="0" distL="114300" distR="114300" simplePos="0" relativeHeight="251649536" behindDoc="0" locked="0" layoutInCell="1" allowOverlap="1" wp14:anchorId="6539EEEE" wp14:editId="5E6ED758">
+              <wp:anchor distT="0" distB="0" distL="114300" distR="114300" simplePos="0" relativeHeight="251655168" behindDoc="0" locked="0" layoutInCell="1" allowOverlap="1" wp14:anchorId="6539EEEE" wp14:editId="2DAF0923">
                 <wp:simplePos x="0" y="0"/>
                 <wp:positionH relativeFrom="margin">
                   <wp:posOffset>4638674</wp:posOffset>
@@ -7026,7 +7103,7 @@
           </mc:Choice>
           <mc:Fallback>
             <w:pict>
-              <v:shape w14:anchorId="55A12376" id="Connecteur droit avec flèche 62" o:spid="_x0000_s1026" type="#_x0000_t32" style="position:absolute;margin-left:365.25pt;margin-top:3.85pt;width:74.25pt;height:126.75pt;flip:x y;z-index:251649536;visibility:visible;mso-wrap-style:square;mso-width-percent:0;mso-height-percent:0;mso-wrap-distance-left:9pt;mso-wrap-distance-top:0;mso-wrap-distance-right:9pt;mso-wrap-distance-bottom:0;mso-position-horizontal:absolute;mso-position-horizontal-relative:margin;mso-position-vertical:absolute;mso-position-vertical-relative:text;mso-width-percent:0;mso-height-percent:0;mso-width-relative:margin;mso-height-relative:margin" o:gfxdata="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" strokecolor="#324b9b" strokeweight="2pt">
+              <v:shape w14:anchorId="20448FDC" id="Connecteur droit avec flèche 62" o:spid="_x0000_s1026" type="#_x0000_t32" style="position:absolute;margin-left:365.25pt;margin-top:3.85pt;width:74.25pt;height:126.75pt;flip:x y;z-index:251655168;visibility:visible;mso-wrap-style:square;mso-width-percent:0;mso-height-percent:0;mso-wrap-distance-left:9pt;mso-wrap-distance-top:0;mso-wrap-distance-right:9pt;mso-wrap-distance-bottom:0;mso-position-horizontal:absolute;mso-position-horizontal-relative:margin;mso-position-vertical:absolute;mso-position-vertical-relative:text;mso-width-percent:0;mso-height-percent:0;mso-width-relative:margin;mso-height-relative:margin" o:gfxdata="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" strokecolor="#324b9b" strokeweight="2pt">
                 <v:stroke endarrow="open" joinstyle="miter"/>
                 <w10:wrap anchorx="margin"/>
               </v:shape>
@@ -7055,7 +7132,7 @@
         <mc:AlternateContent>
           <mc:Choice Requires="wps">
             <w:drawing>
-              <wp:anchor distT="0" distB="0" distL="114300" distR="114300" simplePos="0" relativeHeight="251663872" behindDoc="0" locked="0" layoutInCell="1" allowOverlap="1" wp14:anchorId="05BDB162" wp14:editId="046655B2">
+              <wp:anchor distT="0" distB="0" distL="114300" distR="114300" simplePos="0" relativeHeight="251663360" behindDoc="0" locked="0" layoutInCell="1" allowOverlap="1" wp14:anchorId="05BDB162" wp14:editId="12649F2E">
                 <wp:simplePos x="0" y="0"/>
                 <wp:positionH relativeFrom="column">
                   <wp:posOffset>5000625</wp:posOffset>
@@ -7152,7 +7229,7 @@
           </mc:Choice>
           <mc:Fallback>
             <w:pict>
-              <v:shape w14:anchorId="05BDB162" id="Zone de texte 63" o:spid="_x0000_s1049" type="#_x0000_t202" style="position:absolute;margin-left:393.75pt;margin-top:92.95pt;width:168.75pt;height:59.25pt;z-index:251663872;visibility:visible;mso-wrap-style:square;mso-width-percent:0;mso-height-percent:0;mso-wrap-distance-left:9pt;mso-wrap-distance-top:0;mso-wrap-distance-right:9pt;mso-wrap-distance-bottom:0;mso-position-horizontal:absolute;mso-position-horizontal-relative:text;mso-position-vertical:absolute;mso-position-vertical-relative:text;mso-width-percent:0;mso-height-percent:0;mso-width-relative:margin;mso-height-relative:margin;v-text-anchor:top" o:gfxdata="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" filled="f" stroked="f" strokeweight=".5pt">
+              <v:shape w14:anchorId="05BDB162" id="Zone de texte 63" o:spid="_x0000_s1049" type="#_x0000_t202" style="position:absolute;margin-left:393.75pt;margin-top:92.95pt;width:168.75pt;height:59.25pt;z-index:251663360;visibility:visible;mso-wrap-style:square;mso-width-percent:0;mso-height-percent:0;mso-wrap-distance-left:9pt;mso-wrap-distance-top:0;mso-wrap-distance-right:9pt;mso-wrap-distance-bottom:0;mso-position-horizontal:absolute;mso-position-horizontal-relative:text;mso-position-vertical:absolute;mso-position-vertical-relative:text;mso-width-percent:0;mso-height-percent:0;mso-width-relative:margin;mso-height-relative:margin;v-text-anchor:top" o:gfxdata="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" filled="f" stroked="f" strokeweight=".5pt">
                 <v:textbox>
                   <w:txbxContent>
                     <w:p>
@@ -7204,10 +7281,7 @@
         <w:jc w:val="center"/>
       </w:pPr>
       <w:r>
-        <w:t xml:space="preserve"> </w:t>
-      </w:r>
-      <w:r>
-        <w:t xml:space="preserve">The “Duplicate model” option </w:t>
+        <w:t xml:space="preserve"> The “Duplicate model” option </w:t>
       </w:r>
       <w:proofErr w:type="spellStart"/>
       <w:r>
@@ -7320,18 +7394,18 @@
     <w:p>
       <w:r>
         <w:drawing>
-          <wp:anchor distT="0" distB="0" distL="114300" distR="114300" simplePos="0" relativeHeight="251768832" behindDoc="1" locked="0" layoutInCell="1" allowOverlap="1" wp14:anchorId="33639C53" wp14:editId="52663EBF">
+          <wp:anchor distT="0" distB="0" distL="114300" distR="114300" simplePos="0" relativeHeight="251763712" behindDoc="1" locked="0" layoutInCell="1" allowOverlap="1" wp14:anchorId="60CFCAFE" wp14:editId="0DB484B4">
             <wp:simplePos x="0" y="0"/>
             <wp:positionH relativeFrom="column">
-              <wp:posOffset>1116330</wp:posOffset>
+              <wp:posOffset>952500</wp:posOffset>
             </wp:positionH>
             <wp:positionV relativeFrom="paragraph">
-              <wp:posOffset>76200</wp:posOffset>
+              <wp:posOffset>121603</wp:posOffset>
             </wp:positionV>
-            <wp:extent cx="7974330" cy="5233187"/>
-            <wp:effectExtent l="0" t="0" r="7620" b="5715"/>
+            <wp:extent cx="8326880" cy="4738687"/>
+            <wp:effectExtent l="0" t="0" r="0" b="5080"/>
             <wp:wrapNone/>
-            <wp:docPr id="1556006426" name="Image 1"/>
+            <wp:docPr id="69487625" name="Image 1"/>
             <wp:cNvGraphicFramePr>
               <a:graphicFrameLocks xmlns:a="http://schemas.openxmlformats.org/drawingml/2006/main" noChangeAspect="1"/>
             </wp:cNvGraphicFramePr>
@@ -7339,7 +7413,7 @@
               <a:graphicData uri="http://schemas.openxmlformats.org/drawingml/2006/picture">
                 <pic:pic xmlns:pic="http://schemas.openxmlformats.org/drawingml/2006/picture">
                   <pic:nvPicPr>
-                    <pic:cNvPr id="1556006426" name=""/>
+                    <pic:cNvPr id="69487625" name=""/>
                     <pic:cNvPicPr/>
                   </pic:nvPicPr>
                   <pic:blipFill>
@@ -7351,7 +7425,7 @@
                   <pic:spPr>
                     <a:xfrm>
                       <a:off x="0" y="0"/>
-                      <a:ext cx="7974330" cy="5233187"/>
+                      <a:ext cx="8326880" cy="4738687"/>
                     </a:xfrm>
                     <a:prstGeom prst="rect">
                       <a:avLst/>
@@ -7389,16 +7463,16 @@
         <mc:AlternateContent>
           <mc:Choice Requires="wps">
             <w:drawing>
-              <wp:anchor distT="0" distB="0" distL="114300" distR="114300" simplePos="0" relativeHeight="251717632" behindDoc="0" locked="0" layoutInCell="1" allowOverlap="1" wp14:anchorId="07F304B2" wp14:editId="5FCD2638">
+              <wp:anchor distT="0" distB="0" distL="114300" distR="114300" simplePos="0" relativeHeight="251674624" behindDoc="0" locked="0" layoutInCell="1" allowOverlap="1" wp14:anchorId="07F304B2" wp14:editId="16B3247A">
                 <wp:simplePos x="0" y="0"/>
                 <wp:positionH relativeFrom="margin">
-                  <wp:posOffset>3653790</wp:posOffset>
+                  <wp:posOffset>3167062</wp:posOffset>
                 </wp:positionH>
                 <wp:positionV relativeFrom="paragraph">
-                  <wp:posOffset>40640</wp:posOffset>
+                  <wp:posOffset>21590</wp:posOffset>
                 </wp:positionV>
-                <wp:extent cx="2023110" cy="956310"/>
-                <wp:effectExtent l="38100" t="38100" r="15240" b="34290"/>
+                <wp:extent cx="1419225" cy="538163"/>
+                <wp:effectExtent l="38100" t="57150" r="28575" b="33655"/>
                 <wp:wrapNone/>
                 <wp:docPr id="65" name="Connecteur droit avec flèche 65"/>
                 <wp:cNvGraphicFramePr/>
@@ -7409,7 +7483,7 @@
                       <wps:spPr>
                         <a:xfrm flipH="1" flipV="1">
                           <a:off x="0" y="0"/>
-                          <a:ext cx="2023110" cy="956310"/>
+                          <a:ext cx="1419225" cy="538163"/>
                         </a:xfrm>
                         <a:prstGeom prst="straightConnector1">
                           <a:avLst/>
@@ -7450,7 +7524,7 @@
           </mc:Choice>
           <mc:Fallback>
             <w:pict>
-              <v:shape w14:anchorId="59D62AF9" id="Connecteur droit avec flèche 65" o:spid="_x0000_s1026" type="#_x0000_t32" style="position:absolute;margin-left:287.7pt;margin-top:3.2pt;width:159.3pt;height:75.3pt;flip:x y;z-index:251717632;visibility:visible;mso-wrap-style:square;mso-width-percent:0;mso-height-percent:0;mso-wrap-distance-left:9pt;mso-wrap-distance-top:0;mso-wrap-distance-right:9pt;mso-wrap-distance-bottom:0;mso-position-horizontal:absolute;mso-position-horizontal-relative:margin;mso-position-vertical:absolute;mso-position-vertical-relative:text;mso-width-percent:0;mso-height-percent:0;mso-width-relative:margin;mso-height-relative:margin" o:gfxdata="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" strokecolor="#324b9b" strokeweight="2pt">
+              <v:shape w14:anchorId="4ADD6046" id="Connecteur droit avec flèche 65" o:spid="_x0000_s1026" type="#_x0000_t32" style="position:absolute;margin-left:249.35pt;margin-top:1.7pt;width:111.75pt;height:42.4pt;flip:x y;z-index:251674624;visibility:visible;mso-wrap-style:square;mso-width-percent:0;mso-height-percent:0;mso-wrap-distance-left:9pt;mso-wrap-distance-top:0;mso-wrap-distance-right:9pt;mso-wrap-distance-bottom:0;mso-position-horizontal:absolute;mso-position-horizontal-relative:margin;mso-position-vertical:absolute;mso-position-vertical-relative:text;mso-width-percent:0;mso-height-percent:0;mso-width-relative:margin;mso-height-relative:margin" o:gfxdata="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" strokecolor="#324b9b" strokeweight="2pt">
                 <v:stroke endarrow="open" joinstyle="miter"/>
                 <w10:wrap anchorx="margin"/>
               </v:shape>
@@ -7468,13 +7542,90 @@
         <mc:AlternateContent>
           <mc:Choice Requires="wps">
             <w:drawing>
-              <wp:anchor distT="0" distB="0" distL="114300" distR="114300" simplePos="0" relativeHeight="251587584" behindDoc="0" locked="0" layoutInCell="1" allowOverlap="1" wp14:anchorId="693279E3" wp14:editId="38D8AF98">
+              <wp:anchor distT="0" distB="0" distL="114300" distR="114300" simplePos="0" relativeHeight="251568128" behindDoc="0" locked="0" layoutInCell="1" allowOverlap="1" wp14:anchorId="175BD738" wp14:editId="0BB1E6EA">
+                <wp:simplePos x="0" y="0"/>
+                <wp:positionH relativeFrom="margin">
+                  <wp:posOffset>590550</wp:posOffset>
+                </wp:positionH>
+                <wp:positionV relativeFrom="paragraph">
+                  <wp:posOffset>1484629</wp:posOffset>
+                </wp:positionV>
+                <wp:extent cx="975360" cy="328613"/>
+                <wp:effectExtent l="0" t="57150" r="0" b="33655"/>
+                <wp:wrapNone/>
+                <wp:docPr id="66" name="Connecteur droit avec flèche 66"/>
+                <wp:cNvGraphicFramePr/>
+                <a:graphic xmlns:a="http://schemas.openxmlformats.org/drawingml/2006/main">
+                  <a:graphicData uri="http://schemas.microsoft.com/office/word/2010/wordprocessingShape">
+                    <wps:wsp>
+                      <wps:cNvCnPr/>
+                      <wps:spPr>
+                        <a:xfrm flipV="1">
+                          <a:off x="0" y="0"/>
+                          <a:ext cx="975360" cy="328613"/>
+                        </a:xfrm>
+                        <a:prstGeom prst="straightConnector1">
+                          <a:avLst/>
+                        </a:prstGeom>
+                        <a:ln w="25400">
+                          <a:solidFill>
+                            <a:srgbClr val="324B9B"/>
+                          </a:solidFill>
+                          <a:tailEnd type="arrow"/>
+                        </a:ln>
+                      </wps:spPr>
+                      <wps:style>
+                        <a:lnRef idx="1">
+                          <a:schemeClr val="accent1"/>
+                        </a:lnRef>
+                        <a:fillRef idx="0">
+                          <a:schemeClr val="accent1"/>
+                        </a:fillRef>
+                        <a:effectRef idx="0">
+                          <a:schemeClr val="accent1"/>
+                        </a:effectRef>
+                        <a:fontRef idx="minor">
+                          <a:schemeClr val="tx1"/>
+                        </a:fontRef>
+                      </wps:style>
+                      <wps:bodyPr/>
+                    </wps:wsp>
+                  </a:graphicData>
+                </a:graphic>
+                <wp14:sizeRelH relativeFrom="margin">
+                  <wp14:pctWidth>0</wp14:pctWidth>
+                </wp14:sizeRelH>
+                <wp14:sizeRelV relativeFrom="margin">
+                  <wp14:pctHeight>0</wp14:pctHeight>
+                </wp14:sizeRelV>
+              </wp:anchor>
+            </w:drawing>
+          </mc:Choice>
+          <mc:Fallback>
+            <w:pict>
+              <v:shape w14:anchorId="54BCDB42" id="Connecteur droit avec flèche 66" o:spid="_x0000_s1026" type="#_x0000_t32" style="position:absolute;margin-left:46.5pt;margin-top:116.9pt;width:76.8pt;height:25.9pt;flip:y;z-index:251568128;visibility:visible;mso-wrap-style:square;mso-width-percent:0;mso-height-percent:0;mso-wrap-distance-left:9pt;mso-wrap-distance-top:0;mso-wrap-distance-right:9pt;mso-wrap-distance-bottom:0;mso-position-horizontal:absolute;mso-position-horizontal-relative:margin;mso-position-vertical:absolute;mso-position-vertical-relative:text;mso-width-percent:0;mso-height-percent:0;mso-width-relative:margin;mso-height-relative:margin" o:gfxdata="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" strokecolor="#324b9b" strokeweight="2pt">
+                <v:stroke endarrow="open" joinstyle="miter"/>
+                <w10:wrap anchorx="margin"/>
+              </v:shape>
+            </w:pict>
+          </mc:Fallback>
+        </mc:AlternateContent>
+      </w:r>
+      <w:r>
+        <w:rPr>
+          <w:noProof/>
+          <w:lang w:eastAsia="fr-FR"/>
+        </w:rPr>
+        <mc:AlternateContent>
+          <mc:Choice Requires="wps">
+            <w:drawing>
+              <wp:anchor distT="0" distB="0" distL="114300" distR="114300" simplePos="0" relativeHeight="251574272" behindDoc="0" locked="0" layoutInCell="1" allowOverlap="1" wp14:anchorId="693279E3" wp14:editId="3315A4D2">
                 <wp:simplePos x="0" y="0"/>
                 <wp:positionH relativeFrom="column">
-                  <wp:posOffset>5657850</wp:posOffset>
+                  <wp:posOffset>4643437</wp:posOffset>
                 </wp:positionH>
                 <wp:positionV relativeFrom="paragraph">
-                  <wp:posOffset>677545</wp:posOffset>
+                  <wp:posOffset>334645</wp:posOffset>
                 </wp:positionV>
                 <wp:extent cx="2143125" cy="752475"/>
                 <wp:effectExtent l="0" t="0" r="0" b="0"/>
@@ -7550,7 +7701,7 @@
           </mc:Choice>
           <mc:Fallback>
             <w:pict>
-              <v:shape w14:anchorId="693279E3" id="Zone de texte 67" o:spid="_x0000_s1050" type="#_x0000_t202" style="position:absolute;margin-left:445.5pt;margin-top:53.35pt;width:168.75pt;height:59.25pt;z-index:251587584;visibility:visible;mso-wrap-style:square;mso-width-percent:0;mso-height-percent:0;mso-wrap-distance-left:9pt;mso-wrap-distance-top:0;mso-wrap-distance-right:9pt;mso-wrap-distance-bottom:0;mso-position-horizontal:absolute;mso-position-horizontal-relative:text;mso-position-vertical:absolute;mso-position-vertical-relative:text;mso-width-percent:0;mso-height-percent:0;mso-width-relative:margin;mso-height-relative:margin;v-text-anchor:top" o:gfxdata="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" filled="f" stroked="f" strokeweight=".5pt">
+              <v:shape w14:anchorId="693279E3" id="Zone de texte 67" o:spid="_x0000_s1050" type="#_x0000_t202" style="position:absolute;margin-left:365.6pt;margin-top:26.35pt;width:168.75pt;height:59.25pt;z-index:251574272;visibility:visible;mso-wrap-style:square;mso-width-percent:0;mso-height-percent:0;mso-wrap-distance-left:9pt;mso-wrap-distance-top:0;mso-wrap-distance-right:9pt;mso-wrap-distance-bottom:0;mso-position-horizontal:absolute;mso-position-horizontal-relative:text;mso-position-vertical:absolute;mso-position-vertical-relative:text;mso-width-percent:0;mso-height-percent:0;mso-width-relative:margin;mso-height-relative:margin;v-text-anchor:top" o:gfxdata="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" filled="f" stroked="f" strokeweight=".5pt">
                 <v:textbox>
                   <w:txbxContent>
                     <w:p>
@@ -7581,84 +7732,7 @@
         <mc:AlternateContent>
           <mc:Choice Requires="wps">
             <w:drawing>
-              <wp:anchor distT="0" distB="0" distL="114300" distR="114300" simplePos="0" relativeHeight="251581440" behindDoc="0" locked="0" layoutInCell="1" allowOverlap="1" wp14:anchorId="175BD738" wp14:editId="0E891469">
-                <wp:simplePos x="0" y="0"/>
-                <wp:positionH relativeFrom="margin">
-                  <wp:posOffset>1009651</wp:posOffset>
-                </wp:positionH>
-                <wp:positionV relativeFrom="paragraph">
-                  <wp:posOffset>1614169</wp:posOffset>
-                </wp:positionV>
-                <wp:extent cx="1432560" cy="520065"/>
-                <wp:effectExtent l="0" t="57150" r="0" b="32385"/>
-                <wp:wrapNone/>
-                <wp:docPr id="66" name="Connecteur droit avec flèche 66"/>
-                <wp:cNvGraphicFramePr/>
-                <a:graphic xmlns:a="http://schemas.openxmlformats.org/drawingml/2006/main">
-                  <a:graphicData uri="http://schemas.microsoft.com/office/word/2010/wordprocessingShape">
-                    <wps:wsp>
-                      <wps:cNvCnPr/>
-                      <wps:spPr>
-                        <a:xfrm flipV="1">
-                          <a:off x="0" y="0"/>
-                          <a:ext cx="1432560" cy="520065"/>
-                        </a:xfrm>
-                        <a:prstGeom prst="straightConnector1">
-                          <a:avLst/>
-                        </a:prstGeom>
-                        <a:ln w="25400">
-                          <a:solidFill>
-                            <a:srgbClr val="324B9B"/>
-                          </a:solidFill>
-                          <a:tailEnd type="arrow"/>
-                        </a:ln>
-                      </wps:spPr>
-                      <wps:style>
-                        <a:lnRef idx="1">
-                          <a:schemeClr val="accent1"/>
-                        </a:lnRef>
-                        <a:fillRef idx="0">
-                          <a:schemeClr val="accent1"/>
-                        </a:fillRef>
-                        <a:effectRef idx="0">
-                          <a:schemeClr val="accent1"/>
-                        </a:effectRef>
-                        <a:fontRef idx="minor">
-                          <a:schemeClr val="tx1"/>
-                        </a:fontRef>
-                      </wps:style>
-                      <wps:bodyPr/>
-                    </wps:wsp>
-                  </a:graphicData>
-                </a:graphic>
-                <wp14:sizeRelH relativeFrom="margin">
-                  <wp14:pctWidth>0</wp14:pctWidth>
-                </wp14:sizeRelH>
-                <wp14:sizeRelV relativeFrom="margin">
-                  <wp14:pctHeight>0</wp14:pctHeight>
-                </wp14:sizeRelV>
-              </wp:anchor>
-            </w:drawing>
-          </mc:Choice>
-          <mc:Fallback>
-            <w:pict>
-              <v:shape w14:anchorId="5ADDF05B" id="Connecteur droit avec flèche 66" o:spid="_x0000_s1026" type="#_x0000_t32" style="position:absolute;margin-left:79.5pt;margin-top:127.1pt;width:112.8pt;height:40.95pt;flip:y;z-index:251581440;visibility:visible;mso-wrap-style:square;mso-width-percent:0;mso-height-percent:0;mso-wrap-distance-left:9pt;mso-wrap-distance-top:0;mso-wrap-distance-right:9pt;mso-wrap-distance-bottom:0;mso-position-horizontal:absolute;mso-position-horizontal-relative:margin;mso-position-vertical:absolute;mso-position-vertical-relative:text;mso-width-percent:0;mso-height-percent:0;mso-width-relative:margin;mso-height-relative:margin" o:gfxdata="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" strokecolor="#324b9b" strokeweight="2pt">
-                <v:stroke endarrow="open" joinstyle="miter"/>
-                <w10:wrap anchorx="margin"/>
-              </v:shape>
-            </w:pict>
-          </mc:Fallback>
-        </mc:AlternateContent>
-      </w:r>
-      <w:r>
-        <w:rPr>
-          <w:noProof/>
-          <w:lang w:eastAsia="fr-FR"/>
-        </w:rPr>
-        <mc:AlternateContent>
-          <mc:Choice Requires="wps">
-            <w:drawing>
-              <wp:anchor distT="0" distB="0" distL="114300" distR="114300" simplePos="0" relativeHeight="251589632" behindDoc="0" locked="0" layoutInCell="1" allowOverlap="1" wp14:anchorId="74063EE3" wp14:editId="6BD53554">
+              <wp:anchor distT="0" distB="0" distL="114300" distR="114300" simplePos="0" relativeHeight="251637760" behindDoc="0" locked="0" layoutInCell="1" allowOverlap="1" wp14:anchorId="74063EE3" wp14:editId="000224E9">
                 <wp:simplePos x="0" y="0"/>
                 <wp:positionH relativeFrom="column">
                   <wp:posOffset>-457200</wp:posOffset>
@@ -7741,7 +7815,7 @@
           </mc:Choice>
           <mc:Fallback>
             <w:pict>
-              <v:shape w14:anchorId="74063EE3" id="Zone de texte 68" o:spid="_x0000_s1051" type="#_x0000_t202" style="position:absolute;margin-left:-36pt;margin-top:146.25pt;width:116.85pt;height:59.25pt;z-index:251589632;visibility:visible;mso-wrap-style:square;mso-width-percent:0;mso-height-percent:0;mso-wrap-distance-left:9pt;mso-wrap-distance-top:0;mso-wrap-distance-right:9pt;mso-wrap-distance-bottom:0;mso-position-horizontal:absolute;mso-position-horizontal-relative:text;mso-position-vertical:absolute;mso-position-vertical-relative:text;mso-width-percent:0;mso-height-percent:0;mso-width-relative:margin;mso-height-relative:margin;v-text-anchor:top" o:gfxdata="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" filled="f" stroked="f" strokeweight=".5pt">
+              <v:shape w14:anchorId="74063EE3" id="Zone de texte 68" o:spid="_x0000_s1051" type="#_x0000_t202" style="position:absolute;margin-left:-36pt;margin-top:146.25pt;width:116.85pt;height:59.25pt;z-index:251637760;visibility:visible;mso-wrap-style:square;mso-width-percent:0;mso-height-percent:0;mso-wrap-distance-left:9pt;mso-wrap-distance-top:0;mso-wrap-distance-right:9pt;mso-wrap-distance-bottom:0;mso-position-horizontal:absolute;mso-position-horizontal-relative:text;mso-position-vertical:absolute;mso-position-vertical-relative:text;mso-width-percent:0;mso-height-percent:0;mso-width-relative:margin;mso-height-relative:margin;v-text-anchor:top" o:gfxdata="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" filled="f" stroked="f" strokeweight=".5pt">
                 <v:textbox>
                   <w:txbxContent>
                     <w:p>
@@ -7776,108 +7850,6 @@
         <w:jc w:val="center"/>
       </w:pPr>
       <w:r>
-        <w:drawing>
-          <wp:anchor distT="0" distB="0" distL="114300" distR="114300" simplePos="0" relativeHeight="251532288" behindDoc="0" locked="0" layoutInCell="1" allowOverlap="1" wp14:anchorId="4CC756F8" wp14:editId="38C03D93">
-            <wp:simplePos x="0" y="0"/>
-            <wp:positionH relativeFrom="column">
-              <wp:posOffset>5082540</wp:posOffset>
-            </wp:positionH>
-            <wp:positionV relativeFrom="paragraph">
-              <wp:posOffset>2321560</wp:posOffset>
-            </wp:positionV>
-            <wp:extent cx="2554735" cy="2526030"/>
-            <wp:effectExtent l="0" t="0" r="0" b="7620"/>
-            <wp:wrapNone/>
-            <wp:docPr id="1821084850" name="Image 1"/>
-            <wp:cNvGraphicFramePr>
-              <a:graphicFrameLocks xmlns:a="http://schemas.openxmlformats.org/drawingml/2006/main" noChangeAspect="1"/>
-            </wp:cNvGraphicFramePr>
-            <a:graphic xmlns:a="http://schemas.openxmlformats.org/drawingml/2006/main">
-              <a:graphicData uri="http://schemas.openxmlformats.org/drawingml/2006/picture">
-                <pic:pic xmlns:pic="http://schemas.openxmlformats.org/drawingml/2006/picture">
-                  <pic:nvPicPr>
-                    <pic:cNvPr id="1821084850" name=""/>
-                    <pic:cNvPicPr/>
-                  </pic:nvPicPr>
-                  <pic:blipFill>
-                    <a:blip r:embed="rId22"/>
-                    <a:stretch>
-                      <a:fillRect/>
-                    </a:stretch>
-                  </pic:blipFill>
-                  <pic:spPr>
-                    <a:xfrm>
-                      <a:off x="0" y="0"/>
-                      <a:ext cx="2554735" cy="2526030"/>
-                    </a:xfrm>
-                    <a:prstGeom prst="rect">
-                      <a:avLst/>
-                    </a:prstGeom>
-                  </pic:spPr>
-                </pic:pic>
-              </a:graphicData>
-            </a:graphic>
-            <wp14:sizeRelH relativeFrom="page">
-              <wp14:pctWidth>0</wp14:pctWidth>
-            </wp14:sizeRelH>
-            <wp14:sizeRelV relativeFrom="page">
-              <wp14:pctHeight>0</wp14:pctHeight>
-            </wp14:sizeRelV>
-          </wp:anchor>
-        </w:drawing>
-      </w:r>
-      <w:r>
-        <w:drawing>
-          <wp:anchor distT="0" distB="0" distL="114300" distR="114300" simplePos="0" relativeHeight="251771904" behindDoc="1" locked="0" layoutInCell="1" allowOverlap="1" wp14:anchorId="14EC1C99" wp14:editId="3781FFE7">
-            <wp:simplePos x="0" y="0"/>
-            <wp:positionH relativeFrom="column">
-              <wp:posOffset>2255520</wp:posOffset>
-            </wp:positionH>
-            <wp:positionV relativeFrom="paragraph">
-              <wp:posOffset>709930</wp:posOffset>
-            </wp:positionV>
-            <wp:extent cx="3429297" cy="3391194"/>
-            <wp:effectExtent l="0" t="0" r="0" b="0"/>
-            <wp:wrapNone/>
-            <wp:docPr id="211169367" name="Image 1"/>
-            <wp:cNvGraphicFramePr>
-              <a:graphicFrameLocks xmlns:a="http://schemas.openxmlformats.org/drawingml/2006/main" noChangeAspect="1"/>
-            </wp:cNvGraphicFramePr>
-            <a:graphic xmlns:a="http://schemas.openxmlformats.org/drawingml/2006/main">
-              <a:graphicData uri="http://schemas.openxmlformats.org/drawingml/2006/picture">
-                <pic:pic xmlns:pic="http://schemas.openxmlformats.org/drawingml/2006/picture">
-                  <pic:nvPicPr>
-                    <pic:cNvPr id="211169367" name=""/>
-                    <pic:cNvPicPr/>
-                  </pic:nvPicPr>
-                  <pic:blipFill>
-                    <a:blip r:embed="rId23"/>
-                    <a:stretch>
-                      <a:fillRect/>
-                    </a:stretch>
-                  </pic:blipFill>
-                  <pic:spPr>
-                    <a:xfrm>
-                      <a:off x="0" y="0"/>
-                      <a:ext cx="3429297" cy="3391194"/>
-                    </a:xfrm>
-                    <a:prstGeom prst="rect">
-                      <a:avLst/>
-                    </a:prstGeom>
-                  </pic:spPr>
-                </pic:pic>
-              </a:graphicData>
-            </a:graphic>
-            <wp14:sizeRelH relativeFrom="page">
-              <wp14:pctWidth>0</wp14:pctWidth>
-            </wp14:sizeRelH>
-            <wp14:sizeRelV relativeFrom="page">
-              <wp14:pctHeight>0</wp14:pctHeight>
-            </wp14:sizeRelV>
-          </wp:anchor>
-        </w:drawing>
-      </w:r>
-      <w:r>
         <w:rPr>
           <w:noProof/>
           <w:lang w:eastAsia="fr-FR"/>
@@ -7885,7 +7857,7 @@
         <mc:AlternateContent>
           <mc:Choice Requires="wps">
             <w:drawing>
-              <wp:anchor distT="0" distB="0" distL="114300" distR="114300" simplePos="0" relativeHeight="251710464" behindDoc="0" locked="0" layoutInCell="1" allowOverlap="1" wp14:anchorId="24B6EA31" wp14:editId="35BEC75A">
+              <wp:anchor distT="0" distB="0" distL="114300" distR="114300" simplePos="0" relativeHeight="251687936" behindDoc="0" locked="0" layoutInCell="1" allowOverlap="1" wp14:anchorId="24B6EA31" wp14:editId="22784086">
                 <wp:simplePos x="0" y="0"/>
                 <wp:positionH relativeFrom="margin">
                   <wp:posOffset>8039100</wp:posOffset>
@@ -7975,7 +7947,7 @@
           </mc:Choice>
           <mc:Fallback>
             <w:pict>
-              <v:shape w14:anchorId="24B6EA31" id="Zone de texte 102" o:spid="_x0000_s1052" type="#_x0000_t202" style="position:absolute;left:0;text-align:left;margin-left:633pt;margin-top:368.6pt;width:168.75pt;height:59.25pt;z-index:251710464;visibility:visible;mso-wrap-style:square;mso-width-percent:0;mso-height-percent:0;mso-wrap-distance-left:9pt;mso-wrap-distance-top:0;mso-wrap-distance-right:9pt;mso-wrap-distance-bottom:0;mso-position-horizontal:absolute;mso-position-horizontal-relative:margin;mso-position-vertical:absolute;mso-position-vertical-relative:text;mso-width-percent:0;mso-height-percent:0;mso-width-relative:margin;mso-height-relative:margin;v-text-anchor:top" o:gfxdata="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" filled="f" stroked="f" strokeweight=".5pt">
+              <v:shape w14:anchorId="24B6EA31" id="Zone de texte 102" o:spid="_x0000_s1052" type="#_x0000_t202" style="position:absolute;left:0;text-align:left;margin-left:633pt;margin-top:368.6pt;width:168.75pt;height:59.25pt;z-index:251687936;visibility:visible;mso-wrap-style:square;mso-width-percent:0;mso-height-percent:0;mso-wrap-distance-left:9pt;mso-wrap-distance-top:0;mso-wrap-distance-right:9pt;mso-wrap-distance-bottom:0;mso-position-horizontal:absolute;mso-position-horizontal-relative:margin;mso-position-vertical:absolute;mso-position-vertical-relative:text;mso-width-percent:0;mso-height-percent:0;mso-width-relative:margin;mso-height-relative:margin;v-text-anchor:top" o:gfxdata="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" filled="f" stroked="f" strokeweight=".5pt">
                 <v:textbox>
                   <w:txbxContent>
                     <w:p>
@@ -8015,7 +7987,7 @@
         <mc:AlternateContent>
           <mc:Choice Requires="wps">
             <w:drawing>
-              <wp:anchor distT="0" distB="0" distL="114300" distR="114300" simplePos="0" relativeHeight="251707392" behindDoc="0" locked="0" layoutInCell="1" allowOverlap="1" wp14:anchorId="610D7B32" wp14:editId="7349D982">
+              <wp:anchor distT="0" distB="0" distL="114300" distR="114300" simplePos="0" relativeHeight="251781120" behindDoc="0" locked="0" layoutInCell="1" allowOverlap="1" wp14:anchorId="610D7B32" wp14:editId="20AAFC83">
                 <wp:simplePos x="0" y="0"/>
                 <wp:positionH relativeFrom="margin">
                   <wp:posOffset>6848474</wp:posOffset>
@@ -8076,7 +8048,7 @@
           </mc:Choice>
           <mc:Fallback>
             <w:pict>
-              <v:shape w14:anchorId="422541D7" id="Connecteur droit avec flèche 101" o:spid="_x0000_s1026" type="#_x0000_t32" style="position:absolute;margin-left:539.25pt;margin-top:342.35pt;width:98.25pt;height:27.75pt;flip:x y;z-index:251707392;visibility:visible;mso-wrap-style:square;mso-width-percent:0;mso-height-percent:0;mso-wrap-distance-left:9pt;mso-wrap-distance-top:0;mso-wrap-distance-right:9pt;mso-wrap-distance-bottom:0;mso-position-horizontal:absolute;mso-position-horizontal-relative:margin;mso-position-vertical:absolute;mso-position-vertical-relative:text;mso-width-percent:0;mso-height-percent:0;mso-width-relative:margin;mso-height-relative:margin" o:gfxdata="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" strokecolor="#324b9b" strokeweight="2pt">
+              <v:shape w14:anchorId="04EA0663" id="Connecteur droit avec flèche 101" o:spid="_x0000_s1026" type="#_x0000_t32" style="position:absolute;margin-left:539.25pt;margin-top:342.35pt;width:98.25pt;height:27.75pt;flip:x y;z-index:251781120;visibility:visible;mso-wrap-style:square;mso-width-percent:0;mso-height-percent:0;mso-wrap-distance-left:9pt;mso-wrap-distance-top:0;mso-wrap-distance-right:9pt;mso-wrap-distance-bottom:0;mso-position-horizontal:absolute;mso-position-horizontal-relative:margin;mso-position-vertical:absolute;mso-position-vertical-relative:text;mso-width-percent:0;mso-height-percent:0;mso-width-relative:margin;mso-height-relative:margin" o:gfxdata="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" strokecolor="#324b9b" strokeweight="2pt">
                 <v:stroke endarrow="open" joinstyle="miter"/>
                 <w10:wrap anchorx="margin"/>
               </v:shape>
@@ -8092,7 +8064,7 @@
         <mc:AlternateContent>
           <mc:Choice Requires="wps">
             <w:drawing>
-              <wp:anchor distT="0" distB="0" distL="114300" distR="114300" simplePos="0" relativeHeight="251592704" behindDoc="0" locked="0" layoutInCell="1" allowOverlap="1" wp14:anchorId="41F654CC" wp14:editId="6D6BD2EC">
+              <wp:anchor distT="0" distB="0" distL="114300" distR="114300" simplePos="0" relativeHeight="251583488" behindDoc="0" locked="0" layoutInCell="1" allowOverlap="1" wp14:anchorId="41F654CC" wp14:editId="01048AAE">
                 <wp:simplePos x="0" y="0"/>
                 <wp:positionH relativeFrom="margin">
                   <wp:align>left</wp:align>
@@ -8175,7 +8147,7 @@
           </mc:Choice>
           <mc:Fallback>
             <w:pict>
-              <v:shape w14:anchorId="41F654CC" id="Zone de texte 71" o:spid="_x0000_s1053" type="#_x0000_t202" style="position:absolute;left:0;text-align:left;margin-left:0;margin-top:141.4pt;width:168.75pt;height:59.25pt;z-index:251592704;visibility:visible;mso-wrap-style:square;mso-width-percent:0;mso-height-percent:0;mso-wrap-distance-left:9pt;mso-wrap-distance-top:0;mso-wrap-distance-right:9pt;mso-wrap-distance-bottom:0;mso-position-horizontal:left;mso-position-horizontal-relative:margin;mso-position-vertical:absolute;mso-position-vertical-relative:text;mso-width-percent:0;mso-height-percent:0;mso-width-relative:margin;mso-height-relative:margin;v-text-anchor:top" o:gfxdata="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" filled="f" stroked="f" strokeweight=".5pt">
+              <v:shape w14:anchorId="41F654CC" id="Zone de texte 71" o:spid="_x0000_s1053" type="#_x0000_t202" style="position:absolute;left:0;text-align:left;margin-left:0;margin-top:141.4pt;width:168.75pt;height:59.25pt;z-index:251583488;visibility:visible;mso-wrap-style:square;mso-width-percent:0;mso-height-percent:0;mso-wrap-distance-left:9pt;mso-wrap-distance-top:0;mso-wrap-distance-right:9pt;mso-wrap-distance-bottom:0;mso-position-horizontal:left;mso-position-horizontal-relative:margin;mso-position-vertical:absolute;mso-position-vertical-relative:text;mso-width-percent:0;mso-height-percent:0;mso-width-relative:margin;mso-height-relative:margin;v-text-anchor:top" o:gfxdata="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" filled="f" stroked="f" strokeweight=".5pt">
                 <v:textbox>
                   <w:txbxContent>
                     <w:p>
@@ -8208,7 +8180,7 @@
         <mc:AlternateContent>
           <mc:Choice Requires="wps">
             <w:drawing>
-              <wp:anchor distT="0" distB="0" distL="114300" distR="114300" simplePos="0" relativeHeight="251719680" behindDoc="0" locked="0" layoutInCell="1" allowOverlap="1" wp14:anchorId="3B28D2C6" wp14:editId="5C400FC7">
+              <wp:anchor distT="0" distB="0" distL="114300" distR="114300" simplePos="0" relativeHeight="251700224" behindDoc="0" locked="0" layoutInCell="1" allowOverlap="1" wp14:anchorId="3B28D2C6" wp14:editId="524A7E92">
                 <wp:simplePos x="0" y="0"/>
                 <wp:positionH relativeFrom="margin">
                   <wp:posOffset>2095500</wp:posOffset>
@@ -8269,7 +8241,7 @@
           </mc:Choice>
           <mc:Fallback>
             <w:pict>
-              <v:shape w14:anchorId="6ECA2D9D" id="Connecteur droit avec flèche 70" o:spid="_x0000_s1026" type="#_x0000_t32" style="position:absolute;margin-left:165pt;margin-top:123.4pt;width:103.5pt;height:28.5pt;flip:y;z-index:251719680;visibility:visible;mso-wrap-style:square;mso-width-percent:0;mso-height-percent:0;mso-wrap-distance-left:9pt;mso-wrap-distance-top:0;mso-wrap-distance-right:9pt;mso-wrap-distance-bottom:0;mso-position-horizontal:absolute;mso-position-horizontal-relative:margin;mso-position-vertical:absolute;mso-position-vertical-relative:text;mso-width-percent:0;mso-height-percent:0;mso-width-relative:margin;mso-height-relative:margin" o:gfxdata="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" strokecolor="#324b9b" strokeweight="2pt">
+              <v:shape w14:anchorId="20F2A41C" id="Connecteur droit avec flèche 70" o:spid="_x0000_s1026" type="#_x0000_t32" style="position:absolute;margin-left:165pt;margin-top:123.4pt;width:103.5pt;height:28.5pt;flip:y;z-index:251700224;visibility:visible;mso-wrap-style:square;mso-width-percent:0;mso-height-percent:0;mso-wrap-distance-left:9pt;mso-wrap-distance-top:0;mso-wrap-distance-right:9pt;mso-wrap-distance-bottom:0;mso-position-horizontal:absolute;mso-position-horizontal-relative:margin;mso-position-vertical:absolute;mso-position-vertical-relative:text;mso-width-percent:0;mso-height-percent:0;mso-width-relative:margin;mso-height-relative:margin" o:gfxdata="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" strokecolor="#324b9b" strokeweight="2pt">
                 <v:stroke endarrow="open" joinstyle="miter"/>
                 <w10:wrap anchorx="margin"/>
               </v:shape>
@@ -8278,14 +8250,27 @@
         </mc:AlternateContent>
       </w:r>
       <w:r>
+        <w:t xml:space="preserve"> The </w:t>
+      </w:r>
+      <w:proofErr w:type="spellStart"/>
+      <w:r>
+        <w:t>junction</w:t>
+      </w:r>
+      <w:proofErr w:type="spellEnd"/>
+      <w:r>
         <w:t xml:space="preserve"> </w:t>
       </w:r>
-      <w:r>
-        <w:t xml:space="preserve">The </w:t>
-      </w:r>
-      <w:proofErr w:type="spellStart"/>
-      <w:r>
-        <w:t>junction</w:t>
+      <w:proofErr w:type="spellStart"/>
+      <w:r>
+        <w:t>between</w:t>
+      </w:r>
+      <w:proofErr w:type="spellEnd"/>
+      <w:r>
+        <w:t xml:space="preserve"> the </w:t>
+      </w:r>
+      <w:proofErr w:type="spellStart"/>
+      <w:r>
+        <w:t>two</w:t>
       </w:r>
       <w:proofErr w:type="spellEnd"/>
       <w:r>
@@ -8293,15 +8278,23 @@
       </w:r>
       <w:proofErr w:type="spellStart"/>
       <w:r>
-        <w:t>between</w:t>
-      </w:r>
-      <w:proofErr w:type="spellEnd"/>
-      <w:r>
-        <w:t xml:space="preserve"> the </w:t>
-      </w:r>
-      <w:proofErr w:type="spellStart"/>
-      <w:r>
-        <w:t>two</w:t>
+        <w:t>walls</w:t>
+      </w:r>
+      <w:proofErr w:type="spellEnd"/>
+      <w:r>
+        <w:t xml:space="preserve"> (</w:t>
+      </w:r>
+      <w:proofErr w:type="spellStart"/>
+      <w:r>
+        <w:t>creating</w:t>
+      </w:r>
+      <w:proofErr w:type="spellEnd"/>
+      <w:r>
+        <w:t xml:space="preserve"> the thermal bridge) </w:t>
+      </w:r>
+      <w:proofErr w:type="spellStart"/>
+      <w:r>
+        <w:t>is</w:t>
       </w:r>
       <w:proofErr w:type="spellEnd"/>
       <w:r>
@@ -8309,38 +8302,22 @@
       </w:r>
       <w:proofErr w:type="spellStart"/>
       <w:r>
-        <w:t>walls</w:t>
-      </w:r>
-      <w:proofErr w:type="spellEnd"/>
-      <w:r>
-        <w:t xml:space="preserve"> (</w:t>
-      </w:r>
-      <w:proofErr w:type="spellStart"/>
-      <w:r>
-        <w:t>creating</w:t>
-      </w:r>
-      <w:proofErr w:type="spellEnd"/>
-      <w:r>
-        <w:t xml:space="preserve"> the thermal bridge) </w:t>
-      </w:r>
-      <w:proofErr w:type="spellStart"/>
-      <w:r>
-        <w:t>is</w:t>
-      </w:r>
-      <w:proofErr w:type="spellEnd"/>
+        <w:t>removed</w:t>
+      </w:r>
+      <w:proofErr w:type="spellEnd"/>
+      <w:r>
+        <w:t xml:space="preserve"> by </w:t>
+      </w:r>
+      <w:proofErr w:type="gramStart"/>
+      <w:r>
+        <w:t>extrusion:</w:t>
+      </w:r>
+      <w:proofErr w:type="gramEnd"/>
       <w:r>
         <w:t xml:space="preserve"> </w:t>
       </w:r>
       <w:proofErr w:type="spellStart"/>
       <w:r>
-        <w:t>removed</w:t>
-      </w:r>
-      <w:proofErr w:type="spellEnd"/>
-      <w:r>
-        <w:t xml:space="preserve"> by extrusion: </w:t>
-      </w:r>
-      <w:proofErr w:type="spellStart"/>
-      <w:r>
         <w:t>drawing</w:t>
       </w:r>
       <w:proofErr w:type="spellEnd"/>
@@ -8370,6 +8347,113 @@
       <w:proofErr w:type="spellEnd"/>
       <w:r>
         <w:t>.</w:t>
+      </w:r>
+    </w:p>
+    <w:p>
+      <w:pPr>
+        <w:jc w:val="center"/>
+      </w:pPr>
+      <w:r>
+        <w:drawing>
+          <wp:anchor distT="0" distB="0" distL="114300" distR="114300" simplePos="0" relativeHeight="251773952" behindDoc="0" locked="0" layoutInCell="1" allowOverlap="1" wp14:anchorId="7506A1CF" wp14:editId="60FE8E6E">
+            <wp:simplePos x="0" y="0"/>
+            <wp:positionH relativeFrom="column">
+              <wp:posOffset>5424487</wp:posOffset>
+            </wp:positionH>
+            <wp:positionV relativeFrom="paragraph">
+              <wp:posOffset>2391093</wp:posOffset>
+            </wp:positionV>
+            <wp:extent cx="2153307" cy="2095500"/>
+            <wp:effectExtent l="0" t="0" r="0" b="0"/>
+            <wp:wrapNone/>
+            <wp:docPr id="116878273" name="Image 1"/>
+            <wp:cNvGraphicFramePr>
+              <a:graphicFrameLocks xmlns:a="http://schemas.openxmlformats.org/drawingml/2006/main" noChangeAspect="1"/>
+            </wp:cNvGraphicFramePr>
+            <a:graphic xmlns:a="http://schemas.openxmlformats.org/drawingml/2006/main">
+              <a:graphicData uri="http://schemas.openxmlformats.org/drawingml/2006/picture">
+                <pic:pic xmlns:pic="http://schemas.openxmlformats.org/drawingml/2006/picture">
+                  <pic:nvPicPr>
+                    <pic:cNvPr id="116878273" name=""/>
+                    <pic:cNvPicPr/>
+                  </pic:nvPicPr>
+                  <pic:blipFill>
+                    <a:blip r:embed="rId22"/>
+                    <a:stretch>
+                      <a:fillRect/>
+                    </a:stretch>
+                  </pic:blipFill>
+                  <pic:spPr>
+                    <a:xfrm>
+                      <a:off x="0" y="0"/>
+                      <a:ext cx="2153307" cy="2095500"/>
+                    </a:xfrm>
+                    <a:prstGeom prst="rect">
+                      <a:avLst/>
+                    </a:prstGeom>
+                  </pic:spPr>
+                </pic:pic>
+              </a:graphicData>
+            </a:graphic>
+            <wp14:sizeRelH relativeFrom="page">
+              <wp14:pctWidth>0</wp14:pctWidth>
+            </wp14:sizeRelH>
+            <wp14:sizeRelV relativeFrom="page">
+              <wp14:pctHeight>0</wp14:pctHeight>
+            </wp14:sizeRelV>
+          </wp:anchor>
+        </w:drawing>
+      </w:r>
+      <w:r>
+        <w:drawing>
+          <wp:anchor distT="0" distB="0" distL="114300" distR="114300" simplePos="0" relativeHeight="251769856" behindDoc="1" locked="0" layoutInCell="1" allowOverlap="1" wp14:anchorId="1E095409" wp14:editId="6153A56F">
+            <wp:simplePos x="0" y="0"/>
+            <wp:positionH relativeFrom="column">
+              <wp:posOffset>2619375</wp:posOffset>
+            </wp:positionH>
+            <wp:positionV relativeFrom="paragraph">
+              <wp:posOffset>247968</wp:posOffset>
+            </wp:positionV>
+            <wp:extent cx="3746391" cy="3795713"/>
+            <wp:effectExtent l="0" t="0" r="6985" b="0"/>
+            <wp:wrapNone/>
+            <wp:docPr id="1343828107" name="Image 1"/>
+            <wp:cNvGraphicFramePr>
+              <a:graphicFrameLocks xmlns:a="http://schemas.openxmlformats.org/drawingml/2006/main" noChangeAspect="1"/>
+            </wp:cNvGraphicFramePr>
+            <a:graphic xmlns:a="http://schemas.openxmlformats.org/drawingml/2006/main">
+              <a:graphicData uri="http://schemas.openxmlformats.org/drawingml/2006/picture">
+                <pic:pic xmlns:pic="http://schemas.openxmlformats.org/drawingml/2006/picture">
+                  <pic:nvPicPr>
+                    <pic:cNvPr id="1343828107" name=""/>
+                    <pic:cNvPicPr/>
+                  </pic:nvPicPr>
+                  <pic:blipFill>
+                    <a:blip r:embed="rId23"/>
+                    <a:stretch>
+                      <a:fillRect/>
+                    </a:stretch>
+                  </pic:blipFill>
+                  <pic:spPr>
+                    <a:xfrm>
+                      <a:off x="0" y="0"/>
+                      <a:ext cx="3746391" cy="3795713"/>
+                    </a:xfrm>
+                    <a:prstGeom prst="rect">
+                      <a:avLst/>
+                    </a:prstGeom>
+                  </pic:spPr>
+                </pic:pic>
+              </a:graphicData>
+            </a:graphic>
+            <wp14:sizeRelH relativeFrom="page">
+              <wp14:pctWidth>0</wp14:pctWidth>
+            </wp14:sizeRelH>
+            <wp14:sizeRelV relativeFrom="page">
+              <wp14:pctHeight>0</wp14:pctHeight>
+            </wp14:sizeRelV>
+          </wp:anchor>
+        </w:drawing>
       </w:r>
       <w:r>
         <w:br w:type="page"/>
@@ -8413,14 +8497,55 @@
         <w:jc w:val="center"/>
       </w:pPr>
       <w:r>
-        <w:rPr>
-          <w:noProof/>
-        </w:rPr>
-        <w:pict w14:anchorId="40C3C11D">
-          <v:shape id="_x0000_s2068" type="#_x0000_t75" style="position:absolute;left:0;text-align:left;margin-left:325.4pt;margin-top:17.6pt;width:87.6pt;height:37.35pt;z-index:-251613696;mso-position-horizontal-relative:text;mso-position-vertical-relative:text">
-            <v:imagedata r:id="rId24" o:title="Picture"/>
-          </v:shape>
-        </w:pict>
+        <w:drawing>
+          <wp:anchor distT="0" distB="0" distL="114300" distR="114300" simplePos="0" relativeHeight="251682816" behindDoc="0" locked="0" layoutInCell="1" allowOverlap="1" wp14:anchorId="7AD88E16" wp14:editId="03CC5E4E">
+            <wp:simplePos x="0" y="0"/>
+            <wp:positionH relativeFrom="column">
+              <wp:posOffset>4252912</wp:posOffset>
+            </wp:positionH>
+            <wp:positionV relativeFrom="paragraph">
+              <wp:posOffset>260667</wp:posOffset>
+            </wp:positionV>
+            <wp:extent cx="1055461" cy="400085"/>
+            <wp:effectExtent l="0" t="0" r="0" b="0"/>
+            <wp:wrapNone/>
+            <wp:docPr id="1420090210" name="Image 1"/>
+            <wp:cNvGraphicFramePr>
+              <a:graphicFrameLocks xmlns:a="http://schemas.openxmlformats.org/drawingml/2006/main" noChangeAspect="1"/>
+            </wp:cNvGraphicFramePr>
+            <a:graphic xmlns:a="http://schemas.openxmlformats.org/drawingml/2006/main">
+              <a:graphicData uri="http://schemas.openxmlformats.org/drawingml/2006/picture">
+                <pic:pic xmlns:pic="http://schemas.openxmlformats.org/drawingml/2006/picture">
+                  <pic:nvPicPr>
+                    <pic:cNvPr id="1420090210" name=""/>
+                    <pic:cNvPicPr/>
+                  </pic:nvPicPr>
+                  <pic:blipFill>
+                    <a:blip r:embed="rId24"/>
+                    <a:stretch>
+                      <a:fillRect/>
+                    </a:stretch>
+                  </pic:blipFill>
+                  <pic:spPr>
+                    <a:xfrm>
+                      <a:off x="0" y="0"/>
+                      <a:ext cx="1055461" cy="400085"/>
+                    </a:xfrm>
+                    <a:prstGeom prst="rect">
+                      <a:avLst/>
+                    </a:prstGeom>
+                  </pic:spPr>
+                </pic:pic>
+              </a:graphicData>
+            </a:graphic>
+            <wp14:sizeRelH relativeFrom="page">
+              <wp14:pctWidth>0</wp14:pctWidth>
+            </wp14:sizeRelH>
+            <wp14:sizeRelV relativeFrom="page">
+              <wp14:pctHeight>0</wp14:pctHeight>
+            </wp14:sizeRelV>
+          </wp:anchor>
+        </w:drawing>
       </w:r>
     </w:p>
     <w:p>
@@ -8432,7 +8557,7 @@
         <mc:AlternateContent>
           <mc:Choice Requires="wps">
             <w:drawing>
-              <wp:anchor distT="0" distB="0" distL="114300" distR="114300" simplePos="0" relativeHeight="251656704" behindDoc="0" locked="0" layoutInCell="1" allowOverlap="1" wp14:anchorId="2E24BDA4" wp14:editId="172ABB74">
+              <wp:anchor distT="0" distB="0" distL="114300" distR="114300" simplePos="0" relativeHeight="251657216" behindDoc="0" locked="0" layoutInCell="1" allowOverlap="1" wp14:anchorId="2E24BDA4" wp14:editId="6AD17660">
                 <wp:simplePos x="0" y="0"/>
                 <wp:positionH relativeFrom="margin">
                   <wp:posOffset>3174522</wp:posOffset>
@@ -8493,7 +8618,7 @@
           </mc:Choice>
           <mc:Fallback>
             <w:pict>
-              <v:shape w14:anchorId="5400BF48" id="Connecteur droit avec flèche 75" o:spid="_x0000_s1026" type="#_x0000_t32" style="position:absolute;margin-left:249.95pt;margin-top:12.8pt;width:75.4pt;height:22.9pt;flip:y;z-index:251656704;visibility:visible;mso-wrap-style:square;mso-width-percent:0;mso-height-percent:0;mso-wrap-distance-left:9pt;mso-wrap-distance-top:0;mso-wrap-distance-right:9pt;mso-wrap-distance-bottom:0;mso-position-horizontal:absolute;mso-position-horizontal-relative:margin;mso-position-vertical:absolute;mso-position-vertical-relative:text;mso-width-percent:0;mso-height-percent:0;mso-width-relative:margin;mso-height-relative:margin" o:gfxdata="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" strokecolor="#324b9b" strokeweight="2pt">
+              <v:shape w14:anchorId="0E184F6E" id="Connecteur droit avec flèche 75" o:spid="_x0000_s1026" type="#_x0000_t32" style="position:absolute;margin-left:249.95pt;margin-top:12.8pt;width:75.4pt;height:22.9pt;flip:y;z-index:251657216;visibility:visible;mso-wrap-style:square;mso-width-percent:0;mso-height-percent:0;mso-wrap-distance-left:9pt;mso-wrap-distance-top:0;mso-wrap-distance-right:9pt;mso-wrap-distance-bottom:0;mso-position-horizontal:absolute;mso-position-horizontal-relative:margin;mso-position-vertical:absolute;mso-position-vertical-relative:text;mso-width-percent:0;mso-height-percent:0;mso-width-relative:margin;mso-height-relative:margin" o:gfxdata="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" strokecolor="#324b9b" strokeweight="2pt">
                 <v:stroke endarrow="open" joinstyle="miter"/>
                 <w10:wrap anchorx="margin"/>
               </v:shape>
@@ -8509,7 +8634,7 @@
         <mc:AlternateContent>
           <mc:Choice Requires="wps">
             <w:drawing>
-              <wp:anchor distT="0" distB="0" distL="114300" distR="114300" simplePos="0" relativeHeight="251657728" behindDoc="0" locked="0" layoutInCell="1" allowOverlap="1" wp14:anchorId="5CA727E2" wp14:editId="5D661FBD">
+              <wp:anchor distT="0" distB="0" distL="114300" distR="114300" simplePos="0" relativeHeight="251658240" behindDoc="0" locked="0" layoutInCell="1" allowOverlap="1" wp14:anchorId="5CA727E2" wp14:editId="152C2987">
                 <wp:simplePos x="0" y="0"/>
                 <wp:positionH relativeFrom="margin">
                   <wp:posOffset>1000125</wp:posOffset>
@@ -8592,7 +8717,7 @@
           </mc:Choice>
           <mc:Fallback>
             <w:pict>
-              <v:shape w14:anchorId="5CA727E2" id="Zone de texte 76" o:spid="_x0000_s1054" type="#_x0000_t202" style="position:absolute;margin-left:78.75pt;margin-top:23.05pt;width:168.75pt;height:59.25pt;z-index:251657728;visibility:visible;mso-wrap-style:square;mso-width-percent:0;mso-height-percent:0;mso-wrap-distance-left:9pt;mso-wrap-distance-top:0;mso-wrap-distance-right:9pt;mso-wrap-distance-bottom:0;mso-position-horizontal:absolute;mso-position-horizontal-relative:margin;mso-position-vertical:absolute;mso-position-vertical-relative:text;mso-width-percent:0;mso-height-percent:0;mso-width-relative:margin;mso-height-relative:margin;v-text-anchor:top" o:gfxdata="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" filled="f" stroked="f" strokeweight=".5pt">
+              <v:shape w14:anchorId="5CA727E2" id="Zone de texte 76" o:spid="_x0000_s1054" type="#_x0000_t202" style="position:absolute;margin-left:78.75pt;margin-top:23.05pt;width:168.75pt;height:59.25pt;z-index:251658240;visibility:visible;mso-wrap-style:square;mso-width-percent:0;mso-height-percent:0;mso-wrap-distance-left:9pt;mso-wrap-distance-top:0;mso-wrap-distance-right:9pt;mso-wrap-distance-bottom:0;mso-position-horizontal:absolute;mso-position-horizontal-relative:margin;mso-position-vertical:absolute;mso-position-vertical-relative:text;mso-width-percent:0;mso-height-percent:0;mso-width-relative:margin;mso-height-relative:margin;v-text-anchor:top" o:gfxdata="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" filled="f" stroked="f" strokeweight=".5pt">
                 <v:textbox>
                   <w:txbxContent>
                     <w:p>
@@ -8903,18 +9028,18 @@
           <w:lang w:eastAsia="fr-FR"/>
         </w:rPr>
         <w:drawing>
-          <wp:anchor distT="0" distB="0" distL="114300" distR="114300" simplePos="0" relativeHeight="251680256" behindDoc="1" locked="0" layoutInCell="1" allowOverlap="1" wp14:anchorId="3CD8E383" wp14:editId="732A384D">
+          <wp:anchor distT="0" distB="0" distL="114300" distR="114300" simplePos="0" relativeHeight="251785216" behindDoc="1" locked="0" layoutInCell="1" allowOverlap="1" wp14:anchorId="1C8BAA5A" wp14:editId="5AA5EC4E">
             <wp:simplePos x="0" y="0"/>
             <wp:positionH relativeFrom="column">
-              <wp:posOffset>1226820</wp:posOffset>
+              <wp:posOffset>1095375</wp:posOffset>
             </wp:positionH>
             <wp:positionV relativeFrom="paragraph">
-              <wp:posOffset>175260</wp:posOffset>
+              <wp:posOffset>40005</wp:posOffset>
             </wp:positionV>
-            <wp:extent cx="7654290" cy="5035089"/>
-            <wp:effectExtent l="0" t="0" r="3810" b="0"/>
+            <wp:extent cx="7815263" cy="4449188"/>
+            <wp:effectExtent l="0" t="0" r="0" b="8890"/>
             <wp:wrapNone/>
-            <wp:docPr id="870438762" name="Image 1"/>
+            <wp:docPr id="31289549" name="Image 1"/>
             <wp:cNvGraphicFramePr>
               <a:graphicFrameLocks xmlns:a="http://schemas.openxmlformats.org/drawingml/2006/main" noChangeAspect="1"/>
             </wp:cNvGraphicFramePr>
@@ -8922,7 +9047,7 @@
               <a:graphicData uri="http://schemas.openxmlformats.org/drawingml/2006/picture">
                 <pic:pic xmlns:pic="http://schemas.openxmlformats.org/drawingml/2006/picture">
                   <pic:nvPicPr>
-                    <pic:cNvPr id="870438762" name=""/>
+                    <pic:cNvPr id="31289549" name=""/>
                     <pic:cNvPicPr/>
                   </pic:nvPicPr>
                   <pic:blipFill>
@@ -8934,7 +9059,7 @@
                   <pic:spPr>
                     <a:xfrm>
                       <a:off x="0" y="0"/>
-                      <a:ext cx="7654290" cy="5035089"/>
+                      <a:ext cx="7815263" cy="4449188"/>
                     </a:xfrm>
                     <a:prstGeom prst="rect">
                       <a:avLst/>
@@ -8971,7 +9096,7 @@
         <mc:AlternateContent>
           <mc:Choice Requires="wps">
             <w:drawing>
-              <wp:anchor distT="0" distB="0" distL="114300" distR="114300" simplePos="0" relativeHeight="251661824" behindDoc="0" locked="0" layoutInCell="1" allowOverlap="1" wp14:anchorId="2EBF22A9" wp14:editId="5F4FCF6E">
+              <wp:anchor distT="0" distB="0" distL="114300" distR="114300" simplePos="0" relativeHeight="251666432" behindDoc="0" locked="0" layoutInCell="1" allowOverlap="1" wp14:anchorId="2EBF22A9" wp14:editId="2EC70A11">
                 <wp:simplePos x="0" y="0"/>
                 <wp:positionH relativeFrom="margin">
                   <wp:posOffset>6803390</wp:posOffset>
@@ -9061,7 +9186,7 @@
           </mc:Choice>
           <mc:Fallback>
             <w:pict>
-              <v:shape w14:anchorId="2EBF22A9" id="Zone de texte 84" o:spid="_x0000_s1055" type="#_x0000_t202" style="position:absolute;margin-left:535.7pt;margin-top:8.2pt;width:168.75pt;height:25.5pt;z-index:251661824;visibility:visible;mso-wrap-style:square;mso-width-percent:0;mso-height-percent:0;mso-wrap-distance-left:9pt;mso-wrap-distance-top:0;mso-wrap-distance-right:9pt;mso-wrap-distance-bottom:0;mso-position-horizontal:absolute;mso-position-horizontal-relative:margin;mso-position-vertical:absolute;mso-position-vertical-relative:text;mso-width-percent:0;mso-height-percent:0;mso-width-relative:margin;mso-height-relative:margin;v-text-anchor:top" o:gfxdata="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" filled="f" stroked="f" strokeweight=".5pt">
+              <v:shape w14:anchorId="2EBF22A9" id="Zone de texte 84" o:spid="_x0000_s1055" type="#_x0000_t202" style="position:absolute;margin-left:535.7pt;margin-top:8.2pt;width:168.75pt;height:25.5pt;z-index:251666432;visibility:visible;mso-wrap-style:square;mso-width-percent:0;mso-height-percent:0;mso-wrap-distance-left:9pt;mso-wrap-distance-top:0;mso-wrap-distance-right:9pt;mso-wrap-distance-bottom:0;mso-position-horizontal:absolute;mso-position-horizontal-relative:margin;mso-position-vertical:absolute;mso-position-vertical-relative:text;mso-width-percent:0;mso-height-percent:0;mso-width-relative:margin;mso-height-relative:margin;v-text-anchor:top" o:gfxdata="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" filled="f" stroked="f" strokeweight=".5pt">
                 <v:textbox>
                   <w:txbxContent>
                     <w:p>
@@ -9108,16 +9233,16 @@
         <mc:AlternateContent>
           <mc:Choice Requires="wps">
             <w:drawing>
-              <wp:anchor distT="0" distB="0" distL="114300" distR="114300" simplePos="0" relativeHeight="251660800" behindDoc="0" locked="0" layoutInCell="1" allowOverlap="1" wp14:anchorId="4E21B93F" wp14:editId="3CEA2C17">
+              <wp:anchor distT="0" distB="0" distL="114300" distR="114300" simplePos="0" relativeHeight="251655168" behindDoc="0" locked="0" layoutInCell="1" allowOverlap="1" wp14:anchorId="4E21B93F" wp14:editId="05F346BD">
                 <wp:simplePos x="0" y="0"/>
                 <wp:positionH relativeFrom="margin">
-                  <wp:posOffset>5787390</wp:posOffset>
+                  <wp:posOffset>5005387</wp:posOffset>
                 </wp:positionH>
                 <wp:positionV relativeFrom="paragraph">
-                  <wp:posOffset>119380</wp:posOffset>
+                  <wp:posOffset>128905</wp:posOffset>
                 </wp:positionV>
-                <wp:extent cx="849630" cy="217170"/>
-                <wp:effectExtent l="38100" t="0" r="26670" b="87630"/>
+                <wp:extent cx="1685925" cy="98108"/>
+                <wp:effectExtent l="38100" t="0" r="28575" b="111760"/>
                 <wp:wrapNone/>
                 <wp:docPr id="80" name="Connecteur droit avec flèche 80"/>
                 <wp:cNvGraphicFramePr/>
@@ -9128,7 +9253,7 @@
                       <wps:spPr>
                         <a:xfrm flipH="1">
                           <a:off x="0" y="0"/>
-                          <a:ext cx="849630" cy="217170"/>
+                          <a:ext cx="1685925" cy="98108"/>
                         </a:xfrm>
                         <a:prstGeom prst="straightConnector1">
                           <a:avLst/>
@@ -9169,7 +9294,7 @@
           </mc:Choice>
           <mc:Fallback>
             <w:pict>
-              <v:shape w14:anchorId="51BEB1B5" id="Connecteur droit avec flèche 80" o:spid="_x0000_s1026" type="#_x0000_t32" style="position:absolute;margin-left:455.7pt;margin-top:9.4pt;width:66.9pt;height:17.1pt;flip:x;z-index:251660800;visibility:visible;mso-wrap-style:square;mso-width-percent:0;mso-height-percent:0;mso-wrap-distance-left:9pt;mso-wrap-distance-top:0;mso-wrap-distance-right:9pt;mso-wrap-distance-bottom:0;mso-position-horizontal:absolute;mso-position-horizontal-relative:margin;mso-position-vertical:absolute;mso-position-vertical-relative:text;mso-width-percent:0;mso-height-percent:0;mso-width-relative:margin;mso-height-relative:margin" o:gfxdata="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" strokecolor="#324b9b" strokeweight="2pt">
+              <v:shape w14:anchorId="06EA47B5" id="Connecteur droit avec flèche 80" o:spid="_x0000_s1026" type="#_x0000_t32" style="position:absolute;margin-left:394.1pt;margin-top:10.15pt;width:132.75pt;height:7.75pt;flip:x;z-index:251655168;visibility:visible;mso-wrap-style:square;mso-width-percent:0;mso-height-percent:0;mso-wrap-distance-left:9pt;mso-wrap-distance-top:0;mso-wrap-distance-right:9pt;mso-wrap-distance-bottom:0;mso-position-horizontal:absolute;mso-position-horizontal-relative:margin;mso-position-vertical:absolute;mso-position-vertical-relative:text;mso-width-percent:0;mso-height-percent:0;mso-width-relative:margin;mso-height-relative:margin" o:gfxdata="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" strokecolor="#324b9b" strokeweight="2pt">
                 <v:stroke endarrow="open" joinstyle="miter"/>
                 <w10:wrap anchorx="margin"/>
               </v:shape>
@@ -9192,16 +9317,16 @@
         <mc:AlternateContent>
           <mc:Choice Requires="wps">
             <w:drawing>
-              <wp:anchor distT="0" distB="0" distL="114300" distR="114300" simplePos="0" relativeHeight="251620352" behindDoc="0" locked="0" layoutInCell="1" allowOverlap="1" wp14:anchorId="1443535D" wp14:editId="5BE50E87">
+              <wp:anchor distT="0" distB="0" distL="114300" distR="114300" simplePos="0" relativeHeight="251620352" behindDoc="0" locked="0" layoutInCell="1" allowOverlap="1" wp14:anchorId="1443535D" wp14:editId="6D4EBF9B">
                 <wp:simplePos x="0" y="0"/>
                 <wp:positionH relativeFrom="margin">
-                  <wp:posOffset>5113020</wp:posOffset>
+                  <wp:posOffset>4748213</wp:posOffset>
                 </wp:positionH>
                 <wp:positionV relativeFrom="paragraph">
-                  <wp:posOffset>3269615</wp:posOffset>
+                  <wp:posOffset>3079115</wp:posOffset>
                 </wp:positionV>
-                <wp:extent cx="872490" cy="407670"/>
-                <wp:effectExtent l="38100" t="0" r="22860" b="68580"/>
+                <wp:extent cx="1123950" cy="174308"/>
+                <wp:effectExtent l="38100" t="0" r="19050" b="92710"/>
                 <wp:wrapNone/>
                 <wp:docPr id="83" name="Connecteur droit avec flèche 83"/>
                 <wp:cNvGraphicFramePr/>
@@ -9212,7 +9337,7 @@
                       <wps:spPr>
                         <a:xfrm flipH="1">
                           <a:off x="0" y="0"/>
-                          <a:ext cx="872490" cy="407670"/>
+                          <a:ext cx="1123950" cy="174308"/>
                         </a:xfrm>
                         <a:prstGeom prst="straightConnector1">
                           <a:avLst/>
@@ -9253,7 +9378,7 @@
           </mc:Choice>
           <mc:Fallback>
             <w:pict>
-              <v:shape w14:anchorId="2783E05B" id="Connecteur droit avec flèche 83" o:spid="_x0000_s1026" type="#_x0000_t32" style="position:absolute;margin-left:402.6pt;margin-top:257.45pt;width:68.7pt;height:32.1pt;flip:x;z-index:251620352;visibility:visible;mso-wrap-style:square;mso-width-percent:0;mso-height-percent:0;mso-wrap-distance-left:9pt;mso-wrap-distance-top:0;mso-wrap-distance-right:9pt;mso-wrap-distance-bottom:0;mso-position-horizontal:absolute;mso-position-horizontal-relative:margin;mso-position-vertical:absolute;mso-position-vertical-relative:text;mso-width-percent:0;mso-height-percent:0;mso-width-relative:margin;mso-height-relative:margin" o:gfxdata="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" strokecolor="#324b9b" strokeweight="2pt">
+              <v:shape w14:anchorId="26C64195" id="Connecteur droit avec flèche 83" o:spid="_x0000_s1026" type="#_x0000_t32" style="position:absolute;margin-left:373.9pt;margin-top:242.45pt;width:88.5pt;height:13.75pt;flip:x;z-index:251620352;visibility:visible;mso-wrap-style:square;mso-width-percent:0;mso-height-percent:0;mso-wrap-distance-left:9pt;mso-wrap-distance-top:0;mso-wrap-distance-right:9pt;mso-wrap-distance-bottom:0;mso-position-horizontal:absolute;mso-position-horizontal-relative:margin;mso-position-vertical:absolute;mso-position-vertical-relative:text;mso-width-percent:0;mso-height-percent:0;mso-width-relative:margin;mso-height-relative:margin" o:gfxdata="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" strokecolor="#324b9b" strokeweight="2pt">
                 <v:stroke endarrow="open" joinstyle="miter"/>
                 <w10:wrap anchorx="margin"/>
               </v:shape>
@@ -9269,7 +9394,260 @@
         <mc:AlternateContent>
           <mc:Choice Requires="wps">
             <w:drawing>
-              <wp:anchor distT="0" distB="0" distL="114300" distR="114300" simplePos="0" relativeHeight="251606016" behindDoc="0" locked="0" layoutInCell="1" allowOverlap="1" wp14:anchorId="0FC539C0" wp14:editId="2847BF0F">
+              <wp:anchor distT="0" distB="0" distL="114300" distR="114300" simplePos="0" relativeHeight="251639808" behindDoc="0" locked="0" layoutInCell="1" allowOverlap="1" wp14:anchorId="50F1A609" wp14:editId="236BE96E">
+                <wp:simplePos x="0" y="0"/>
+                <wp:positionH relativeFrom="margin">
+                  <wp:posOffset>-413702</wp:posOffset>
+                </wp:positionH>
+                <wp:positionV relativeFrom="paragraph">
+                  <wp:posOffset>1955800</wp:posOffset>
+                </wp:positionV>
+                <wp:extent cx="1409700" cy="1343025"/>
+                <wp:effectExtent l="0" t="0" r="0" b="0"/>
+                <wp:wrapNone/>
+                <wp:docPr id="86" name="Zone de texte 86"/>
+                <wp:cNvGraphicFramePr/>
+                <a:graphic xmlns:a="http://schemas.openxmlformats.org/drawingml/2006/main">
+                  <a:graphicData uri="http://schemas.microsoft.com/office/word/2010/wordprocessingShape">
+                    <wps:wsp>
+                      <wps:cNvSpPr txBox="1"/>
+                      <wps:spPr>
+                        <a:xfrm>
+                          <a:off x="0" y="0"/>
+                          <a:ext cx="1409700" cy="1343025"/>
+                        </a:xfrm>
+                        <a:prstGeom prst="rect">
+                          <a:avLst/>
+                        </a:prstGeom>
+                        <a:noFill/>
+                        <a:ln w="6350">
+                          <a:noFill/>
+                        </a:ln>
+                        <a:effectLst/>
+                      </wps:spPr>
+                      <wps:style>
+                        <a:lnRef idx="0">
+                          <a:schemeClr val="accent1"/>
+                        </a:lnRef>
+                        <a:fillRef idx="0">
+                          <a:schemeClr val="accent1"/>
+                        </a:fillRef>
+                        <a:effectRef idx="0">
+                          <a:schemeClr val="accent1"/>
+                        </a:effectRef>
+                        <a:fontRef idx="minor">
+                          <a:schemeClr val="dk1"/>
+                        </a:fontRef>
+                      </wps:style>
+                      <wps:txbx>
+                        <w:txbxContent>
+                          <w:p>
+                            <w:pPr>
+                              <w:jc w:val="right"/>
+                              <w:rPr>
+                                <w:color w:val="324B9B"/>
+                              </w:rPr>
+                            </w:pPr>
+                            <w:proofErr w:type="spellStart"/>
+                            <w:r>
+                              <w:rPr>
+                                <w:color w:val="324B9B"/>
+                              </w:rPr>
+                              <w:t>Temperature</w:t>
+                            </w:r>
+                            <w:proofErr w:type="spellEnd"/>
+                            <w:r>
+                              <w:rPr>
+                                <w:color w:val="324B9B"/>
+                              </w:rPr>
+                              <w:t xml:space="preserve"> </w:t>
+                            </w:r>
+                            <w:proofErr w:type="spellStart"/>
+                            <w:r>
+                              <w:rPr>
+                                <w:color w:val="324B9B"/>
+                              </w:rPr>
+                              <w:t>under</w:t>
+                            </w:r>
+                            <w:proofErr w:type="spellEnd"/>
+                            <w:r>
+                              <w:rPr>
+                                <w:color w:val="324B9B"/>
+                              </w:rPr>
+                              <w:t xml:space="preserve"> the </w:t>
+                            </w:r>
+                            <w:proofErr w:type="spellStart"/>
+                            <w:r>
+                              <w:rPr>
+                                <w:color w:val="324B9B"/>
+                              </w:rPr>
+                              <w:t>cursor</w:t>
+                            </w:r>
+                            <w:proofErr w:type="spellEnd"/>
+                          </w:p>
+                        </w:txbxContent>
+                      </wps:txbx>
+                      <wps:bodyPr rot="0" spcFirstLastPara="0" vertOverflow="overflow" horzOverflow="overflow" vert="horz" wrap="square" lIns="91440" tIns="45720" rIns="91440" bIns="45720" numCol="1" spcCol="0" rtlCol="0" fromWordArt="0" anchor="t" anchorCtr="0" forceAA="0" compatLnSpc="1">
+                        <a:prstTxWarp prst="textNoShape">
+                          <a:avLst/>
+                        </a:prstTxWarp>
+                        <a:noAutofit/>
+                      </wps:bodyPr>
+                    </wps:wsp>
+                  </a:graphicData>
+                </a:graphic>
+                <wp14:sizeRelH relativeFrom="margin">
+                  <wp14:pctWidth>0</wp14:pctWidth>
+                </wp14:sizeRelH>
+                <wp14:sizeRelV relativeFrom="margin">
+                  <wp14:pctHeight>0</wp14:pctHeight>
+                </wp14:sizeRelV>
+              </wp:anchor>
+            </w:drawing>
+          </mc:Choice>
+          <mc:Fallback>
+            <w:pict>
+              <v:shape w14:anchorId="50F1A609" id="Zone de texte 86" o:spid="_x0000_s1056" type="#_x0000_t202" style="position:absolute;margin-left:-32.55pt;margin-top:154pt;width:111pt;height:105.75pt;z-index:251639808;visibility:visible;mso-wrap-style:square;mso-width-percent:0;mso-height-percent:0;mso-wrap-distance-left:9pt;mso-wrap-distance-top:0;mso-wrap-distance-right:9pt;mso-wrap-distance-bottom:0;mso-position-horizontal:absolute;mso-position-horizontal-relative:margin;mso-position-vertical:absolute;mso-position-vertical-relative:text;mso-width-percent:0;mso-height-percent:0;mso-width-relative:margin;mso-height-relative:margin;v-text-anchor:top" o:gfxdata="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" filled="f" stroked="f" strokeweight=".5pt">
+                <v:textbox>
+                  <w:txbxContent>
+                    <w:p>
+                      <w:pPr>
+                        <w:jc w:val="right"/>
+                        <w:rPr>
+                          <w:color w:val="324B9B"/>
+                        </w:rPr>
+                      </w:pPr>
+                      <w:proofErr w:type="spellStart"/>
+                      <w:r>
+                        <w:rPr>
+                          <w:color w:val="324B9B"/>
+                        </w:rPr>
+                        <w:t>Temperature</w:t>
+                      </w:r>
+                      <w:proofErr w:type="spellEnd"/>
+                      <w:r>
+                        <w:rPr>
+                          <w:color w:val="324B9B"/>
+                        </w:rPr>
+                        <w:t xml:space="preserve"> </w:t>
+                      </w:r>
+                      <w:proofErr w:type="spellStart"/>
+                      <w:r>
+                        <w:rPr>
+                          <w:color w:val="324B9B"/>
+                        </w:rPr>
+                        <w:t>under</w:t>
+                      </w:r>
+                      <w:proofErr w:type="spellEnd"/>
+                      <w:r>
+                        <w:rPr>
+                          <w:color w:val="324B9B"/>
+                        </w:rPr>
+                        <w:t xml:space="preserve"> the </w:t>
+                      </w:r>
+                      <w:proofErr w:type="spellStart"/>
+                      <w:r>
+                        <w:rPr>
+                          <w:color w:val="324B9B"/>
+                        </w:rPr>
+                        <w:t>cursor</w:t>
+                      </w:r>
+                      <w:proofErr w:type="spellEnd"/>
+                    </w:p>
+                  </w:txbxContent>
+                </v:textbox>
+                <w10:wrap anchorx="margin"/>
+              </v:shape>
+            </w:pict>
+          </mc:Fallback>
+        </mc:AlternateContent>
+      </w:r>
+      <w:r>
+        <w:rPr>
+          <w:noProof/>
+          <w:lang w:eastAsia="fr-FR"/>
+        </w:rPr>
+        <mc:AlternateContent>
+          <mc:Choice Requires="wps">
+            <w:drawing>
+              <wp:anchor distT="0" distB="0" distL="114300" distR="114300" simplePos="0" relativeHeight="251610112" behindDoc="0" locked="0" layoutInCell="1" allowOverlap="1" wp14:anchorId="71614649" wp14:editId="491B0308">
+                <wp:simplePos x="0" y="0"/>
+                <wp:positionH relativeFrom="margin">
+                  <wp:posOffset>742950</wp:posOffset>
+                </wp:positionH>
+                <wp:positionV relativeFrom="paragraph">
+                  <wp:posOffset>1216978</wp:posOffset>
+                </wp:positionV>
+                <wp:extent cx="1009650" cy="628650"/>
+                <wp:effectExtent l="0" t="38100" r="57150" b="19050"/>
+                <wp:wrapNone/>
+                <wp:docPr id="82" name="Connecteur droit avec flèche 82"/>
+                <wp:cNvGraphicFramePr/>
+                <a:graphic xmlns:a="http://schemas.openxmlformats.org/drawingml/2006/main">
+                  <a:graphicData uri="http://schemas.microsoft.com/office/word/2010/wordprocessingShape">
+                    <wps:wsp>
+                      <wps:cNvCnPr/>
+                      <wps:spPr>
+                        <a:xfrm flipV="1">
+                          <a:off x="0" y="0"/>
+                          <a:ext cx="1009650" cy="628650"/>
+                        </a:xfrm>
+                        <a:prstGeom prst="straightConnector1">
+                          <a:avLst/>
+                        </a:prstGeom>
+                        <a:ln w="25400">
+                          <a:solidFill>
+                            <a:srgbClr val="324B9B"/>
+                          </a:solidFill>
+                          <a:tailEnd type="arrow"/>
+                        </a:ln>
+                      </wps:spPr>
+                      <wps:style>
+                        <a:lnRef idx="1">
+                          <a:schemeClr val="accent1"/>
+                        </a:lnRef>
+                        <a:fillRef idx="0">
+                          <a:schemeClr val="accent1"/>
+                        </a:fillRef>
+                        <a:effectRef idx="0">
+                          <a:schemeClr val="accent1"/>
+                        </a:effectRef>
+                        <a:fontRef idx="minor">
+                          <a:schemeClr val="tx1"/>
+                        </a:fontRef>
+                      </wps:style>
+                      <wps:bodyPr/>
+                    </wps:wsp>
+                  </a:graphicData>
+                </a:graphic>
+                <wp14:sizeRelH relativeFrom="margin">
+                  <wp14:pctWidth>0</wp14:pctWidth>
+                </wp14:sizeRelH>
+                <wp14:sizeRelV relativeFrom="margin">
+                  <wp14:pctHeight>0</wp14:pctHeight>
+                </wp14:sizeRelV>
+              </wp:anchor>
+            </w:drawing>
+          </mc:Choice>
+          <mc:Fallback>
+            <w:pict>
+              <v:shape w14:anchorId="288ABB10" id="Connecteur droit avec flèche 82" o:spid="_x0000_s1026" type="#_x0000_t32" style="position:absolute;margin-left:58.5pt;margin-top:95.85pt;width:79.5pt;height:49.5pt;flip:y;z-index:251610112;visibility:visible;mso-wrap-style:square;mso-width-percent:0;mso-height-percent:0;mso-wrap-distance-left:9pt;mso-wrap-distance-top:0;mso-wrap-distance-right:9pt;mso-wrap-distance-bottom:0;mso-position-horizontal:absolute;mso-position-horizontal-relative:margin;mso-position-vertical:absolute;mso-position-vertical-relative:text;mso-width-percent:0;mso-height-percent:0;mso-width-relative:margin;mso-height-relative:margin" o:gfxdata="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" strokecolor="#324b9b" strokeweight="2pt">
+                <v:stroke endarrow="open" joinstyle="miter"/>
+                <w10:wrap anchorx="margin"/>
+              </v:shape>
+            </w:pict>
+          </mc:Fallback>
+        </mc:AlternateContent>
+      </w:r>
+      <w:r>
+        <w:rPr>
+          <w:noProof/>
+          <w:lang w:eastAsia="fr-FR"/>
+        </w:rPr>
+        <mc:AlternateContent>
+          <mc:Choice Requires="wps">
+            <w:drawing>
+              <wp:anchor distT="0" distB="0" distL="114300" distR="114300" simplePos="0" relativeHeight="251603968" behindDoc="0" locked="0" layoutInCell="1" allowOverlap="1" wp14:anchorId="0FC539C0" wp14:editId="4103C7F6">
                 <wp:simplePos x="0" y="0"/>
                 <wp:positionH relativeFrom="margin">
                   <wp:posOffset>5497830</wp:posOffset>
@@ -9330,7 +9708,7 @@
           </mc:Choice>
           <mc:Fallback>
             <w:pict>
-              <v:shape w14:anchorId="207B1BFE" id="Connecteur droit avec flèche 81" o:spid="_x0000_s1026" type="#_x0000_t32" style="position:absolute;margin-left:432.9pt;margin-top:109.85pt;width:51pt;height:56.1pt;flip:x y;z-index:251606016;visibility:visible;mso-wrap-style:square;mso-width-percent:0;mso-height-percent:0;mso-wrap-distance-left:9pt;mso-wrap-distance-top:0;mso-wrap-distance-right:9pt;mso-wrap-distance-bottom:0;mso-position-horizontal:absolute;mso-position-horizontal-relative:margin;mso-position-vertical:absolute;mso-position-vertical-relative:text;mso-width-percent:0;mso-height-percent:0;mso-width-relative:margin;mso-height-relative:margin" o:gfxdata="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" strokecolor="#324b9b" strokeweight="2pt">
+              <v:shape w14:anchorId="56B75888" id="Connecteur droit avec flèche 81" o:spid="_x0000_s1026" type="#_x0000_t32" style="position:absolute;margin-left:432.9pt;margin-top:109.85pt;width:51pt;height:56.1pt;flip:x y;z-index:251603968;visibility:visible;mso-wrap-style:square;mso-width-percent:0;mso-height-percent:0;mso-wrap-distance-left:9pt;mso-wrap-distance-top:0;mso-wrap-distance-right:9pt;mso-wrap-distance-bottom:0;mso-position-horizontal:absolute;mso-position-horizontal-relative:margin;mso-position-vertical:absolute;mso-position-vertical-relative:text;mso-width-percent:0;mso-height-percent:0;mso-width-relative:margin;mso-height-relative:margin" o:gfxdata="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" strokecolor="#324b9b" strokeweight="2pt">
                 <v:stroke endarrow="open" joinstyle="miter"/>
                 <w10:wrap anchorx="margin"/>
               </v:shape>
@@ -9346,7 +9724,7 @@
         <mc:AlternateContent>
           <mc:Choice Requires="wps">
             <w:drawing>
-              <wp:anchor distT="0" distB="0" distL="114300" distR="114300" simplePos="0" relativeHeight="251633664" behindDoc="0" locked="0" layoutInCell="1" allowOverlap="1" wp14:anchorId="595169A3" wp14:editId="7EAA316A">
+              <wp:anchor distT="0" distB="0" distL="114300" distR="114300" simplePos="0" relativeHeight="251624448" behindDoc="0" locked="0" layoutInCell="1" allowOverlap="1" wp14:anchorId="595169A3" wp14:editId="011989A9">
                 <wp:simplePos x="0" y="0"/>
                 <wp:positionH relativeFrom="margin">
                   <wp:posOffset>5829935</wp:posOffset>
@@ -9444,7 +9822,7 @@
           </mc:Choice>
           <mc:Fallback>
             <w:pict>
-              <v:shape w14:anchorId="595169A3" id="Zone de texte 85" o:spid="_x0000_s1056" type="#_x0000_t202" style="position:absolute;margin-left:459.05pt;margin-top:169.3pt;width:168.75pt;height:25.5pt;z-index:251633664;visibility:visible;mso-wrap-style:square;mso-width-percent:0;mso-height-percent:0;mso-wrap-distance-left:9pt;mso-wrap-distance-top:0;mso-wrap-distance-right:9pt;mso-wrap-distance-bottom:0;mso-position-horizontal:absolute;mso-position-horizontal-relative:margin;mso-position-vertical:absolute;mso-position-vertical-relative:text;mso-width-percent:0;mso-height-percent:0;mso-width-relative:margin;mso-height-relative:margin;v-text-anchor:top" o:gfxdata="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" filled="f" stroked="f" strokeweight=".5pt">
+              <v:shape w14:anchorId="595169A3" id="Zone de texte 85" o:spid="_x0000_s1057" type="#_x0000_t202" style="position:absolute;margin-left:459.05pt;margin-top:169.3pt;width:168.75pt;height:25.5pt;z-index:251624448;visibility:visible;mso-wrap-style:square;mso-width-percent:0;mso-height-percent:0;mso-wrap-distance-left:9pt;mso-wrap-distance-top:0;mso-wrap-distance-right:9pt;mso-wrap-distance-bottom:0;mso-position-horizontal:absolute;mso-position-horizontal-relative:margin;mso-position-vertical:absolute;mso-position-vertical-relative:text;mso-width-percent:0;mso-height-percent:0;mso-width-relative:margin;mso-height-relative:margin;v-text-anchor:top" o:gfxdata="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" filled="f" stroked="f" strokeweight=".5pt">
                 <v:textbox>
                   <w:txbxContent>
                     <w:p>
@@ -9492,260 +9870,7 @@
         <mc:AlternateContent>
           <mc:Choice Requires="wps">
             <w:drawing>
-              <wp:anchor distT="0" distB="0" distL="114300" distR="114300" simplePos="0" relativeHeight="251614208" behindDoc="0" locked="0" layoutInCell="1" allowOverlap="1" wp14:anchorId="71614649" wp14:editId="6DB4A426">
-                <wp:simplePos x="0" y="0"/>
-                <wp:positionH relativeFrom="margin">
-                  <wp:posOffset>1047750</wp:posOffset>
-                </wp:positionH>
-                <wp:positionV relativeFrom="paragraph">
-                  <wp:posOffset>1555115</wp:posOffset>
-                </wp:positionV>
-                <wp:extent cx="1009650" cy="628650"/>
-                <wp:effectExtent l="0" t="38100" r="57150" b="19050"/>
-                <wp:wrapNone/>
-                <wp:docPr id="82" name="Connecteur droit avec flèche 82"/>
-                <wp:cNvGraphicFramePr/>
-                <a:graphic xmlns:a="http://schemas.openxmlformats.org/drawingml/2006/main">
-                  <a:graphicData uri="http://schemas.microsoft.com/office/word/2010/wordprocessingShape">
-                    <wps:wsp>
-                      <wps:cNvCnPr/>
-                      <wps:spPr>
-                        <a:xfrm flipV="1">
-                          <a:off x="0" y="0"/>
-                          <a:ext cx="1009650" cy="628650"/>
-                        </a:xfrm>
-                        <a:prstGeom prst="straightConnector1">
-                          <a:avLst/>
-                        </a:prstGeom>
-                        <a:ln w="25400">
-                          <a:solidFill>
-                            <a:srgbClr val="324B9B"/>
-                          </a:solidFill>
-                          <a:tailEnd type="arrow"/>
-                        </a:ln>
-                      </wps:spPr>
-                      <wps:style>
-                        <a:lnRef idx="1">
-                          <a:schemeClr val="accent1"/>
-                        </a:lnRef>
-                        <a:fillRef idx="0">
-                          <a:schemeClr val="accent1"/>
-                        </a:fillRef>
-                        <a:effectRef idx="0">
-                          <a:schemeClr val="accent1"/>
-                        </a:effectRef>
-                        <a:fontRef idx="minor">
-                          <a:schemeClr val="tx1"/>
-                        </a:fontRef>
-                      </wps:style>
-                      <wps:bodyPr/>
-                    </wps:wsp>
-                  </a:graphicData>
-                </a:graphic>
-                <wp14:sizeRelH relativeFrom="margin">
-                  <wp14:pctWidth>0</wp14:pctWidth>
-                </wp14:sizeRelH>
-                <wp14:sizeRelV relativeFrom="margin">
-                  <wp14:pctHeight>0</wp14:pctHeight>
-                </wp14:sizeRelV>
-              </wp:anchor>
-            </w:drawing>
-          </mc:Choice>
-          <mc:Fallback>
-            <w:pict>
-              <v:shape w14:anchorId="7027BD2B" id="Connecteur droit avec flèche 82" o:spid="_x0000_s1026" type="#_x0000_t32" style="position:absolute;margin-left:82.5pt;margin-top:122.45pt;width:79.5pt;height:49.5pt;flip:y;z-index:251614208;visibility:visible;mso-wrap-style:square;mso-width-percent:0;mso-height-percent:0;mso-wrap-distance-left:9pt;mso-wrap-distance-top:0;mso-wrap-distance-right:9pt;mso-wrap-distance-bottom:0;mso-position-horizontal:absolute;mso-position-horizontal-relative:margin;mso-position-vertical:absolute;mso-position-vertical-relative:text;mso-width-percent:0;mso-height-percent:0;mso-width-relative:margin;mso-height-relative:margin" o:gfxdata="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" strokecolor="#324b9b" strokeweight="2pt">
-                <v:stroke endarrow="open" joinstyle="miter"/>
-                <w10:wrap anchorx="margin"/>
-              </v:shape>
-            </w:pict>
-          </mc:Fallback>
-        </mc:AlternateContent>
-      </w:r>
-      <w:r>
-        <w:rPr>
-          <w:noProof/>
-          <w:lang w:eastAsia="fr-FR"/>
-        </w:rPr>
-        <mc:AlternateContent>
-          <mc:Choice Requires="wps">
-            <w:drawing>
-              <wp:anchor distT="0" distB="0" distL="114300" distR="114300" simplePos="0" relativeHeight="251641856" behindDoc="0" locked="0" layoutInCell="1" allowOverlap="1" wp14:anchorId="50F1A609" wp14:editId="468436AD">
-                <wp:simplePos x="0" y="0"/>
-                <wp:positionH relativeFrom="margin">
-                  <wp:posOffset>-304261</wp:posOffset>
-                </wp:positionH>
-                <wp:positionV relativeFrom="paragraph">
-                  <wp:posOffset>2213466</wp:posOffset>
-                </wp:positionV>
-                <wp:extent cx="1409700" cy="1343025"/>
-                <wp:effectExtent l="0" t="0" r="0" b="0"/>
-                <wp:wrapNone/>
-                <wp:docPr id="86" name="Zone de texte 86"/>
-                <wp:cNvGraphicFramePr/>
-                <a:graphic xmlns:a="http://schemas.openxmlformats.org/drawingml/2006/main">
-                  <a:graphicData uri="http://schemas.microsoft.com/office/word/2010/wordprocessingShape">
-                    <wps:wsp>
-                      <wps:cNvSpPr txBox="1"/>
-                      <wps:spPr>
-                        <a:xfrm>
-                          <a:off x="0" y="0"/>
-                          <a:ext cx="1409700" cy="1343025"/>
-                        </a:xfrm>
-                        <a:prstGeom prst="rect">
-                          <a:avLst/>
-                        </a:prstGeom>
-                        <a:noFill/>
-                        <a:ln w="6350">
-                          <a:noFill/>
-                        </a:ln>
-                        <a:effectLst/>
-                      </wps:spPr>
-                      <wps:style>
-                        <a:lnRef idx="0">
-                          <a:schemeClr val="accent1"/>
-                        </a:lnRef>
-                        <a:fillRef idx="0">
-                          <a:schemeClr val="accent1"/>
-                        </a:fillRef>
-                        <a:effectRef idx="0">
-                          <a:schemeClr val="accent1"/>
-                        </a:effectRef>
-                        <a:fontRef idx="minor">
-                          <a:schemeClr val="dk1"/>
-                        </a:fontRef>
-                      </wps:style>
-                      <wps:txbx>
-                        <w:txbxContent>
-                          <w:p>
-                            <w:pPr>
-                              <w:jc w:val="right"/>
-                              <w:rPr>
-                                <w:color w:val="324B9B"/>
-                              </w:rPr>
-                            </w:pPr>
-                            <w:proofErr w:type="spellStart"/>
-                            <w:r>
-                              <w:rPr>
-                                <w:color w:val="324B9B"/>
-                              </w:rPr>
-                              <w:t>Temperature</w:t>
-                            </w:r>
-                            <w:proofErr w:type="spellEnd"/>
-                            <w:r>
-                              <w:rPr>
-                                <w:color w:val="324B9B"/>
-                              </w:rPr>
-                              <w:t xml:space="preserve"> </w:t>
-                            </w:r>
-                            <w:proofErr w:type="spellStart"/>
-                            <w:r>
-                              <w:rPr>
-                                <w:color w:val="324B9B"/>
-                              </w:rPr>
-                              <w:t>under</w:t>
-                            </w:r>
-                            <w:proofErr w:type="spellEnd"/>
-                            <w:r>
-                              <w:rPr>
-                                <w:color w:val="324B9B"/>
-                              </w:rPr>
-                              <w:t xml:space="preserve"> the </w:t>
-                            </w:r>
-                            <w:proofErr w:type="spellStart"/>
-                            <w:r>
-                              <w:rPr>
-                                <w:color w:val="324B9B"/>
-                              </w:rPr>
-                              <w:t>cursor</w:t>
-                            </w:r>
-                            <w:proofErr w:type="spellEnd"/>
-                          </w:p>
-                        </w:txbxContent>
-                      </wps:txbx>
-                      <wps:bodyPr rot="0" spcFirstLastPara="0" vertOverflow="overflow" horzOverflow="overflow" vert="horz" wrap="square" lIns="91440" tIns="45720" rIns="91440" bIns="45720" numCol="1" spcCol="0" rtlCol="0" fromWordArt="0" anchor="t" anchorCtr="0" forceAA="0" compatLnSpc="1">
-                        <a:prstTxWarp prst="textNoShape">
-                          <a:avLst/>
-                        </a:prstTxWarp>
-                        <a:noAutofit/>
-                      </wps:bodyPr>
-                    </wps:wsp>
-                  </a:graphicData>
-                </a:graphic>
-                <wp14:sizeRelH relativeFrom="margin">
-                  <wp14:pctWidth>0</wp14:pctWidth>
-                </wp14:sizeRelH>
-                <wp14:sizeRelV relativeFrom="margin">
-                  <wp14:pctHeight>0</wp14:pctHeight>
-                </wp14:sizeRelV>
-              </wp:anchor>
-            </w:drawing>
-          </mc:Choice>
-          <mc:Fallback>
-            <w:pict>
-              <v:shape w14:anchorId="50F1A609" id="Zone de texte 86" o:spid="_x0000_s1057" type="#_x0000_t202" style="position:absolute;margin-left:-23.95pt;margin-top:174.3pt;width:111pt;height:105.75pt;z-index:251641856;visibility:visible;mso-wrap-style:square;mso-width-percent:0;mso-height-percent:0;mso-wrap-distance-left:9pt;mso-wrap-distance-top:0;mso-wrap-distance-right:9pt;mso-wrap-distance-bottom:0;mso-position-horizontal:absolute;mso-position-horizontal-relative:margin;mso-position-vertical:absolute;mso-position-vertical-relative:text;mso-width-percent:0;mso-height-percent:0;mso-width-relative:margin;mso-height-relative:margin;v-text-anchor:top" o:gfxdata="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" filled="f" stroked="f" strokeweight=".5pt">
-                <v:textbox>
-                  <w:txbxContent>
-                    <w:p>
-                      <w:pPr>
-                        <w:jc w:val="right"/>
-                        <w:rPr>
-                          <w:color w:val="324B9B"/>
-                        </w:rPr>
-                      </w:pPr>
-                      <w:proofErr w:type="spellStart"/>
-                      <w:r>
-                        <w:rPr>
-                          <w:color w:val="324B9B"/>
-                        </w:rPr>
-                        <w:t>Temperature</w:t>
-                      </w:r>
-                      <w:proofErr w:type="spellEnd"/>
-                      <w:r>
-                        <w:rPr>
-                          <w:color w:val="324B9B"/>
-                        </w:rPr>
-                        <w:t xml:space="preserve"> </w:t>
-                      </w:r>
-                      <w:proofErr w:type="spellStart"/>
-                      <w:r>
-                        <w:rPr>
-                          <w:color w:val="324B9B"/>
-                        </w:rPr>
-                        <w:t>under</w:t>
-                      </w:r>
-                      <w:proofErr w:type="spellEnd"/>
-                      <w:r>
-                        <w:rPr>
-                          <w:color w:val="324B9B"/>
-                        </w:rPr>
-                        <w:t xml:space="preserve"> the </w:t>
-                      </w:r>
-                      <w:proofErr w:type="spellStart"/>
-                      <w:r>
-                        <w:rPr>
-                          <w:color w:val="324B9B"/>
-                        </w:rPr>
-                        <w:t>cursor</w:t>
-                      </w:r>
-                      <w:proofErr w:type="spellEnd"/>
-                    </w:p>
-                  </w:txbxContent>
-                </v:textbox>
-                <w10:wrap anchorx="margin"/>
-              </v:shape>
-            </w:pict>
-          </mc:Fallback>
-        </mc:AlternateContent>
-      </w:r>
-      <w:r>
-        <w:rPr>
-          <w:noProof/>
-          <w:lang w:eastAsia="fr-FR"/>
-        </w:rPr>
-        <mc:AlternateContent>
-          <mc:Choice Requires="wps">
-            <w:drawing>
-              <wp:anchor distT="0" distB="0" distL="114300" distR="114300" simplePos="0" relativeHeight="251704320" behindDoc="0" locked="0" layoutInCell="1" allowOverlap="1" wp14:anchorId="3AF1C390" wp14:editId="23B434EA">
+              <wp:anchor distT="0" distB="0" distL="114300" distR="114300" simplePos="0" relativeHeight="251673600" behindDoc="0" locked="0" layoutInCell="1" allowOverlap="1" wp14:anchorId="3AF1C390" wp14:editId="7A75DD2E">
                 <wp:simplePos x="0" y="0"/>
                 <wp:positionH relativeFrom="margin">
                   <wp:posOffset>6023394</wp:posOffset>
@@ -9827,7 +9952,7 @@
           </mc:Choice>
           <mc:Fallback>
             <w:pict>
-              <v:shape w14:anchorId="3AF1C390" id="Zone de texte 87" o:spid="_x0000_s1058" type="#_x0000_t202" style="position:absolute;margin-left:474.3pt;margin-top:236.45pt;width:168.75pt;height:25.5pt;z-index:251704320;visibility:visible;mso-wrap-style:square;mso-width-percent:0;mso-height-percent:0;mso-wrap-distance-left:9pt;mso-wrap-distance-top:0;mso-wrap-distance-right:9pt;mso-wrap-distance-bottom:0;mso-position-horizontal:absolute;mso-position-horizontal-relative:margin;mso-position-vertical:absolute;mso-position-vertical-relative:text;mso-width-percent:0;mso-height-percent:0;mso-width-relative:margin;mso-height-relative:margin;v-text-anchor:top" o:gfxdata="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" filled="f" stroked="f" strokeweight=".5pt">
+              <v:shape w14:anchorId="3AF1C390" id="Zone de texte 87" o:spid="_x0000_s1058" type="#_x0000_t202" style="position:absolute;margin-left:474.3pt;margin-top:236.45pt;width:168.75pt;height:25.5pt;z-index:251673600;visibility:visible;mso-wrap-style:square;mso-width-percent:0;mso-height-percent:0;mso-wrap-distance-left:9pt;mso-wrap-distance-top:0;mso-wrap-distance-right:9pt;mso-wrap-distance-bottom:0;mso-position-horizontal:absolute;mso-position-horizontal-relative:margin;mso-position-vertical:absolute;mso-position-vertical-relative:text;mso-width-percent:0;mso-height-percent:0;mso-width-relative:margin;mso-height-relative:margin;v-text-anchor:top" o:gfxdata="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" filled="f" stroked="f" strokeweight=".5pt">
                 <v:textbox>
                   <w:txbxContent>
                     <w:p>
@@ -9970,21 +10095,31 @@
         <w:t>.</w:t>
       </w:r>
     </w:p>
+    <w:p/>
     <w:p>
+      <w:pPr>
+        <w:spacing w:after="0" w:line="240" w:lineRule="auto"/>
+        <w:rPr>
+          <w:rFonts w:ascii="Times New Roman" w:eastAsia="Times New Roman" w:hAnsi="Times New Roman" w:cs="Times New Roman"/>
+          <w:sz w:val="24"/>
+          <w:szCs w:val="24"/>
+          <w:lang w:eastAsia="fr-FR"/>
+        </w:rPr>
+      </w:pPr>
       <w:r>
         <w:drawing>
-          <wp:anchor distT="0" distB="0" distL="114300" distR="114300" simplePos="0" relativeHeight="251777024" behindDoc="1" locked="0" layoutInCell="1" allowOverlap="1" wp14:anchorId="0927F25F" wp14:editId="11430495">
+          <wp:anchor distT="0" distB="0" distL="114300" distR="114300" simplePos="0" relativeHeight="251789312" behindDoc="1" locked="0" layoutInCell="1" allowOverlap="1" wp14:anchorId="32B59DAE" wp14:editId="2A674773">
             <wp:simplePos x="0" y="0"/>
             <wp:positionH relativeFrom="column">
-              <wp:posOffset>750570</wp:posOffset>
+              <wp:posOffset>1419225</wp:posOffset>
             </wp:positionH>
             <wp:positionV relativeFrom="paragraph">
-              <wp:posOffset>227965</wp:posOffset>
+              <wp:posOffset>5715</wp:posOffset>
             </wp:positionV>
-            <wp:extent cx="8408670" cy="5549897"/>
-            <wp:effectExtent l="0" t="0" r="0" b="0"/>
+            <wp:extent cx="7500938" cy="4268783"/>
+            <wp:effectExtent l="0" t="0" r="5080" b="0"/>
             <wp:wrapNone/>
-            <wp:docPr id="1451178021" name="Image 1"/>
+            <wp:docPr id="1998804583" name="Image 1"/>
             <wp:cNvGraphicFramePr>
               <a:graphicFrameLocks xmlns:a="http://schemas.openxmlformats.org/drawingml/2006/main" noChangeAspect="1"/>
             </wp:cNvGraphicFramePr>
@@ -9992,7 +10127,7 @@
               <a:graphicData uri="http://schemas.openxmlformats.org/drawingml/2006/picture">
                 <pic:pic xmlns:pic="http://schemas.openxmlformats.org/drawingml/2006/picture">
                   <pic:nvPicPr>
-                    <pic:cNvPr id="1451178021" name=""/>
+                    <pic:cNvPr id="1998804583" name=""/>
                     <pic:cNvPicPr/>
                   </pic:nvPicPr>
                   <pic:blipFill>
@@ -10004,7 +10139,7 @@
                   <pic:spPr>
                     <a:xfrm>
                       <a:off x="0" y="0"/>
-                      <a:ext cx="8408670" cy="5549897"/>
+                      <a:ext cx="7500938" cy="4268783"/>
                     </a:xfrm>
                     <a:prstGeom prst="rect">
                       <a:avLst/>
@@ -10022,17 +10157,6 @@
           </wp:anchor>
         </w:drawing>
       </w:r>
-    </w:p>
-    <w:p>
-      <w:pPr>
-        <w:spacing w:after="0" w:line="240" w:lineRule="auto"/>
-        <w:rPr>
-          <w:rFonts w:ascii="Times New Roman" w:eastAsia="Times New Roman" w:hAnsi="Times New Roman" w:cs="Times New Roman"/>
-          <w:sz w:val="24"/>
-          <w:szCs w:val="24"/>
-          <w:lang w:eastAsia="fr-FR"/>
-        </w:rPr>
-      </w:pPr>
       <w:r>
         <w:rPr>
           <w:noProof/>
@@ -10041,7 +10165,7 @@
         <mc:AlternateContent>
           <mc:Choice Requires="wps">
             <w:drawing>
-              <wp:anchor distT="0" distB="0" distL="114300" distR="114300" simplePos="0" relativeHeight="251665920" behindDoc="0" locked="0" layoutInCell="1" allowOverlap="1" wp14:anchorId="27C5B951" wp14:editId="3EC4FC37">
+              <wp:anchor distT="0" distB="0" distL="114300" distR="114300" simplePos="0" relativeHeight="251664384" behindDoc="0" locked="0" layoutInCell="1" allowOverlap="1" wp14:anchorId="27C5B951" wp14:editId="393B696C">
                 <wp:simplePos x="0" y="0"/>
                 <wp:positionH relativeFrom="margin">
                   <wp:posOffset>6865620</wp:posOffset>
@@ -10145,7 +10269,7 @@
           </mc:Choice>
           <mc:Fallback>
             <w:pict>
-              <v:shape w14:anchorId="27C5B951" id="Zone de texte 90" o:spid="_x0000_s1059" type="#_x0000_t202" style="position:absolute;margin-left:540.6pt;margin-top:.55pt;width:210.75pt;height:65.25pt;z-index:251665920;visibility:visible;mso-wrap-style:square;mso-width-percent:0;mso-height-percent:0;mso-wrap-distance-left:9pt;mso-wrap-distance-top:0;mso-wrap-distance-right:9pt;mso-wrap-distance-bottom:0;mso-position-horizontal:absolute;mso-position-horizontal-relative:margin;mso-position-vertical:absolute;mso-position-vertical-relative:text;mso-width-percent:0;mso-height-percent:0;mso-width-relative:margin;mso-height-relative:margin;v-text-anchor:top" o:gfxdata="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" filled="f" stroked="f" strokeweight=".5pt">
+              <v:shape w14:anchorId="27C5B951" id="Zone de texte 90" o:spid="_x0000_s1059" type="#_x0000_t202" style="position:absolute;margin-left:540.6pt;margin-top:.55pt;width:210.75pt;height:65.25pt;z-index:251664384;visibility:visible;mso-wrap-style:square;mso-width-percent:0;mso-height-percent:0;mso-wrap-distance-left:9pt;mso-wrap-distance-top:0;mso-wrap-distance-right:9pt;mso-wrap-distance-bottom:0;mso-position-horizontal:absolute;mso-position-horizontal-relative:margin;mso-position-vertical:absolute;mso-position-vertical-relative:text;mso-width-percent:0;mso-height-percent:0;mso-width-relative:margin;mso-height-relative:margin;v-text-anchor:top" o:gfxdata="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" filled="f" stroked="f" strokeweight=".5pt">
                 <v:textbox>
                   <w:txbxContent>
                     <w:p>
@@ -10212,7 +10336,7 @@
         <mc:AlternateContent>
           <mc:Choice Requires="wps">
             <w:drawing>
-              <wp:anchor distT="0" distB="0" distL="114300" distR="114300" simplePos="0" relativeHeight="251779072" behindDoc="0" locked="0" layoutInCell="1" allowOverlap="1" wp14:anchorId="620AAB99" wp14:editId="53137C6E">
+              <wp:anchor distT="0" distB="0" distL="114300" distR="114300" simplePos="0" relativeHeight="251677696" behindDoc="0" locked="0" layoutInCell="1" allowOverlap="1" wp14:anchorId="620AAB99" wp14:editId="6220E183">
                 <wp:simplePos x="0" y="0"/>
                 <wp:positionH relativeFrom="margin">
                   <wp:posOffset>6541770</wp:posOffset>
@@ -10273,7 +10397,7 @@
           </mc:Choice>
           <mc:Fallback>
             <w:pict>
-              <v:shape w14:anchorId="4A1AE70B" id="Connecteur droit avec flèche 1023531992" o:spid="_x0000_s1026" type="#_x0000_t32" style="position:absolute;margin-left:515.1pt;margin-top:25.8pt;width:68.7pt;height:32.1pt;flip:x;z-index:251779072;visibility:visible;mso-wrap-style:square;mso-width-percent:0;mso-height-percent:0;mso-wrap-distance-left:9pt;mso-wrap-distance-top:0;mso-wrap-distance-right:9pt;mso-wrap-distance-bottom:0;mso-position-horizontal:absolute;mso-position-horizontal-relative:margin;mso-position-vertical:absolute;mso-position-vertical-relative:text;mso-width-percent:0;mso-height-percent:0;mso-width-relative:margin;mso-height-relative:margin" o:gfxdata="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" strokecolor="#324b9b" strokeweight="2pt">
+              <v:shape w14:anchorId="75C9BF32" id="Connecteur droit avec flèche 1023531992" o:spid="_x0000_s1026" type="#_x0000_t32" style="position:absolute;margin-left:515.1pt;margin-top:25.8pt;width:68.7pt;height:32.1pt;flip:x;z-index:251677696;visibility:visible;mso-wrap-style:square;mso-width-percent:0;mso-height-percent:0;mso-wrap-distance-left:9pt;mso-wrap-distance-top:0;mso-wrap-distance-right:9pt;mso-wrap-distance-bottom:0;mso-position-horizontal:absolute;mso-position-horizontal-relative:margin;mso-position-vertical:absolute;mso-position-vertical-relative:text;mso-width-percent:0;mso-height-percent:0;mso-width-relative:margin;mso-height-relative:margin" o:gfxdata="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" strokecolor="#324b9b" strokeweight="2pt">
                 <v:stroke endarrow="open" joinstyle="miter"/>
                 <w10:wrap anchorx="margin"/>
               </v:shape>
@@ -10384,21 +10508,23 @@
         <w:t xml:space="preserve"> of the software.</w:t>
       </w:r>
     </w:p>
+    <w:p/>
+    <w:p/>
     <w:p>
       <w:r>
         <w:drawing>
-          <wp:anchor distT="0" distB="0" distL="114300" distR="114300" simplePos="0" relativeHeight="251782144" behindDoc="1" locked="0" layoutInCell="1" allowOverlap="1" wp14:anchorId="40766B3E" wp14:editId="2D99598F">
+          <wp:anchor distT="0" distB="0" distL="114300" distR="114300" simplePos="0" relativeHeight="251793408" behindDoc="1" locked="0" layoutInCell="1" allowOverlap="1" wp14:anchorId="5667267F" wp14:editId="572CDBD2">
             <wp:simplePos x="0" y="0"/>
             <wp:positionH relativeFrom="column">
-              <wp:posOffset>815340</wp:posOffset>
+              <wp:posOffset>1257300</wp:posOffset>
             </wp:positionH>
             <wp:positionV relativeFrom="paragraph">
-              <wp:posOffset>137795</wp:posOffset>
+              <wp:posOffset>17145</wp:posOffset>
             </wp:positionV>
-            <wp:extent cx="8037438" cy="5311140"/>
-            <wp:effectExtent l="0" t="0" r="1905" b="3810"/>
+            <wp:extent cx="7696200" cy="4364355"/>
+            <wp:effectExtent l="0" t="0" r="0" b="0"/>
             <wp:wrapNone/>
-            <wp:docPr id="1697810152" name="Image 1"/>
+            <wp:docPr id="1352417040" name="Image 1"/>
             <wp:cNvGraphicFramePr>
               <a:graphicFrameLocks xmlns:a="http://schemas.openxmlformats.org/drawingml/2006/main" noChangeAspect="1"/>
             </wp:cNvGraphicFramePr>
@@ -10406,7 +10532,7 @@
               <a:graphicData uri="http://schemas.openxmlformats.org/drawingml/2006/picture">
                 <pic:pic xmlns:pic="http://schemas.openxmlformats.org/drawingml/2006/picture">
                   <pic:nvPicPr>
-                    <pic:cNvPr id="1697810152" name=""/>
+                    <pic:cNvPr id="1352417040" name=""/>
                     <pic:cNvPicPr/>
                   </pic:nvPicPr>
                   <pic:blipFill>
@@ -10418,7 +10544,7 @@
                   <pic:spPr>
                     <a:xfrm>
                       <a:off x="0" y="0"/>
-                      <a:ext cx="8037438" cy="5311140"/>
+                      <a:ext cx="7696200" cy="4364355"/>
                     </a:xfrm>
                     <a:prstGeom prst="rect">
                       <a:avLst/>
@@ -10437,8 +10563,6 @@
         </w:drawing>
       </w:r>
     </w:p>
-    <w:p/>
-    <w:p/>
     <w:p>
       <w:r>
         <w:rPr>
@@ -10448,7 +10572,181 @@
         <mc:AlternateContent>
           <mc:Choice Requires="wps">
             <w:drawing>
-              <wp:anchor distT="0" distB="0" distL="114300" distR="114300" simplePos="0" relativeHeight="251685888" behindDoc="0" locked="0" layoutInCell="1" allowOverlap="1" wp14:anchorId="2AF96E86" wp14:editId="747D1CEE">
+              <wp:anchor distT="0" distB="0" distL="114300" distR="114300" simplePos="0" relativeHeight="251674624" behindDoc="0" locked="0" layoutInCell="1" allowOverlap="1" wp14:anchorId="4BAA1FD4" wp14:editId="5A94CFBB">
+                <wp:simplePos x="0" y="0"/>
+                <wp:positionH relativeFrom="margin">
+                  <wp:posOffset>1323975</wp:posOffset>
+                </wp:positionH>
+                <wp:positionV relativeFrom="paragraph">
+                  <wp:posOffset>3248342</wp:posOffset>
+                </wp:positionV>
+                <wp:extent cx="1533525" cy="1152525"/>
+                <wp:effectExtent l="0" t="0" r="0" b="0"/>
+                <wp:wrapNone/>
+                <wp:docPr id="95" name="Zone de texte 95"/>
+                <wp:cNvGraphicFramePr/>
+                <a:graphic xmlns:a="http://schemas.openxmlformats.org/drawingml/2006/main">
+                  <a:graphicData uri="http://schemas.microsoft.com/office/word/2010/wordprocessingShape">
+                    <wps:wsp>
+                      <wps:cNvSpPr txBox="1"/>
+                      <wps:spPr>
+                        <a:xfrm>
+                          <a:off x="0" y="0"/>
+                          <a:ext cx="1533525" cy="1152525"/>
+                        </a:xfrm>
+                        <a:prstGeom prst="rect">
+                          <a:avLst/>
+                        </a:prstGeom>
+                        <a:noFill/>
+                        <a:ln w="6350">
+                          <a:noFill/>
+                        </a:ln>
+                        <a:effectLst/>
+                      </wps:spPr>
+                      <wps:style>
+                        <a:lnRef idx="0">
+                          <a:schemeClr val="accent1"/>
+                        </a:lnRef>
+                        <a:fillRef idx="0">
+                          <a:schemeClr val="accent1"/>
+                        </a:fillRef>
+                        <a:effectRef idx="0">
+                          <a:schemeClr val="accent1"/>
+                        </a:effectRef>
+                        <a:fontRef idx="minor">
+                          <a:schemeClr val="dk1"/>
+                        </a:fontRef>
+                      </wps:style>
+                      <wps:txbx>
+                        <w:txbxContent>
+                          <w:p>
+                            <w:pPr>
+                              <w:jc w:val="center"/>
+                              <w:rPr>
+                                <w:color w:val="324B9B"/>
+                              </w:rPr>
+                            </w:pPr>
+                            <w:r>
+                              <w:rPr>
+                                <w:color w:val="324B9B"/>
+                              </w:rPr>
+                              <w:t xml:space="preserve">Surface </w:t>
+                            </w:r>
+                            <w:proofErr w:type="spellStart"/>
+                            <w:r>
+                              <w:rPr>
+                                <w:color w:val="324B9B"/>
+                              </w:rPr>
+                              <w:t>heat</w:t>
+                            </w:r>
+                            <w:proofErr w:type="spellEnd"/>
+                            <w:r>
+                              <w:rPr>
+                                <w:color w:val="324B9B"/>
+                              </w:rPr>
+                              <w:t xml:space="preserve"> flow,</w:t>
+                            </w:r>
+                            <w:r>
+                              <w:rPr>
+                                <w:color w:val="324B9B"/>
+                              </w:rPr>
+                              <w:br/>
+                              <w:t xml:space="preserve">surface </w:t>
+                            </w:r>
+                            <w:proofErr w:type="spellStart"/>
+                            <w:r>
+                              <w:rPr>
+                                <w:color w:val="324B9B"/>
+                              </w:rPr>
+                              <w:t>temperatures</w:t>
+                            </w:r>
+                            <w:proofErr w:type="spellEnd"/>
+                          </w:p>
+                        </w:txbxContent>
+                      </wps:txbx>
+                      <wps:bodyPr rot="0" spcFirstLastPara="0" vertOverflow="overflow" horzOverflow="overflow" vert="horz" wrap="square" lIns="91440" tIns="45720" rIns="91440" bIns="45720" numCol="1" spcCol="0" rtlCol="0" fromWordArt="0" anchor="t" anchorCtr="0" forceAA="0" compatLnSpc="1">
+                        <a:prstTxWarp prst="textNoShape">
+                          <a:avLst/>
+                        </a:prstTxWarp>
+                        <a:noAutofit/>
+                      </wps:bodyPr>
+                    </wps:wsp>
+                  </a:graphicData>
+                </a:graphic>
+                <wp14:sizeRelH relativeFrom="margin">
+                  <wp14:pctWidth>0</wp14:pctWidth>
+                </wp14:sizeRelH>
+                <wp14:sizeRelV relativeFrom="margin">
+                  <wp14:pctHeight>0</wp14:pctHeight>
+                </wp14:sizeRelV>
+              </wp:anchor>
+            </w:drawing>
+          </mc:Choice>
+          <mc:Fallback>
+            <w:pict>
+              <v:shape w14:anchorId="4BAA1FD4" id="Zone de texte 95" o:spid="_x0000_s1060" type="#_x0000_t202" style="position:absolute;margin-left:104.25pt;margin-top:255.75pt;width:120.75pt;height:90.75pt;z-index:251674624;visibility:visible;mso-wrap-style:square;mso-width-percent:0;mso-height-percent:0;mso-wrap-distance-left:9pt;mso-wrap-distance-top:0;mso-wrap-distance-right:9pt;mso-wrap-distance-bottom:0;mso-position-horizontal:absolute;mso-position-horizontal-relative:margin;mso-position-vertical:absolute;mso-position-vertical-relative:text;mso-width-percent:0;mso-height-percent:0;mso-width-relative:margin;mso-height-relative:margin;v-text-anchor:top" o:gfxdata="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" filled="f" stroked="f" strokeweight=".5pt">
+                <v:textbox>
+                  <w:txbxContent>
+                    <w:p>
+                      <w:pPr>
+                        <w:jc w:val="center"/>
+                        <w:rPr>
+                          <w:color w:val="324B9B"/>
+                        </w:rPr>
+                      </w:pPr>
+                      <w:r>
+                        <w:rPr>
+                          <w:color w:val="324B9B"/>
+                        </w:rPr>
+                        <w:t xml:space="preserve">Surface </w:t>
+                      </w:r>
+                      <w:proofErr w:type="spellStart"/>
+                      <w:r>
+                        <w:rPr>
+                          <w:color w:val="324B9B"/>
+                        </w:rPr>
+                        <w:t>heat</w:t>
+                      </w:r>
+                      <w:proofErr w:type="spellEnd"/>
+                      <w:r>
+                        <w:rPr>
+                          <w:color w:val="324B9B"/>
+                        </w:rPr>
+                        <w:t xml:space="preserve"> flow,</w:t>
+                      </w:r>
+                      <w:r>
+                        <w:rPr>
+                          <w:color w:val="324B9B"/>
+                        </w:rPr>
+                        <w:br/>
+                        <w:t xml:space="preserve">surface </w:t>
+                      </w:r>
+                      <w:proofErr w:type="spellStart"/>
+                      <w:r>
+                        <w:rPr>
+                          <w:color w:val="324B9B"/>
+                        </w:rPr>
+                        <w:t>temperatures</w:t>
+                      </w:r>
+                      <w:proofErr w:type="spellEnd"/>
+                    </w:p>
+                  </w:txbxContent>
+                </v:textbox>
+                <w10:wrap anchorx="margin"/>
+              </v:shape>
+            </w:pict>
+          </mc:Fallback>
+        </mc:AlternateContent>
+      </w:r>
+      <w:r>
+        <w:rPr>
+          <w:noProof/>
+          <w:lang w:eastAsia="fr-FR"/>
+        </w:rPr>
+        <mc:AlternateContent>
+          <mc:Choice Requires="wps">
+            <w:drawing>
+              <wp:anchor distT="0" distB="0" distL="114300" distR="114300" simplePos="0" relativeHeight="251672576" behindDoc="0" locked="0" layoutInCell="1" allowOverlap="1" wp14:anchorId="2AF96E86" wp14:editId="760C8D47">
                 <wp:simplePos x="0" y="0"/>
                 <wp:positionH relativeFrom="margin">
                   <wp:posOffset>5335905</wp:posOffset>
@@ -10539,7 +10837,7 @@
           </mc:Choice>
           <mc:Fallback>
             <w:pict>
-              <v:shape w14:anchorId="2AF96E86" id="Zone de texte 94" o:spid="_x0000_s1060" type="#_x0000_t202" style="position:absolute;margin-left:420.15pt;margin-top:183.4pt;width:156.75pt;height:26.25pt;z-index:251685888;visibility:visible;mso-wrap-style:square;mso-width-percent:0;mso-height-percent:0;mso-wrap-distance-left:9pt;mso-wrap-distance-top:0;mso-wrap-distance-right:9pt;mso-wrap-distance-bottom:0;mso-position-horizontal:absolute;mso-position-horizontal-relative:margin;mso-position-vertical:absolute;mso-position-vertical-relative:text;mso-width-percent:0;mso-height-percent:0;mso-width-relative:margin;mso-height-relative:margin;v-text-anchor:top" o:gfxdata="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" filled="f" stroked="f" strokeweight=".5pt">
+              <v:shape w14:anchorId="2AF96E86" id="Zone de texte 94" o:spid="_x0000_s1061" type="#_x0000_t202" style="position:absolute;margin-left:420.15pt;margin-top:183.4pt;width:156.75pt;height:26.25pt;z-index:251672576;visibility:visible;mso-wrap-style:square;mso-width-percent:0;mso-height-percent:0;mso-wrap-distance-left:9pt;mso-wrap-distance-top:0;mso-wrap-distance-right:9pt;mso-wrap-distance-bottom:0;mso-position-horizontal:absolute;mso-position-horizontal-relative:margin;mso-position-vertical:absolute;mso-position-vertical-relative:text;mso-width-percent:0;mso-height-percent:0;mso-width-relative:margin;mso-height-relative:margin;v-text-anchor:top" o:gfxdata="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" filled="f" stroked="f" strokeweight=".5pt">
                 <v:textbox>
                   <w:txbxContent>
                     <w:p>
@@ -10580,7 +10878,7 @@
         <mc:AlternateContent>
           <mc:Choice Requires="wps">
             <w:drawing>
-              <wp:anchor distT="0" distB="0" distL="114300" distR="114300" simplePos="0" relativeHeight="251645952" behindDoc="0" locked="0" layoutInCell="1" allowOverlap="1" wp14:anchorId="2FB996DA" wp14:editId="7020B44D">
+              <wp:anchor distT="0" distB="0" distL="114300" distR="114300" simplePos="0" relativeHeight="251635712" behindDoc="0" locked="0" layoutInCell="1" allowOverlap="1" wp14:anchorId="2FB996DA" wp14:editId="451FD9B7">
                 <wp:simplePos x="0" y="0"/>
                 <wp:positionH relativeFrom="margin">
                   <wp:posOffset>5739765</wp:posOffset>
@@ -10641,7 +10939,7 @@
           </mc:Choice>
           <mc:Fallback>
             <w:pict>
-              <v:shape w14:anchorId="4A3032F4" id="Connecteur droit avec flèche 92" o:spid="_x0000_s1026" type="#_x0000_t32" style="position:absolute;margin-left:451.95pt;margin-top:91.85pt;width:40.5pt;height:81.75pt;flip:x y;z-index:251645952;visibility:visible;mso-wrap-style:square;mso-width-percent:0;mso-height-percent:0;mso-wrap-distance-left:9pt;mso-wrap-distance-top:0;mso-wrap-distance-right:9pt;mso-wrap-distance-bottom:0;mso-position-horizontal:absolute;mso-position-horizontal-relative:margin;mso-position-vertical:absolute;mso-position-vertical-relative:text;mso-width-percent:0;mso-height-percent:0;mso-width-relative:margin;mso-height-relative:margin" o:gfxdata="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" strokecolor="#324b9b" strokeweight="2pt">
+              <v:shape w14:anchorId="4A5B186F" id="Connecteur droit avec flèche 92" o:spid="_x0000_s1026" type="#_x0000_t32" style="position:absolute;margin-left:451.95pt;margin-top:91.85pt;width:40.5pt;height:81.75pt;flip:x y;z-index:251635712;visibility:visible;mso-wrap-style:square;mso-width-percent:0;mso-height-percent:0;mso-wrap-distance-left:9pt;mso-wrap-distance-top:0;mso-wrap-distance-right:9pt;mso-wrap-distance-bottom:0;mso-position-horizontal:absolute;mso-position-horizontal-relative:margin;mso-position-vertical:absolute;mso-position-vertical-relative:text;mso-width-percent:0;mso-height-percent:0;mso-width-relative:margin;mso-height-relative:margin" o:gfxdata="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" strokecolor="#324b9b" strokeweight="2pt">
                 <v:stroke endarrow="open" joinstyle="miter"/>
                 <w10:wrap anchorx="margin"/>
               </v:shape>
@@ -10657,7 +10955,7 @@
         <mc:AlternateContent>
           <mc:Choice Requires="wps">
             <w:drawing>
-              <wp:anchor distT="0" distB="0" distL="114300" distR="114300" simplePos="0" relativeHeight="251663360" behindDoc="0" locked="0" layoutInCell="1" allowOverlap="1" wp14:anchorId="3E9F6576" wp14:editId="51E0533E">
+              <wp:anchor distT="0" distB="0" distL="114300" distR="114300" simplePos="0" relativeHeight="251657216" behindDoc="0" locked="0" layoutInCell="1" allowOverlap="1" wp14:anchorId="3E9F6576" wp14:editId="60ED806C">
                 <wp:simplePos x="0" y="0"/>
                 <wp:positionH relativeFrom="margin">
                   <wp:posOffset>1623060</wp:posOffset>
@@ -10718,7 +11016,7 @@
           </mc:Choice>
           <mc:Fallback>
             <w:pict>
-              <v:shape w14:anchorId="018922BE" id="Connecteur droit avec flèche 93" o:spid="_x0000_s1026" type="#_x0000_t32" style="position:absolute;margin-left:127.8pt;margin-top:206.1pt;width:39.15pt;height:52.2pt;flip:y;z-index:251663360;visibility:visible;mso-wrap-style:square;mso-width-percent:0;mso-height-percent:0;mso-wrap-distance-left:9pt;mso-wrap-distance-top:0;mso-wrap-distance-right:9pt;mso-wrap-distance-bottom:0;mso-position-horizontal:absolute;mso-position-horizontal-relative:margin;mso-position-vertical:absolute;mso-position-vertical-relative:text;mso-width-percent:0;mso-height-percent:0;mso-width-relative:margin;mso-height-relative:margin" o:gfxdata="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" strokecolor="#324b9b" strokeweight="2pt">
+              <v:shape w14:anchorId="4EEF247B" id="Connecteur droit avec flèche 93" o:spid="_x0000_s1026" type="#_x0000_t32" style="position:absolute;margin-left:127.8pt;margin-top:206.1pt;width:39.15pt;height:52.2pt;flip:y;z-index:251657216;visibility:visible;mso-wrap-style:square;mso-width-percent:0;mso-height-percent:0;mso-wrap-distance-left:9pt;mso-wrap-distance-top:0;mso-wrap-distance-right:9pt;mso-wrap-distance-bottom:0;mso-position-horizontal:absolute;mso-position-horizontal-relative:margin;mso-position-vertical:absolute;mso-position-vertical-relative:text;mso-width-percent:0;mso-height-percent:0;mso-width-relative:margin;mso-height-relative:margin" o:gfxdata="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" strokecolor="#324b9b" strokeweight="2pt">
                 <v:stroke endarrow="open" joinstyle="miter"/>
                 <w10:wrap anchorx="margin"/>
               </v:shape>
@@ -10727,180 +11025,6 @@
         </mc:AlternateContent>
       </w:r>
       <w:r>
-        <w:rPr>
-          <w:noProof/>
-          <w:lang w:eastAsia="fr-FR"/>
-        </w:rPr>
-        <mc:AlternateContent>
-          <mc:Choice Requires="wps">
-            <w:drawing>
-              <wp:anchor distT="0" distB="0" distL="114300" distR="114300" simplePos="0" relativeHeight="251698176" behindDoc="0" locked="0" layoutInCell="1" allowOverlap="1" wp14:anchorId="4BAA1FD4" wp14:editId="59327120">
-                <wp:simplePos x="0" y="0"/>
-                <wp:positionH relativeFrom="margin">
-                  <wp:posOffset>876300</wp:posOffset>
-                </wp:positionH>
-                <wp:positionV relativeFrom="paragraph">
-                  <wp:posOffset>3310255</wp:posOffset>
-                </wp:positionV>
-                <wp:extent cx="1533525" cy="1152525"/>
-                <wp:effectExtent l="0" t="0" r="0" b="0"/>
-                <wp:wrapNone/>
-                <wp:docPr id="95" name="Zone de texte 95"/>
-                <wp:cNvGraphicFramePr/>
-                <a:graphic xmlns:a="http://schemas.openxmlformats.org/drawingml/2006/main">
-                  <a:graphicData uri="http://schemas.microsoft.com/office/word/2010/wordprocessingShape">
-                    <wps:wsp>
-                      <wps:cNvSpPr txBox="1"/>
-                      <wps:spPr>
-                        <a:xfrm>
-                          <a:off x="0" y="0"/>
-                          <a:ext cx="1533525" cy="1152525"/>
-                        </a:xfrm>
-                        <a:prstGeom prst="rect">
-                          <a:avLst/>
-                        </a:prstGeom>
-                        <a:noFill/>
-                        <a:ln w="6350">
-                          <a:noFill/>
-                        </a:ln>
-                        <a:effectLst/>
-                      </wps:spPr>
-                      <wps:style>
-                        <a:lnRef idx="0">
-                          <a:schemeClr val="accent1"/>
-                        </a:lnRef>
-                        <a:fillRef idx="0">
-                          <a:schemeClr val="accent1"/>
-                        </a:fillRef>
-                        <a:effectRef idx="0">
-                          <a:schemeClr val="accent1"/>
-                        </a:effectRef>
-                        <a:fontRef idx="minor">
-                          <a:schemeClr val="dk1"/>
-                        </a:fontRef>
-                      </wps:style>
-                      <wps:txbx>
-                        <w:txbxContent>
-                          <w:p>
-                            <w:pPr>
-                              <w:jc w:val="center"/>
-                              <w:rPr>
-                                <w:color w:val="324B9B"/>
-                              </w:rPr>
-                            </w:pPr>
-                            <w:r>
-                              <w:rPr>
-                                <w:color w:val="324B9B"/>
-                              </w:rPr>
-                              <w:t xml:space="preserve">Surface </w:t>
-                            </w:r>
-                            <w:proofErr w:type="spellStart"/>
-                            <w:r>
-                              <w:rPr>
-                                <w:color w:val="324B9B"/>
-                              </w:rPr>
-                              <w:t>heat</w:t>
-                            </w:r>
-                            <w:proofErr w:type="spellEnd"/>
-                            <w:r>
-                              <w:rPr>
-                                <w:color w:val="324B9B"/>
-                              </w:rPr>
-                              <w:t xml:space="preserve"> flow,</w:t>
-                            </w:r>
-                            <w:r>
-                              <w:rPr>
-                                <w:color w:val="324B9B"/>
-                              </w:rPr>
-                              <w:br/>
-                              <w:t xml:space="preserve">surface </w:t>
-                            </w:r>
-                            <w:proofErr w:type="spellStart"/>
-                            <w:r>
-                              <w:rPr>
-                                <w:color w:val="324B9B"/>
-                              </w:rPr>
-                              <w:t>temperatures</w:t>
-                            </w:r>
-                            <w:proofErr w:type="spellEnd"/>
-                          </w:p>
-                        </w:txbxContent>
-                      </wps:txbx>
-                      <wps:bodyPr rot="0" spcFirstLastPara="0" vertOverflow="overflow" horzOverflow="overflow" vert="horz" wrap="square" lIns="91440" tIns="45720" rIns="91440" bIns="45720" numCol="1" spcCol="0" rtlCol="0" fromWordArt="0" anchor="t" anchorCtr="0" forceAA="0" compatLnSpc="1">
-                        <a:prstTxWarp prst="textNoShape">
-                          <a:avLst/>
-                        </a:prstTxWarp>
-                        <a:noAutofit/>
-                      </wps:bodyPr>
-                    </wps:wsp>
-                  </a:graphicData>
-                </a:graphic>
-                <wp14:sizeRelH relativeFrom="margin">
-                  <wp14:pctWidth>0</wp14:pctWidth>
-                </wp14:sizeRelH>
-                <wp14:sizeRelV relativeFrom="margin">
-                  <wp14:pctHeight>0</wp14:pctHeight>
-                </wp14:sizeRelV>
-              </wp:anchor>
-            </w:drawing>
-          </mc:Choice>
-          <mc:Fallback>
-            <w:pict>
-              <v:shape w14:anchorId="4BAA1FD4" id="Zone de texte 95" o:spid="_x0000_s1061" type="#_x0000_t202" style="position:absolute;margin-left:69pt;margin-top:260.65pt;width:120.75pt;height:90.75pt;z-index:251698176;visibility:visible;mso-wrap-style:square;mso-width-percent:0;mso-height-percent:0;mso-wrap-distance-left:9pt;mso-wrap-distance-top:0;mso-wrap-distance-right:9pt;mso-wrap-distance-bottom:0;mso-position-horizontal:absolute;mso-position-horizontal-relative:margin;mso-position-vertical:absolute;mso-position-vertical-relative:text;mso-width-percent:0;mso-height-percent:0;mso-width-relative:margin;mso-height-relative:margin;v-text-anchor:top" o:gfxdata="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" filled="f" stroked="f" strokeweight=".5pt">
-                <v:textbox>
-                  <w:txbxContent>
-                    <w:p>
-                      <w:pPr>
-                        <w:jc w:val="center"/>
-                        <w:rPr>
-                          <w:color w:val="324B9B"/>
-                        </w:rPr>
-                      </w:pPr>
-                      <w:r>
-                        <w:rPr>
-                          <w:color w:val="324B9B"/>
-                        </w:rPr>
-                        <w:t xml:space="preserve">Surface </w:t>
-                      </w:r>
-                      <w:proofErr w:type="spellStart"/>
-                      <w:r>
-                        <w:rPr>
-                          <w:color w:val="324B9B"/>
-                        </w:rPr>
-                        <w:t>heat</w:t>
-                      </w:r>
-                      <w:proofErr w:type="spellEnd"/>
-                      <w:r>
-                        <w:rPr>
-                          <w:color w:val="324B9B"/>
-                        </w:rPr>
-                        <w:t xml:space="preserve"> flow,</w:t>
-                      </w:r>
-                      <w:r>
-                        <w:rPr>
-                          <w:color w:val="324B9B"/>
-                        </w:rPr>
-                        <w:br/>
-                        <w:t xml:space="preserve">surface </w:t>
-                      </w:r>
-                      <w:proofErr w:type="spellStart"/>
-                      <w:r>
-                        <w:rPr>
-                          <w:color w:val="324B9B"/>
-                        </w:rPr>
-                        <w:t>temperatures</w:t>
-                      </w:r>
-                      <w:proofErr w:type="spellEnd"/>
-                    </w:p>
-                  </w:txbxContent>
-                </v:textbox>
-                <w10:wrap anchorx="margin"/>
-              </v:shape>
-            </w:pict>
-          </mc:Fallback>
-        </mc:AlternateContent>
-      </w:r>
-      <w:r>
         <w:br w:type="page"/>
       </w:r>
     </w:p>
@@ -11038,7 +11162,15 @@
       </w:r>
       <w:proofErr w:type="spellEnd"/>
       <w:r>
-        <w:t xml:space="preserve"> as a PDF or </w:t>
+        <w:t xml:space="preserve"> as </w:t>
+      </w:r>
+      <w:proofErr w:type="gramStart"/>
+      <w:r>
+        <w:t>a</w:t>
+      </w:r>
+      <w:proofErr w:type="gramEnd"/>
+      <w:r>
+        <w:t xml:space="preserve"> PDF or </w:t>
       </w:r>
       <w:proofErr w:type="spellStart"/>
       <w:r>
@@ -11059,6 +11191,8 @@
           <w:lang w:eastAsia="fr-FR"/>
         </w:rPr>
       </w:pPr>
+    </w:p>
+    <w:p>
       <w:r>
         <w:rPr>
           <w:rFonts w:ascii="Times New Roman" w:eastAsia="Times New Roman" w:hAnsi="Times New Roman" w:cs="Times New Roman"/>
@@ -11067,18 +11201,18 @@
           <w:lang w:eastAsia="fr-FR"/>
         </w:rPr>
         <w:drawing>
-          <wp:anchor distT="0" distB="0" distL="114300" distR="114300" simplePos="0" relativeHeight="251774976" behindDoc="1" locked="0" layoutInCell="1" allowOverlap="1" wp14:anchorId="6AEE56BA" wp14:editId="555C02E6">
+          <wp:anchor distT="0" distB="0" distL="114300" distR="114300" simplePos="0" relativeHeight="251797504" behindDoc="1" locked="0" layoutInCell="1" allowOverlap="1" wp14:anchorId="713B8502" wp14:editId="5CB16487">
             <wp:simplePos x="0" y="0"/>
             <wp:positionH relativeFrom="column">
-              <wp:posOffset>0</wp:posOffset>
+              <wp:posOffset>985837</wp:posOffset>
             </wp:positionH>
             <wp:positionV relativeFrom="paragraph">
-              <wp:posOffset>1905</wp:posOffset>
+              <wp:posOffset>217805</wp:posOffset>
             </wp:positionV>
-            <wp:extent cx="9777730" cy="5052060"/>
+            <wp:extent cx="8210550" cy="4651294"/>
             <wp:effectExtent l="0" t="0" r="0" b="0"/>
             <wp:wrapNone/>
-            <wp:docPr id="644931972" name="Image 1"/>
+            <wp:docPr id="1542357132" name="Image 1"/>
             <wp:cNvGraphicFramePr>
               <a:graphicFrameLocks xmlns:a="http://schemas.openxmlformats.org/drawingml/2006/main" noChangeAspect="1"/>
             </wp:cNvGraphicFramePr>
@@ -11086,7 +11220,7 @@
               <a:graphicData uri="http://schemas.openxmlformats.org/drawingml/2006/picture">
                 <pic:pic xmlns:pic="http://schemas.openxmlformats.org/drawingml/2006/picture">
                   <pic:nvPicPr>
-                    <pic:cNvPr id="644931972" name=""/>
+                    <pic:cNvPr id="1542357132" name=""/>
                     <pic:cNvPicPr/>
                   </pic:nvPicPr>
                   <pic:blipFill>
@@ -11098,7 +11232,7 @@
                   <pic:spPr>
                     <a:xfrm>
                       <a:off x="0" y="0"/>
-                      <a:ext cx="9777730" cy="5052060"/>
+                      <a:ext cx="8210550" cy="4651294"/>
                     </a:xfrm>
                     <a:prstGeom prst="rect">
                       <a:avLst/>
@@ -11117,7 +11251,6 @@
         </w:drawing>
       </w:r>
     </w:p>
-    <w:p/>
     <w:p>
       <w:r>
         <w:rPr>
@@ -11127,7 +11260,7 @@
         <mc:AlternateContent>
           <mc:Choice Requires="wps">
             <w:drawing>
-              <wp:anchor distT="0" distB="0" distL="114300" distR="114300" simplePos="0" relativeHeight="251675648" behindDoc="0" locked="0" layoutInCell="1" allowOverlap="1" wp14:anchorId="1E669662" wp14:editId="6F1B8F8B">
+              <wp:anchor distT="0" distB="0" distL="114300" distR="114300" simplePos="0" relativeHeight="251669504" behindDoc="0" locked="0" layoutInCell="1" allowOverlap="1" wp14:anchorId="1E669662" wp14:editId="56CC48AA">
                 <wp:simplePos x="0" y="0"/>
                 <wp:positionH relativeFrom="margin">
                   <wp:posOffset>7110095</wp:posOffset>
@@ -11244,7 +11377,7 @@
           </mc:Choice>
           <mc:Fallback>
             <w:pict>
-              <v:shape w14:anchorId="1E669662" id="Zone de texte 100" o:spid="_x0000_s1062" type="#_x0000_t202" style="position:absolute;margin-left:559.85pt;margin-top:2.55pt;width:190.5pt;height:42.75pt;z-index:251675648;visibility:visible;mso-wrap-style:square;mso-width-percent:0;mso-height-percent:0;mso-wrap-distance-left:9pt;mso-wrap-distance-top:0;mso-wrap-distance-right:9pt;mso-wrap-distance-bottom:0;mso-position-horizontal:absolute;mso-position-horizontal-relative:margin;mso-position-vertical:absolute;mso-position-vertical-relative:text;mso-width-percent:0;mso-height-percent:0;mso-width-relative:margin;mso-height-relative:margin;v-text-anchor:top" o:gfxdata="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" filled="f" stroked="f" strokeweight=".5pt">
+              <v:shape w14:anchorId="1E669662" id="Zone de texte 100" o:spid="_x0000_s1062" type="#_x0000_t202" style="position:absolute;margin-left:559.85pt;margin-top:2.55pt;width:190.5pt;height:42.75pt;z-index:251669504;visibility:visible;mso-wrap-style:square;mso-width-percent:0;mso-height-percent:0;mso-wrap-distance-left:9pt;mso-wrap-distance-top:0;mso-wrap-distance-right:9pt;mso-wrap-distance-bottom:0;mso-position-horizontal:absolute;mso-position-horizontal-relative:margin;mso-position-vertical:absolute;mso-position-vertical-relative:text;mso-width-percent:0;mso-height-percent:0;mso-width-relative:margin;mso-height-relative:margin;v-text-anchor:top" o:gfxdata="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" filled="f" stroked="f" strokeweight=".5pt">
                 <v:textbox>
                   <w:txbxContent>
                     <w:p>
@@ -11313,7 +11446,200 @@
         <mc:AlternateContent>
           <mc:Choice Requires="wps">
             <w:drawing>
-              <wp:anchor distT="0" distB="0" distL="114300" distR="114300" simplePos="0" relativeHeight="251667456" behindDoc="0" locked="0" layoutInCell="1" allowOverlap="1" wp14:anchorId="229B367A" wp14:editId="653B3292">
+              <wp:anchor distT="0" distB="0" distL="114300" distR="114300" simplePos="0" relativeHeight="251670528" behindDoc="0" locked="0" layoutInCell="1" allowOverlap="1" wp14:anchorId="20AAFA63" wp14:editId="0BE9DF15">
+                <wp:simplePos x="0" y="0"/>
+                <wp:positionH relativeFrom="margin">
+                  <wp:posOffset>953452</wp:posOffset>
+                </wp:positionH>
+                <wp:positionV relativeFrom="paragraph">
+                  <wp:posOffset>1702118</wp:posOffset>
+                </wp:positionV>
+                <wp:extent cx="1533525" cy="1152525"/>
+                <wp:effectExtent l="0" t="0" r="0" b="0"/>
+                <wp:wrapNone/>
+                <wp:docPr id="99" name="Zone de texte 99"/>
+                <wp:cNvGraphicFramePr/>
+                <a:graphic xmlns:a="http://schemas.openxmlformats.org/drawingml/2006/main">
+                  <a:graphicData uri="http://schemas.microsoft.com/office/word/2010/wordprocessingShape">
+                    <wps:wsp>
+                      <wps:cNvSpPr txBox="1"/>
+                      <wps:spPr>
+                        <a:xfrm>
+                          <a:off x="0" y="0"/>
+                          <a:ext cx="1533525" cy="1152525"/>
+                        </a:xfrm>
+                        <a:prstGeom prst="rect">
+                          <a:avLst/>
+                        </a:prstGeom>
+                        <a:noFill/>
+                        <a:ln w="6350">
+                          <a:noFill/>
+                        </a:ln>
+                        <a:effectLst/>
+                      </wps:spPr>
+                      <wps:style>
+                        <a:lnRef idx="0">
+                          <a:schemeClr val="accent1"/>
+                        </a:lnRef>
+                        <a:fillRef idx="0">
+                          <a:schemeClr val="accent1"/>
+                        </a:fillRef>
+                        <a:effectRef idx="0">
+                          <a:schemeClr val="accent1"/>
+                        </a:effectRef>
+                        <a:fontRef idx="minor">
+                          <a:schemeClr val="dk1"/>
+                        </a:fontRef>
+                      </wps:style>
+                      <wps:txbx>
+                        <w:txbxContent>
+                          <w:p>
+                            <w:pPr>
+                              <w:jc w:val="right"/>
+                              <w:rPr>
+                                <w:color w:val="324B9B"/>
+                              </w:rPr>
+                            </w:pPr>
+                            <w:r>
+                              <w:rPr>
+                                <w:color w:val="324B9B"/>
+                              </w:rPr>
+                              <w:t>Export report as PDF</w:t>
+                            </w:r>
+                          </w:p>
+                        </w:txbxContent>
+                      </wps:txbx>
+                      <wps:bodyPr rot="0" spcFirstLastPara="0" vertOverflow="overflow" horzOverflow="overflow" vert="horz" wrap="square" lIns="91440" tIns="45720" rIns="91440" bIns="45720" numCol="1" spcCol="0" rtlCol="0" fromWordArt="0" anchor="t" anchorCtr="0" forceAA="0" compatLnSpc="1">
+                        <a:prstTxWarp prst="textNoShape">
+                          <a:avLst/>
+                        </a:prstTxWarp>
+                        <a:noAutofit/>
+                      </wps:bodyPr>
+                    </wps:wsp>
+                  </a:graphicData>
+                </a:graphic>
+                <wp14:sizeRelH relativeFrom="margin">
+                  <wp14:pctWidth>0</wp14:pctWidth>
+                </wp14:sizeRelH>
+                <wp14:sizeRelV relativeFrom="margin">
+                  <wp14:pctHeight>0</wp14:pctHeight>
+                </wp14:sizeRelV>
+              </wp:anchor>
+            </w:drawing>
+          </mc:Choice>
+          <mc:Fallback>
+            <w:pict>
+              <v:shape w14:anchorId="20AAFA63" id="Zone de texte 99" o:spid="_x0000_s1063" type="#_x0000_t202" style="position:absolute;margin-left:75.05pt;margin-top:134.05pt;width:120.75pt;height:90.75pt;z-index:251670528;visibility:visible;mso-wrap-style:square;mso-width-percent:0;mso-height-percent:0;mso-wrap-distance-left:9pt;mso-wrap-distance-top:0;mso-wrap-distance-right:9pt;mso-wrap-distance-bottom:0;mso-position-horizontal:absolute;mso-position-horizontal-relative:margin;mso-position-vertical:absolute;mso-position-vertical-relative:text;mso-width-percent:0;mso-height-percent:0;mso-width-relative:margin;mso-height-relative:margin;v-text-anchor:top" o:gfxdata="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" filled="f" stroked="f" strokeweight=".5pt">
+                <v:textbox>
+                  <w:txbxContent>
+                    <w:p>
+                      <w:pPr>
+                        <w:jc w:val="right"/>
+                        <w:rPr>
+                          <w:color w:val="324B9B"/>
+                        </w:rPr>
+                      </w:pPr>
+                      <w:r>
+                        <w:rPr>
+                          <w:color w:val="324B9B"/>
+                        </w:rPr>
+                        <w:t>Export report as PDF</w:t>
+                      </w:r>
+                    </w:p>
+                  </w:txbxContent>
+                </v:textbox>
+                <w10:wrap anchorx="margin"/>
+              </v:shape>
+            </w:pict>
+          </mc:Fallback>
+        </mc:AlternateContent>
+      </w:r>
+      <w:r>
+        <w:rPr>
+          <w:noProof/>
+          <w:lang w:eastAsia="fr-FR"/>
+        </w:rPr>
+        <mc:AlternateContent>
+          <mc:Choice Requires="wps">
+            <w:drawing>
+              <wp:anchor distT="0" distB="0" distL="114300" distR="114300" simplePos="0" relativeHeight="251646976" behindDoc="0" locked="0" layoutInCell="1" allowOverlap="1" wp14:anchorId="72F3FC52" wp14:editId="12A7B345">
+                <wp:simplePos x="0" y="0"/>
+                <wp:positionH relativeFrom="margin">
+                  <wp:posOffset>1894523</wp:posOffset>
+                </wp:positionH>
+                <wp:positionV relativeFrom="paragraph">
+                  <wp:posOffset>1019175</wp:posOffset>
+                </wp:positionV>
+                <wp:extent cx="923925" cy="590550"/>
+                <wp:effectExtent l="0" t="38100" r="47625" b="19050"/>
+                <wp:wrapNone/>
+                <wp:docPr id="97" name="Connecteur droit avec flèche 97"/>
+                <wp:cNvGraphicFramePr/>
+                <a:graphic xmlns:a="http://schemas.openxmlformats.org/drawingml/2006/main">
+                  <a:graphicData uri="http://schemas.microsoft.com/office/word/2010/wordprocessingShape">
+                    <wps:wsp>
+                      <wps:cNvCnPr/>
+                      <wps:spPr>
+                        <a:xfrm flipV="1">
+                          <a:off x="0" y="0"/>
+                          <a:ext cx="923925" cy="590550"/>
+                        </a:xfrm>
+                        <a:prstGeom prst="straightConnector1">
+                          <a:avLst/>
+                        </a:prstGeom>
+                        <a:ln w="25400">
+                          <a:solidFill>
+                            <a:srgbClr val="324B9B"/>
+                          </a:solidFill>
+                          <a:tailEnd type="arrow"/>
+                        </a:ln>
+                      </wps:spPr>
+                      <wps:style>
+                        <a:lnRef idx="1">
+                          <a:schemeClr val="accent1"/>
+                        </a:lnRef>
+                        <a:fillRef idx="0">
+                          <a:schemeClr val="accent1"/>
+                        </a:fillRef>
+                        <a:effectRef idx="0">
+                          <a:schemeClr val="accent1"/>
+                        </a:effectRef>
+                        <a:fontRef idx="minor">
+                          <a:schemeClr val="tx1"/>
+                        </a:fontRef>
+                      </wps:style>
+                      <wps:bodyPr/>
+                    </wps:wsp>
+                  </a:graphicData>
+                </a:graphic>
+                <wp14:sizeRelH relativeFrom="margin">
+                  <wp14:pctWidth>0</wp14:pctWidth>
+                </wp14:sizeRelH>
+                <wp14:sizeRelV relativeFrom="margin">
+                  <wp14:pctHeight>0</wp14:pctHeight>
+                </wp14:sizeRelV>
+              </wp:anchor>
+            </w:drawing>
+          </mc:Choice>
+          <mc:Fallback>
+            <w:pict>
+              <v:shape w14:anchorId="3F579E89" id="Connecteur droit avec flèche 97" o:spid="_x0000_s1026" type="#_x0000_t32" style="position:absolute;margin-left:149.2pt;margin-top:80.25pt;width:72.75pt;height:46.5pt;flip:y;z-index:251646976;visibility:visible;mso-wrap-style:square;mso-width-percent:0;mso-height-percent:0;mso-wrap-distance-left:9pt;mso-wrap-distance-top:0;mso-wrap-distance-right:9pt;mso-wrap-distance-bottom:0;mso-position-horizontal:absolute;mso-position-horizontal-relative:margin;mso-position-vertical:absolute;mso-position-vertical-relative:text;mso-width-percent:0;mso-height-percent:0;mso-width-relative:margin;mso-height-relative:margin" o:gfxdata="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" strokecolor="#324b9b" strokeweight="2pt">
+                <v:stroke endarrow="open" joinstyle="miter"/>
+                <w10:wrap anchorx="margin"/>
+              </v:shape>
+            </w:pict>
+          </mc:Fallback>
+        </mc:AlternateContent>
+      </w:r>
+      <w:r>
+        <w:rPr>
+          <w:noProof/>
+          <w:lang w:eastAsia="fr-FR"/>
+        </w:rPr>
+        <mc:AlternateContent>
+          <mc:Choice Requires="wps">
+            <w:drawing>
+              <wp:anchor distT="0" distB="0" distL="114300" distR="114300" simplePos="0" relativeHeight="251665408" behindDoc="0" locked="0" layoutInCell="1" allowOverlap="1" wp14:anchorId="229B367A" wp14:editId="2CA47F18">
                 <wp:simplePos x="0" y="0"/>
                 <wp:positionH relativeFrom="margin">
                   <wp:posOffset>6446520</wp:posOffset>
@@ -11374,200 +11700,7 @@
           </mc:Choice>
           <mc:Fallback>
             <w:pict>
-              <v:shape w14:anchorId="19CE6B78" id="Connecteur droit avec flèche 98" o:spid="_x0000_s1026" type="#_x0000_t32" style="position:absolute;margin-left:507.6pt;margin-top:19.55pt;width:80.1pt;height:209.4pt;flip:x;z-index:251667456;visibility:visible;mso-wrap-style:square;mso-width-percent:0;mso-height-percent:0;mso-wrap-distance-left:9pt;mso-wrap-distance-top:0;mso-wrap-distance-right:9pt;mso-wrap-distance-bottom:0;mso-position-horizontal:absolute;mso-position-horizontal-relative:margin;mso-position-vertical:absolute;mso-position-vertical-relative:text;mso-width-percent:0;mso-height-percent:0;mso-width-relative:margin;mso-height-relative:margin" o:gfxdata="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" strokecolor="#324b9b" strokeweight="2pt">
-                <v:stroke endarrow="open" joinstyle="miter"/>
-                <w10:wrap anchorx="margin"/>
-              </v:shape>
-            </w:pict>
-          </mc:Fallback>
-        </mc:AlternateContent>
-      </w:r>
-      <w:r>
-        <w:rPr>
-          <w:noProof/>
-          <w:lang w:eastAsia="fr-FR"/>
-        </w:rPr>
-        <mc:AlternateContent>
-          <mc:Choice Requires="wps">
-            <w:drawing>
-              <wp:anchor distT="0" distB="0" distL="114300" distR="114300" simplePos="0" relativeHeight="251673600" behindDoc="0" locked="0" layoutInCell="1" allowOverlap="1" wp14:anchorId="20AAFA63" wp14:editId="63788C9D">
-                <wp:simplePos x="0" y="0"/>
-                <wp:positionH relativeFrom="margin">
-                  <wp:posOffset>43815</wp:posOffset>
-                </wp:positionH>
-                <wp:positionV relativeFrom="paragraph">
-                  <wp:posOffset>1287780</wp:posOffset>
-                </wp:positionV>
-                <wp:extent cx="1533525" cy="1152525"/>
-                <wp:effectExtent l="0" t="0" r="0" b="0"/>
-                <wp:wrapNone/>
-                <wp:docPr id="99" name="Zone de texte 99"/>
-                <wp:cNvGraphicFramePr/>
-                <a:graphic xmlns:a="http://schemas.openxmlformats.org/drawingml/2006/main">
-                  <a:graphicData uri="http://schemas.microsoft.com/office/word/2010/wordprocessingShape">
-                    <wps:wsp>
-                      <wps:cNvSpPr txBox="1"/>
-                      <wps:spPr>
-                        <a:xfrm>
-                          <a:off x="0" y="0"/>
-                          <a:ext cx="1533525" cy="1152525"/>
-                        </a:xfrm>
-                        <a:prstGeom prst="rect">
-                          <a:avLst/>
-                        </a:prstGeom>
-                        <a:noFill/>
-                        <a:ln w="6350">
-                          <a:noFill/>
-                        </a:ln>
-                        <a:effectLst/>
-                      </wps:spPr>
-                      <wps:style>
-                        <a:lnRef idx="0">
-                          <a:schemeClr val="accent1"/>
-                        </a:lnRef>
-                        <a:fillRef idx="0">
-                          <a:schemeClr val="accent1"/>
-                        </a:fillRef>
-                        <a:effectRef idx="0">
-                          <a:schemeClr val="accent1"/>
-                        </a:effectRef>
-                        <a:fontRef idx="minor">
-                          <a:schemeClr val="dk1"/>
-                        </a:fontRef>
-                      </wps:style>
-                      <wps:txbx>
-                        <w:txbxContent>
-                          <w:p>
-                            <w:pPr>
-                              <w:jc w:val="right"/>
-                              <w:rPr>
-                                <w:color w:val="324B9B"/>
-                              </w:rPr>
-                            </w:pPr>
-                            <w:r>
-                              <w:rPr>
-                                <w:color w:val="324B9B"/>
-                              </w:rPr>
-                              <w:t>Export report as PDF</w:t>
-                            </w:r>
-                          </w:p>
-                        </w:txbxContent>
-                      </wps:txbx>
-                      <wps:bodyPr rot="0" spcFirstLastPara="0" vertOverflow="overflow" horzOverflow="overflow" vert="horz" wrap="square" lIns="91440" tIns="45720" rIns="91440" bIns="45720" numCol="1" spcCol="0" rtlCol="0" fromWordArt="0" anchor="t" anchorCtr="0" forceAA="0" compatLnSpc="1">
-                        <a:prstTxWarp prst="textNoShape">
-                          <a:avLst/>
-                        </a:prstTxWarp>
-                        <a:noAutofit/>
-                      </wps:bodyPr>
-                    </wps:wsp>
-                  </a:graphicData>
-                </a:graphic>
-                <wp14:sizeRelH relativeFrom="margin">
-                  <wp14:pctWidth>0</wp14:pctWidth>
-                </wp14:sizeRelH>
-                <wp14:sizeRelV relativeFrom="margin">
-                  <wp14:pctHeight>0</wp14:pctHeight>
-                </wp14:sizeRelV>
-              </wp:anchor>
-            </w:drawing>
-          </mc:Choice>
-          <mc:Fallback>
-            <w:pict>
-              <v:shape w14:anchorId="20AAFA63" id="Zone de texte 99" o:spid="_x0000_s1063" type="#_x0000_t202" style="position:absolute;margin-left:3.45pt;margin-top:101.4pt;width:120.75pt;height:90.75pt;z-index:251673600;visibility:visible;mso-wrap-style:square;mso-width-percent:0;mso-height-percent:0;mso-wrap-distance-left:9pt;mso-wrap-distance-top:0;mso-wrap-distance-right:9pt;mso-wrap-distance-bottom:0;mso-position-horizontal:absolute;mso-position-horizontal-relative:margin;mso-position-vertical:absolute;mso-position-vertical-relative:text;mso-width-percent:0;mso-height-percent:0;mso-width-relative:margin;mso-height-relative:margin;v-text-anchor:top" o:gfxdata="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" filled="f" stroked="f" strokeweight=".5pt">
-                <v:textbox>
-                  <w:txbxContent>
-                    <w:p>
-                      <w:pPr>
-                        <w:jc w:val="right"/>
-                        <w:rPr>
-                          <w:color w:val="324B9B"/>
-                        </w:rPr>
-                      </w:pPr>
-                      <w:r>
-                        <w:rPr>
-                          <w:color w:val="324B9B"/>
-                        </w:rPr>
-                        <w:t>Export report as PDF</w:t>
-                      </w:r>
-                    </w:p>
-                  </w:txbxContent>
-                </v:textbox>
-                <w10:wrap anchorx="margin"/>
-              </v:shape>
-            </w:pict>
-          </mc:Fallback>
-        </mc:AlternateContent>
-      </w:r>
-      <w:r>
-        <w:rPr>
-          <w:noProof/>
-          <w:lang w:eastAsia="fr-FR"/>
-        </w:rPr>
-        <mc:AlternateContent>
-          <mc:Choice Requires="wps">
-            <w:drawing>
-              <wp:anchor distT="0" distB="0" distL="114300" distR="114300" simplePos="0" relativeHeight="251653120" behindDoc="0" locked="0" layoutInCell="1" allowOverlap="1" wp14:anchorId="72F3FC52" wp14:editId="5603483B">
-                <wp:simplePos x="0" y="0"/>
-                <wp:positionH relativeFrom="margin">
-                  <wp:posOffset>1299210</wp:posOffset>
-                </wp:positionH>
-                <wp:positionV relativeFrom="paragraph">
-                  <wp:posOffset>628650</wp:posOffset>
-                </wp:positionV>
-                <wp:extent cx="923925" cy="590550"/>
-                <wp:effectExtent l="0" t="38100" r="47625" b="19050"/>
-                <wp:wrapNone/>
-                <wp:docPr id="97" name="Connecteur droit avec flèche 97"/>
-                <wp:cNvGraphicFramePr/>
-                <a:graphic xmlns:a="http://schemas.openxmlformats.org/drawingml/2006/main">
-                  <a:graphicData uri="http://schemas.microsoft.com/office/word/2010/wordprocessingShape">
-                    <wps:wsp>
-                      <wps:cNvCnPr/>
-                      <wps:spPr>
-                        <a:xfrm flipV="1">
-                          <a:off x="0" y="0"/>
-                          <a:ext cx="923925" cy="590550"/>
-                        </a:xfrm>
-                        <a:prstGeom prst="straightConnector1">
-                          <a:avLst/>
-                        </a:prstGeom>
-                        <a:ln w="25400">
-                          <a:solidFill>
-                            <a:srgbClr val="324B9B"/>
-                          </a:solidFill>
-                          <a:tailEnd type="arrow"/>
-                        </a:ln>
-                      </wps:spPr>
-                      <wps:style>
-                        <a:lnRef idx="1">
-                          <a:schemeClr val="accent1"/>
-                        </a:lnRef>
-                        <a:fillRef idx="0">
-                          <a:schemeClr val="accent1"/>
-                        </a:fillRef>
-                        <a:effectRef idx="0">
-                          <a:schemeClr val="accent1"/>
-                        </a:effectRef>
-                        <a:fontRef idx="minor">
-                          <a:schemeClr val="tx1"/>
-                        </a:fontRef>
-                      </wps:style>
-                      <wps:bodyPr/>
-                    </wps:wsp>
-                  </a:graphicData>
-                </a:graphic>
-                <wp14:sizeRelH relativeFrom="margin">
-                  <wp14:pctWidth>0</wp14:pctWidth>
-                </wp14:sizeRelH>
-                <wp14:sizeRelV relativeFrom="margin">
-                  <wp14:pctHeight>0</wp14:pctHeight>
-                </wp14:sizeRelV>
-              </wp:anchor>
-            </w:drawing>
-          </mc:Choice>
-          <mc:Fallback>
-            <w:pict>
-              <v:shape w14:anchorId="5FF1B722" id="Connecteur droit avec flèche 97" o:spid="_x0000_s1026" type="#_x0000_t32" style="position:absolute;margin-left:102.3pt;margin-top:49.5pt;width:72.75pt;height:46.5pt;flip:y;z-index:251653120;visibility:visible;mso-wrap-style:square;mso-width-percent:0;mso-height-percent:0;mso-wrap-distance-left:9pt;mso-wrap-distance-top:0;mso-wrap-distance-right:9pt;mso-wrap-distance-bottom:0;mso-position-horizontal:absolute;mso-position-horizontal-relative:margin;mso-position-vertical:absolute;mso-position-vertical-relative:text;mso-width-percent:0;mso-height-percent:0;mso-width-relative:margin;mso-height-relative:margin" o:gfxdata="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" strokecolor="#324b9b" strokeweight="2pt">
+              <v:shape w14:anchorId="46B3812B" id="Connecteur droit avec flèche 98" o:spid="_x0000_s1026" type="#_x0000_t32" style="position:absolute;margin-left:507.6pt;margin-top:19.55pt;width:80.1pt;height:209.4pt;flip:x;z-index:251665408;visibility:visible;mso-wrap-style:square;mso-width-percent:0;mso-height-percent:0;mso-wrap-distance-left:9pt;mso-wrap-distance-top:0;mso-wrap-distance-right:9pt;mso-wrap-distance-bottom:0;mso-position-horizontal:absolute;mso-position-horizontal-relative:margin;mso-position-vertical:absolute;mso-position-vertical-relative:text;mso-width-percent:0;mso-height-percent:0;mso-width-relative:margin;mso-height-relative:margin" o:gfxdata="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" strokecolor="#324b9b" strokeweight="2pt">
                 <v:stroke endarrow="open" joinstyle="miter"/>
                 <w10:wrap anchorx="margin"/>
               </v:shape>
@@ -11665,8 +11798,17 @@
           <w:b/>
           <w:color w:val="EC9110"/>
         </w:rPr>
-        <w:t xml:space="preserve"> started!</w:t>
-      </w:r>
+        <w:t xml:space="preserve"> </w:t>
+      </w:r>
+      <w:proofErr w:type="gramStart"/>
+      <w:r>
+        <w:rPr>
+          <w:b/>
+          <w:color w:val="EC9110"/>
+        </w:rPr>
+        <w:t>started!</w:t>
+      </w:r>
+      <w:proofErr w:type="gramEnd"/>
     </w:p>
     <w:sectPr>
       <w:headerReference w:type="default" r:id="rId29"/>
@@ -11852,7 +11994,7 @@
                                       <v:path o:extrusionok="f" gradientshapeok="t" o:connecttype="rect"/>
                                       <o:lock v:ext="edit" aspectratio="t"/>
                                     </v:shapetype>
-                                    <v:shape id="_x0000_i1029" type="#_x0000_t75" style="width:65.4pt;height:39pt">
+                                    <v:shape id="_x0000_i1026" type="#_x0000_t75" style="width:65.25pt;height:39pt">
                                       <v:imagedata r:id="rId1" o:title="conducteo_white_title"/>
                                     </v:shape>
                                   </w:pict>
@@ -11983,7 +12125,7 @@
                               <w:color w:val="FFFFFF" w:themeColor="background1"/>
                             </w:rPr>
                             <w:pict w14:anchorId="22C8CF4C">
-                              <v:shape id="_x0000_i1029" type="#_x0000_t75" style="width:65.4pt;height:39pt">
+                              <v:shape id="_x0000_i1026" type="#_x0000_t75" style="width:65.25pt;height:39pt">
                                 <v:imagedata r:id="rId1" o:title="conducteo_white_title"/>
                               </v:shape>
                             </w:pict>
@@ -12450,6 +12592,7 @@
   <w:style w:type="character" w:default="1" w:styleId="Policepardfaut">
     <w:name w:val="Default Paragraph Font"/>
     <w:uiPriority w:val="1"/>
+    <w:semiHidden/>
     <w:unhideWhenUsed/>
   </w:style>
   <w:style w:type="table" w:default="1" w:styleId="TableauNormal">
